--- a/docs/pie-chart/PieChart_利用手引き.docx
+++ b/docs/pie-chart/PieChart_利用手引き.docx
@@ -18,7 +18,7 @@
           <w:color w:val="20242C"/>
           <w:sz w:val="56"/>
         </w:rPr>
-        <w:t>graph2 利用手引き（CLI）</w:t>
+        <w:t>pie-chart 利用手引き（CLI）</w:t>
       </w:r>
     </w:p>
     <w:p>
@@ -48,11 +48,13 @@
           <w:i w:val="0"/>
           <w:sz w:val="21"/>
         </w:rPr>
-        <w:t>graph2 は CLI とライブラリで使う円グラフ SVG レンダラである。本書は CLI からの生成・一括処理・Excel 入力・ビューア確認の手引き。内部構造は別冊「graph2 詳細設計書」を参照。</w:t>
+        <w:t>pie-chart は CLI とライブラリで使う円グラフ SVG レンダラである。本書は CLI からの生成・一括処理・Excel 入力・DB(SQL Server)入力・ビューア確認・exe 配布の手引き。内部構造は別冊「pie-chart 詳細設計書」を参照。</w:t>
       </w:r>
     </w:p>
     <w:p>
       <w:pPr>
+        <w:keepNext/>
+        <w:keepLines/>
         <w:spacing w:before="200" w:after="60"/>
         <w:pBdr>
           <w:left w:val="single" w:sz="24" w:space="8" w:color="1F5C99"/>
@@ -74,6 +76,7 @@
       <w:pPr>
         <w:spacing w:before="60" w:after="120"/>
         <w:ind w:left="170"/>
+        <w:keepLines/>
         <w:shd w:val="clear" w:color="auto" w:fill="F4F6F8"/>
       </w:pPr>
       <w:r>
@@ -94,6 +97,8 @@
     </w:p>
     <w:p>
       <w:pPr>
+        <w:keepNext/>
+        <w:keepLines/>
         <w:spacing w:before="200" w:after="60"/>
         <w:pBdr>
           <w:left w:val="single" w:sz="24" w:space="8" w:color="1F5C99"/>
@@ -149,7 +154,7 @@
           <w:i w:val="0"/>
           <w:sz w:val="20"/>
         </w:rPr>
-        <w:t>tsx cli.ts &lt;command&gt;</w:t>
+        <w:t>tsx src/cli.ts &lt;command&gt;</w:t>
       </w:r>
       <w:r>
         <w:rPr>
@@ -460,6 +465,7 @@
       <w:pPr>
         <w:spacing w:before="60" w:after="120"/>
         <w:ind w:left="170"/>
+        <w:keepLines/>
         <w:shd w:val="clear" w:color="auto" w:fill="F4F6F8"/>
       </w:pPr>
       <w:r>
@@ -479,6 +485,8 @@
         <w:br/>
         <w:t>npm run cli -- one --xlsx data.xlsx --sheet Sheet1 --range A2:B11 --output-file out/test.svg</w:t>
         <w:br/>
+        <w:t>npm run cli -- one --sql "SELECT 区分, 比率 FROM dbo.資産配分" --db-name usrap --output-file out/test.svg</w:t>
+        <w:br/>
         <w:t>npm run cli -- batch --output-dir out/svg</w:t>
         <w:br/>
         <w:t>npm run cli -- batch --input-dir data --output-dir out/svg</w:t>
@@ -486,6 +494,8 @@
     </w:p>
     <w:p>
       <w:pPr>
+        <w:keepNext/>
+        <w:keepLines/>
         <w:spacing w:before="200" w:after="60"/>
         <w:pBdr>
           <w:left w:val="single" w:sz="24" w:space="8" w:color="1F5C99"/>
@@ -700,6 +710,31 @@
     </w:p>
     <w:p>
       <w:pPr>
+        <w:pStyle w:val="ListBullet"/>
+        <w:spacing w:after="40"/>
+        <w:ind w:left="340"/>
+      </w:pPr>
+      <w:r>
+        <w:rPr>
+          <w:rFonts w:ascii="BIZ UDGothic" w:hAnsi="BIZ UDGothic" w:eastAsia="BIZ UDGothic"/>
+          <w:b w:val="0"/>
+          <w:i w:val="0"/>
+          <w:sz w:val="20"/>
+        </w:rPr>
+        <w:t>--sql &lt;SELECT文&gt;</w:t>
+      </w:r>
+      <w:r>
+        <w:rPr>
+          <w:rFonts w:ascii="BIZ UDPGothic" w:hAnsi="BIZ UDPGothic" w:eastAsia="BIZ UDPGothic"/>
+          <w:b w:val="0"/>
+          <w:i w:val="0"/>
+          <w:sz w:val="21"/>
+        </w:rPr>
+        <w:t xml:space="preserve"> … SQL Server へ SELECT を投げて結果から取り込む（下記 5 章）。</w:t>
+      </w:r>
+    </w:p>
+    <w:p>
+      <w:pPr>
         <w:spacing w:after="80"/>
       </w:pPr>
       <w:r>
@@ -777,6 +812,8 @@
     </w:p>
     <w:p>
       <w:pPr>
+        <w:keepNext/>
+        <w:keepLines/>
         <w:spacing w:before="200" w:after="60"/>
         <w:pBdr>
           <w:left w:val="single" w:sz="24" w:space="8" w:color="1F5C99"/>
@@ -1032,6 +1069,8 @@
     </w:p>
     <w:p>
       <w:pPr>
+        <w:keepNext/>
+        <w:keepLines/>
         <w:spacing w:before="200" w:after="60"/>
         <w:pBdr>
           <w:left w:val="single" w:sz="24" w:space="8" w:color="1F5C99"/>
@@ -1046,7 +1085,607 @@
           <w:color w:val="20242C"/>
           <w:sz w:val="32"/>
         </w:rPr>
-        <w:t>5. 全件生成とビューア確認</w:t>
+        <w:t>5. DB（SQL Server）入力の決まり</w:t>
+      </w:r>
+    </w:p>
+    <w:p>
+      <w:pPr>
+        <w:spacing w:after="80"/>
+      </w:pPr>
+      <w:r>
+        <w:rPr>
+          <w:rFonts w:ascii="BIZ UDGothic" w:hAnsi="BIZ UDGothic" w:eastAsia="BIZ UDGothic"/>
+          <w:b w:val="0"/>
+          <w:i w:val="0"/>
+          <w:sz w:val="20"/>
+        </w:rPr>
+        <w:t>--sql &lt;SELECT文&gt;</w:t>
+      </w:r>
+      <w:r>
+        <w:rPr>
+          <w:rFonts w:ascii="BIZ UDPGothic" w:hAnsi="BIZ UDPGothic" w:eastAsia="BIZ UDPGothic"/>
+          <w:b w:val="0"/>
+          <w:i w:val="0"/>
+          <w:sz w:val="21"/>
+        </w:rPr>
+        <w:t xml:space="preserve"> で SQL Server の結果セットから直接取り込む。接続は </w:t>
+      </w:r>
+      <w:r>
+        <w:rPr>
+          <w:rFonts w:ascii="BIZ UDPGothic" w:hAnsi="BIZ UDPGothic" w:eastAsia="BIZ UDPGothic"/>
+          <w:b/>
+          <w:i w:val="0"/>
+          <w:sz w:val="21"/>
+        </w:rPr>
+        <w:t>Windows 統合認証</w:t>
+      </w:r>
+      <w:r>
+        <w:rPr>
+          <w:rFonts w:ascii="BIZ UDPGothic" w:hAnsi="BIZ UDPGothic" w:eastAsia="BIZ UDPGothic"/>
+          <w:b w:val="0"/>
+          <w:i w:val="0"/>
+          <w:sz w:val="21"/>
+        </w:rPr>
+        <w:t>固定で、資格情報は持たない。</w:t>
+      </w:r>
+    </w:p>
+    <w:p>
+      <w:pPr>
+        <w:pStyle w:val="ListBullet"/>
+        <w:spacing w:after="40"/>
+        <w:ind w:left="340"/>
+      </w:pPr>
+      <w:r>
+        <w:rPr>
+          <w:rFonts w:ascii="BIZ UDPGothic" w:hAnsi="BIZ UDPGothic" w:eastAsia="BIZ UDPGothic"/>
+          <w:b/>
+          <w:i w:val="0"/>
+          <w:sz w:val="21"/>
+        </w:rPr>
+        <w:t>単一の SELECT 文のみ</w:t>
+      </w:r>
+      <w:r>
+        <w:rPr>
+          <w:rFonts w:ascii="BIZ UDPGothic" w:hAnsi="BIZ UDPGothic" w:eastAsia="BIZ UDPGothic"/>
+          <w:b w:val="0"/>
+          <w:i w:val="0"/>
+          <w:sz w:val="21"/>
+        </w:rPr>
+        <w:t xml:space="preserve">。複文（文中 </w:t>
+      </w:r>
+      <w:r>
+        <w:rPr>
+          <w:rFonts w:ascii="BIZ UDGothic" w:hAnsi="BIZ UDGothic" w:eastAsia="BIZ UDGothic"/>
+          <w:b w:val="0"/>
+          <w:i w:val="0"/>
+          <w:sz w:val="20"/>
+        </w:rPr>
+        <w:t>;</w:t>
+      </w:r>
+      <w:r>
+        <w:rPr>
+          <w:rFonts w:ascii="BIZ UDPGothic" w:hAnsi="BIZ UDPGothic" w:eastAsia="BIZ UDPGothic"/>
+          <w:b w:val="0"/>
+          <w:i w:val="0"/>
+          <w:sz w:val="21"/>
+        </w:rPr>
+        <w:t>）・非 SELECT（UPDATE/DELETE 等）は拒否する。</w:t>
+      </w:r>
+    </w:p>
+    <w:p>
+      <w:pPr>
+        <w:pStyle w:val="ListBullet"/>
+        <w:spacing w:after="40"/>
+        <w:ind w:left="340"/>
+      </w:pPr>
+      <w:r>
+        <w:rPr>
+          <w:rFonts w:ascii="BIZ UDPGothic" w:hAnsi="BIZ UDPGothic" w:eastAsia="BIZ UDPGothic"/>
+          <w:b w:val="0"/>
+          <w:i w:val="0"/>
+          <w:sz w:val="21"/>
+        </w:rPr>
+        <w:t>列解決は Excel と同思想。</w:t>
+      </w:r>
+      <w:r>
+        <w:rPr>
+          <w:rFonts w:ascii="BIZ UDGothic" w:hAnsi="BIZ UDGothic" w:eastAsia="BIZ UDGothic"/>
+          <w:b w:val="0"/>
+          <w:i w:val="0"/>
+          <w:sz w:val="20"/>
+        </w:rPr>
+        <w:t>--name-col</w:t>
+      </w:r>
+      <w:r>
+        <w:rPr>
+          <w:rFonts w:ascii="BIZ UDPGothic" w:hAnsi="BIZ UDPGothic" w:eastAsia="BIZ UDPGothic"/>
+          <w:b w:val="0"/>
+          <w:i w:val="0"/>
+          <w:sz w:val="21"/>
+        </w:rPr>
+        <w:t xml:space="preserve"> / </w:t>
+      </w:r>
+      <w:r>
+        <w:rPr>
+          <w:rFonts w:ascii="BIZ UDGothic" w:hAnsi="BIZ UDGothic" w:eastAsia="BIZ UDGothic"/>
+          <w:b w:val="0"/>
+          <w:i w:val="0"/>
+          <w:sz w:val="20"/>
+        </w:rPr>
+        <w:t>--value-col</w:t>
+      </w:r>
+      <w:r>
+        <w:rPr>
+          <w:rFonts w:ascii="BIZ UDPGothic" w:hAnsi="BIZ UDPGothic" w:eastAsia="BIZ UDPGothic"/>
+          <w:b w:val="0"/>
+          <w:i w:val="0"/>
+          <w:sz w:val="21"/>
+        </w:rPr>
+        <w:t xml:space="preserve"> を</w:t>
+      </w:r>
+      <w:r>
+        <w:rPr>
+          <w:rFonts w:ascii="BIZ UDPGothic" w:hAnsi="BIZ UDPGothic" w:eastAsia="BIZ UDPGothic"/>
+          <w:b/>
+          <w:i w:val="0"/>
+          <w:sz w:val="21"/>
+        </w:rPr>
+        <w:t>両方</w:t>
+      </w:r>
+      <w:r>
+        <w:rPr>
+          <w:rFonts w:ascii="BIZ UDPGothic" w:hAnsi="BIZ UDPGothic" w:eastAsia="BIZ UDPGothic"/>
+          <w:b w:val="0"/>
+          <w:i w:val="0"/>
+          <w:sz w:val="21"/>
+        </w:rPr>
+        <w:t>指定すれば列名で、無指定なら結果セットの</w:t>
+      </w:r>
+      <w:r>
+        <w:rPr>
+          <w:rFonts w:ascii="BIZ UDPGothic" w:hAnsi="BIZ UDPGothic" w:eastAsia="BIZ UDPGothic"/>
+          <w:b/>
+          <w:i w:val="0"/>
+          <w:sz w:val="21"/>
+        </w:rPr>
+        <w:t>先頭 2 列</w:t>
+      </w:r>
+      <w:r>
+        <w:rPr>
+          <w:rFonts w:ascii="BIZ UDPGothic" w:hAnsi="BIZ UDPGothic" w:eastAsia="BIZ UDPGothic"/>
+          <w:b w:val="0"/>
+          <w:i w:val="0"/>
+          <w:sz w:val="21"/>
+        </w:rPr>
+        <w:t>を name/value とする（3 列以上で未指定はあいまいエラー）。</w:t>
+      </w:r>
+    </w:p>
+    <w:p>
+      <w:pPr>
+        <w:pStyle w:val="ListBullet"/>
+        <w:spacing w:after="40"/>
+        <w:ind w:left="340"/>
+      </w:pPr>
+      <w:r>
+        <w:rPr>
+          <w:rFonts w:ascii="BIZ UDPGothic" w:hAnsi="BIZ UDPGothic" w:eastAsia="BIZ UDPGothic"/>
+          <w:b w:val="0"/>
+          <w:i w:val="0"/>
+          <w:sz w:val="21"/>
+        </w:rPr>
+        <w:t xml:space="preserve">接続先は </w:t>
+      </w:r>
+      <w:r>
+        <w:rPr>
+          <w:rFonts w:ascii="BIZ UDGothic" w:hAnsi="BIZ UDGothic" w:eastAsia="BIZ UDGothic"/>
+          <w:b w:val="0"/>
+          <w:i w:val="0"/>
+          <w:sz w:val="20"/>
+        </w:rPr>
+        <w:t>--db-server</w:t>
+      </w:r>
+      <w:r>
+        <w:rPr>
+          <w:rFonts w:ascii="BIZ UDPGothic" w:hAnsi="BIZ UDPGothic" w:eastAsia="BIZ UDPGothic"/>
+          <w:b w:val="0"/>
+          <w:i w:val="0"/>
+          <w:sz w:val="21"/>
+        </w:rPr>
+        <w:t xml:space="preserve">（既定 env </w:t>
+      </w:r>
+      <w:r>
+        <w:rPr>
+          <w:rFonts w:ascii="BIZ UDGothic" w:hAnsi="BIZ UDGothic" w:eastAsia="BIZ UDGothic"/>
+          <w:b w:val="0"/>
+          <w:i w:val="0"/>
+          <w:sz w:val="20"/>
+        </w:rPr>
+        <w:t>DB_SERVER</w:t>
+      </w:r>
+      <w:r>
+        <w:rPr>
+          <w:rFonts w:ascii="BIZ UDPGothic" w:hAnsi="BIZ UDPGothic" w:eastAsia="BIZ UDPGothic"/>
+          <w:b w:val="0"/>
+          <w:i w:val="0"/>
+          <w:sz w:val="21"/>
+        </w:rPr>
+        <w:t xml:space="preserve"> / </w:t>
+      </w:r>
+      <w:r>
+        <w:rPr>
+          <w:rFonts w:ascii="BIZ UDGothic" w:hAnsi="BIZ UDGothic" w:eastAsia="BIZ UDGothic"/>
+          <w:b w:val="0"/>
+          <w:i w:val="0"/>
+          <w:sz w:val="20"/>
+        </w:rPr>
+        <w:t>localhost</w:t>
+      </w:r>
+      <w:r>
+        <w:rPr>
+          <w:rFonts w:ascii="BIZ UDPGothic" w:hAnsi="BIZ UDPGothic" w:eastAsia="BIZ UDPGothic"/>
+          <w:b w:val="0"/>
+          <w:i w:val="0"/>
+          <w:sz w:val="21"/>
+        </w:rPr>
+        <w:t>）・</w:t>
+      </w:r>
+      <w:r>
+        <w:rPr>
+          <w:rFonts w:ascii="BIZ UDGothic" w:hAnsi="BIZ UDGothic" w:eastAsia="BIZ UDGothic"/>
+          <w:b w:val="0"/>
+          <w:i w:val="0"/>
+          <w:sz w:val="20"/>
+        </w:rPr>
+        <w:t>--db-name</w:t>
+      </w:r>
+      <w:r>
+        <w:rPr>
+          <w:rFonts w:ascii="BIZ UDPGothic" w:hAnsi="BIZ UDPGothic" w:eastAsia="BIZ UDPGothic"/>
+          <w:b w:val="0"/>
+          <w:i w:val="0"/>
+          <w:sz w:val="21"/>
+        </w:rPr>
+        <w:t xml:space="preserve">（既定 env </w:t>
+      </w:r>
+      <w:r>
+        <w:rPr>
+          <w:rFonts w:ascii="BIZ UDGothic" w:hAnsi="BIZ UDGothic" w:eastAsia="BIZ UDGothic"/>
+          <w:b w:val="0"/>
+          <w:i w:val="0"/>
+          <w:sz w:val="20"/>
+        </w:rPr>
+        <w:t>DB_NAME</w:t>
+      </w:r>
+      <w:r>
+        <w:rPr>
+          <w:rFonts w:ascii="BIZ UDPGothic" w:hAnsi="BIZ UDPGothic" w:eastAsia="BIZ UDPGothic"/>
+          <w:b w:val="0"/>
+          <w:i w:val="0"/>
+          <w:sz w:val="21"/>
+        </w:rPr>
+        <w:t xml:space="preserve">）。ODBC ドライバは既定 </w:t>
+      </w:r>
+      <w:r>
+        <w:rPr>
+          <w:rFonts w:ascii="BIZ UDGothic" w:hAnsi="BIZ UDGothic" w:eastAsia="BIZ UDGothic"/>
+          <w:b w:val="0"/>
+          <w:i w:val="0"/>
+          <w:sz w:val="20"/>
+        </w:rPr>
+        <w:t>ODBC Driver 17 for SQL Server</w:t>
+      </w:r>
+      <w:r>
+        <w:rPr>
+          <w:rFonts w:ascii="BIZ UDPGothic" w:hAnsi="BIZ UDPGothic" w:eastAsia="BIZ UDPGothic"/>
+          <w:b w:val="0"/>
+          <w:i w:val="0"/>
+          <w:sz w:val="21"/>
+        </w:rPr>
+        <w:t xml:space="preserve">（env </w:t>
+      </w:r>
+      <w:r>
+        <w:rPr>
+          <w:rFonts w:ascii="BIZ UDGothic" w:hAnsi="BIZ UDGothic" w:eastAsia="BIZ UDGothic"/>
+          <w:b w:val="0"/>
+          <w:i w:val="0"/>
+          <w:sz w:val="20"/>
+        </w:rPr>
+        <w:t>DB_ODBC_DRIVER</w:t>
+      </w:r>
+      <w:r>
+        <w:rPr>
+          <w:rFonts w:ascii="BIZ UDPGothic" w:hAnsi="BIZ UDPGothic" w:eastAsia="BIZ UDPGothic"/>
+          <w:b w:val="0"/>
+          <w:i w:val="0"/>
+          <w:sz w:val="21"/>
+        </w:rPr>
+        <w:t xml:space="preserve"> で変更可）。</w:t>
+      </w:r>
+    </w:p>
+    <w:tbl>
+      <w:tblPr>
+        <w:tblW w:type="auto" w:w="0"/>
+        <w:tblLook w:firstColumn="1" w:firstRow="1" w:lastColumn="0" w:lastRow="0" w:noHBand="0" w:noVBand="1" w:val="04A0"/>
+      </w:tblPr>
+      <w:tblGrid>
+        <w:gridCol w:w="9746"/>
+      </w:tblGrid>
+      <w:tr>
+        <w:trPr>
+          <w:cantSplit/>
+        </w:trPr>
+        <w:tc>
+          <w:tcPr>
+            <w:tcW w:type="dxa" w:w="9746"/>
+            <w:shd w:val="clear" w:color="auto" w:fill="EAF2FB"/>
+            <w:tcBorders>
+              <w:top w:val="single" w:sz="8" w:space="0" w:color="B9D3EE"/>
+              <w:left w:val="single" w:sz="8" w:space="0" w:color="B9D3EE"/>
+              <w:bottom w:val="single" w:sz="8" w:space="0" w:color="B9D3EE"/>
+              <w:right w:val="single" w:sz="8" w:space="0" w:color="B9D3EE"/>
+            </w:tcBorders>
+          </w:tcPr>
+          <w:p>
+            <w:r>
+              <w:rPr>
+                <w:rFonts w:ascii="BIZ UDPGothic" w:hAnsi="BIZ UDPGothic" w:eastAsia="BIZ UDPGothic"/>
+                <w:b/>
+                <w:i w:val="0"/>
+                <w:color w:val="FFFFFF"/>
+                <w:sz w:val="18"/>
+                <w:shd w:val="clear" w:color="auto" w:fill="1F5C99"/>
+              </w:rPr>
+              <w:t xml:space="preserve"> INFO </w:t>
+            </w:r>
+            <w:r>
+              <w:t xml:space="preserve">  </w:t>
+            </w:r>
+            <w:r>
+              <w:rPr>
+                <w:rFonts w:ascii="BIZ UDPGothic" w:hAnsi="BIZ UDPGothic" w:eastAsia="BIZ UDPGothic"/>
+                <w:b w:val="0"/>
+                <w:i w:val="0"/>
+                <w:color w:val="20242C"/>
+                <w:sz w:val="20"/>
+              </w:rPr>
+              <w:t xml:space="preserve">ネイティブドライバ </w:t>
+            </w:r>
+            <w:r>
+              <w:rPr>
+                <w:rFonts w:ascii="BIZ UDGothic" w:hAnsi="BIZ UDGothic" w:eastAsia="BIZ UDGothic"/>
+                <w:b w:val="0"/>
+                <w:i w:val="0"/>
+                <w:color w:val="20242C"/>
+                <w:sz w:val="19"/>
+              </w:rPr>
+              <w:t>msnodesqlv8</w:t>
+            </w:r>
+            <w:r>
+              <w:rPr>
+                <w:rFonts w:ascii="BIZ UDPGothic" w:hAnsi="BIZ UDPGothic" w:eastAsia="BIZ UDPGothic"/>
+                <w:b w:val="0"/>
+                <w:i w:val="0"/>
+                <w:color w:val="20242C"/>
+                <w:sz w:val="20"/>
+              </w:rPr>
+              <w:t xml:space="preserve"> は </w:t>
+            </w:r>
+            <w:r>
+              <w:rPr>
+                <w:rFonts w:ascii="BIZ UDGothic" w:hAnsi="BIZ UDGothic" w:eastAsia="BIZ UDGothic"/>
+                <w:b w:val="0"/>
+                <w:i w:val="0"/>
+                <w:color w:val="20242C"/>
+                <w:sz w:val="19"/>
+              </w:rPr>
+              <w:t>optionalDependencies</w:t>
+            </w:r>
+            <w:r>
+              <w:rPr>
+                <w:rFonts w:ascii="BIZ UDPGothic" w:hAnsi="BIZ UDPGothic" w:eastAsia="BIZ UDPGothic"/>
+                <w:b w:val="0"/>
+                <w:i w:val="0"/>
+                <w:color w:val="20242C"/>
+                <w:sz w:val="20"/>
+              </w:rPr>
+              <w:t>。</w:t>
+            </w:r>
+            <w:r>
+              <w:rPr>
+                <w:rFonts w:ascii="BIZ UDPGothic" w:hAnsi="BIZ UDPGothic" w:eastAsia="BIZ UDPGothic"/>
+                <w:b/>
+                <w:i w:val="0"/>
+                <w:color w:val="20242C"/>
+                <w:sz w:val="20"/>
+              </w:rPr>
+              <w:t>遅延 require</w:t>
+            </w:r>
+            <w:r>
+              <w:rPr>
+                <w:rFonts w:ascii="BIZ UDPGothic" w:hAnsi="BIZ UDPGothic" w:eastAsia="BIZ UDPGothic"/>
+                <w:b w:val="0"/>
+                <w:i w:val="0"/>
+                <w:color w:val="20242C"/>
+                <w:sz w:val="20"/>
+              </w:rPr>
+              <w:t xml:space="preserve"> のため未導入でも他入力（sample/json/xlsx）と </w:t>
+            </w:r>
+            <w:r>
+              <w:rPr>
+                <w:rFonts w:ascii="BIZ UDGothic" w:hAnsi="BIZ UDGothic" w:eastAsia="BIZ UDGothic"/>
+                <w:b w:val="0"/>
+                <w:i w:val="0"/>
+                <w:color w:val="20242C"/>
+                <w:sz w:val="19"/>
+              </w:rPr>
+              <w:t>tsc</w:t>
+            </w:r>
+            <w:r>
+              <w:rPr>
+                <w:rFonts w:ascii="BIZ UDPGothic" w:hAnsi="BIZ UDPGothic" w:eastAsia="BIZ UDPGothic"/>
+                <w:b w:val="0"/>
+                <w:i w:val="0"/>
+                <w:color w:val="20242C"/>
+                <w:sz w:val="20"/>
+              </w:rPr>
+              <w:t xml:space="preserve"> は動く。DB 入力を使うときだけ導入する。接続・SQL 依存は </w:t>
+            </w:r>
+            <w:r>
+              <w:rPr>
+                <w:rFonts w:ascii="BIZ UDGothic" w:hAnsi="BIZ UDGothic" w:eastAsia="BIZ UDGothic"/>
+                <w:b w:val="0"/>
+                <w:i w:val="0"/>
+                <w:color w:val="20242C"/>
+                <w:sz w:val="19"/>
+              </w:rPr>
+              <w:t>src/db_loader.ts</w:t>
+            </w:r>
+            <w:r>
+              <w:rPr>
+                <w:rFonts w:ascii="BIZ UDPGothic" w:hAnsi="BIZ UDPGothic" w:eastAsia="BIZ UDPGothic"/>
+                <w:b w:val="0"/>
+                <w:i w:val="0"/>
+                <w:color w:val="20242C"/>
+                <w:sz w:val="20"/>
+              </w:rPr>
+              <w:t xml:space="preserve"> に隔離（</w:t>
+            </w:r>
+            <w:r>
+              <w:rPr>
+                <w:rFonts w:ascii="BIZ UDGothic" w:hAnsi="BIZ UDGothic" w:eastAsia="BIZ UDGothic"/>
+                <w:b w:val="0"/>
+                <w:i w:val="0"/>
+                <w:color w:val="20242C"/>
+                <w:sz w:val="19"/>
+              </w:rPr>
+              <w:t>buildConnectionString</w:t>
+            </w:r>
+            <w:r>
+              <w:rPr>
+                <w:rFonts w:ascii="BIZ UDPGothic" w:hAnsi="BIZ UDPGothic" w:eastAsia="BIZ UDPGothic"/>
+                <w:b w:val="0"/>
+                <w:i w:val="0"/>
+                <w:color w:val="20242C"/>
+                <w:sz w:val="20"/>
+              </w:rPr>
+              <w:t xml:space="preserve"> / </w:t>
+            </w:r>
+            <w:r>
+              <w:rPr>
+                <w:rFonts w:ascii="BIZ UDGothic" w:hAnsi="BIZ UDGothic" w:eastAsia="BIZ UDGothic"/>
+                <w:b w:val="0"/>
+                <w:i w:val="0"/>
+                <w:color w:val="20242C"/>
+                <w:sz w:val="19"/>
+              </w:rPr>
+              <w:t>assertSelectOnly</w:t>
+            </w:r>
+            <w:r>
+              <w:rPr>
+                <w:rFonts w:ascii="BIZ UDPGothic" w:hAnsi="BIZ UDPGothic" w:eastAsia="BIZ UDPGothic"/>
+                <w:b w:val="0"/>
+                <w:i w:val="0"/>
+                <w:color w:val="20242C"/>
+                <w:sz w:val="20"/>
+              </w:rPr>
+              <w:t xml:space="preserve"> / </w:t>
+            </w:r>
+            <w:r>
+              <w:rPr>
+                <w:rFonts w:ascii="BIZ UDGothic" w:hAnsi="BIZ UDGothic" w:eastAsia="BIZ UDGothic"/>
+                <w:b w:val="0"/>
+                <w:i w:val="0"/>
+                <w:color w:val="20242C"/>
+                <w:sz w:val="19"/>
+              </w:rPr>
+              <w:t>rowsToItems</w:t>
+            </w:r>
+            <w:r>
+              <w:rPr>
+                <w:rFonts w:ascii="BIZ UDPGothic" w:hAnsi="BIZ UDPGothic" w:eastAsia="BIZ UDPGothic"/>
+                <w:b w:val="0"/>
+                <w:i w:val="0"/>
+                <w:color w:val="20242C"/>
+                <w:sz w:val="20"/>
+              </w:rPr>
+              <w:t xml:space="preserve"> / </w:t>
+            </w:r>
+            <w:r>
+              <w:rPr>
+                <w:rFonts w:ascii="BIZ UDGothic" w:hAnsi="BIZ UDGothic" w:eastAsia="BIZ UDGothic"/>
+                <w:b w:val="0"/>
+                <w:i w:val="0"/>
+                <w:color w:val="20242C"/>
+                <w:sz w:val="19"/>
+              </w:rPr>
+              <w:t>loadDbItems</w:t>
+            </w:r>
+            <w:r>
+              <w:rPr>
+                <w:rFonts w:ascii="BIZ UDPGothic" w:hAnsi="BIZ UDPGothic" w:eastAsia="BIZ UDPGothic"/>
+                <w:b w:val="0"/>
+                <w:i w:val="0"/>
+                <w:color w:val="20242C"/>
+                <w:sz w:val="20"/>
+              </w:rPr>
+              <w:t>）。</w:t>
+            </w:r>
+          </w:p>
+        </w:tc>
+      </w:tr>
+    </w:tbl>
+    <w:p>
+      <w:pPr>
+        <w:spacing w:after="80"/>
+      </w:pPr>
+      <w:r>
+        <w:rPr>
+          <w:rFonts w:ascii="BIZ UDPGothic" w:hAnsi="BIZ UDPGothic" w:eastAsia="BIZ UDPGothic"/>
+          <w:b w:val="0"/>
+          <w:i w:val="0"/>
+          <w:sz w:val="21"/>
+        </w:rPr>
+        <w:t>例:</w:t>
+      </w:r>
+    </w:p>
+    <w:p>
+      <w:pPr>
+        <w:spacing w:before="60" w:after="120"/>
+        <w:ind w:left="170"/>
+        <w:keepLines/>
+        <w:shd w:val="clear" w:color="auto" w:fill="F4F6F8"/>
+      </w:pPr>
+      <w:r>
+        <w:rPr>
+          <w:rFonts w:ascii="BIZ UDGothic" w:hAnsi="BIZ UDGothic" w:eastAsia="BIZ UDGothic"/>
+          <w:b w:val="0"/>
+          <w:i w:val="0"/>
+          <w:sz w:val="17"/>
+        </w:rPr>
+        <w:t>npm run cli -- one --sql "SELECT 区分, 比率 FROM dbo.資産配分" --db-name usrap --output-file out/test.svg</w:t>
+        <w:br/>
+        <w:t>npm run cli -- one --sql "SELECT name AS n, val AS v FROM t" --name-col n --value-col v --output-file out/test.svg</w:t>
+      </w:r>
+    </w:p>
+    <w:p>
+      <w:pPr>
+        <w:keepNext/>
+        <w:keepLines/>
+        <w:spacing w:before="200" w:after="60"/>
+        <w:pBdr>
+          <w:left w:val="single" w:sz="24" w:space="8" w:color="1F5C99"/>
+        </w:pBdr>
+        <w:ind w:left="113"/>
+      </w:pPr>
+      <w:r>
+        <w:rPr>
+          <w:rFonts w:ascii="BIZ UDPGothic" w:hAnsi="BIZ UDPGothic" w:eastAsia="BIZ UDPGothic"/>
+          <w:b/>
+          <w:i w:val="0"/>
+          <w:color w:val="20242C"/>
+          <w:sz w:val="32"/>
+        </w:rPr>
+        <w:t>6. 全件生成とビューア確認</w:t>
       </w:r>
     </w:p>
     <w:p>
@@ -1253,6 +1892,499 @@
         </w:tc>
       </w:tr>
     </w:tbl>
+    <w:p>
+      <w:pPr>
+        <w:keepNext/>
+        <w:keepLines/>
+        <w:spacing w:before="200" w:after="60"/>
+        <w:pBdr>
+          <w:left w:val="single" w:sz="24" w:space="8" w:color="1F5C99"/>
+        </w:pBdr>
+        <w:ind w:left="113"/>
+      </w:pPr>
+      <w:r>
+        <w:rPr>
+          <w:rFonts w:ascii="BIZ UDPGothic" w:hAnsi="BIZ UDPGothic" w:eastAsia="BIZ UDPGothic"/>
+          <w:b/>
+          <w:i w:val="0"/>
+          <w:color w:val="20242C"/>
+          <w:sz w:val="32"/>
+        </w:rPr>
+        <w:t>7. exe 配布（非開発者向け）</w:t>
+      </w:r>
+    </w:p>
+    <w:p>
+      <w:pPr>
+        <w:spacing w:after="80"/>
+      </w:pPr>
+      <w:r>
+        <w:rPr>
+          <w:rFonts w:ascii="BIZ UDPGothic" w:hAnsi="BIZ UDPGothic" w:eastAsia="BIZ UDPGothic"/>
+          <w:b w:val="0"/>
+          <w:i w:val="0"/>
+          <w:sz w:val="21"/>
+        </w:rPr>
+        <w:t>Node も tsx も無い端末へ配るには、</w:t>
+      </w:r>
+      <w:r>
+        <w:rPr>
+          <w:rFonts w:ascii="BIZ UDGothic" w:hAnsi="BIZ UDGothic" w:eastAsia="BIZ UDGothic"/>
+          <w:b w:val="0"/>
+          <w:i w:val="0"/>
+          <w:sz w:val="20"/>
+        </w:rPr>
+        <w:t>npm run build:exe</w:t>
+      </w:r>
+      <w:r>
+        <w:rPr>
+          <w:rFonts w:ascii="BIZ UDPGothic" w:hAnsi="BIZ UDPGothic" w:eastAsia="BIZ UDPGothic"/>
+          <w:b w:val="0"/>
+          <w:i w:val="0"/>
+          <w:sz w:val="21"/>
+        </w:rPr>
+        <w:t>（</w:t>
+      </w:r>
+      <w:r>
+        <w:rPr>
+          <w:rFonts w:ascii="BIZ UDGothic" w:hAnsi="BIZ UDGothic" w:eastAsia="BIZ UDGothic"/>
+          <w:b w:val="0"/>
+          <w:i w:val="0"/>
+          <w:sz w:val="20"/>
+        </w:rPr>
+        <w:t>scripts/build-exe.mjs</w:t>
+      </w:r>
+      <w:r>
+        <w:rPr>
+          <w:rFonts w:ascii="BIZ UDPGothic" w:hAnsi="BIZ UDPGothic" w:eastAsia="BIZ UDPGothic"/>
+          <w:b w:val="0"/>
+          <w:i w:val="0"/>
+          <w:sz w:val="21"/>
+        </w:rPr>
+        <w:t xml:space="preserve">、または </w:t>
+      </w:r>
+      <w:r>
+        <w:rPr>
+          <w:rFonts w:ascii="BIZ UDGothic" w:hAnsi="BIZ UDGothic" w:eastAsia="BIZ UDGothic"/>
+          <w:b w:val="0"/>
+          <w:i w:val="0"/>
+          <w:sz w:val="20"/>
+        </w:rPr>
+        <w:t>scripts/build-exe.bat</w:t>
+      </w:r>
+      <w:r>
+        <w:rPr>
+          <w:rFonts w:ascii="BIZ UDPGothic" w:hAnsi="BIZ UDPGothic" w:eastAsia="BIZ UDPGothic"/>
+          <w:b w:val="0"/>
+          <w:i w:val="0"/>
+          <w:sz w:val="21"/>
+        </w:rPr>
+        <w:t xml:space="preserve"> をダブルクリック）で実行ファイルを生成する。</w:t>
+      </w:r>
+      <w:r>
+        <w:rPr>
+          <w:rFonts w:ascii="BIZ UDPGothic" w:hAnsi="BIZ UDPGothic" w:eastAsia="BIZ UDPGothic"/>
+          <w:b/>
+          <w:i w:val="0"/>
+          <w:sz w:val="21"/>
+        </w:rPr>
+        <w:t>配布物は `dist-exe/` フォルダ一式</w:t>
+      </w:r>
+      <w:r>
+        <w:rPr>
+          <w:rFonts w:ascii="BIZ UDPGothic" w:hAnsi="BIZ UDPGothic" w:eastAsia="BIZ UDPGothic"/>
+          <w:b w:val="0"/>
+          <w:i w:val="0"/>
+          <w:sz w:val="21"/>
+        </w:rPr>
+        <w:t>。</w:t>
+      </w:r>
+    </w:p>
+    <w:p>
+      <w:pPr>
+        <w:spacing w:before="60" w:after="120"/>
+        <w:ind w:left="170"/>
+        <w:keepLines/>
+        <w:shd w:val="clear" w:color="auto" w:fill="F4F6F8"/>
+      </w:pPr>
+      <w:r>
+        <w:rPr>
+          <w:rFonts w:ascii="BIZ UDGothic" w:hAnsi="BIZ UDGothic" w:eastAsia="BIZ UDGothic"/>
+          <w:b w:val="0"/>
+          <w:i w:val="0"/>
+          <w:sz w:val="17"/>
+        </w:rPr>
+        <w:t>dist-exe/</w:t>
+        <w:br/>
+        <w:t>├── pie-chart.exe          — Node SEA 実行体（cli を esbuild で単一 CJS 化して inject）</w:t>
+        <w:br/>
+        <w:t>├── pie-chart-codesign.cer — 自己署名の公開証明書（配布先で信頼登録すると署名が Valid に）</w:t>
+        <w:br/>
+        <w:t>├── fonts/                 — 埋込元の woff2（BIZ UDPGothic 400/700）</w:t>
+        <w:br/>
+        <w:t>└── node_modules/          — subset-font + 依存（harfbuzzjs wasm 等）</w:t>
+      </w:r>
+    </w:p>
+    <w:p>
+      <w:pPr>
+        <w:pStyle w:val="ListBullet"/>
+        <w:spacing w:after="40"/>
+        <w:ind w:left="340"/>
+      </w:pPr>
+      <w:r>
+        <w:rPr>
+          <w:rFonts w:ascii="BIZ UDPGothic" w:hAnsi="BIZ UDPGothic" w:eastAsia="BIZ UDPGothic"/>
+          <w:b w:val="0"/>
+          <w:i w:val="0"/>
+          <w:sz w:val="21"/>
+        </w:rPr>
+        <w:t xml:space="preserve">使い方は CLI と同じ: </w:t>
+      </w:r>
+      <w:r>
+        <w:rPr>
+          <w:rFonts w:ascii="BIZ UDGothic" w:hAnsi="BIZ UDGothic" w:eastAsia="BIZ UDGothic"/>
+          <w:b w:val="0"/>
+          <w:i w:val="0"/>
+          <w:sz w:val="20"/>
+        </w:rPr>
+        <w:t>pie-chart.exe one --sample asset_gbca_pdf_like --output-file t.svg</w:t>
+      </w:r>
+      <w:r>
+        <w:rPr>
+          <w:rFonts w:ascii="BIZ UDPGothic" w:hAnsi="BIZ UDPGothic" w:eastAsia="BIZ UDPGothic"/>
+          <w:b w:val="0"/>
+          <w:i w:val="0"/>
+          <w:sz w:val="21"/>
+        </w:rPr>
+        <w:t xml:space="preserve"> など。出力は tsx 版と </w:t>
+      </w:r>
+      <w:r>
+        <w:rPr>
+          <w:rFonts w:ascii="BIZ UDPGothic" w:hAnsi="BIZ UDPGothic" w:eastAsia="BIZ UDPGothic"/>
+          <w:b/>
+          <w:i w:val="0"/>
+          <w:sz w:val="21"/>
+        </w:rPr>
+        <w:t>byte-identical</w:t>
+      </w:r>
+      <w:r>
+        <w:rPr>
+          <w:rFonts w:ascii="BIZ UDPGothic" w:hAnsi="BIZ UDPGothic" w:eastAsia="BIZ UDPGothic"/>
+          <w:b w:val="0"/>
+          <w:i w:val="0"/>
+          <w:sz w:val="21"/>
+        </w:rPr>
+        <w:t>。</w:t>
+      </w:r>
+    </w:p>
+    <w:p>
+      <w:pPr>
+        <w:pStyle w:val="ListBullet"/>
+        <w:spacing w:after="40"/>
+        <w:ind w:left="340"/>
+      </w:pPr>
+      <w:r>
+        <w:rPr>
+          <w:rFonts w:ascii="BIZ UDPGothic" w:hAnsi="BIZ UDPGothic" w:eastAsia="BIZ UDPGothic"/>
+          <w:b w:val="0"/>
+          <w:i w:val="0"/>
+          <w:sz w:val="21"/>
+        </w:rPr>
+        <w:t xml:space="preserve">フォントと </w:t>
+      </w:r>
+      <w:r>
+        <w:rPr>
+          <w:rFonts w:ascii="BIZ UDGothic" w:hAnsi="BIZ UDGothic" w:eastAsia="BIZ UDGothic"/>
+          <w:b w:val="0"/>
+          <w:i w:val="0"/>
+          <w:sz w:val="20"/>
+        </w:rPr>
+        <w:t>subset-font</w:t>
+      </w:r>
+      <w:r>
+        <w:rPr>
+          <w:rFonts w:ascii="BIZ UDPGothic" w:hAnsi="BIZ UDPGothic" w:eastAsia="BIZ UDPGothic"/>
+          <w:b w:val="0"/>
+          <w:i w:val="0"/>
+          <w:sz w:val="21"/>
+        </w:rPr>
+        <w:t xml:space="preserve"> は exe に埋め込まず</w:t>
+      </w:r>
+      <w:r>
+        <w:rPr>
+          <w:rFonts w:ascii="BIZ UDPGothic" w:hAnsi="BIZ UDPGothic" w:eastAsia="BIZ UDPGothic"/>
+          <w:b/>
+          <w:i w:val="0"/>
+          <w:sz w:val="21"/>
+        </w:rPr>
+        <w:t>外部参照</w:t>
+      </w:r>
+      <w:r>
+        <w:rPr>
+          <w:rFonts w:ascii="BIZ UDPGothic" w:hAnsi="BIZ UDPGothic" w:eastAsia="BIZ UDPGothic"/>
+          <w:b w:val="0"/>
+          <w:i w:val="0"/>
+          <w:sz w:val="21"/>
+        </w:rPr>
+        <w:t>する（</w:t>
+      </w:r>
+      <w:r>
+        <w:rPr>
+          <w:rFonts w:ascii="BIZ UDGothic" w:hAnsi="BIZ UDGothic" w:eastAsia="BIZ UDGothic"/>
+          <w:b w:val="0"/>
+          <w:i w:val="0"/>
+          <w:sz w:val="20"/>
+        </w:rPr>
+        <w:t>fonts/</w:t>
+      </w:r>
+      <w:r>
+        <w:rPr>
+          <w:rFonts w:ascii="BIZ UDPGothic" w:hAnsi="BIZ UDPGothic" w:eastAsia="BIZ UDPGothic"/>
+          <w:b w:val="0"/>
+          <w:i w:val="0"/>
+          <w:sz w:val="21"/>
+        </w:rPr>
+        <w:t xml:space="preserve"> と </w:t>
+      </w:r>
+      <w:r>
+        <w:rPr>
+          <w:rFonts w:ascii="BIZ UDGothic" w:hAnsi="BIZ UDGothic" w:eastAsia="BIZ UDGothic"/>
+          <w:b w:val="0"/>
+          <w:i w:val="0"/>
+          <w:sz w:val="20"/>
+        </w:rPr>
+        <w:t>node_modules</w:t>
+      </w:r>
+      <w:r>
+        <w:rPr>
+          <w:rFonts w:ascii="BIZ UDPGothic" w:hAnsi="BIZ UDPGothic" w:eastAsia="BIZ UDPGothic"/>
+          <w:b w:val="0"/>
+          <w:i w:val="0"/>
+          <w:sz w:val="21"/>
+        </w:rPr>
+        <w:t xml:space="preserve"> を exe と同じ場所に置く）。これによりサブセット埋込が効き出力 SVG が軽い。</w:t>
+      </w:r>
+    </w:p>
+    <w:p>
+      <w:pPr>
+        <w:pStyle w:val="ListBullet"/>
+        <w:spacing w:after="40"/>
+        <w:ind w:left="340"/>
+      </w:pPr>
+      <w:r>
+        <w:rPr>
+          <w:rFonts w:ascii="BIZ UDPGothic" w:hAnsi="BIZ UDPGothic" w:eastAsia="BIZ UDPGothic"/>
+          <w:b w:val="0"/>
+          <w:i w:val="0"/>
+          <w:sz w:val="21"/>
+        </w:rPr>
+        <w:t xml:space="preserve">ビルド時（Windows）に </w:t>
+      </w:r>
+      <w:r>
+        <w:rPr>
+          <w:rFonts w:ascii="BIZ UDGothic" w:hAnsi="BIZ UDGothic" w:eastAsia="BIZ UDGothic"/>
+          <w:b w:val="0"/>
+          <w:i w:val="0"/>
+          <w:sz w:val="20"/>
+        </w:rPr>
+        <w:t>scripts/sign-exe.ps1</w:t>
+      </w:r>
+      <w:r>
+        <w:rPr>
+          <w:rFonts w:ascii="BIZ UDPGothic" w:hAnsi="BIZ UDPGothic" w:eastAsia="BIZ UDPGothic"/>
+          <w:b w:val="0"/>
+          <w:i w:val="0"/>
+          <w:sz w:val="21"/>
+        </w:rPr>
+        <w:t xml:space="preserve"> が exe を</w:t>
+      </w:r>
+      <w:r>
+        <w:rPr>
+          <w:rFonts w:ascii="BIZ UDPGothic" w:hAnsi="BIZ UDPGothic" w:eastAsia="BIZ UDPGothic"/>
+          <w:b/>
+          <w:i w:val="0"/>
+          <w:sz w:val="21"/>
+        </w:rPr>
+        <w:t>自己署名</w:t>
+      </w:r>
+      <w:r>
+        <w:rPr>
+          <w:rFonts w:ascii="BIZ UDPGothic" w:hAnsi="BIZ UDPGothic" w:eastAsia="BIZ UDPGothic"/>
+          <w:b w:val="0"/>
+          <w:i w:val="0"/>
+          <w:sz w:val="21"/>
+        </w:rPr>
+        <w:t xml:space="preserve">で SHA256 署名する。SmartScreen を抑止するには配布先で同梱 </w:t>
+      </w:r>
+      <w:r>
+        <w:rPr>
+          <w:rFonts w:ascii="BIZ UDGothic" w:hAnsi="BIZ UDGothic" w:eastAsia="BIZ UDGothic"/>
+          <w:b w:val="0"/>
+          <w:i w:val="0"/>
+          <w:sz w:val="20"/>
+        </w:rPr>
+        <w:t>pie-chart-codesign.cer</w:t>
+      </w:r>
+      <w:r>
+        <w:rPr>
+          <w:rFonts w:ascii="BIZ UDPGothic" w:hAnsi="BIZ UDPGothic" w:eastAsia="BIZ UDPGothic"/>
+          <w:b w:val="0"/>
+          <w:i w:val="0"/>
+          <w:sz w:val="21"/>
+        </w:rPr>
+        <w:t xml:space="preserve"> を信頼登録する（管理者権限）:</w:t>
+      </w:r>
+    </w:p>
+    <w:p>
+      <w:pPr>
+        <w:spacing w:before="60" w:after="120"/>
+        <w:ind w:left="170"/>
+        <w:keepLines/>
+        <w:shd w:val="clear" w:color="auto" w:fill="F4F6F8"/>
+      </w:pPr>
+      <w:r>
+        <w:rPr>
+          <w:rFonts w:ascii="BIZ UDGothic" w:hAnsi="BIZ UDGothic" w:eastAsia="BIZ UDGothic"/>
+          <w:b w:val="0"/>
+          <w:i w:val="0"/>
+          <w:sz w:val="17"/>
+        </w:rPr>
+        <w:t>certutil -addstore Root pie-chart-codesign.cer</w:t>
+        <w:br/>
+        <w:t>certutil -addstore TrustedPublisher pie-chart-codesign.cer</w:t>
+      </w:r>
+    </w:p>
+    <w:tbl>
+      <w:tblPr>
+        <w:tblW w:type="auto" w:w="0"/>
+        <w:tblLook w:firstColumn="1" w:firstRow="1" w:lastColumn="0" w:lastRow="0" w:noHBand="0" w:noVBand="1" w:val="04A0"/>
+      </w:tblPr>
+      <w:tblGrid>
+        <w:gridCol w:w="9746"/>
+      </w:tblGrid>
+      <w:tr>
+        <w:trPr>
+          <w:cantSplit/>
+        </w:trPr>
+        <w:tc>
+          <w:tcPr>
+            <w:tcW w:type="dxa" w:w="9746"/>
+            <w:shd w:val="clear" w:color="auto" w:fill="EAF2FB"/>
+            <w:tcBorders>
+              <w:top w:val="single" w:sz="8" w:space="0" w:color="B9D3EE"/>
+              <w:left w:val="single" w:sz="8" w:space="0" w:color="B9D3EE"/>
+              <w:bottom w:val="single" w:sz="8" w:space="0" w:color="B9D3EE"/>
+              <w:right w:val="single" w:sz="8" w:space="0" w:color="B9D3EE"/>
+            </w:tcBorders>
+          </w:tcPr>
+          <w:p>
+            <w:r>
+              <w:rPr>
+                <w:rFonts w:ascii="BIZ UDPGothic" w:hAnsi="BIZ UDPGothic" w:eastAsia="BIZ UDPGothic"/>
+                <w:b/>
+                <w:i w:val="0"/>
+                <w:color w:val="FFFFFF"/>
+                <w:sz w:val="18"/>
+                <w:shd w:val="clear" w:color="auto" w:fill="1F5C99"/>
+              </w:rPr>
+              <w:t xml:space="preserve"> INFO </w:t>
+            </w:r>
+            <w:r>
+              <w:t xml:space="preserve">  </w:t>
+            </w:r>
+            <w:r>
+              <w:rPr>
+                <w:rFonts w:ascii="BIZ UDPGothic" w:hAnsi="BIZ UDPGothic" w:eastAsia="BIZ UDPGothic"/>
+                <w:b w:val="0"/>
+                <w:i w:val="0"/>
+                <w:color w:val="20242C"/>
+                <w:sz w:val="20"/>
+              </w:rPr>
+              <w:t>DB 入力（</w:t>
+            </w:r>
+            <w:r>
+              <w:rPr>
+                <w:rFonts w:ascii="BIZ UDGothic" w:hAnsi="BIZ UDGothic" w:eastAsia="BIZ UDGothic"/>
+                <w:b w:val="0"/>
+                <w:i w:val="0"/>
+                <w:color w:val="20242C"/>
+                <w:sz w:val="19"/>
+              </w:rPr>
+              <w:t>--sql</w:t>
+            </w:r>
+            <w:r>
+              <w:rPr>
+                <w:rFonts w:ascii="BIZ UDPGothic" w:hAnsi="BIZ UDPGothic" w:eastAsia="BIZ UDPGothic"/>
+                <w:b w:val="0"/>
+                <w:i w:val="0"/>
+                <w:color w:val="20242C"/>
+                <w:sz w:val="20"/>
+              </w:rPr>
+              <w:t xml:space="preserve">）はネイティブ </w:t>
+            </w:r>
+            <w:r>
+              <w:rPr>
+                <w:rFonts w:ascii="BIZ UDGothic" w:hAnsi="BIZ UDGothic" w:eastAsia="BIZ UDGothic"/>
+                <w:b w:val="0"/>
+                <w:i w:val="0"/>
+                <w:color w:val="20242C"/>
+                <w:sz w:val="19"/>
+              </w:rPr>
+              <w:t>msnodesqlv8</w:t>
+            </w:r>
+            <w:r>
+              <w:rPr>
+                <w:rFonts w:ascii="BIZ UDPGothic" w:hAnsi="BIZ UDPGothic" w:eastAsia="BIZ UDPGothic"/>
+                <w:b w:val="0"/>
+                <w:i w:val="0"/>
+                <w:color w:val="20242C"/>
+                <w:sz w:val="20"/>
+              </w:rPr>
+              <w:t xml:space="preserve"> を要するため exe には含めない。利用時は </w:t>
+            </w:r>
+            <w:r>
+              <w:rPr>
+                <w:rFonts w:ascii="BIZ UDGothic" w:hAnsi="BIZ UDGothic" w:eastAsia="BIZ UDGothic"/>
+                <w:b w:val="0"/>
+                <w:i w:val="0"/>
+                <w:color w:val="20242C"/>
+                <w:sz w:val="19"/>
+              </w:rPr>
+              <w:t>dist-exe/node_modules</w:t>
+            </w:r>
+            <w:r>
+              <w:rPr>
+                <w:rFonts w:ascii="BIZ UDPGothic" w:hAnsi="BIZ UDPGothic" w:eastAsia="BIZ UDPGothic"/>
+                <w:b w:val="0"/>
+                <w:i w:val="0"/>
+                <w:color w:val="20242C"/>
+                <w:sz w:val="20"/>
+              </w:rPr>
+              <w:t xml:space="preserve"> へ </w:t>
+            </w:r>
+            <w:r>
+              <w:rPr>
+                <w:rFonts w:ascii="BIZ UDGothic" w:hAnsi="BIZ UDGothic" w:eastAsia="BIZ UDGothic"/>
+                <w:b w:val="0"/>
+                <w:i w:val="0"/>
+                <w:color w:val="20242C"/>
+                <w:sz w:val="19"/>
+              </w:rPr>
+              <w:t>msnodesqlv8</w:t>
+            </w:r>
+            <w:r>
+              <w:rPr>
+                <w:rFonts w:ascii="BIZ UDPGothic" w:hAnsi="BIZ UDPGothic" w:eastAsia="BIZ UDPGothic"/>
+                <w:b w:val="0"/>
+                <w:i w:val="0"/>
+                <w:color w:val="20242C"/>
+                <w:sz w:val="20"/>
+              </w:rPr>
+              <w:t xml:space="preserve"> を追加する（描画・Excel 入力は追加不要で動く）。</w:t>
+            </w:r>
+          </w:p>
+        </w:tc>
+      </w:tr>
+    </w:tbl>
     <w:sectPr>
       <w:pgSz w:w="12240" w:h="15840"/>
       <w:pgMar w:top="1134" w:right="1247" w:bottom="1134" w:left="1247" w:header="720" w:footer="720" w:gutter="0"/>
@@ -1626,6 +2758,9 @@
     <w:name w:val="Normal"/>
     <w:qFormat/>
     <w:rsid w:val="00FC693F"/>
+    <w:pPr>
+      <w:widowControl/>
+    </w:pPr>
     <w:rPr>
       <w:rFonts w:ascii="BIZ UDPGothic" w:hAnsi="BIZ UDPGothic" w:eastAsia="BIZ UDPGothic"/>
       <w:sz w:val="21"/>

--- a/docs/pie-chart/PieChart_利用手引き.docx
+++ b/docs/pie-chart/PieChart_利用手引き.docx
@@ -74,6 +74,214 @@
     </w:p>
     <w:p>
       <w:pPr>
+        <w:spacing w:after="80"/>
+      </w:pPr>
+      <w:r>
+        <w:rPr>
+          <w:rFonts w:ascii="BIZ UDPGothic" w:hAnsi="BIZ UDPGothic" w:eastAsia="BIZ UDPGothic"/>
+          <w:b w:val="0"/>
+          <w:i w:val="0"/>
+          <w:sz w:val="21"/>
+        </w:rPr>
+        <w:t xml:space="preserve">実行系は環境で使い分ける（従来の </w:t>
+      </w:r>
+      <w:r>
+        <w:rPr>
+          <w:rFonts w:ascii="BIZ UDGothic" w:hAnsi="BIZ UDGothic" w:eastAsia="BIZ UDGothic"/>
+          <w:b w:val="0"/>
+          <w:i w:val="0"/>
+          <w:sz w:val="20"/>
+        </w:rPr>
+        <w:t>run.bat</w:t>
+      </w:r>
+      <w:r>
+        <w:rPr>
+          <w:rFonts w:ascii="BIZ UDPGothic" w:hAnsi="BIZ UDPGothic" w:eastAsia="BIZ UDPGothic"/>
+          <w:b w:val="0"/>
+          <w:i w:val="0"/>
+          <w:sz w:val="21"/>
+        </w:rPr>
+        <w:t xml:space="preserve"> / </w:t>
+      </w:r>
+      <w:r>
+        <w:rPr>
+          <w:rFonts w:ascii="BIZ UDGothic" w:hAnsi="BIZ UDGothic" w:eastAsia="BIZ UDGothic"/>
+          <w:b w:val="0"/>
+          <w:i w:val="0"/>
+          <w:sz w:val="20"/>
+        </w:rPr>
+        <w:t>run.ps1</w:t>
+      </w:r>
+      <w:r>
+        <w:rPr>
+          <w:rFonts w:ascii="BIZ UDPGothic" w:hAnsi="BIZ UDPGothic" w:eastAsia="BIZ UDPGothic"/>
+          <w:b w:val="0"/>
+          <w:i w:val="0"/>
+          <w:sz w:val="21"/>
+        </w:rPr>
+        <w:t xml:space="preserve"> は Node メジャー版を自動判定していたが、2026-06 にラッパを廃止して手動運用へ移行）。</w:t>
+      </w:r>
+    </w:p>
+    <w:p>
+      <w:pPr>
+        <w:pStyle w:val="ListBullet"/>
+        <w:spacing w:after="40"/>
+        <w:ind w:left="340"/>
+      </w:pPr>
+      <w:r>
+        <w:rPr>
+          <w:rFonts w:ascii="BIZ UDPGothic" w:hAnsi="BIZ UDPGothic" w:eastAsia="BIZ UDPGothic"/>
+          <w:b/>
+          <w:i w:val="0"/>
+          <w:sz w:val="21"/>
+        </w:rPr>
+        <w:t>開発機（pnpm / Node 24 系）</w:t>
+      </w:r>
+      <w:r>
+        <w:rPr>
+          <w:rFonts w:ascii="BIZ UDPGothic" w:hAnsi="BIZ UDPGothic" w:eastAsia="BIZ UDPGothic"/>
+          <w:b w:val="0"/>
+          <w:i w:val="0"/>
+          <w:sz w:val="21"/>
+        </w:rPr>
+        <w:t xml:space="preserve">: リポジトリ直下で </w:t>
+      </w:r>
+      <w:r>
+        <w:rPr>
+          <w:rFonts w:ascii="BIZ UDGothic" w:hAnsi="BIZ UDGothic" w:eastAsia="BIZ UDGothic"/>
+          <w:b w:val="0"/>
+          <w:i w:val="0"/>
+          <w:sz w:val="20"/>
+        </w:rPr>
+        <w:t>pnpm install</w:t>
+      </w:r>
+      <w:r>
+        <w:rPr>
+          <w:rFonts w:ascii="BIZ UDPGothic" w:hAnsi="BIZ UDPGothic" w:eastAsia="BIZ UDPGothic"/>
+          <w:b w:val="0"/>
+          <w:i w:val="0"/>
+          <w:sz w:val="21"/>
+        </w:rPr>
+        <w:t xml:space="preserve">、各コマンドは </w:t>
+      </w:r>
+      <w:r>
+        <w:rPr>
+          <w:rFonts w:ascii="BIZ UDGothic" w:hAnsi="BIZ UDGothic" w:eastAsia="BIZ UDGothic"/>
+          <w:b w:val="0"/>
+          <w:i w:val="0"/>
+          <w:sz w:val="20"/>
+        </w:rPr>
+        <w:t>pnpm --filter pie-chart run &lt;script&gt;</w:t>
+      </w:r>
+      <w:r>
+        <w:rPr>
+          <w:rFonts w:ascii="BIZ UDPGothic" w:hAnsi="BIZ UDPGothic" w:eastAsia="BIZ UDPGothic"/>
+          <w:b w:val="0"/>
+          <w:i w:val="0"/>
+          <w:sz w:val="21"/>
+        </w:rPr>
+        <w:t xml:space="preserve">（または </w:t>
+      </w:r>
+      <w:r>
+        <w:rPr>
+          <w:rFonts w:ascii="BIZ UDGothic" w:hAnsi="BIZ UDGothic" w:eastAsia="BIZ UDGothic"/>
+          <w:b w:val="0"/>
+          <w:i w:val="0"/>
+          <w:sz w:val="20"/>
+        </w:rPr>
+        <w:t>pie-chart/</w:t>
+      </w:r>
+      <w:r>
+        <w:rPr>
+          <w:rFonts w:ascii="BIZ UDPGothic" w:hAnsi="BIZ UDPGothic" w:eastAsia="BIZ UDPGothic"/>
+          <w:b w:val="0"/>
+          <w:i w:val="0"/>
+          <w:sz w:val="21"/>
+        </w:rPr>
+        <w:t xml:space="preserve"> 内で </w:t>
+      </w:r>
+      <w:r>
+        <w:rPr>
+          <w:rFonts w:ascii="BIZ UDGothic" w:hAnsi="BIZ UDGothic" w:eastAsia="BIZ UDGothic"/>
+          <w:b w:val="0"/>
+          <w:i w:val="0"/>
+          <w:sz w:val="20"/>
+        </w:rPr>
+        <w:t>pnpm run &lt;script&gt;</w:t>
+      </w:r>
+      <w:r>
+        <w:rPr>
+          <w:rFonts w:ascii="BIZ UDPGothic" w:hAnsi="BIZ UDPGothic" w:eastAsia="BIZ UDPGothic"/>
+          <w:b w:val="0"/>
+          <w:i w:val="0"/>
+          <w:sz w:val="21"/>
+        </w:rPr>
+        <w:t>）。</w:t>
+      </w:r>
+    </w:p>
+    <w:p>
+      <w:pPr>
+        <w:pStyle w:val="ListBullet"/>
+        <w:spacing w:after="40"/>
+        <w:ind w:left="340"/>
+      </w:pPr>
+      <w:r>
+        <w:rPr>
+          <w:rFonts w:ascii="BIZ UDPGothic" w:hAnsi="BIZ UDPGothic" w:eastAsia="BIZ UDPGothic"/>
+          <w:b/>
+          <w:i w:val="0"/>
+          <w:sz w:val="21"/>
+        </w:rPr>
+        <w:t>pnpm の無い旧 Node 20 系の単独環境</w:t>
+      </w:r>
+      <w:r>
+        <w:rPr>
+          <w:rFonts w:ascii="BIZ UDPGothic" w:hAnsi="BIZ UDPGothic" w:eastAsia="BIZ UDPGothic"/>
+          <w:b w:val="0"/>
+          <w:i w:val="0"/>
+          <w:sz w:val="21"/>
+        </w:rPr>
+        <w:t xml:space="preserve">: この </w:t>
+      </w:r>
+      <w:r>
+        <w:rPr>
+          <w:rFonts w:ascii="BIZ UDGothic" w:hAnsi="BIZ UDGothic" w:eastAsia="BIZ UDGothic"/>
+          <w:b w:val="0"/>
+          <w:i w:val="0"/>
+          <w:sz w:val="20"/>
+        </w:rPr>
+        <w:t>pie-chart/</w:t>
+      </w:r>
+      <w:r>
+        <w:rPr>
+          <w:rFonts w:ascii="BIZ UDPGothic" w:hAnsi="BIZ UDPGothic" w:eastAsia="BIZ UDPGothic"/>
+          <w:b w:val="0"/>
+          <w:i w:val="0"/>
+          <w:sz w:val="21"/>
+        </w:rPr>
+        <w:t xml:space="preserve"> フォルダ内で </w:t>
+      </w:r>
+      <w:r>
+        <w:rPr>
+          <w:rFonts w:ascii="BIZ UDGothic" w:hAnsi="BIZ UDGothic" w:eastAsia="BIZ UDGothic"/>
+          <w:b w:val="0"/>
+          <w:i w:val="0"/>
+          <w:sz w:val="20"/>
+        </w:rPr>
+        <w:t>npm</w:t>
+      </w:r>
+      <w:r>
+        <w:rPr>
+          <w:rFonts w:ascii="BIZ UDPGothic" w:hAnsi="BIZ UDPGothic" w:eastAsia="BIZ UDPGothic"/>
+          <w:b w:val="0"/>
+          <w:i w:val="0"/>
+          <w:sz w:val="21"/>
+        </w:rPr>
+        <w:t xml:space="preserve"> を直接叩く。</w:t>
+      </w:r>
+    </w:p>
+    <w:p>
+      <w:pPr>
         <w:spacing w:before="60" w:after="120"/>
         <w:ind w:left="170"/>
         <w:keepLines/>
@@ -95,6 +303,218 @@
         <w:t>npm run verify  # 自動検証</w:t>
       </w:r>
     </w:p>
+    <w:tbl>
+      <w:tblPr>
+        <w:tblW w:type="auto" w:w="0"/>
+        <w:tblLook w:firstColumn="1" w:firstRow="1" w:lastColumn="0" w:lastRow="0" w:noHBand="0" w:noVBand="1" w:val="04A0"/>
+      </w:tblPr>
+      <w:tblGrid>
+        <w:gridCol w:w="9746"/>
+      </w:tblGrid>
+      <w:tr>
+        <w:trPr>
+          <w:cantSplit/>
+        </w:trPr>
+        <w:tc>
+          <w:tcPr>
+            <w:tcW w:type="dxa" w:w="9746"/>
+            <w:shd w:val="clear" w:color="auto" w:fill="EAF2FB"/>
+            <w:tcBorders>
+              <w:top w:val="single" w:sz="8" w:space="0" w:color="B9D3EE"/>
+              <w:left w:val="single" w:sz="8" w:space="0" w:color="B9D3EE"/>
+              <w:bottom w:val="single" w:sz="8" w:space="0" w:color="B9D3EE"/>
+              <w:right w:val="single" w:sz="8" w:space="0" w:color="B9D3EE"/>
+            </w:tcBorders>
+          </w:tcPr>
+          <w:p>
+            <w:r>
+              <w:rPr>
+                <w:rFonts w:ascii="BIZ UDPGothic" w:hAnsi="BIZ UDPGothic" w:eastAsia="BIZ UDPGothic"/>
+                <w:b/>
+                <w:i w:val="0"/>
+                <w:color w:val="FFFFFF"/>
+                <w:sz w:val="18"/>
+                <w:shd w:val="clear" w:color="auto" w:fill="1F5C99"/>
+              </w:rPr>
+              <w:t xml:space="preserve"> INFO </w:t>
+            </w:r>
+            <w:r>
+              <w:t xml:space="preserve">  </w:t>
+            </w:r>
+            <w:r>
+              <w:rPr>
+                <w:rFonts w:ascii="BIZ UDPGothic" w:hAnsi="BIZ UDPGothic" w:eastAsia="BIZ UDPGothic"/>
+                <w:b w:val="0"/>
+                <w:i w:val="0"/>
+                <w:color w:val="20242C"/>
+                <w:sz w:val="20"/>
+              </w:rPr>
+              <w:t xml:space="preserve">旧 Node 20 系向けに </w:t>
+            </w:r>
+            <w:r>
+              <w:rPr>
+                <w:rFonts w:ascii="BIZ UDGothic" w:hAnsi="BIZ UDGothic" w:eastAsia="BIZ UDGothic"/>
+                <w:b w:val="0"/>
+                <w:i w:val="0"/>
+                <w:color w:val="20242C"/>
+                <w:sz w:val="19"/>
+              </w:rPr>
+              <w:t>package.json</w:t>
+            </w:r>
+            <w:r>
+              <w:rPr>
+                <w:rFonts w:ascii="BIZ UDPGothic" w:hAnsi="BIZ UDPGothic" w:eastAsia="BIZ UDPGothic"/>
+                <w:b w:val="0"/>
+                <w:i w:val="0"/>
+                <w:color w:val="20242C"/>
+                <w:sz w:val="20"/>
+              </w:rPr>
+              <w:t xml:space="preserve"> の </w:t>
+            </w:r>
+            <w:r>
+              <w:rPr>
+                <w:rFonts w:ascii="BIZ UDGothic" w:hAnsi="BIZ UDGothic" w:eastAsia="BIZ UDGothic"/>
+                <w:b w:val="0"/>
+                <w:i w:val="0"/>
+                <w:color w:val="20242C"/>
+                <w:sz w:val="19"/>
+              </w:rPr>
+              <w:t>overrides</w:t>
+            </w:r>
+            <w:r>
+              <w:rPr>
+                <w:rFonts w:ascii="BIZ UDPGothic" w:hAnsi="BIZ UDPGothic" w:eastAsia="BIZ UDPGothic"/>
+                <w:b w:val="0"/>
+                <w:i w:val="0"/>
+                <w:color w:val="20242C"/>
+                <w:sz w:val="20"/>
+              </w:rPr>
+              <w:t xml:space="preserve"> で </w:t>
+            </w:r>
+            <w:r>
+              <w:rPr>
+                <w:rFonts w:ascii="BIZ UDPGothic" w:hAnsi="BIZ UDPGothic" w:eastAsia="BIZ UDPGothic"/>
+                <w:b/>
+                <w:i w:val="0"/>
+                <w:color w:val="20242C"/>
+                <w:sz w:val="20"/>
+              </w:rPr>
+              <w:t>vite を `^6` に固定</w:t>
+            </w:r>
+            <w:r>
+              <w:rPr>
+                <w:rFonts w:ascii="BIZ UDPGothic" w:hAnsi="BIZ UDPGothic" w:eastAsia="BIZ UDPGothic"/>
+                <w:b w:val="0"/>
+                <w:i w:val="0"/>
+                <w:color w:val="20242C"/>
+                <w:sz w:val="20"/>
+              </w:rPr>
+              <w:t xml:space="preserve">している（vite@8 / rolldown は Node 20.16 で EBADENGINE になるため）。pnpm はルートの </w:t>
+            </w:r>
+            <w:r>
+              <w:rPr>
+                <w:rFonts w:ascii="BIZ UDGothic" w:hAnsi="BIZ UDGothic" w:eastAsia="BIZ UDGothic"/>
+                <w:b w:val="0"/>
+                <w:i w:val="0"/>
+                <w:color w:val="20242C"/>
+                <w:sz w:val="19"/>
+              </w:rPr>
+              <w:t>overrides</w:t>
+            </w:r>
+            <w:r>
+              <w:rPr>
+                <w:rFonts w:ascii="BIZ UDPGothic" w:hAnsi="BIZ UDPGothic" w:eastAsia="BIZ UDPGothic"/>
+                <w:b w:val="0"/>
+                <w:i w:val="0"/>
+                <w:color w:val="20242C"/>
+                <w:sz w:val="20"/>
+              </w:rPr>
+              <w:t xml:space="preserve"> しか見ないので、開発機は最新 vite@8 のまま＝npm 経路だけ vite@6 へ切り替わる。vite/vitest はテスト専用で、</w:t>
+            </w:r>
+            <w:r>
+              <w:rPr>
+                <w:rFonts w:ascii="BIZ UDGothic" w:hAnsi="BIZ UDGothic" w:eastAsia="BIZ UDGothic"/>
+                <w:b w:val="0"/>
+                <w:i w:val="0"/>
+                <w:color w:val="20242C"/>
+                <w:sz w:val="19"/>
+              </w:rPr>
+              <w:t>cli</w:t>
+            </w:r>
+            <w:r>
+              <w:rPr>
+                <w:rFonts w:ascii="BIZ UDPGothic" w:hAnsi="BIZ UDPGothic" w:eastAsia="BIZ UDPGothic"/>
+                <w:b w:val="0"/>
+                <w:i w:val="0"/>
+                <w:color w:val="20242C"/>
+                <w:sz w:val="20"/>
+              </w:rPr>
+              <w:t xml:space="preserve"> / </w:t>
+            </w:r>
+            <w:r>
+              <w:rPr>
+                <w:rFonts w:ascii="BIZ UDGothic" w:hAnsi="BIZ UDGothic" w:eastAsia="BIZ UDGothic"/>
+                <w:b w:val="0"/>
+                <w:i w:val="0"/>
+                <w:color w:val="20242C"/>
+                <w:sz w:val="19"/>
+              </w:rPr>
+              <w:t>batch</w:t>
+            </w:r>
+            <w:r>
+              <w:rPr>
+                <w:rFonts w:ascii="BIZ UDPGothic" w:hAnsi="BIZ UDPGothic" w:eastAsia="BIZ UDPGothic"/>
+                <w:b w:val="0"/>
+                <w:i w:val="0"/>
+                <w:color w:val="20242C"/>
+                <w:sz w:val="20"/>
+              </w:rPr>
+              <w:t xml:space="preserve"> / </w:t>
+            </w:r>
+            <w:r>
+              <w:rPr>
+                <w:rFonts w:ascii="BIZ UDGothic" w:hAnsi="BIZ UDGothic" w:eastAsia="BIZ UDGothic"/>
+                <w:b w:val="0"/>
+                <w:i w:val="0"/>
+                <w:color w:val="20242C"/>
+                <w:sz w:val="19"/>
+              </w:rPr>
+              <w:t>verify</w:t>
+            </w:r>
+            <w:r>
+              <w:rPr>
+                <w:rFonts w:ascii="BIZ UDPGothic" w:hAnsi="BIZ UDPGothic" w:eastAsia="BIZ UDPGothic"/>
+                <w:b w:val="0"/>
+                <w:i w:val="0"/>
+                <w:color w:val="20242C"/>
+                <w:sz w:val="20"/>
+              </w:rPr>
+              <w:t xml:space="preserve"> / </w:t>
+            </w:r>
+            <w:r>
+              <w:rPr>
+                <w:rFonts w:ascii="BIZ UDGothic" w:hAnsi="BIZ UDGothic" w:eastAsia="BIZ UDGothic"/>
+                <w:b w:val="0"/>
+                <w:i w:val="0"/>
+                <w:color w:val="20242C"/>
+                <w:sz w:val="19"/>
+              </w:rPr>
+              <w:t>build:exe</w:t>
+            </w:r>
+            <w:r>
+              <w:rPr>
+                <w:rFonts w:ascii="BIZ UDPGothic" w:hAnsi="BIZ UDPGothic" w:eastAsia="BIZ UDPGothic"/>
+                <w:b w:val="0"/>
+                <w:i w:val="0"/>
+                <w:color w:val="20242C"/>
+                <w:sz w:val="20"/>
+              </w:rPr>
+              <w:t xml:space="preserve"> は tsx・esbuild 経由のため SVG 出力には影響しない。</w:t>
+            </w:r>
+          </w:p>
+        </w:tc>
+      </w:tr>
+    </w:tbl>
     <w:p>
       <w:pPr>
         <w:keepNext/>
@@ -1924,61 +2344,7 @@
           <w:i w:val="0"/>
           <w:sz w:val="21"/>
         </w:rPr>
-        <w:t>Node も tsx も無い端末へ配るには、</w:t>
-      </w:r>
-      <w:r>
-        <w:rPr>
-          <w:rFonts w:ascii="BIZ UDGothic" w:hAnsi="BIZ UDGothic" w:eastAsia="BIZ UDGothic"/>
-          <w:b w:val="0"/>
-          <w:i w:val="0"/>
-          <w:sz w:val="20"/>
-        </w:rPr>
-        <w:t>npm run build:exe</w:t>
-      </w:r>
-      <w:r>
-        <w:rPr>
-          <w:rFonts w:ascii="BIZ UDPGothic" w:hAnsi="BIZ UDPGothic" w:eastAsia="BIZ UDPGothic"/>
-          <w:b w:val="0"/>
-          <w:i w:val="0"/>
-          <w:sz w:val="21"/>
-        </w:rPr>
-        <w:t>（</w:t>
-      </w:r>
-      <w:r>
-        <w:rPr>
-          <w:rFonts w:ascii="BIZ UDGothic" w:hAnsi="BIZ UDGothic" w:eastAsia="BIZ UDGothic"/>
-          <w:b w:val="0"/>
-          <w:i w:val="0"/>
-          <w:sz w:val="20"/>
-        </w:rPr>
-        <w:t>scripts/build-exe.mjs</w:t>
-      </w:r>
-      <w:r>
-        <w:rPr>
-          <w:rFonts w:ascii="BIZ UDPGothic" w:hAnsi="BIZ UDPGothic" w:eastAsia="BIZ UDPGothic"/>
-          <w:b w:val="0"/>
-          <w:i w:val="0"/>
-          <w:sz w:val="21"/>
-        </w:rPr>
-        <w:t xml:space="preserve">、または </w:t>
-      </w:r>
-      <w:r>
-        <w:rPr>
-          <w:rFonts w:ascii="BIZ UDGothic" w:hAnsi="BIZ UDGothic" w:eastAsia="BIZ UDGothic"/>
-          <w:b w:val="0"/>
-          <w:i w:val="0"/>
-          <w:sz w:val="20"/>
-        </w:rPr>
-        <w:t>scripts/build-exe.bat</w:t>
-      </w:r>
-      <w:r>
-        <w:rPr>
-          <w:rFonts w:ascii="BIZ UDPGothic" w:hAnsi="BIZ UDPGothic" w:eastAsia="BIZ UDPGothic"/>
-          <w:b w:val="0"/>
-          <w:i w:val="0"/>
-          <w:sz w:val="21"/>
-        </w:rPr>
-        <w:t xml:space="preserve"> をダブルクリック）で実行ファイルを生成する。</w:t>
+        <w:t>Node も tsx も無い端末へ配るには実行ファイルを生成する。入口は 2 つで、依存の入れ方が異なる。</w:t>
       </w:r>
       <w:r>
         <w:rPr>
@@ -1997,6 +2363,128 @@
           <w:sz w:val="21"/>
         </w:rPr>
         <w:t>。</w:t>
+      </w:r>
+    </w:p>
+    <w:p>
+      <w:pPr>
+        <w:pStyle w:val="ListBullet"/>
+        <w:spacing w:after="40"/>
+        <w:ind w:left="340"/>
+      </w:pPr>
+      <w:r>
+        <w:rPr>
+          <w:rFonts w:ascii="BIZ UDPGothic" w:hAnsi="BIZ UDPGothic" w:eastAsia="BIZ UDPGothic"/>
+          <w:b/>
+          <w:i w:val="0"/>
+          <w:sz w:val="21"/>
+        </w:rPr>
+        <w:t>`scripts/build-exe.bat`（ダブルクリック / 旧 Node20 系の単独環境向け）</w:t>
+      </w:r>
+      <w:r>
+        <w:rPr>
+          <w:rFonts w:ascii="BIZ UDPGothic" w:hAnsi="BIZ UDPGothic" w:eastAsia="BIZ UDPGothic"/>
+          <w:b w:val="0"/>
+          <w:i w:val="0"/>
+          <w:sz w:val="21"/>
+        </w:rPr>
+        <w:t xml:space="preserve">: ビルド前に </w:t>
+      </w:r>
+      <w:r>
+        <w:rPr>
+          <w:rFonts w:ascii="BIZ UDGothic" w:hAnsi="BIZ UDGothic" w:eastAsia="BIZ UDGothic"/>
+          <w:b w:val="0"/>
+          <w:i w:val="0"/>
+          <w:sz w:val="20"/>
+        </w:rPr>
+        <w:t>node_modules</w:t>
+      </w:r>
+      <w:r>
+        <w:rPr>
+          <w:rFonts w:ascii="BIZ UDPGothic" w:hAnsi="BIZ UDPGothic" w:eastAsia="BIZ UDPGothic"/>
+          <w:b w:val="0"/>
+          <w:i w:val="0"/>
+          <w:sz w:val="21"/>
+        </w:rPr>
+        <w:t xml:space="preserve"> / </w:t>
+      </w:r>
+      <w:r>
+        <w:rPr>
+          <w:rFonts w:ascii="BIZ UDGothic" w:hAnsi="BIZ UDGothic" w:eastAsia="BIZ UDGothic"/>
+          <w:b w:val="0"/>
+          <w:i w:val="0"/>
+          <w:sz w:val="20"/>
+        </w:rPr>
+        <w:t>package-lock.json</w:t>
+      </w:r>
+      <w:r>
+        <w:rPr>
+          <w:rFonts w:ascii="BIZ UDPGothic" w:hAnsi="BIZ UDPGothic" w:eastAsia="BIZ UDPGothic"/>
+          <w:b w:val="0"/>
+          <w:i w:val="0"/>
+          <w:sz w:val="21"/>
+        </w:rPr>
+        <w:t xml:space="preserve"> を消して </w:t>
+      </w:r>
+      <w:r>
+        <w:rPr>
+          <w:rFonts w:ascii="BIZ UDPGothic" w:hAnsi="BIZ UDPGothic" w:eastAsia="BIZ UDPGothic"/>
+          <w:b/>
+          <w:i w:val="0"/>
+          <w:sz w:val="21"/>
+        </w:rPr>
+        <w:t>`npm install` をクリーン実行</w:t>
+      </w:r>
+      <w:r>
+        <w:rPr>
+          <w:rFonts w:ascii="BIZ UDPGothic" w:hAnsi="BIZ UDPGothic" w:eastAsia="BIZ UDPGothic"/>
+          <w:b w:val="0"/>
+          <w:i w:val="0"/>
+          <w:sz w:val="21"/>
+        </w:rPr>
+        <w:t>してから exe を作る。事前の手動 install は不要で「このフォルダだけ」で完結する。</w:t>
+      </w:r>
+    </w:p>
+    <w:p>
+      <w:pPr>
+        <w:pStyle w:val="ListBullet"/>
+        <w:spacing w:after="40"/>
+        <w:ind w:left="340"/>
+      </w:pPr>
+      <w:r>
+        <w:rPr>
+          <w:rFonts w:ascii="BIZ UDPGothic" w:hAnsi="BIZ UDPGothic" w:eastAsia="BIZ UDPGothic"/>
+          <w:b/>
+          <w:i w:val="0"/>
+          <w:sz w:val="21"/>
+        </w:rPr>
+        <w:t>`npm run build:exe` / `pnpm run build:exe`（= `node scripts/build-exe.mjs`、開発機向け）</w:t>
+      </w:r>
+      <w:r>
+        <w:rPr>
+          <w:rFonts w:ascii="BIZ UDPGothic" w:hAnsi="BIZ UDPGothic" w:eastAsia="BIZ UDPGothic"/>
+          <w:b w:val="0"/>
+          <w:i w:val="0"/>
+          <w:sz w:val="21"/>
+        </w:rPr>
+        <w:t xml:space="preserve">: install はせず、既存の </w:t>
+      </w:r>
+      <w:r>
+        <w:rPr>
+          <w:rFonts w:ascii="BIZ UDGothic" w:hAnsi="BIZ UDGothic" w:eastAsia="BIZ UDGothic"/>
+          <w:b w:val="0"/>
+          <w:i w:val="0"/>
+          <w:sz w:val="20"/>
+        </w:rPr>
+        <w:t>node_modules</w:t>
+      </w:r>
+      <w:r>
+        <w:rPr>
+          <w:rFonts w:ascii="BIZ UDPGothic" w:hAnsi="BIZ UDPGothic" w:eastAsia="BIZ UDPGothic"/>
+          <w:b w:val="0"/>
+          <w:i w:val="0"/>
+          <w:sz w:val="21"/>
+        </w:rPr>
+        <w:t xml:space="preserve"> でビルドのみ行う（pnpm ワークスペースの依存解決を保つ）。</w:t>
       </w:r>
     </w:p>
     <w:p>

--- a/docs/pie-chart/PieChart_利用手引き.docx
+++ b/docs/pie-chart/PieChart_利用手引き.docx
@@ -34,7 +34,7 @@
           <w:color w:val="606874"/>
           <w:sz w:val="22"/>
         </w:rPr>
-        <w:t>円グラフ SVG レンダラ ／ 開発者・オペレータ向け ・ 版 1.0</w:t>
+        <w:t>円グラフ SVG レンダラ ／ 開発者・オペレータ向け ・ 版 2.0</w:t>
       </w:r>
     </w:p>
     <w:p>
@@ -48,9 +48,1053 @@
           <w:i w:val="0"/>
           <w:sz w:val="21"/>
         </w:rPr>
-        <w:t>pie-chart は CLI とライブラリで使う円グラフ SVG レンダラである。本書は CLI からの生成・一括処理・Excel 入力・DB(SQL Server)入力・ビューア確認・exe 配布の手引き。内部構造は別冊「pie-chart 詳細設計書」を参照。</w:t>
+        <w:t>pie-chart は、資産構成などの「名前と数値」の一覧から、ラベルと引出線を自動配置した円グラフの SVG 画像を作るツールである。本書は、CLI（コマンドライン）からの生成・一括処理・Excel 入力・DB(SQL Server) 入力・ビューア確認・exe 配布の手引き。着任直後でも本書だけで作業できるよう、前提から順に説明する。内部構造を知りたいときは別冊「pie-chart 詳細設計書」を参照。</w:t>
       </w:r>
     </w:p>
+    <w:p>
+      <w:pPr>
+        <w:keepNext/>
+        <w:keepLines/>
+        <w:spacing w:before="200" w:after="60"/>
+        <w:pBdr>
+          <w:left w:val="single" w:sz="24" w:space="8" w:color="1F5C99"/>
+        </w:pBdr>
+        <w:ind w:left="113"/>
+      </w:pPr>
+      <w:r>
+        <w:rPr>
+          <w:rFonts w:ascii="BIZ UDPGothic" w:hAnsi="BIZ UDPGothic" w:eastAsia="BIZ UDPGothic"/>
+          <w:b/>
+          <w:i w:val="0"/>
+          <w:color w:val="20242C"/>
+          <w:sz w:val="32"/>
+        </w:rPr>
+        <w:t>0. はじめに — 前提と読み分け</w:t>
+      </w:r>
+    </w:p>
+    <w:p>
+      <w:pPr>
+        <w:keepNext/>
+        <w:keepLines/>
+        <w:spacing w:before="140" w:after="60"/>
+        <w:ind w:left="85"/>
+      </w:pPr>
+      <w:r>
+        <w:rPr>
+          <w:rFonts w:ascii="BIZ UDPGothic" w:hAnsi="BIZ UDPGothic" w:eastAsia="BIZ UDPGothic"/>
+          <w:b/>
+          <w:i w:val="0"/>
+          <w:color w:val="20242C"/>
+          <w:sz w:val="26"/>
+        </w:rPr>
+        <w:t>0.1 pie-chart は何をするツールか</w:t>
+      </w:r>
+    </w:p>
+    <w:p>
+      <w:pPr>
+        <w:spacing w:after="80"/>
+      </w:pPr>
+      <w:r>
+        <w:rPr>
+          <w:rFonts w:ascii="BIZ UDPGothic" w:hAnsi="BIZ UDPGothic" w:eastAsia="BIZ UDPGothic"/>
+          <w:b w:val="0"/>
+          <w:i w:val="0"/>
+          <w:sz w:val="21"/>
+        </w:rPr>
+        <w:t xml:space="preserve">入力は「名前と数値」の組の一覧（例: </w:t>
+      </w:r>
+      <w:r>
+        <w:rPr>
+          <w:rFonts w:ascii="BIZ UDGothic" w:hAnsi="BIZ UDGothic" w:eastAsia="BIZ UDGothic"/>
+          <w:b w:val="0"/>
+          <w:i w:val="0"/>
+          <w:sz w:val="20"/>
+        </w:rPr>
+        <w:t>株式 18</w:t>
+      </w:r>
+      <w:r>
+        <w:rPr>
+          <w:rFonts w:ascii="BIZ UDPGothic" w:hAnsi="BIZ UDPGothic" w:eastAsia="BIZ UDPGothic"/>
+          <w:b w:val="0"/>
+          <w:i w:val="0"/>
+          <w:sz w:val="21"/>
+        </w:rPr>
+        <w:t xml:space="preserve"> / </w:t>
+      </w:r>
+      <w:r>
+        <w:rPr>
+          <w:rFonts w:ascii="BIZ UDGothic" w:hAnsi="BIZ UDGothic" w:eastAsia="BIZ UDGothic"/>
+          <w:b w:val="0"/>
+          <w:i w:val="0"/>
+          <w:sz w:val="20"/>
+        </w:rPr>
+        <w:t>債券 15</w:t>
+      </w:r>
+      <w:r>
+        <w:rPr>
+          <w:rFonts w:ascii="BIZ UDPGothic" w:hAnsi="BIZ UDPGothic" w:eastAsia="BIZ UDPGothic"/>
+          <w:b w:val="0"/>
+          <w:i w:val="0"/>
+          <w:sz w:val="21"/>
+        </w:rPr>
+        <w:t xml:space="preserve"> / …）。出力は円グラフの </w:t>
+      </w:r>
+      <w:r>
+        <w:rPr>
+          <w:rFonts w:ascii="BIZ UDPGothic" w:hAnsi="BIZ UDPGothic" w:eastAsia="BIZ UDPGothic"/>
+          <w:b/>
+          <w:i w:val="0"/>
+          <w:sz w:val="21"/>
+        </w:rPr>
+        <w:t>SVG ファイル</w:t>
+      </w:r>
+      <w:r>
+        <w:rPr>
+          <w:rFonts w:ascii="BIZ UDPGothic" w:hAnsi="BIZ UDPGothic" w:eastAsia="BIZ UDPGothic"/>
+          <w:b w:val="0"/>
+          <w:i w:val="0"/>
+          <w:sz w:val="21"/>
+        </w:rPr>
+        <w:t xml:space="preserve"> 1 枚で、ラベルの位置・引出線（ラベルと切片を結ぶ線）・文字の縮め方などはすべて自動で決まる。手作業のレイアウト調整は不要。</w:t>
+      </w:r>
+    </w:p>
+    <w:tbl>
+      <w:tblPr>
+        <w:tblW w:type="auto" w:w="0"/>
+        <w:jc w:val="center"/>
+        <w:tblLook w:firstColumn="1" w:firstRow="1" w:lastColumn="0" w:lastRow="0" w:noHBand="0" w:noVBand="1" w:val="04A0"/>
+      </w:tblPr>
+      <w:tblGrid>
+        <w:gridCol w:w="9746"/>
+      </w:tblGrid>
+      <w:tr>
+        <w:trPr>
+          <w:cantSplit/>
+        </w:trPr>
+        <w:tc>
+          <w:tcPr>
+            <w:tcW w:type="dxa" w:w="9746"/>
+            <w:tcBorders>
+              <w:top w:val="single" w:sz="8" w:space="0" w:color="D7DEE5"/>
+              <w:left w:val="single" w:sz="8" w:space="0" w:color="D7DEE5"/>
+              <w:bottom w:val="single" w:sz="8" w:space="0" w:color="D7DEE5"/>
+              <w:right w:val="single" w:sz="8" w:space="0" w:color="D7DEE5"/>
+            </w:tcBorders>
+          </w:tcPr>
+          <w:p>
+            <w:pPr>
+              <w:jc w:val="center"/>
+            </w:pPr>
+            <w:r>
+              <w:drawing>
+                <wp:inline xmlns:a="http://schemas.openxmlformats.org/drawingml/2006/main" xmlns:pic="http://schemas.openxmlformats.org/drawingml/2006/picture">
+                  <wp:extent cx="5760000" cy="4320000"/>
+                  <wp:docPr id="1" name="Picture 1"/>
+                  <wp:cNvGraphicFramePr>
+                    <a:graphicFrameLocks noChangeAspect="1"/>
+                  </wp:cNvGraphicFramePr>
+                  <a:graphic>
+                    <a:graphicData uri="http://schemas.openxmlformats.org/drawingml/2006/picture">
+                      <pic:pic>
+                        <pic:nvPicPr>
+                          <pic:cNvPr id="0" name="sample_simple.png"/>
+                          <pic:cNvPicPr/>
+                        </pic:nvPicPr>
+                        <pic:blipFill>
+                          <a:blip r:embed="rId9"/>
+                          <a:stretch>
+                            <a:fillRect/>
+                          </a:stretch>
+                        </pic:blipFill>
+                        <pic:spPr>
+                          <a:xfrm>
+                            <a:off x="0" y="0"/>
+                            <a:ext cx="5760000" cy="4320000"/>
+                          </a:xfrm>
+                          <a:prstGeom prst="rect"/>
+                        </pic:spPr>
+                      </pic:pic>
+                    </a:graphicData>
+                  </a:graphic>
+                </wp:inline>
+              </w:drawing>
+            </w:r>
+          </w:p>
+        </w:tc>
+      </w:tr>
+    </w:tbl>
+    <w:p>
+      <w:pPr>
+        <w:spacing w:after="160"/>
+        <w:jc w:val="center"/>
+      </w:pPr>
+      <w:r>
+        <w:rPr>
+          <w:rFonts w:ascii="BIZ UDPGothic" w:hAnsi="BIZ UDPGothic" w:eastAsia="BIZ UDPGothic"/>
+          <w:b w:val="0"/>
+          <w:i/>
+          <w:color w:val="606874"/>
+          <w:sz w:val="18"/>
+        </w:rPr>
+        <w:t>生成例（シンプル: 4 スライス）</w:t>
+      </w:r>
+    </w:p>
+    <w:tbl>
+      <w:tblPr>
+        <w:tblW w:type="auto" w:w="0"/>
+        <w:jc w:val="center"/>
+        <w:tblLook w:firstColumn="1" w:firstRow="1" w:lastColumn="0" w:lastRow="0" w:noHBand="0" w:noVBand="1" w:val="04A0"/>
+      </w:tblPr>
+      <w:tblGrid>
+        <w:gridCol w:w="9746"/>
+      </w:tblGrid>
+      <w:tr>
+        <w:trPr>
+          <w:cantSplit/>
+        </w:trPr>
+        <w:tc>
+          <w:tcPr>
+            <w:tcW w:type="dxa" w:w="9746"/>
+            <w:tcBorders>
+              <w:top w:val="single" w:sz="8" w:space="0" w:color="D7DEE5"/>
+              <w:left w:val="single" w:sz="8" w:space="0" w:color="D7DEE5"/>
+              <w:bottom w:val="single" w:sz="8" w:space="0" w:color="D7DEE5"/>
+              <w:right w:val="single" w:sz="8" w:space="0" w:color="D7DEE5"/>
+            </w:tcBorders>
+          </w:tcPr>
+          <w:p>
+            <w:pPr>
+              <w:jc w:val="center"/>
+            </w:pPr>
+            <w:r>
+              <w:drawing>
+                <wp:inline xmlns:a="http://schemas.openxmlformats.org/drawingml/2006/main" xmlns:pic="http://schemas.openxmlformats.org/drawingml/2006/picture">
+                  <wp:extent cx="5760000" cy="4320000"/>
+                  <wp:docPr id="2" name="Picture 2"/>
+                  <wp:cNvGraphicFramePr>
+                    <a:graphicFrameLocks noChangeAspect="1"/>
+                  </wp:cNvGraphicFramePr>
+                  <a:graphic>
+                    <a:graphicData uri="http://schemas.openxmlformats.org/drawingml/2006/picture">
+                      <pic:pic>
+                        <pic:nvPicPr>
+                          <pic:cNvPr id="0" name="sample_dense.png"/>
+                          <pic:cNvPicPr/>
+                        </pic:nvPicPr>
+                        <pic:blipFill>
+                          <a:blip r:embed="rId10"/>
+                          <a:stretch>
+                            <a:fillRect/>
+                          </a:stretch>
+                        </pic:blipFill>
+                        <pic:spPr>
+                          <a:xfrm>
+                            <a:off x="0" y="0"/>
+                            <a:ext cx="5760000" cy="4320000"/>
+                          </a:xfrm>
+                          <a:prstGeom prst="rect"/>
+                        </pic:spPr>
+                      </pic:pic>
+                    </a:graphicData>
+                  </a:graphic>
+                </wp:inline>
+              </w:drawing>
+            </w:r>
+          </w:p>
+        </w:tc>
+      </w:tr>
+    </w:tbl>
+    <w:p>
+      <w:pPr>
+        <w:spacing w:after="160"/>
+        <w:jc w:val="center"/>
+      </w:pPr>
+      <w:r>
+        <w:rPr>
+          <w:rFonts w:ascii="BIZ UDPGothic" w:hAnsi="BIZ UDPGothic" w:eastAsia="BIZ UDPGothic"/>
+          <w:b w:val="0"/>
+          <w:i/>
+          <w:color w:val="606874"/>
+          <w:sz w:val="18"/>
+        </w:rPr>
+        <w:t>生成例（高密度: 12 スライス。引出線・改行・自動調整が効いた状態）</w:t>
+      </w:r>
+    </w:p>
+    <w:tbl>
+      <w:tblPr>
+        <w:tblW w:type="auto" w:w="0"/>
+        <w:tblLook w:firstColumn="1" w:firstRow="1" w:lastColumn="0" w:lastRow="0" w:noHBand="0" w:noVBand="1" w:val="04A0"/>
+      </w:tblPr>
+      <w:tblGrid>
+        <w:gridCol w:w="9746"/>
+      </w:tblGrid>
+      <w:tr>
+        <w:trPr>
+          <w:cantSplit/>
+        </w:trPr>
+        <w:tc>
+          <w:tcPr>
+            <w:tcW w:type="dxa" w:w="9746"/>
+            <w:shd w:val="clear" w:color="auto" w:fill="EAF2FB"/>
+            <w:tcBorders>
+              <w:top w:val="single" w:sz="8" w:space="0" w:color="B9D3EE"/>
+              <w:left w:val="single" w:sz="8" w:space="0" w:color="B9D3EE"/>
+              <w:bottom w:val="single" w:sz="8" w:space="0" w:color="B9D3EE"/>
+              <w:right w:val="single" w:sz="8" w:space="0" w:color="B9D3EE"/>
+            </w:tcBorders>
+          </w:tcPr>
+          <w:p>
+            <w:r>
+              <w:rPr>
+                <w:rFonts w:ascii="BIZ UDPGothic" w:hAnsi="BIZ UDPGothic" w:eastAsia="BIZ UDPGothic"/>
+                <w:b/>
+                <w:i w:val="0"/>
+                <w:color w:val="FFFFFF"/>
+                <w:sz w:val="18"/>
+                <w:shd w:val="clear" w:color="auto" w:fill="1F5C99"/>
+              </w:rPr>
+              <w:t xml:space="preserve"> INFO </w:t>
+            </w:r>
+            <w:r>
+              <w:t xml:space="preserve">  </w:t>
+            </w:r>
+            <w:r>
+              <w:rPr>
+                <w:rFonts w:ascii="BIZ UDPGothic" w:hAnsi="BIZ UDPGothic" w:eastAsia="BIZ UDPGothic"/>
+                <w:b w:val="0"/>
+                <w:i w:val="0"/>
+                <w:color w:val="20242C"/>
+                <w:sz w:val="20"/>
+              </w:rPr>
+              <w:t>同じ入力からは</w:t>
+            </w:r>
+            <w:r>
+              <w:rPr>
+                <w:rFonts w:ascii="BIZ UDPGothic" w:hAnsi="BIZ UDPGothic" w:eastAsia="BIZ UDPGothic"/>
+                <w:b/>
+                <w:i w:val="0"/>
+                <w:color w:val="20242C"/>
+                <w:sz w:val="20"/>
+              </w:rPr>
+              <w:t>毎回まったく同じ SVG</w:t>
+            </w:r>
+            <w:r>
+              <w:rPr>
+                <w:rFonts w:ascii="BIZ UDPGothic" w:hAnsi="BIZ UDPGothic" w:eastAsia="BIZ UDPGothic"/>
+                <w:b w:val="0"/>
+                <w:i w:val="0"/>
+                <w:color w:val="20242C"/>
+                <w:sz w:val="20"/>
+              </w:rPr>
+              <w:t xml:space="preserve"> が生成される（決定的出力）。「昨日と同じ入力なのに絵が変わった」ことは起きない設計で、これが後述の自動検証（6 章）の土台になっている。</w:t>
+            </w:r>
+          </w:p>
+        </w:tc>
+      </w:tr>
+    </w:tbl>
+    <w:p>
+      <w:pPr>
+        <w:keepNext/>
+        <w:keepLines/>
+        <w:spacing w:before="140" w:after="60"/>
+        <w:ind w:left="85"/>
+      </w:pPr>
+      <w:r>
+        <w:rPr>
+          <w:rFonts w:ascii="BIZ UDPGothic" w:hAnsi="BIZ UDPGothic" w:eastAsia="BIZ UDPGothic"/>
+          <w:b/>
+          <w:i w:val="0"/>
+          <w:color w:val="20242C"/>
+          <w:sz w:val="26"/>
+        </w:rPr>
+        <w:t>0.2 自分の環境はどれか（読み分け表）</w:t>
+      </w:r>
+    </w:p>
+    <w:p>
+      <w:pPr>
+        <w:spacing w:after="80"/>
+      </w:pPr>
+      <w:r>
+        <w:rPr>
+          <w:rFonts w:ascii="BIZ UDPGothic" w:hAnsi="BIZ UDPGothic" w:eastAsia="BIZ UDPGothic"/>
+          <w:b w:val="0"/>
+          <w:i w:val="0"/>
+          <w:sz w:val="21"/>
+        </w:rPr>
+        <w:t>作業を始める前に、自分の端末がどれに当たるかを確認する。コマンドの叩き方だけが違い、できることは同じ。</w:t>
+      </w:r>
+    </w:p>
+    <w:tbl>
+      <w:tblPr>
+        <w:tblW w:type="auto" w:w="0"/>
+        <w:jc w:val="left"/>
+        <w:tblLook w:firstColumn="1" w:firstRow="1" w:lastColumn="0" w:lastRow="0" w:noHBand="0" w:noVBand="1" w:val="04A0"/>
+      </w:tblPr>
+      <w:tblGrid>
+        <w:gridCol w:w="2436"/>
+        <w:gridCol w:w="2436"/>
+        <w:gridCol w:w="2436"/>
+        <w:gridCol w:w="2436"/>
+      </w:tblGrid>
+      <w:tr>
+        <w:tc>
+          <w:tcPr>
+            <w:tcW w:type="dxa" w:w="2436"/>
+            <w:shd w:val="clear" w:color="auto" w:fill="1F5C99"/>
+            <w:tcBorders>
+              <w:top w:val="single" w:sz="4" w:space="0" w:color="D7DEE5"/>
+              <w:left w:val="single" w:sz="4" w:space="0" w:color="D7DEE5"/>
+              <w:bottom w:val="single" w:sz="4" w:space="0" w:color="D7DEE5"/>
+              <w:right w:val="single" w:sz="4" w:space="0" w:color="D7DEE5"/>
+            </w:tcBorders>
+          </w:tcPr>
+          <w:p>
+            <w:r/>
+            <w:r>
+              <w:rPr>
+                <w:rFonts w:ascii="BIZ UDPGothic" w:hAnsi="BIZ UDPGothic" w:eastAsia="BIZ UDPGothic"/>
+                <w:b/>
+                <w:i w:val="0"/>
+                <w:color w:val="FFFFFF"/>
+                <w:sz w:val="19"/>
+              </w:rPr>
+              <w:t>環境</w:t>
+            </w:r>
+          </w:p>
+        </w:tc>
+        <w:tc>
+          <w:tcPr>
+            <w:tcW w:type="dxa" w:w="2436"/>
+            <w:shd w:val="clear" w:color="auto" w:fill="1F5C99"/>
+            <w:tcBorders>
+              <w:top w:val="single" w:sz="4" w:space="0" w:color="D7DEE5"/>
+              <w:left w:val="single" w:sz="4" w:space="0" w:color="D7DEE5"/>
+              <w:bottom w:val="single" w:sz="4" w:space="0" w:color="D7DEE5"/>
+              <w:right w:val="single" w:sz="4" w:space="0" w:color="D7DEE5"/>
+            </w:tcBorders>
+          </w:tcPr>
+          <w:p>
+            <w:r/>
+            <w:r>
+              <w:rPr>
+                <w:rFonts w:ascii="BIZ UDPGothic" w:hAnsi="BIZ UDPGothic" w:eastAsia="BIZ UDPGothic"/>
+                <w:b/>
+                <w:i w:val="0"/>
+                <w:color w:val="FFFFFF"/>
+                <w:sz w:val="19"/>
+              </w:rPr>
+              <w:t>見分け方</w:t>
+            </w:r>
+          </w:p>
+        </w:tc>
+        <w:tc>
+          <w:tcPr>
+            <w:tcW w:type="dxa" w:w="2436"/>
+            <w:shd w:val="clear" w:color="auto" w:fill="1F5C99"/>
+            <w:tcBorders>
+              <w:top w:val="single" w:sz="4" w:space="0" w:color="D7DEE5"/>
+              <w:left w:val="single" w:sz="4" w:space="0" w:color="D7DEE5"/>
+              <w:bottom w:val="single" w:sz="4" w:space="0" w:color="D7DEE5"/>
+              <w:right w:val="single" w:sz="4" w:space="0" w:color="D7DEE5"/>
+            </w:tcBorders>
+          </w:tcPr>
+          <w:p>
+            <w:r/>
+            <w:r>
+              <w:rPr>
+                <w:rFonts w:ascii="BIZ UDPGothic" w:hAnsi="BIZ UDPGothic" w:eastAsia="BIZ UDPGothic"/>
+                <w:b/>
+                <w:i w:val="0"/>
+                <w:color w:val="FFFFFF"/>
+                <w:sz w:val="19"/>
+              </w:rPr>
+              <w:t>使うコマンド</w:t>
+            </w:r>
+          </w:p>
+        </w:tc>
+        <w:tc>
+          <w:tcPr>
+            <w:tcW w:type="dxa" w:w="2436"/>
+            <w:shd w:val="clear" w:color="auto" w:fill="1F5C99"/>
+            <w:tcBorders>
+              <w:top w:val="single" w:sz="4" w:space="0" w:color="D7DEE5"/>
+              <w:left w:val="single" w:sz="4" w:space="0" w:color="D7DEE5"/>
+              <w:bottom w:val="single" w:sz="4" w:space="0" w:color="D7DEE5"/>
+              <w:right w:val="single" w:sz="4" w:space="0" w:color="D7DEE5"/>
+            </w:tcBorders>
+          </w:tcPr>
+          <w:p>
+            <w:r/>
+            <w:r>
+              <w:rPr>
+                <w:rFonts w:ascii="BIZ UDPGothic" w:hAnsi="BIZ UDPGothic" w:eastAsia="BIZ UDPGothic"/>
+                <w:b/>
+                <w:i w:val="0"/>
+                <w:color w:val="FFFFFF"/>
+                <w:sz w:val="19"/>
+              </w:rPr>
+              <w:t>読む章</w:t>
+            </w:r>
+          </w:p>
+        </w:tc>
+      </w:tr>
+      <w:tr>
+        <w:tc>
+          <w:tcPr>
+            <w:tcW w:type="dxa" w:w="2436"/>
+            <w:tcBorders>
+              <w:top w:val="single" w:sz="4" w:space="0" w:color="D7DEE5"/>
+              <w:left w:val="single" w:sz="4" w:space="0" w:color="D7DEE5"/>
+              <w:bottom w:val="single" w:sz="4" w:space="0" w:color="D7DEE5"/>
+              <w:right w:val="single" w:sz="4" w:space="0" w:color="D7DEE5"/>
+            </w:tcBorders>
+          </w:tcPr>
+          <w:p>
+            <w:r/>
+            <w:r>
+              <w:rPr>
+                <w:rFonts w:ascii="BIZ UDPGothic" w:hAnsi="BIZ UDPGothic" w:eastAsia="BIZ UDPGothic"/>
+                <w:b w:val="0"/>
+                <w:i w:val="0"/>
+                <w:sz w:val="19"/>
+              </w:rPr>
+              <w:t>開発機（pnpm + Node 24 系）</w:t>
+            </w:r>
+          </w:p>
+        </w:tc>
+        <w:tc>
+          <w:tcPr>
+            <w:tcW w:type="dxa" w:w="2436"/>
+            <w:tcBorders>
+              <w:top w:val="single" w:sz="4" w:space="0" w:color="D7DEE5"/>
+              <w:left w:val="single" w:sz="4" w:space="0" w:color="D7DEE5"/>
+              <w:bottom w:val="single" w:sz="4" w:space="0" w:color="D7DEE5"/>
+              <w:right w:val="single" w:sz="4" w:space="0" w:color="D7DEE5"/>
+            </w:tcBorders>
+          </w:tcPr>
+          <w:p>
+            <w:r/>
+            <w:r>
+              <w:rPr>
+                <w:rFonts w:ascii="BIZ UDPGothic" w:hAnsi="BIZ UDPGothic" w:eastAsia="BIZ UDPGothic"/>
+                <w:b w:val="0"/>
+                <w:i w:val="0"/>
+                <w:sz w:val="19"/>
+              </w:rPr>
+              <w:t xml:space="preserve">リポジトリ全体を clone しており </w:t>
+            </w:r>
+            <w:r>
+              <w:rPr>
+                <w:rFonts w:ascii="BIZ UDGothic" w:hAnsi="BIZ UDGothic" w:eastAsia="BIZ UDGothic"/>
+                <w:b w:val="0"/>
+                <w:i w:val="0"/>
+                <w:sz w:val="18"/>
+              </w:rPr>
+              <w:t>pnpm -v</w:t>
+            </w:r>
+            <w:r>
+              <w:rPr>
+                <w:rFonts w:ascii="BIZ UDPGothic" w:hAnsi="BIZ UDPGothic" w:eastAsia="BIZ UDPGothic"/>
+                <w:b w:val="0"/>
+                <w:i w:val="0"/>
+                <w:sz w:val="19"/>
+              </w:rPr>
+              <w:t xml:space="preserve"> が通る</w:t>
+            </w:r>
+          </w:p>
+        </w:tc>
+        <w:tc>
+          <w:tcPr>
+            <w:tcW w:type="dxa" w:w="2436"/>
+            <w:tcBorders>
+              <w:top w:val="single" w:sz="4" w:space="0" w:color="D7DEE5"/>
+              <w:left w:val="single" w:sz="4" w:space="0" w:color="D7DEE5"/>
+              <w:bottom w:val="single" w:sz="4" w:space="0" w:color="D7DEE5"/>
+              <w:right w:val="single" w:sz="4" w:space="0" w:color="D7DEE5"/>
+            </w:tcBorders>
+          </w:tcPr>
+          <w:p>
+            <w:r/>
+            <w:r>
+              <w:rPr>
+                <w:rFonts w:ascii="BIZ UDGothic" w:hAnsi="BIZ UDGothic" w:eastAsia="BIZ UDGothic"/>
+                <w:b w:val="0"/>
+                <w:i w:val="0"/>
+                <w:sz w:val="18"/>
+              </w:rPr>
+              <w:t>pnpm --filter pie-chart run &lt;script&gt;</w:t>
+            </w:r>
+          </w:p>
+        </w:tc>
+        <w:tc>
+          <w:tcPr>
+            <w:tcW w:type="dxa" w:w="2436"/>
+            <w:tcBorders>
+              <w:top w:val="single" w:sz="4" w:space="0" w:color="D7DEE5"/>
+              <w:left w:val="single" w:sz="4" w:space="0" w:color="D7DEE5"/>
+              <w:bottom w:val="single" w:sz="4" w:space="0" w:color="D7DEE5"/>
+              <w:right w:val="single" w:sz="4" w:space="0" w:color="D7DEE5"/>
+            </w:tcBorders>
+          </w:tcPr>
+          <w:p>
+            <w:r/>
+            <w:r>
+              <w:rPr>
+                <w:rFonts w:ascii="BIZ UDPGothic" w:hAnsi="BIZ UDPGothic" w:eastAsia="BIZ UDPGothic"/>
+                <w:b w:val="0"/>
+                <w:i w:val="0"/>
+                <w:sz w:val="19"/>
+              </w:rPr>
+              <w:t>1〜6 章</w:t>
+            </w:r>
+          </w:p>
+        </w:tc>
+      </w:tr>
+      <w:tr>
+        <w:tc>
+          <w:tcPr>
+            <w:tcW w:type="dxa" w:w="2436"/>
+            <w:shd w:val="clear" w:color="auto" w:fill="F5F8FB"/>
+            <w:tcBorders>
+              <w:top w:val="single" w:sz="4" w:space="0" w:color="D7DEE5"/>
+              <w:left w:val="single" w:sz="4" w:space="0" w:color="D7DEE5"/>
+              <w:bottom w:val="single" w:sz="4" w:space="0" w:color="D7DEE5"/>
+              <w:right w:val="single" w:sz="4" w:space="0" w:color="D7DEE5"/>
+            </w:tcBorders>
+          </w:tcPr>
+          <w:p>
+            <w:r/>
+            <w:r>
+              <w:rPr>
+                <w:rFonts w:ascii="BIZ UDPGothic" w:hAnsi="BIZ UDPGothic" w:eastAsia="BIZ UDPGothic"/>
+                <w:b w:val="0"/>
+                <w:i w:val="0"/>
+                <w:sz w:val="19"/>
+              </w:rPr>
+              <w:t>旧 Node 20 系の単独環境</w:t>
+            </w:r>
+          </w:p>
+        </w:tc>
+        <w:tc>
+          <w:tcPr>
+            <w:tcW w:type="dxa" w:w="2436"/>
+            <w:shd w:val="clear" w:color="auto" w:fill="F5F8FB"/>
+            <w:tcBorders>
+              <w:top w:val="single" w:sz="4" w:space="0" w:color="D7DEE5"/>
+              <w:left w:val="single" w:sz="4" w:space="0" w:color="D7DEE5"/>
+              <w:bottom w:val="single" w:sz="4" w:space="0" w:color="D7DEE5"/>
+              <w:right w:val="single" w:sz="4" w:space="0" w:color="D7DEE5"/>
+            </w:tcBorders>
+          </w:tcPr>
+          <w:p>
+            <w:r/>
+            <w:r>
+              <w:rPr>
+                <w:rFonts w:ascii="BIZ UDGothic" w:hAnsi="BIZ UDGothic" w:eastAsia="BIZ UDGothic"/>
+                <w:b w:val="0"/>
+                <w:i w:val="0"/>
+                <w:sz w:val="18"/>
+              </w:rPr>
+              <w:t>pie-chart/</w:t>
+            </w:r>
+            <w:r>
+              <w:rPr>
+                <w:rFonts w:ascii="BIZ UDPGothic" w:hAnsi="BIZ UDPGothic" w:eastAsia="BIZ UDPGothic"/>
+                <w:b w:val="0"/>
+                <w:i w:val="0"/>
+                <w:sz w:val="19"/>
+              </w:rPr>
+              <w:t xml:space="preserve"> フォルダ単体で渡されており pnpm が無い</w:t>
+            </w:r>
+          </w:p>
+        </w:tc>
+        <w:tc>
+          <w:tcPr>
+            <w:tcW w:type="dxa" w:w="2436"/>
+            <w:shd w:val="clear" w:color="auto" w:fill="F5F8FB"/>
+            <w:tcBorders>
+              <w:top w:val="single" w:sz="4" w:space="0" w:color="D7DEE5"/>
+              <w:left w:val="single" w:sz="4" w:space="0" w:color="D7DEE5"/>
+              <w:bottom w:val="single" w:sz="4" w:space="0" w:color="D7DEE5"/>
+              <w:right w:val="single" w:sz="4" w:space="0" w:color="D7DEE5"/>
+            </w:tcBorders>
+          </w:tcPr>
+          <w:p>
+            <w:r/>
+            <w:r>
+              <w:rPr>
+                <w:rFonts w:ascii="BIZ UDGothic" w:hAnsi="BIZ UDGothic" w:eastAsia="BIZ UDGothic"/>
+                <w:b w:val="0"/>
+                <w:i w:val="0"/>
+                <w:sz w:val="18"/>
+              </w:rPr>
+              <w:t>pie-chart/</w:t>
+            </w:r>
+            <w:r>
+              <w:rPr>
+                <w:rFonts w:ascii="BIZ UDPGothic" w:hAnsi="BIZ UDPGothic" w:eastAsia="BIZ UDPGothic"/>
+                <w:b w:val="0"/>
+                <w:i w:val="0"/>
+                <w:sz w:val="19"/>
+              </w:rPr>
+              <w:t xml:space="preserve"> 内で </w:t>
+            </w:r>
+            <w:r>
+              <w:rPr>
+                <w:rFonts w:ascii="BIZ UDGothic" w:hAnsi="BIZ UDGothic" w:eastAsia="BIZ UDGothic"/>
+                <w:b w:val="0"/>
+                <w:i w:val="0"/>
+                <w:sz w:val="18"/>
+              </w:rPr>
+              <w:t>npm run &lt;script&gt;</w:t>
+            </w:r>
+          </w:p>
+        </w:tc>
+        <w:tc>
+          <w:tcPr>
+            <w:tcW w:type="dxa" w:w="2436"/>
+            <w:shd w:val="clear" w:color="auto" w:fill="F5F8FB"/>
+            <w:tcBorders>
+              <w:top w:val="single" w:sz="4" w:space="0" w:color="D7DEE5"/>
+              <w:left w:val="single" w:sz="4" w:space="0" w:color="D7DEE5"/>
+              <w:bottom w:val="single" w:sz="4" w:space="0" w:color="D7DEE5"/>
+              <w:right w:val="single" w:sz="4" w:space="0" w:color="D7DEE5"/>
+            </w:tcBorders>
+          </w:tcPr>
+          <w:p>
+            <w:r/>
+            <w:r>
+              <w:rPr>
+                <w:rFonts w:ascii="BIZ UDPGothic" w:hAnsi="BIZ UDPGothic" w:eastAsia="BIZ UDPGothic"/>
+                <w:b w:val="0"/>
+                <w:i w:val="0"/>
+                <w:sz w:val="19"/>
+              </w:rPr>
+              <w:t>1〜6 章</w:t>
+            </w:r>
+          </w:p>
+        </w:tc>
+      </w:tr>
+      <w:tr>
+        <w:tc>
+          <w:tcPr>
+            <w:tcW w:type="dxa" w:w="2436"/>
+            <w:tcBorders>
+              <w:top w:val="single" w:sz="4" w:space="0" w:color="D7DEE5"/>
+              <w:left w:val="single" w:sz="4" w:space="0" w:color="D7DEE5"/>
+              <w:bottom w:val="single" w:sz="4" w:space="0" w:color="D7DEE5"/>
+              <w:right w:val="single" w:sz="4" w:space="0" w:color="D7DEE5"/>
+            </w:tcBorders>
+          </w:tcPr>
+          <w:p>
+            <w:r/>
+            <w:r>
+              <w:rPr>
+                <w:rFonts w:ascii="BIZ UDPGothic" w:hAnsi="BIZ UDPGothic" w:eastAsia="BIZ UDPGothic"/>
+                <w:b w:val="0"/>
+                <w:i w:val="0"/>
+                <w:sz w:val="19"/>
+              </w:rPr>
+              <w:t>非開発者の端末（Node 無し）</w:t>
+            </w:r>
+          </w:p>
+        </w:tc>
+        <w:tc>
+          <w:tcPr>
+            <w:tcW w:type="dxa" w:w="2436"/>
+            <w:tcBorders>
+              <w:top w:val="single" w:sz="4" w:space="0" w:color="D7DEE5"/>
+              <w:left w:val="single" w:sz="4" w:space="0" w:color="D7DEE5"/>
+              <w:bottom w:val="single" w:sz="4" w:space="0" w:color="D7DEE5"/>
+              <w:right w:val="single" w:sz="4" w:space="0" w:color="D7DEE5"/>
+            </w:tcBorders>
+          </w:tcPr>
+          <w:p>
+            <w:r/>
+            <w:r>
+              <w:rPr>
+                <w:rFonts w:ascii="BIZ UDGothic" w:hAnsi="BIZ UDGothic" w:eastAsia="BIZ UDGothic"/>
+                <w:b w:val="0"/>
+                <w:i w:val="0"/>
+                <w:sz w:val="18"/>
+              </w:rPr>
+              <w:t>dist-exe/</w:t>
+            </w:r>
+            <w:r>
+              <w:rPr>
+                <w:rFonts w:ascii="BIZ UDPGothic" w:hAnsi="BIZ UDPGothic" w:eastAsia="BIZ UDPGothic"/>
+                <w:b w:val="0"/>
+                <w:i w:val="0"/>
+                <w:sz w:val="19"/>
+              </w:rPr>
+              <w:t xml:space="preserve"> フォルダを受け取った</w:t>
+            </w:r>
+          </w:p>
+        </w:tc>
+        <w:tc>
+          <w:tcPr>
+            <w:tcW w:type="dxa" w:w="2436"/>
+            <w:tcBorders>
+              <w:top w:val="single" w:sz="4" w:space="0" w:color="D7DEE5"/>
+              <w:left w:val="single" w:sz="4" w:space="0" w:color="D7DEE5"/>
+              <w:bottom w:val="single" w:sz="4" w:space="0" w:color="D7DEE5"/>
+              <w:right w:val="single" w:sz="4" w:space="0" w:color="D7DEE5"/>
+            </w:tcBorders>
+          </w:tcPr>
+          <w:p>
+            <w:r/>
+            <w:r>
+              <w:rPr>
+                <w:rFonts w:ascii="BIZ UDGothic" w:hAnsi="BIZ UDGothic" w:eastAsia="BIZ UDGothic"/>
+                <w:b w:val="0"/>
+                <w:i w:val="0"/>
+                <w:sz w:val="18"/>
+              </w:rPr>
+              <w:t>pie-chart.exe &lt;command&gt;</w:t>
+            </w:r>
+          </w:p>
+        </w:tc>
+        <w:tc>
+          <w:tcPr>
+            <w:tcW w:type="dxa" w:w="2436"/>
+            <w:tcBorders>
+              <w:top w:val="single" w:sz="4" w:space="0" w:color="D7DEE5"/>
+              <w:left w:val="single" w:sz="4" w:space="0" w:color="D7DEE5"/>
+              <w:bottom w:val="single" w:sz="4" w:space="0" w:color="D7DEE5"/>
+              <w:right w:val="single" w:sz="4" w:space="0" w:color="D7DEE5"/>
+            </w:tcBorders>
+          </w:tcPr>
+          <w:p>
+            <w:r/>
+            <w:r>
+              <w:rPr>
+                <w:rFonts w:ascii="BIZ UDPGothic" w:hAnsi="BIZ UDPGothic" w:eastAsia="BIZ UDPGothic"/>
+                <w:b w:val="0"/>
+                <w:i w:val="0"/>
+                <w:sz w:val="19"/>
+              </w:rPr>
+              <w:t>7 章のみ</w:t>
+            </w:r>
+          </w:p>
+        </w:tc>
+      </w:tr>
+    </w:tbl>
+    <w:p>
+      <w:pPr>
+        <w:spacing w:after="80"/>
+      </w:pPr>
+      <w:r>
+        <w:rPr>
+          <w:rFonts w:ascii="BIZ UDPGothic" w:hAnsi="BIZ UDPGothic" w:eastAsia="BIZ UDPGothic"/>
+          <w:b w:val="0"/>
+          <w:i w:val="0"/>
+          <w:sz w:val="21"/>
+        </w:rPr>
+        <w:t xml:space="preserve">本書のコマンド例は </w:t>
+      </w:r>
+      <w:r>
+        <w:rPr>
+          <w:rFonts w:ascii="BIZ UDGothic" w:hAnsi="BIZ UDGothic" w:eastAsia="BIZ UDGothic"/>
+          <w:b w:val="0"/>
+          <w:i w:val="0"/>
+          <w:sz w:val="20"/>
+        </w:rPr>
+        <w:t>npm run ...</w:t>
+      </w:r>
+      <w:r>
+        <w:rPr>
+          <w:rFonts w:ascii="BIZ UDPGothic" w:hAnsi="BIZ UDPGothic" w:eastAsia="BIZ UDPGothic"/>
+          <w:b w:val="0"/>
+          <w:i w:val="0"/>
+          <w:sz w:val="21"/>
+        </w:rPr>
+        <w:t xml:space="preserve"> で書く。開発機の場合は </w:t>
+      </w:r>
+      <w:r>
+        <w:rPr>
+          <w:rFonts w:ascii="BIZ UDGothic" w:hAnsi="BIZ UDGothic" w:eastAsia="BIZ UDGothic"/>
+          <w:b w:val="0"/>
+          <w:i w:val="0"/>
+          <w:sz w:val="20"/>
+        </w:rPr>
+        <w:t>npm run</w:t>
+      </w:r>
+      <w:r>
+        <w:rPr>
+          <w:rFonts w:ascii="BIZ UDPGothic" w:hAnsi="BIZ UDPGothic" w:eastAsia="BIZ UDPGothic"/>
+          <w:b w:val="0"/>
+          <w:i w:val="0"/>
+          <w:sz w:val="21"/>
+        </w:rPr>
+        <w:t xml:space="preserve"> を </w:t>
+      </w:r>
+      <w:r>
+        <w:rPr>
+          <w:rFonts w:ascii="BIZ UDGothic" w:hAnsi="BIZ UDGothic" w:eastAsia="BIZ UDGothic"/>
+          <w:b w:val="0"/>
+          <w:i w:val="0"/>
+          <w:sz w:val="20"/>
+        </w:rPr>
+        <w:t>pnpm --filter pie-chart run</w:t>
+      </w:r>
+      <w:r>
+        <w:rPr>
+          <w:rFonts w:ascii="BIZ UDPGothic" w:hAnsi="BIZ UDPGothic" w:eastAsia="BIZ UDPGothic"/>
+          <w:b w:val="0"/>
+          <w:i w:val="0"/>
+          <w:sz w:val="21"/>
+        </w:rPr>
+        <w:t xml:space="preserve">（または </w:t>
+      </w:r>
+      <w:r>
+        <w:rPr>
+          <w:rFonts w:ascii="BIZ UDGothic" w:hAnsi="BIZ UDGothic" w:eastAsia="BIZ UDGothic"/>
+          <w:b w:val="0"/>
+          <w:i w:val="0"/>
+          <w:sz w:val="20"/>
+        </w:rPr>
+        <w:t>pie-chart/</w:t>
+      </w:r>
+      <w:r>
+        <w:rPr>
+          <w:rFonts w:ascii="BIZ UDPGothic" w:hAnsi="BIZ UDPGothic" w:eastAsia="BIZ UDPGothic"/>
+          <w:b w:val="0"/>
+          <w:i w:val="0"/>
+          <w:sz w:val="21"/>
+        </w:rPr>
+        <w:t xml:space="preserve"> フォルダ内で </w:t>
+      </w:r>
+      <w:r>
+        <w:rPr>
+          <w:rFonts w:ascii="BIZ UDGothic" w:hAnsi="BIZ UDGothic" w:eastAsia="BIZ UDGothic"/>
+          <w:b w:val="0"/>
+          <w:i w:val="0"/>
+          <w:sz w:val="20"/>
+        </w:rPr>
+        <w:t>pnpm run</w:t>
+      </w:r>
+      <w:r>
+        <w:rPr>
+          <w:rFonts w:ascii="BIZ UDPGothic" w:hAnsi="BIZ UDPGothic" w:eastAsia="BIZ UDPGothic"/>
+          <w:b w:val="0"/>
+          <w:i w:val="0"/>
+          <w:sz w:val="21"/>
+        </w:rPr>
+        <w:t>）に読み替える。</w:t>
+      </w:r>
+    </w:p>
+    <w:tbl>
+      <w:tblPr>
+        <w:tblW w:type="auto" w:w="0"/>
+        <w:tblLook w:firstColumn="1" w:firstRow="1" w:lastColumn="0" w:lastRow="0" w:noHBand="0" w:noVBand="1" w:val="04A0"/>
+      </w:tblPr>
+      <w:tblGrid>
+        <w:gridCol w:w="9746"/>
+      </w:tblGrid>
+      <w:tr>
+        <w:trPr>
+          <w:cantSplit/>
+        </w:trPr>
+        <w:tc>
+          <w:tcPr>
+            <w:tcW w:type="dxa" w:w="9746"/>
+            <w:shd w:val="clear" w:color="auto" w:fill="EAF2FB"/>
+            <w:tcBorders>
+              <w:top w:val="single" w:sz="8" w:space="0" w:color="B9D3EE"/>
+              <w:left w:val="single" w:sz="8" w:space="0" w:color="B9D3EE"/>
+              <w:bottom w:val="single" w:sz="8" w:space="0" w:color="B9D3EE"/>
+              <w:right w:val="single" w:sz="8" w:space="0" w:color="B9D3EE"/>
+            </w:tcBorders>
+          </w:tcPr>
+          <w:p>
+            <w:r>
+              <w:rPr>
+                <w:rFonts w:ascii="BIZ UDPGothic" w:hAnsi="BIZ UDPGothic" w:eastAsia="BIZ UDPGothic"/>
+                <w:b/>
+                <w:i w:val="0"/>
+                <w:color w:val="FFFFFF"/>
+                <w:sz w:val="18"/>
+                <w:shd w:val="clear" w:color="auto" w:fill="1F5C99"/>
+              </w:rPr>
+              <w:t xml:space="preserve"> INFO </w:t>
+            </w:r>
+            <w:r>
+              <w:t xml:space="preserve">  </w:t>
+            </w:r>
+            <w:r>
+              <w:rPr>
+                <w:rFonts w:ascii="BIZ UDPGothic" w:hAnsi="BIZ UDPGothic" w:eastAsia="BIZ UDPGothic"/>
+                <w:b w:val="0"/>
+                <w:i w:val="0"/>
+                <w:color w:val="20242C"/>
+                <w:sz w:val="20"/>
+              </w:rPr>
+              <w:t xml:space="preserve">Node のバージョンは </w:t>
+            </w:r>
+            <w:r>
+              <w:rPr>
+                <w:rFonts w:ascii="BIZ UDGothic" w:hAnsi="BIZ UDGothic" w:eastAsia="BIZ UDGothic"/>
+                <w:b w:val="0"/>
+                <w:i w:val="0"/>
+                <w:color w:val="20242C"/>
+                <w:sz w:val="19"/>
+              </w:rPr>
+              <w:t>node -v</w:t>
+            </w:r>
+            <w:r>
+              <w:rPr>
+                <w:rFonts w:ascii="BIZ UDPGothic" w:hAnsi="BIZ UDPGothic" w:eastAsia="BIZ UDPGothic"/>
+                <w:b w:val="0"/>
+                <w:i w:val="0"/>
+                <w:color w:val="20242C"/>
+                <w:sz w:val="20"/>
+              </w:rPr>
+              <w:t xml:space="preserve"> で確認できる。</w:t>
+            </w:r>
+            <w:r>
+              <w:rPr>
+                <w:rFonts w:ascii="BIZ UDGothic" w:hAnsi="BIZ UDGothic" w:eastAsia="BIZ UDGothic"/>
+                <w:b w:val="0"/>
+                <w:i w:val="0"/>
+                <w:color w:val="20242C"/>
+                <w:sz w:val="19"/>
+              </w:rPr>
+              <w:t>v24.x</w:t>
+            </w:r>
+            <w:r>
+              <w:rPr>
+                <w:rFonts w:ascii="BIZ UDPGothic" w:hAnsi="BIZ UDPGothic" w:eastAsia="BIZ UDPGothic"/>
+                <w:b w:val="0"/>
+                <w:i w:val="0"/>
+                <w:color w:val="20242C"/>
+                <w:sz w:val="20"/>
+              </w:rPr>
+              <w:t xml:space="preserve"> なら開発機の列、</w:t>
+            </w:r>
+            <w:r>
+              <w:rPr>
+                <w:rFonts w:ascii="BIZ UDGothic" w:hAnsi="BIZ UDGothic" w:eastAsia="BIZ UDGothic"/>
+                <w:b w:val="0"/>
+                <w:i w:val="0"/>
+                <w:color w:val="20242C"/>
+                <w:sz w:val="19"/>
+              </w:rPr>
+              <w:t>v20.x</w:t>
+            </w:r>
+            <w:r>
+              <w:rPr>
+                <w:rFonts w:ascii="BIZ UDPGothic" w:hAnsi="BIZ UDPGothic" w:eastAsia="BIZ UDPGothic"/>
+                <w:b w:val="0"/>
+                <w:i w:val="0"/>
+                <w:color w:val="20242C"/>
+                <w:sz w:val="20"/>
+              </w:rPr>
+              <w:t xml:space="preserve"> なら旧環境の列に従う。</w:t>
+            </w:r>
+          </w:p>
+        </w:tc>
+      </w:tr>
+    </w:tbl>
     <w:p>
       <w:pPr>
         <w:keepNext/>
@@ -298,9 +1342,59 @@
         <w:br/>
         <w:t>npm run check   # tsc --noEmit で型チェック</w:t>
         <w:br/>
-        <w:t>npm run batch   # 87 サンプル一括生成</w:t>
+        <w:t>npm run batch   # 83 サンプル一括生成</w:t>
         <w:br/>
         <w:t>npm run verify  # 自動検証</w:t>
+      </w:r>
+    </w:p>
+    <w:p>
+      <w:pPr>
+        <w:spacing w:after="80"/>
+      </w:pPr>
+      <w:r>
+        <w:rPr>
+          <w:rFonts w:ascii="BIZ UDPGothic" w:hAnsi="BIZ UDPGothic" w:eastAsia="BIZ UDPGothic"/>
+          <w:b w:val="0"/>
+          <w:i w:val="0"/>
+          <w:sz w:val="21"/>
+        </w:rPr>
+        <w:t>セットアップ直後は、上の 3 コマンドを順に実行して動作確認するとよい。</w:t>
+      </w:r>
+      <w:r>
+        <w:rPr>
+          <w:rFonts w:ascii="BIZ UDGothic" w:hAnsi="BIZ UDGothic" w:eastAsia="BIZ UDGothic"/>
+          <w:b w:val="0"/>
+          <w:i w:val="0"/>
+          <w:sz w:val="20"/>
+        </w:rPr>
+        <w:t>batch</w:t>
+      </w:r>
+      <w:r>
+        <w:rPr>
+          <w:rFonts w:ascii="BIZ UDPGothic" w:hAnsi="BIZ UDPGothic" w:eastAsia="BIZ UDPGothic"/>
+          <w:b w:val="0"/>
+          <w:i w:val="0"/>
+          <w:sz w:val="21"/>
+        </w:rPr>
+        <w:t xml:space="preserve"> が </w:t>
+      </w:r>
+      <w:r>
+        <w:rPr>
+          <w:rFonts w:ascii="BIZ UDGothic" w:hAnsi="BIZ UDGothic" w:eastAsia="BIZ UDGothic"/>
+          <w:b w:val="0"/>
+          <w:i w:val="0"/>
+          <w:sz w:val="20"/>
+        </w:rPr>
+        <w:t>SVG: 83/83 OK</w:t>
+      </w:r>
+      <w:r>
+        <w:rPr>
+          <w:rFonts w:ascii="BIZ UDPGothic" w:hAnsi="BIZ UDPGothic" w:eastAsia="BIZ UDPGothic"/>
+          <w:b w:val="0"/>
+          <w:i w:val="0"/>
+          <w:sz w:val="21"/>
+        </w:rPr>
+        <w:t xml:space="preserve"> を表示すれば環境は正常。</w:t>
       </w:r>
     </w:p>
     <w:tbl>
@@ -643,6 +1737,88 @@
     <w:tbl>
       <w:tblPr>
         <w:tblW w:type="auto" w:w="0"/>
+        <w:tblLook w:firstColumn="1" w:firstRow="1" w:lastColumn="0" w:lastRow="0" w:noHBand="0" w:noVBand="1" w:val="04A0"/>
+      </w:tblPr>
+      <w:tblGrid>
+        <w:gridCol w:w="9746"/>
+      </w:tblGrid>
+      <w:tr>
+        <w:trPr>
+          <w:cantSplit/>
+        </w:trPr>
+        <w:tc>
+          <w:tcPr>
+            <w:tcW w:type="dxa" w:w="9746"/>
+            <w:shd w:val="clear" w:color="auto" w:fill="EAF2FB"/>
+            <w:tcBorders>
+              <w:top w:val="single" w:sz="8" w:space="0" w:color="B9D3EE"/>
+              <w:left w:val="single" w:sz="8" w:space="0" w:color="B9D3EE"/>
+              <w:bottom w:val="single" w:sz="8" w:space="0" w:color="B9D3EE"/>
+              <w:right w:val="single" w:sz="8" w:space="0" w:color="B9D3EE"/>
+            </w:tcBorders>
+          </w:tcPr>
+          <w:p>
+            <w:r>
+              <w:rPr>
+                <w:rFonts w:ascii="BIZ UDPGothic" w:hAnsi="BIZ UDPGothic" w:eastAsia="BIZ UDPGothic"/>
+                <w:b/>
+                <w:i w:val="0"/>
+                <w:color w:val="FFFFFF"/>
+                <w:sz w:val="18"/>
+                <w:shd w:val="clear" w:color="auto" w:fill="1F5C99"/>
+              </w:rPr>
+              <w:t xml:space="preserve"> INFO </w:t>
+            </w:r>
+            <w:r>
+              <w:t xml:space="preserve">  </w:t>
+            </w:r>
+            <w:r>
+              <w:rPr>
+                <w:rFonts w:ascii="BIZ UDGothic" w:hAnsi="BIZ UDGothic" w:eastAsia="BIZ UDGothic"/>
+                <w:b w:val="0"/>
+                <w:i w:val="0"/>
+                <w:color w:val="20242C"/>
+                <w:sz w:val="19"/>
+              </w:rPr>
+              <w:t>npm run cli --</w:t>
+            </w:r>
+            <w:r>
+              <w:rPr>
+                <w:rFonts w:ascii="BIZ UDPGothic" w:hAnsi="BIZ UDPGothic" w:eastAsia="BIZ UDPGothic"/>
+                <w:b w:val="0"/>
+                <w:i w:val="0"/>
+                <w:color w:val="20242C"/>
+                <w:sz w:val="20"/>
+              </w:rPr>
+              <w:t xml:space="preserve"> の </w:t>
+            </w:r>
+            <w:r>
+              <w:rPr>
+                <w:rFonts w:ascii="BIZ UDGothic" w:hAnsi="BIZ UDGothic" w:eastAsia="BIZ UDGothic"/>
+                <w:b w:val="0"/>
+                <w:i w:val="0"/>
+                <w:color w:val="20242C"/>
+                <w:sz w:val="19"/>
+              </w:rPr>
+              <w:t>--</w:t>
+            </w:r>
+            <w:r>
+              <w:rPr>
+                <w:rFonts w:ascii="BIZ UDPGothic" w:hAnsi="BIZ UDPGothic" w:eastAsia="BIZ UDPGothic"/>
+                <w:b w:val="0"/>
+                <w:i w:val="0"/>
+                <w:color w:val="20242C"/>
+                <w:sz w:val="20"/>
+              </w:rPr>
+              <w:t xml:space="preserve"> は「これ以降の引数を npm ではなくスクリプト本体へ渡す」という npm の決まり文句。忘れると引数が無視されて戸惑うので注意。</w:t>
+            </w:r>
+          </w:p>
+        </w:tc>
+      </w:tr>
+    </w:tbl>
+    <w:tbl>
+      <w:tblPr>
+        <w:tblW w:type="auto" w:w="0"/>
         <w:jc w:val="left"/>
         <w:tblLook w:firstColumn="1" w:firstRow="1" w:lastColumn="0" w:lastRow="0" w:noHBand="0" w:noVBand="1" w:val="04A0"/>
       </w:tblPr>
@@ -910,6 +2086,38 @@
         <w:t>npm run cli -- batch --output-dir out/svg</w:t>
         <w:br/>
         <w:t>npm run cli -- batch --input-dir data --output-dir out/svg</w:t>
+      </w:r>
+    </w:p>
+    <w:p>
+      <w:pPr>
+        <w:spacing w:after="80"/>
+      </w:pPr>
+      <w:r>
+        <w:rPr>
+          <w:rFonts w:ascii="BIZ UDPGothic" w:hAnsi="BIZ UDPGothic" w:eastAsia="BIZ UDPGothic"/>
+          <w:b w:val="0"/>
+          <w:i w:val="0"/>
+          <w:sz w:val="21"/>
+        </w:rPr>
+        <w:t xml:space="preserve">初めての 1 枚は、同梱サンプルを使う 2 行目の形がいちばん簡単。生成された </w:t>
+      </w:r>
+      <w:r>
+        <w:rPr>
+          <w:rFonts w:ascii="BIZ UDGothic" w:hAnsi="BIZ UDGothic" w:eastAsia="BIZ UDGothic"/>
+          <w:b w:val="0"/>
+          <w:i w:val="0"/>
+          <w:sz w:val="20"/>
+        </w:rPr>
+        <w:t>out/test.svg</w:t>
+      </w:r>
+      <w:r>
+        <w:rPr>
+          <w:rFonts w:ascii="BIZ UDPGothic" w:hAnsi="BIZ UDPGothic" w:eastAsia="BIZ UDPGothic"/>
+          <w:b w:val="0"/>
+          <w:i w:val="0"/>
+          <w:sz w:val="21"/>
+        </w:rPr>
+        <w:t xml:space="preserve"> はブラウザ（Edge 等）へドラッグ&amp;ドロップすれば表示できる。</w:t>
       </w:r>
     </w:p>
     <w:p>
@@ -1230,6 +2438,88 @@
         <w:t xml:space="preserve"> を一括処理する。</w:t>
       </w:r>
     </w:p>
+    <w:tbl>
+      <w:tblPr>
+        <w:tblW w:type="auto" w:w="0"/>
+        <w:tblLook w:firstColumn="1" w:firstRow="1" w:lastColumn="0" w:lastRow="0" w:noHBand="0" w:noVBand="1" w:val="04A0"/>
+      </w:tblPr>
+      <w:tblGrid>
+        <w:gridCol w:w="9746"/>
+      </w:tblGrid>
+      <w:tr>
+        <w:trPr>
+          <w:cantSplit/>
+        </w:trPr>
+        <w:tc>
+          <w:tcPr>
+            <w:tcW w:type="dxa" w:w="9746"/>
+            <w:shd w:val="clear" w:color="auto" w:fill="EAF2FB"/>
+            <w:tcBorders>
+              <w:top w:val="single" w:sz="8" w:space="0" w:color="B9D3EE"/>
+              <w:left w:val="single" w:sz="8" w:space="0" w:color="B9D3EE"/>
+              <w:bottom w:val="single" w:sz="8" w:space="0" w:color="B9D3EE"/>
+              <w:right w:val="single" w:sz="8" w:space="0" w:color="B9D3EE"/>
+            </w:tcBorders>
+          </w:tcPr>
+          <w:p>
+            <w:r>
+              <w:rPr>
+                <w:rFonts w:ascii="BIZ UDPGothic" w:hAnsi="BIZ UDPGothic" w:eastAsia="BIZ UDPGothic"/>
+                <w:b/>
+                <w:i w:val="0"/>
+                <w:color w:val="FFFFFF"/>
+                <w:sz w:val="18"/>
+                <w:shd w:val="clear" w:color="auto" w:fill="1F5C99"/>
+              </w:rPr>
+              <w:t xml:space="preserve"> INFO </w:t>
+            </w:r>
+            <w:r>
+              <w:t xml:space="preserve">  </w:t>
+            </w:r>
+            <w:r>
+              <w:rPr>
+                <w:rFonts w:ascii="BIZ UDGothic" w:hAnsi="BIZ UDGothic" w:eastAsia="BIZ UDGothic"/>
+                <w:b w:val="0"/>
+                <w:i w:val="0"/>
+                <w:color w:val="20242C"/>
+                <w:sz w:val="19"/>
+              </w:rPr>
+              <w:t>value</w:t>
+            </w:r>
+            <w:r>
+              <w:rPr>
+                <w:rFonts w:ascii="BIZ UDPGothic" w:hAnsi="BIZ UDPGothic" w:eastAsia="BIZ UDPGothic"/>
+                <w:b w:val="0"/>
+                <w:i w:val="0"/>
+                <w:color w:val="20242C"/>
+                <w:sz w:val="20"/>
+              </w:rPr>
+              <w:t xml:space="preserve"> は比率でも実額でもよい（合計が 100 である必要はない）。描画時に合計に対する割合へ換算される。また、スライスの並びは</w:t>
+            </w:r>
+            <w:r>
+              <w:rPr>
+                <w:rFonts w:ascii="BIZ UDPGothic" w:hAnsi="BIZ UDPGothic" w:eastAsia="BIZ UDPGothic"/>
+                <w:b/>
+                <w:i w:val="0"/>
+                <w:color w:val="20242C"/>
+                <w:sz w:val="20"/>
+              </w:rPr>
+              <w:t>値の大きい順に自動で並べ替え</w:t>
+            </w:r>
+            <w:r>
+              <w:rPr>
+                <w:rFonts w:ascii="BIZ UDPGothic" w:hAnsi="BIZ UDPGothic" w:eastAsia="BIZ UDPGothic"/>
+                <w:b w:val="0"/>
+                <w:i w:val="0"/>
+                <w:color w:val="20242C"/>
+                <w:sz w:val="20"/>
+              </w:rPr>
+              <w:t>られ、「その他」は末尾に回るため、入力の並び順を気にする必要はない。</w:t>
+            </w:r>
+          </w:p>
+        </w:tc>
+      </w:tr>
+    </w:tbl>
     <w:p>
       <w:pPr>
         <w:keepNext/>
@@ -1489,6 +2779,56 @@
     </w:p>
     <w:p>
       <w:pPr>
+        <w:spacing w:after="80"/>
+      </w:pPr>
+      <w:r>
+        <w:rPr>
+          <w:rFonts w:ascii="BIZ UDPGothic" w:hAnsi="BIZ UDPGothic" w:eastAsia="BIZ UDPGothic"/>
+          <w:b w:val="0"/>
+          <w:i w:val="0"/>
+          <w:sz w:val="21"/>
+        </w:rPr>
+        <w:t>例: シートの A1 に「区分」、B1 に「比率」の見出しがあり、データが 2〜11 行目にある場合、</w:t>
+      </w:r>
+      <w:r>
+        <w:rPr>
+          <w:rFonts w:ascii="BIZ UDGothic" w:hAnsi="BIZ UDGothic" w:eastAsia="BIZ UDGothic"/>
+          <w:b w:val="0"/>
+          <w:i w:val="0"/>
+          <w:sz w:val="20"/>
+        </w:rPr>
+        <w:t>--range A2:B11</w:t>
+      </w:r>
+      <w:r>
+        <w:rPr>
+          <w:rFonts w:ascii="BIZ UDPGothic" w:hAnsi="BIZ UDPGothic" w:eastAsia="BIZ UDPGothic"/>
+          <w:b w:val="0"/>
+          <w:i w:val="0"/>
+          <w:sz w:val="21"/>
+        </w:rPr>
+        <w:t xml:space="preserve"> と</w:t>
+      </w:r>
+      <w:r>
+        <w:rPr>
+          <w:rFonts w:ascii="BIZ UDPGothic" w:hAnsi="BIZ UDPGothic" w:eastAsia="BIZ UDPGothic"/>
+          <w:b/>
+          <w:i w:val="0"/>
+          <w:sz w:val="21"/>
+        </w:rPr>
+        <w:t>見出しを除いた範囲</w:t>
+      </w:r>
+      <w:r>
+        <w:rPr>
+          <w:rFonts w:ascii="BIZ UDPGothic" w:hAnsi="BIZ UDPGothic" w:eastAsia="BIZ UDPGothic"/>
+          <w:b w:val="0"/>
+          <w:i w:val="0"/>
+          <w:sz w:val="21"/>
+        </w:rPr>
+        <w:t>を指定する。</w:t>
+      </w:r>
+    </w:p>
+    <w:p>
+      <w:pPr>
         <w:keepNext/>
         <w:keepLines/>
         <w:spacing w:before="200" w:after="60"/>
@@ -1546,7 +2886,7 @@
           <w:i w:val="0"/>
           <w:sz w:val="21"/>
         </w:rPr>
-        <w:t>固定で、資格情報は持たない。</w:t>
+        <w:t>固定で、資格情報は持たない（＝いま Windows にログインしているユーザーの権限でつながる。パスワードをコマンドに書く必要はない）。</w:t>
       </w:r>
     </w:p>
     <w:p>
@@ -2130,7 +3470,7 @@
           <w:i w:val="0"/>
           <w:sz w:val="21"/>
         </w:rPr>
-        <w:t xml:space="preserve"> … 全 87 サンプルを </w:t>
+        <w:t xml:space="preserve"> … 全 83 サンプルを </w:t>
       </w:r>
       <w:r>
         <w:rPr>
@@ -2233,6 +3573,87 @@
     <w:tbl>
       <w:tblPr>
         <w:tblW w:type="auto" w:w="0"/>
+        <w:jc w:val="center"/>
+        <w:tblLook w:firstColumn="1" w:firstRow="1" w:lastColumn="0" w:lastRow="0" w:noHBand="0" w:noVBand="1" w:val="04A0"/>
+      </w:tblPr>
+      <w:tblGrid>
+        <w:gridCol w:w="9746"/>
+      </w:tblGrid>
+      <w:tr>
+        <w:trPr>
+          <w:cantSplit/>
+        </w:trPr>
+        <w:tc>
+          <w:tcPr>
+            <w:tcW w:type="dxa" w:w="9746"/>
+            <w:tcBorders>
+              <w:top w:val="single" w:sz="8" w:space="0" w:color="D7DEE5"/>
+              <w:left w:val="single" w:sz="8" w:space="0" w:color="D7DEE5"/>
+              <w:bottom w:val="single" w:sz="8" w:space="0" w:color="D7DEE5"/>
+              <w:right w:val="single" w:sz="8" w:space="0" w:color="D7DEE5"/>
+            </w:tcBorders>
+          </w:tcPr>
+          <w:p>
+            <w:pPr>
+              <w:jc w:val="center"/>
+            </w:pPr>
+            <w:r>
+              <w:drawing>
+                <wp:inline xmlns:a="http://schemas.openxmlformats.org/drawingml/2006/main" xmlns:pic="http://schemas.openxmlformats.org/drawingml/2006/picture">
+                  <wp:extent cx="5760000" cy="3960000"/>
+                  <wp:docPr id="3" name="Picture 3"/>
+                  <wp:cNvGraphicFramePr>
+                    <a:graphicFrameLocks noChangeAspect="1"/>
+                  </wp:cNvGraphicFramePr>
+                  <a:graphic>
+                    <a:graphicData uri="http://schemas.openxmlformats.org/drawingml/2006/picture">
+                      <pic:pic>
+                        <pic:nvPicPr>
+                          <pic:cNvPr id="0" name="viewer.png"/>
+                          <pic:cNvPicPr/>
+                        </pic:nvPicPr>
+                        <pic:blipFill>
+                          <a:blip r:embed="rId11"/>
+                          <a:stretch>
+                            <a:fillRect/>
+                          </a:stretch>
+                        </pic:blipFill>
+                        <pic:spPr>
+                          <a:xfrm>
+                            <a:off x="0" y="0"/>
+                            <a:ext cx="5760000" cy="3960000"/>
+                          </a:xfrm>
+                          <a:prstGeom prst="rect"/>
+                        </pic:spPr>
+                      </pic:pic>
+                    </a:graphicData>
+                  </a:graphic>
+                </wp:inline>
+              </w:drawing>
+            </w:r>
+          </w:p>
+        </w:tc>
+      </w:tr>
+    </w:tbl>
+    <w:p>
+      <w:pPr>
+        <w:spacing w:after="160"/>
+        <w:jc w:val="center"/>
+      </w:pPr>
+      <w:r>
+        <w:rPr>
+          <w:rFonts w:ascii="BIZ UDPGothic" w:hAnsi="BIZ UDPGothic" w:eastAsia="BIZ UDPGothic"/>
+          <w:b w:val="0"/>
+          <w:i/>
+          <w:color w:val="606874"/>
+          <w:sz w:val="18"/>
+        </w:rPr>
+        <w:t>compare.html ビューア（A4 プレビュー・1 ページ 12 件）</w:t>
+      </w:r>
+    </w:p>
+    <w:tbl>
+      <w:tblPr>
+        <w:tblW w:type="auto" w:w="0"/>
         <w:tblLook w:firstColumn="1" w:firstRow="1" w:lastColumn="0" w:lastRow="0" w:noHBand="0" w:noVBand="1" w:val="04A0"/>
       </w:tblPr>
       <w:tblGrid>
@@ -2307,6 +3728,128 @@
                 <w:sz w:val="20"/>
               </w:rPr>
               <w:t xml:space="preserve"> を実行しておくこと。出力は決定的なので、同じ入力なら毎回同一の SVG が得られる。</w:t>
+            </w:r>
+          </w:p>
+        </w:tc>
+      </w:tr>
+    </w:tbl>
+    <w:tbl>
+      <w:tblPr>
+        <w:tblW w:type="auto" w:w="0"/>
+        <w:tblLook w:firstColumn="1" w:firstRow="1" w:lastColumn="0" w:lastRow="0" w:noHBand="0" w:noVBand="1" w:val="04A0"/>
+      </w:tblPr>
+      <w:tblGrid>
+        <w:gridCol w:w="9746"/>
+      </w:tblGrid>
+      <w:tr>
+        <w:trPr>
+          <w:cantSplit/>
+        </w:trPr>
+        <w:tc>
+          <w:tcPr>
+            <w:tcW w:type="dxa" w:w="9746"/>
+            <w:shd w:val="clear" w:color="auto" w:fill="EAF2FB"/>
+            <w:tcBorders>
+              <w:top w:val="single" w:sz="8" w:space="0" w:color="B9D3EE"/>
+              <w:left w:val="single" w:sz="8" w:space="0" w:color="B9D3EE"/>
+              <w:bottom w:val="single" w:sz="8" w:space="0" w:color="B9D3EE"/>
+              <w:right w:val="single" w:sz="8" w:space="0" w:color="B9D3EE"/>
+            </w:tcBorders>
+          </w:tcPr>
+          <w:p>
+            <w:r>
+              <w:rPr>
+                <w:rFonts w:ascii="BIZ UDPGothic" w:hAnsi="BIZ UDPGothic" w:eastAsia="BIZ UDPGothic"/>
+                <w:b/>
+                <w:i w:val="0"/>
+                <w:color w:val="FFFFFF"/>
+                <w:sz w:val="18"/>
+                <w:shd w:val="clear" w:color="auto" w:fill="1F5C99"/>
+              </w:rPr>
+              <w:t xml:space="preserve"> INFO </w:t>
+            </w:r>
+            <w:r>
+              <w:t xml:space="preserve">  </w:t>
+            </w:r>
+            <w:r>
+              <w:rPr>
+                <w:rFonts w:ascii="BIZ UDGothic" w:hAnsi="BIZ UDGothic" w:eastAsia="BIZ UDGothic"/>
+                <w:b w:val="0"/>
+                <w:i w:val="0"/>
+                <w:color w:val="20242C"/>
+                <w:sz w:val="19"/>
+              </w:rPr>
+              <w:t>verify</w:t>
+            </w:r>
+            <w:r>
+              <w:rPr>
+                <w:rFonts w:ascii="BIZ UDPGothic" w:hAnsi="BIZ UDPGothic" w:eastAsia="BIZ UDPGothic"/>
+                <w:b w:val="0"/>
+                <w:i w:val="0"/>
+                <w:color w:val="20242C"/>
+                <w:sz w:val="20"/>
+              </w:rPr>
+              <w:t xml:space="preserve"> は現況 </w:t>
+            </w:r>
+            <w:r>
+              <w:rPr>
+                <w:rFonts w:ascii="BIZ UDPGothic" w:hAnsi="BIZ UDPGothic" w:eastAsia="BIZ UDPGothic"/>
+                <w:b/>
+                <w:i w:val="0"/>
+                <w:color w:val="20242C"/>
+                <w:sz w:val="20"/>
+              </w:rPr>
+              <w:t>6/83 サンプルで警告（計 11 件）</w:t>
+            </w:r>
+            <w:r>
+              <w:rPr>
+                <w:rFonts w:ascii="BIZ UDPGothic" w:hAnsi="BIZ UDPGothic" w:eastAsia="BIZ UDPGothic"/>
+                <w:b w:val="0"/>
+                <w:i w:val="0"/>
+                <w:color w:val="20242C"/>
+                <w:sz w:val="20"/>
+              </w:rPr>
+              <w:t>を表示するが、これらは既知の WARN（長い名前の viewBox はみ出し等、</w:t>
+            </w:r>
+            <w:r>
+              <w:rPr>
+                <w:rFonts w:ascii="BIZ UDGothic" w:hAnsi="BIZ UDGothic" w:eastAsia="BIZ UDGothic"/>
+                <w:b w:val="0"/>
+                <w:i w:val="0"/>
+                <w:color w:val="20242C"/>
+                <w:sz w:val="19"/>
+              </w:rPr>
+              <w:t>pie-chart/README.md</w:t>
+            </w:r>
+            <w:r>
+              <w:rPr>
+                <w:rFonts w:ascii="BIZ UDPGothic" w:hAnsi="BIZ UDPGothic" w:eastAsia="BIZ UDPGothic"/>
+                <w:b w:val="0"/>
+                <w:i w:val="0"/>
+                <w:color w:val="20242C"/>
+                <w:sz w:val="20"/>
+              </w:rPr>
+              <w:t xml:space="preserve"> に記録済み）で、ERROR 級（引出線の交差・円内貫通）は 0 件。既知の件数から</w:t>
+            </w:r>
+            <w:r>
+              <w:rPr>
+                <w:rFonts w:ascii="BIZ UDPGothic" w:hAnsi="BIZ UDPGothic" w:eastAsia="BIZ UDPGothic"/>
+                <w:b/>
+                <w:i w:val="0"/>
+                <w:color w:val="20242C"/>
+                <w:sz w:val="20"/>
+              </w:rPr>
+              <w:t>増えていなければ正常</w:t>
+            </w:r>
+            <w:r>
+              <w:rPr>
+                <w:rFonts w:ascii="BIZ UDPGothic" w:hAnsi="BIZ UDPGothic" w:eastAsia="BIZ UDPGothic"/>
+                <w:b w:val="0"/>
+                <w:i w:val="0"/>
+                <w:color w:val="20242C"/>
+                <w:sz w:val="20"/>
+              </w:rPr>
+              <w:t>と判断してよい。</w:t>
             </w:r>
           </w:p>
         </w:tc>
@@ -2649,7 +4192,25 @@
           <w:i w:val="0"/>
           <w:sz w:val="21"/>
         </w:rPr>
-        <w:t xml:space="preserve"> を exe と同じ場所に置く）。これによりサブセット埋込が効き出力 SVG が軽い。</w:t>
+        <w:t xml:space="preserve"> を exe と同じ場所に置く）。</w:t>
+      </w:r>
+      <w:r>
+        <w:rPr>
+          <w:rFonts w:ascii="BIZ UDPGothic" w:hAnsi="BIZ UDPGothic" w:eastAsia="BIZ UDPGothic"/>
+          <w:b/>
+          <w:i w:val="0"/>
+          <w:sz w:val="21"/>
+        </w:rPr>
+        <w:t>フォルダごと</w:t>
+      </w:r>
+      <w:r>
+        <w:rPr>
+          <w:rFonts w:ascii="BIZ UDPGothic" w:hAnsi="BIZ UDPGothic" w:eastAsia="BIZ UDPGothic"/>
+          <w:b w:val="0"/>
+          <w:i w:val="0"/>
+          <w:sz w:val="21"/>
+        </w:rPr>
+        <w:t>渡すこと。exe 単体をコピーして渡すとフォント埋込が効かなくなる。</w:t>
       </w:r>
     </w:p>
     <w:p>
@@ -2868,6 +4429,994 @@
                 <w:sz w:val="20"/>
               </w:rPr>
               <w:t xml:space="preserve"> を追加する（描画・Excel 入力は追加不要で動く）。</w:t>
+            </w:r>
+          </w:p>
+        </w:tc>
+      </w:tr>
+    </w:tbl>
+    <w:p>
+      <w:pPr>
+        <w:keepNext/>
+        <w:keepLines/>
+        <w:spacing w:before="200" w:after="60"/>
+        <w:pBdr>
+          <w:left w:val="single" w:sz="24" w:space="8" w:color="1F5C99"/>
+        </w:pBdr>
+        <w:ind w:left="113"/>
+      </w:pPr>
+      <w:r>
+        <w:rPr>
+          <w:rFonts w:ascii="BIZ UDPGothic" w:hAnsi="BIZ UDPGothic" w:eastAsia="BIZ UDPGothic"/>
+          <w:b/>
+          <w:i w:val="0"/>
+          <w:color w:val="20242C"/>
+          <w:sz w:val="32"/>
+        </w:rPr>
+        <w:t>8. 困ったとき（FAQ）</w:t>
+      </w:r>
+    </w:p>
+    <w:tbl>
+      <w:tblPr>
+        <w:tblW w:type="auto" w:w="0"/>
+        <w:jc w:val="left"/>
+        <w:tblLook w:firstColumn="1" w:firstRow="1" w:lastColumn="0" w:lastRow="0" w:noHBand="0" w:noVBand="1" w:val="04A0"/>
+      </w:tblPr>
+      <w:tblGrid>
+        <w:gridCol w:w="4873"/>
+        <w:gridCol w:w="4873"/>
+      </w:tblGrid>
+      <w:tr>
+        <w:tc>
+          <w:tcPr>
+            <w:tcW w:type="dxa" w:w="4873"/>
+            <w:shd w:val="clear" w:color="auto" w:fill="1F5C99"/>
+            <w:tcBorders>
+              <w:top w:val="single" w:sz="4" w:space="0" w:color="D7DEE5"/>
+              <w:left w:val="single" w:sz="4" w:space="0" w:color="D7DEE5"/>
+              <w:bottom w:val="single" w:sz="4" w:space="0" w:color="D7DEE5"/>
+              <w:right w:val="single" w:sz="4" w:space="0" w:color="D7DEE5"/>
+            </w:tcBorders>
+          </w:tcPr>
+          <w:p>
+            <w:r/>
+            <w:r>
+              <w:rPr>
+                <w:rFonts w:ascii="BIZ UDPGothic" w:hAnsi="BIZ UDPGothic" w:eastAsia="BIZ UDPGothic"/>
+                <w:b/>
+                <w:i w:val="0"/>
+                <w:color w:val="FFFFFF"/>
+                <w:sz w:val="19"/>
+              </w:rPr>
+              <w:t>症状</w:t>
+            </w:r>
+          </w:p>
+        </w:tc>
+        <w:tc>
+          <w:tcPr>
+            <w:tcW w:type="dxa" w:w="4873"/>
+            <w:shd w:val="clear" w:color="auto" w:fill="1F5C99"/>
+            <w:tcBorders>
+              <w:top w:val="single" w:sz="4" w:space="0" w:color="D7DEE5"/>
+              <w:left w:val="single" w:sz="4" w:space="0" w:color="D7DEE5"/>
+              <w:bottom w:val="single" w:sz="4" w:space="0" w:color="D7DEE5"/>
+              <w:right w:val="single" w:sz="4" w:space="0" w:color="D7DEE5"/>
+            </w:tcBorders>
+          </w:tcPr>
+          <w:p>
+            <w:r/>
+            <w:r>
+              <w:rPr>
+                <w:rFonts w:ascii="BIZ UDPGothic" w:hAnsi="BIZ UDPGothic" w:eastAsia="BIZ UDPGothic"/>
+                <w:b/>
+                <w:i w:val="0"/>
+                <w:color w:val="FFFFFF"/>
+                <w:sz w:val="19"/>
+              </w:rPr>
+              <w:t>原因と対処</w:t>
+            </w:r>
+          </w:p>
+        </w:tc>
+      </w:tr>
+      <w:tr>
+        <w:tc>
+          <w:tcPr>
+            <w:tcW w:type="dxa" w:w="4873"/>
+            <w:tcBorders>
+              <w:top w:val="single" w:sz="4" w:space="0" w:color="D7DEE5"/>
+              <w:left w:val="single" w:sz="4" w:space="0" w:color="D7DEE5"/>
+              <w:bottom w:val="single" w:sz="4" w:space="0" w:color="D7DEE5"/>
+              <w:right w:val="single" w:sz="4" w:space="0" w:color="D7DEE5"/>
+            </w:tcBorders>
+          </w:tcPr>
+          <w:p>
+            <w:r/>
+            <w:r>
+              <w:rPr>
+                <w:rFonts w:ascii="BIZ UDGothic" w:hAnsi="BIZ UDGothic" w:eastAsia="BIZ UDGothic"/>
+                <w:b w:val="0"/>
+                <w:i w:val="0"/>
+                <w:sz w:val="18"/>
+              </w:rPr>
+              <w:t>npm install</w:t>
+            </w:r>
+            <w:r>
+              <w:rPr>
+                <w:rFonts w:ascii="BIZ UDPGothic" w:hAnsi="BIZ UDPGothic" w:eastAsia="BIZ UDPGothic"/>
+                <w:b w:val="0"/>
+                <w:i w:val="0"/>
+                <w:sz w:val="19"/>
+              </w:rPr>
+              <w:t xml:space="preserve"> で </w:t>
+            </w:r>
+            <w:r>
+              <w:rPr>
+                <w:rFonts w:ascii="BIZ UDGothic" w:hAnsi="BIZ UDGothic" w:eastAsia="BIZ UDGothic"/>
+                <w:b w:val="0"/>
+                <w:i w:val="0"/>
+                <w:sz w:val="18"/>
+              </w:rPr>
+              <w:t>EBADENGINE</w:t>
+            </w:r>
+            <w:r>
+              <w:rPr>
+                <w:rFonts w:ascii="BIZ UDPGothic" w:hAnsi="BIZ UDPGothic" w:eastAsia="BIZ UDPGothic"/>
+                <w:b w:val="0"/>
+                <w:i w:val="0"/>
+                <w:sz w:val="19"/>
+              </w:rPr>
+              <w:t xml:space="preserve"> の警告/エラーが出る</w:t>
+            </w:r>
+          </w:p>
+        </w:tc>
+        <w:tc>
+          <w:tcPr>
+            <w:tcW w:type="dxa" w:w="4873"/>
+            <w:tcBorders>
+              <w:top w:val="single" w:sz="4" w:space="0" w:color="D7DEE5"/>
+              <w:left w:val="single" w:sz="4" w:space="0" w:color="D7DEE5"/>
+              <w:bottom w:val="single" w:sz="4" w:space="0" w:color="D7DEE5"/>
+              <w:right w:val="single" w:sz="4" w:space="0" w:color="D7DEE5"/>
+            </w:tcBorders>
+          </w:tcPr>
+          <w:p>
+            <w:r/>
+            <w:r>
+              <w:rPr>
+                <w:rFonts w:ascii="BIZ UDPGothic" w:hAnsi="BIZ UDPGothic" w:eastAsia="BIZ UDPGothic"/>
+                <w:b w:val="0"/>
+                <w:i w:val="0"/>
+                <w:sz w:val="19"/>
+              </w:rPr>
+              <w:t>Node 20.16 等の旧環境で vite@8 系を引いている。</w:t>
+            </w:r>
+            <w:r>
+              <w:rPr>
+                <w:rFonts w:ascii="BIZ UDGothic" w:hAnsi="BIZ UDGothic" w:eastAsia="BIZ UDGothic"/>
+                <w:b w:val="0"/>
+                <w:i w:val="0"/>
+                <w:sz w:val="18"/>
+              </w:rPr>
+              <w:t>pie-chart/</w:t>
+            </w:r>
+            <w:r>
+              <w:rPr>
+                <w:rFonts w:ascii="BIZ UDPGothic" w:hAnsi="BIZ UDPGothic" w:eastAsia="BIZ UDPGothic"/>
+                <w:b w:val="0"/>
+                <w:i w:val="0"/>
+                <w:sz w:val="19"/>
+              </w:rPr>
+              <w:t xml:space="preserve"> 内の </w:t>
+            </w:r>
+            <w:r>
+              <w:rPr>
+                <w:rFonts w:ascii="BIZ UDGothic" w:hAnsi="BIZ UDGothic" w:eastAsia="BIZ UDGothic"/>
+                <w:b w:val="0"/>
+                <w:i w:val="0"/>
+                <w:sz w:val="18"/>
+              </w:rPr>
+              <w:t>npm install</w:t>
+            </w:r>
+            <w:r>
+              <w:rPr>
+                <w:rFonts w:ascii="BIZ UDPGothic" w:hAnsi="BIZ UDPGothic" w:eastAsia="BIZ UDPGothic"/>
+                <w:b w:val="0"/>
+                <w:i w:val="0"/>
+                <w:sz w:val="19"/>
+              </w:rPr>
+              <w:t>（overrides で vite@6 固定）を使っているか確認する。リポジトリ直下で npm を叩いていないか注意（1 章）。</w:t>
+            </w:r>
+          </w:p>
+        </w:tc>
+      </w:tr>
+      <w:tr>
+        <w:tc>
+          <w:tcPr>
+            <w:tcW w:type="dxa" w:w="4873"/>
+            <w:shd w:val="clear" w:color="auto" w:fill="F5F8FB"/>
+            <w:tcBorders>
+              <w:top w:val="single" w:sz="4" w:space="0" w:color="D7DEE5"/>
+              <w:left w:val="single" w:sz="4" w:space="0" w:color="D7DEE5"/>
+              <w:bottom w:val="single" w:sz="4" w:space="0" w:color="D7DEE5"/>
+              <w:right w:val="single" w:sz="4" w:space="0" w:color="D7DEE5"/>
+            </w:tcBorders>
+          </w:tcPr>
+          <w:p>
+            <w:r/>
+            <w:r>
+              <w:rPr>
+                <w:rFonts w:ascii="BIZ UDGothic" w:hAnsi="BIZ UDGothic" w:eastAsia="BIZ UDGothic"/>
+                <w:b w:val="0"/>
+                <w:i w:val="0"/>
+                <w:sz w:val="18"/>
+              </w:rPr>
+              <w:t>Non-numeric value at row N</w:t>
+            </w:r>
+            <w:r>
+              <w:rPr>
+                <w:rFonts w:ascii="BIZ UDPGothic" w:hAnsi="BIZ UDPGothic" w:eastAsia="BIZ UDPGothic"/>
+                <w:b w:val="0"/>
+                <w:i w:val="0"/>
+                <w:sz w:val="19"/>
+              </w:rPr>
+              <w:t xml:space="preserve"> で落ちる（Excel 入力）</w:t>
+            </w:r>
+          </w:p>
+        </w:tc>
+        <w:tc>
+          <w:tcPr>
+            <w:tcW w:type="dxa" w:w="4873"/>
+            <w:shd w:val="clear" w:color="auto" w:fill="F5F8FB"/>
+            <w:tcBorders>
+              <w:top w:val="single" w:sz="4" w:space="0" w:color="D7DEE5"/>
+              <w:left w:val="single" w:sz="4" w:space="0" w:color="D7DEE5"/>
+              <w:bottom w:val="single" w:sz="4" w:space="0" w:color="D7DEE5"/>
+              <w:right w:val="single" w:sz="4" w:space="0" w:color="D7DEE5"/>
+            </w:tcBorders>
+          </w:tcPr>
+          <w:p>
+            <w:r/>
+            <w:r>
+              <w:rPr>
+                <w:rFonts w:ascii="BIZ UDGothic" w:hAnsi="BIZ UDGothic" w:eastAsia="BIZ UDGothic"/>
+                <w:b w:val="0"/>
+                <w:i w:val="0"/>
+                <w:sz w:val="18"/>
+              </w:rPr>
+              <w:t>--range</w:t>
+            </w:r>
+            <w:r>
+              <w:rPr>
+                <w:rFonts w:ascii="BIZ UDPGothic" w:hAnsi="BIZ UDPGothic" w:eastAsia="BIZ UDPGothic"/>
+                <w:b w:val="0"/>
+                <w:i w:val="0"/>
+                <w:sz w:val="19"/>
+              </w:rPr>
+              <w:t xml:space="preserve"> に見出し行が混ざっている。データ行のみの範囲（例: </w:t>
+            </w:r>
+            <w:r>
+              <w:rPr>
+                <w:rFonts w:ascii="BIZ UDGothic" w:hAnsi="BIZ UDGothic" w:eastAsia="BIZ UDGothic"/>
+                <w:b w:val="0"/>
+                <w:i w:val="0"/>
+                <w:sz w:val="18"/>
+              </w:rPr>
+              <w:t>A2:B11</w:t>
+            </w:r>
+            <w:r>
+              <w:rPr>
+                <w:rFonts w:ascii="BIZ UDPGothic" w:hAnsi="BIZ UDPGothic" w:eastAsia="BIZ UDPGothic"/>
+                <w:b w:val="0"/>
+                <w:i w:val="0"/>
+                <w:sz w:val="19"/>
+              </w:rPr>
+              <w:t>）へ直す（4 章）。</w:t>
+            </w:r>
+          </w:p>
+        </w:tc>
+      </w:tr>
+      <w:tr>
+        <w:tc>
+          <w:tcPr>
+            <w:tcW w:type="dxa" w:w="4873"/>
+            <w:tcBorders>
+              <w:top w:val="single" w:sz="4" w:space="0" w:color="D7DEE5"/>
+              <w:left w:val="single" w:sz="4" w:space="0" w:color="D7DEE5"/>
+              <w:bottom w:val="single" w:sz="4" w:space="0" w:color="D7DEE5"/>
+              <w:right w:val="single" w:sz="4" w:space="0" w:color="D7DEE5"/>
+            </w:tcBorders>
+          </w:tcPr>
+          <w:p>
+            <w:r/>
+            <w:r>
+              <w:rPr>
+                <w:rFonts w:ascii="BIZ UDGothic" w:hAnsi="BIZ UDGothic" w:eastAsia="BIZ UDGothic"/>
+                <w:b w:val="0"/>
+                <w:i w:val="0"/>
+                <w:sz w:val="18"/>
+              </w:rPr>
+              <w:t>--range</w:t>
+            </w:r>
+            <w:r>
+              <w:rPr>
+                <w:rFonts w:ascii="BIZ UDPGothic" w:hAnsi="BIZ UDPGothic" w:eastAsia="BIZ UDPGothic"/>
+                <w:b w:val="0"/>
+                <w:i w:val="0"/>
+                <w:sz w:val="19"/>
+              </w:rPr>
+              <w:t xml:space="preserve"> 指定でエラーになる</w:t>
+            </w:r>
+          </w:p>
+        </w:tc>
+        <w:tc>
+          <w:tcPr>
+            <w:tcW w:type="dxa" w:w="4873"/>
+            <w:tcBorders>
+              <w:top w:val="single" w:sz="4" w:space="0" w:color="D7DEE5"/>
+              <w:left w:val="single" w:sz="4" w:space="0" w:color="D7DEE5"/>
+              <w:bottom w:val="single" w:sz="4" w:space="0" w:color="D7DEE5"/>
+              <w:right w:val="single" w:sz="4" w:space="0" w:color="D7DEE5"/>
+            </w:tcBorders>
+          </w:tcPr>
+          <w:p>
+            <w:r/>
+            <w:r>
+              <w:rPr>
+                <w:rFonts w:ascii="BIZ UDPGothic" w:hAnsi="BIZ UDPGothic" w:eastAsia="BIZ UDPGothic"/>
+                <w:b w:val="0"/>
+                <w:i w:val="0"/>
+                <w:sz w:val="19"/>
+              </w:rPr>
+              <w:t>範囲が 2 列固定（左=name、右=value）になっているか確認する。3 列以上・1 列はエラー（4 章）。</w:t>
+            </w:r>
+          </w:p>
+        </w:tc>
+      </w:tr>
+      <w:tr>
+        <w:tc>
+          <w:tcPr>
+            <w:tcW w:type="dxa" w:w="4873"/>
+            <w:shd w:val="clear" w:color="auto" w:fill="F5F8FB"/>
+            <w:tcBorders>
+              <w:top w:val="single" w:sz="4" w:space="0" w:color="D7DEE5"/>
+              <w:left w:val="single" w:sz="4" w:space="0" w:color="D7DEE5"/>
+              <w:bottom w:val="single" w:sz="4" w:space="0" w:color="D7DEE5"/>
+              <w:right w:val="single" w:sz="4" w:space="0" w:color="D7DEE5"/>
+            </w:tcBorders>
+          </w:tcPr>
+          <w:p>
+            <w:r/>
+            <w:r>
+              <w:rPr>
+                <w:rFonts w:ascii="BIZ UDPGothic" w:hAnsi="BIZ UDPGothic" w:eastAsia="BIZ UDPGothic"/>
+                <w:b w:val="0"/>
+                <w:i w:val="0"/>
+                <w:sz w:val="19"/>
+              </w:rPr>
+              <w:t xml:space="preserve">DB 入力で </w:t>
+            </w:r>
+            <w:r>
+              <w:rPr>
+                <w:rFonts w:ascii="BIZ UDGothic" w:hAnsi="BIZ UDGothic" w:eastAsia="BIZ UDGothic"/>
+                <w:b w:val="0"/>
+                <w:i w:val="0"/>
+                <w:sz w:val="18"/>
+              </w:rPr>
+              <w:t>msnodesqlv8</w:t>
+            </w:r>
+            <w:r>
+              <w:rPr>
+                <w:rFonts w:ascii="BIZ UDPGothic" w:hAnsi="BIZ UDPGothic" w:eastAsia="BIZ UDPGothic"/>
+                <w:b w:val="0"/>
+                <w:i w:val="0"/>
+                <w:sz w:val="19"/>
+              </w:rPr>
+              <w:t xml:space="preserve"> が見つからないと言われる</w:t>
+            </w:r>
+          </w:p>
+        </w:tc>
+        <w:tc>
+          <w:tcPr>
+            <w:tcW w:type="dxa" w:w="4873"/>
+            <w:shd w:val="clear" w:color="auto" w:fill="F5F8FB"/>
+            <w:tcBorders>
+              <w:top w:val="single" w:sz="4" w:space="0" w:color="D7DEE5"/>
+              <w:left w:val="single" w:sz="4" w:space="0" w:color="D7DEE5"/>
+              <w:bottom w:val="single" w:sz="4" w:space="0" w:color="D7DEE5"/>
+              <w:right w:val="single" w:sz="4" w:space="0" w:color="D7DEE5"/>
+            </w:tcBorders>
+          </w:tcPr>
+          <w:p>
+            <w:r/>
+            <w:r>
+              <w:rPr>
+                <w:rFonts w:ascii="BIZ UDGothic" w:hAnsi="BIZ UDGothic" w:eastAsia="BIZ UDGothic"/>
+                <w:b w:val="0"/>
+                <w:i w:val="0"/>
+                <w:sz w:val="18"/>
+              </w:rPr>
+              <w:t>msnodesqlv8</w:t>
+            </w:r>
+            <w:r>
+              <w:rPr>
+                <w:rFonts w:ascii="BIZ UDPGothic" w:hAnsi="BIZ UDPGothic" w:eastAsia="BIZ UDPGothic"/>
+                <w:b w:val="0"/>
+                <w:i w:val="0"/>
+                <w:sz w:val="19"/>
+              </w:rPr>
+              <w:t xml:space="preserve"> は任意依存で既定では入らない。DB 入力を使う端末でのみ導入する（5 章・7 章）。</w:t>
+            </w:r>
+          </w:p>
+        </w:tc>
+      </w:tr>
+      <w:tr>
+        <w:tc>
+          <w:tcPr>
+            <w:tcW w:type="dxa" w:w="4873"/>
+            <w:tcBorders>
+              <w:top w:val="single" w:sz="4" w:space="0" w:color="D7DEE5"/>
+              <w:left w:val="single" w:sz="4" w:space="0" w:color="D7DEE5"/>
+              <w:bottom w:val="single" w:sz="4" w:space="0" w:color="D7DEE5"/>
+              <w:right w:val="single" w:sz="4" w:space="0" w:color="D7DEE5"/>
+            </w:tcBorders>
+          </w:tcPr>
+          <w:p>
+            <w:r/>
+            <w:r>
+              <w:rPr>
+                <w:rFonts w:ascii="BIZ UDPGothic" w:hAnsi="BIZ UDPGothic" w:eastAsia="BIZ UDPGothic"/>
+                <w:b w:val="0"/>
+                <w:i w:val="0"/>
+                <w:sz w:val="19"/>
+              </w:rPr>
+              <w:t>DB 接続に失敗する</w:t>
+            </w:r>
+          </w:p>
+        </w:tc>
+        <w:tc>
+          <w:tcPr>
+            <w:tcW w:type="dxa" w:w="4873"/>
+            <w:tcBorders>
+              <w:top w:val="single" w:sz="4" w:space="0" w:color="D7DEE5"/>
+              <w:left w:val="single" w:sz="4" w:space="0" w:color="D7DEE5"/>
+              <w:bottom w:val="single" w:sz="4" w:space="0" w:color="D7DEE5"/>
+              <w:right w:val="single" w:sz="4" w:space="0" w:color="D7DEE5"/>
+            </w:tcBorders>
+          </w:tcPr>
+          <w:p>
+            <w:r/>
+            <w:r>
+              <w:rPr>
+                <w:rFonts w:ascii="BIZ UDPGothic" w:hAnsi="BIZ UDPGothic" w:eastAsia="BIZ UDPGothic"/>
+                <w:b w:val="0"/>
+                <w:i w:val="0"/>
+                <w:sz w:val="19"/>
+              </w:rPr>
+              <w:t>Windows 統合認証固定のため、実行ユーザーに対象 DB の参照権限が必要。</w:t>
+            </w:r>
+            <w:r>
+              <w:rPr>
+                <w:rFonts w:ascii="BIZ UDGothic" w:hAnsi="BIZ UDGothic" w:eastAsia="BIZ UDGothic"/>
+                <w:b w:val="0"/>
+                <w:i w:val="0"/>
+                <w:sz w:val="18"/>
+              </w:rPr>
+              <w:t>--db-server</w:t>
+            </w:r>
+            <w:r>
+              <w:rPr>
+                <w:rFonts w:ascii="BIZ UDPGothic" w:hAnsi="BIZ UDPGothic" w:eastAsia="BIZ UDPGothic"/>
+                <w:b w:val="0"/>
+                <w:i w:val="0"/>
+                <w:sz w:val="19"/>
+              </w:rPr>
+              <w:t xml:space="preserve"> / </w:t>
+            </w:r>
+            <w:r>
+              <w:rPr>
+                <w:rFonts w:ascii="BIZ UDGothic" w:hAnsi="BIZ UDGothic" w:eastAsia="BIZ UDGothic"/>
+                <w:b w:val="0"/>
+                <w:i w:val="0"/>
+                <w:sz w:val="18"/>
+              </w:rPr>
+              <w:t>--db-name</w:t>
+            </w:r>
+            <w:r>
+              <w:rPr>
+                <w:rFonts w:ascii="BIZ UDPGothic" w:hAnsi="BIZ UDPGothic" w:eastAsia="BIZ UDPGothic"/>
+                <w:b w:val="0"/>
+                <w:i w:val="0"/>
+                <w:sz w:val="19"/>
+              </w:rPr>
+              <w:t xml:space="preserve">（または env </w:t>
+            </w:r>
+            <w:r>
+              <w:rPr>
+                <w:rFonts w:ascii="BIZ UDGothic" w:hAnsi="BIZ UDGothic" w:eastAsia="BIZ UDGothic"/>
+                <w:b w:val="0"/>
+                <w:i w:val="0"/>
+                <w:sz w:val="18"/>
+              </w:rPr>
+              <w:t>DB_SERVER</w:t>
+            </w:r>
+            <w:r>
+              <w:rPr>
+                <w:rFonts w:ascii="BIZ UDPGothic" w:hAnsi="BIZ UDPGothic" w:eastAsia="BIZ UDPGothic"/>
+                <w:b w:val="0"/>
+                <w:i w:val="0"/>
+                <w:sz w:val="19"/>
+              </w:rPr>
+              <w:t xml:space="preserve"> / </w:t>
+            </w:r>
+            <w:r>
+              <w:rPr>
+                <w:rFonts w:ascii="BIZ UDGothic" w:hAnsi="BIZ UDGothic" w:eastAsia="BIZ UDGothic"/>
+                <w:b w:val="0"/>
+                <w:i w:val="0"/>
+                <w:sz w:val="18"/>
+              </w:rPr>
+              <w:t>DB_NAME</w:t>
+            </w:r>
+            <w:r>
+              <w:rPr>
+                <w:rFonts w:ascii="BIZ UDPGothic" w:hAnsi="BIZ UDPGothic" w:eastAsia="BIZ UDPGothic"/>
+                <w:b w:val="0"/>
+                <w:i w:val="0"/>
+                <w:sz w:val="19"/>
+              </w:rPr>
+              <w:t xml:space="preserve">）と ODBC ドライバ名（既定 </w:t>
+            </w:r>
+            <w:r>
+              <w:rPr>
+                <w:rFonts w:ascii="BIZ UDGothic" w:hAnsi="BIZ UDGothic" w:eastAsia="BIZ UDGothic"/>
+                <w:b w:val="0"/>
+                <w:i w:val="0"/>
+                <w:sz w:val="18"/>
+              </w:rPr>
+              <w:t>ODBC Driver 17 for SQL Server</w:t>
+            </w:r>
+            <w:r>
+              <w:rPr>
+                <w:rFonts w:ascii="BIZ UDPGothic" w:hAnsi="BIZ UDPGothic" w:eastAsia="BIZ UDPGothic"/>
+                <w:b w:val="0"/>
+                <w:i w:val="0"/>
+                <w:sz w:val="19"/>
+              </w:rPr>
+              <w:t>）を確認する。</w:t>
+            </w:r>
+          </w:p>
+        </w:tc>
+      </w:tr>
+      <w:tr>
+        <w:tc>
+          <w:tcPr>
+            <w:tcW w:type="dxa" w:w="4873"/>
+            <w:shd w:val="clear" w:color="auto" w:fill="F5F8FB"/>
+            <w:tcBorders>
+              <w:top w:val="single" w:sz="4" w:space="0" w:color="D7DEE5"/>
+              <w:left w:val="single" w:sz="4" w:space="0" w:color="D7DEE5"/>
+              <w:bottom w:val="single" w:sz="4" w:space="0" w:color="D7DEE5"/>
+              <w:right w:val="single" w:sz="4" w:space="0" w:color="D7DEE5"/>
+            </w:tcBorders>
+          </w:tcPr>
+          <w:p>
+            <w:r/>
+            <w:r>
+              <w:rPr>
+                <w:rFonts w:ascii="BIZ UDGothic" w:hAnsi="BIZ UDGothic" w:eastAsia="BIZ UDGothic"/>
+                <w:b w:val="0"/>
+                <w:i w:val="0"/>
+                <w:sz w:val="18"/>
+              </w:rPr>
+              <w:t>verify</w:t>
+            </w:r>
+            <w:r>
+              <w:rPr>
+                <w:rFonts w:ascii="BIZ UDPGothic" w:hAnsi="BIZ UDPGothic" w:eastAsia="BIZ UDPGothic"/>
+                <w:b w:val="0"/>
+                <w:i w:val="0"/>
+                <w:sz w:val="19"/>
+              </w:rPr>
+              <w:t xml:space="preserve"> が「ファイルが無い」旨のエラーになる</w:t>
+            </w:r>
+          </w:p>
+        </w:tc>
+        <w:tc>
+          <w:tcPr>
+            <w:tcW w:type="dxa" w:w="4873"/>
+            <w:shd w:val="clear" w:color="auto" w:fill="F5F8FB"/>
+            <w:tcBorders>
+              <w:top w:val="single" w:sz="4" w:space="0" w:color="D7DEE5"/>
+              <w:left w:val="single" w:sz="4" w:space="0" w:color="D7DEE5"/>
+              <w:bottom w:val="single" w:sz="4" w:space="0" w:color="D7DEE5"/>
+              <w:right w:val="single" w:sz="4" w:space="0" w:color="D7DEE5"/>
+            </w:tcBorders>
+          </w:tcPr>
+          <w:p>
+            <w:r/>
+            <w:r>
+              <w:rPr>
+                <w:rFonts w:ascii="BIZ UDPGothic" w:hAnsi="BIZ UDPGothic" w:eastAsia="BIZ UDPGothic"/>
+                <w:b w:val="0"/>
+                <w:i w:val="0"/>
+                <w:sz w:val="19"/>
+              </w:rPr>
+              <w:t xml:space="preserve">先に </w:t>
+            </w:r>
+            <w:r>
+              <w:rPr>
+                <w:rFonts w:ascii="BIZ UDGothic" w:hAnsi="BIZ UDGothic" w:eastAsia="BIZ UDGothic"/>
+                <w:b w:val="0"/>
+                <w:i w:val="0"/>
+                <w:sz w:val="18"/>
+              </w:rPr>
+              <w:t>npm run batch</w:t>
+            </w:r>
+            <w:r>
+              <w:rPr>
+                <w:rFonts w:ascii="BIZ UDPGothic" w:hAnsi="BIZ UDPGothic" w:eastAsia="BIZ UDPGothic"/>
+                <w:b w:val="0"/>
+                <w:i w:val="0"/>
+                <w:sz w:val="19"/>
+              </w:rPr>
+              <w:t xml:space="preserve"> で SVG を生成する。</w:t>
+            </w:r>
+            <w:r>
+              <w:rPr>
+                <w:rFonts w:ascii="BIZ UDGothic" w:hAnsi="BIZ UDGothic" w:eastAsia="BIZ UDGothic"/>
+                <w:b w:val="0"/>
+                <w:i w:val="0"/>
+                <w:sz w:val="18"/>
+              </w:rPr>
+              <w:t>verify</w:t>
+            </w:r>
+            <w:r>
+              <w:rPr>
+                <w:rFonts w:ascii="BIZ UDPGothic" w:hAnsi="BIZ UDPGothic" w:eastAsia="BIZ UDPGothic"/>
+                <w:b w:val="0"/>
+                <w:i w:val="0"/>
+                <w:sz w:val="19"/>
+              </w:rPr>
+              <w:t xml:space="preserve"> は生成済み </w:t>
+            </w:r>
+            <w:r>
+              <w:rPr>
+                <w:rFonts w:ascii="BIZ UDGothic" w:hAnsi="BIZ UDGothic" w:eastAsia="BIZ UDGothic"/>
+                <w:b w:val="0"/>
+                <w:i w:val="0"/>
+                <w:sz w:val="18"/>
+              </w:rPr>
+              <w:t>out/svg_js</w:t>
+            </w:r>
+            <w:r>
+              <w:rPr>
+                <w:rFonts w:ascii="BIZ UDPGothic" w:hAnsi="BIZ UDPGothic" w:eastAsia="BIZ UDPGothic"/>
+                <w:b w:val="0"/>
+                <w:i w:val="0"/>
+                <w:sz w:val="19"/>
+              </w:rPr>
+              <w:t xml:space="preserve"> を読むだけ（6 章）。</w:t>
+            </w:r>
+          </w:p>
+        </w:tc>
+      </w:tr>
+      <w:tr>
+        <w:tc>
+          <w:tcPr>
+            <w:tcW w:type="dxa" w:w="4873"/>
+            <w:tcBorders>
+              <w:top w:val="single" w:sz="4" w:space="0" w:color="D7DEE5"/>
+              <w:left w:val="single" w:sz="4" w:space="0" w:color="D7DEE5"/>
+              <w:bottom w:val="single" w:sz="4" w:space="0" w:color="D7DEE5"/>
+              <w:right w:val="single" w:sz="4" w:space="0" w:color="D7DEE5"/>
+            </w:tcBorders>
+          </w:tcPr>
+          <w:p>
+            <w:r/>
+            <w:r>
+              <w:rPr>
+                <w:rFonts w:ascii="BIZ UDGothic" w:hAnsi="BIZ UDGothic" w:eastAsia="BIZ UDGothic"/>
+                <w:b w:val="0"/>
+                <w:i w:val="0"/>
+                <w:sz w:val="18"/>
+              </w:rPr>
+              <w:t>verify</w:t>
+            </w:r>
+            <w:r>
+              <w:rPr>
+                <w:rFonts w:ascii="BIZ UDPGothic" w:hAnsi="BIZ UDPGothic" w:eastAsia="BIZ UDPGothic"/>
+                <w:b w:val="0"/>
+                <w:i w:val="0"/>
+                <w:sz w:val="19"/>
+              </w:rPr>
+              <w:t xml:space="preserve"> で警告が出た</w:t>
+            </w:r>
+          </w:p>
+        </w:tc>
+        <w:tc>
+          <w:tcPr>
+            <w:tcW w:type="dxa" w:w="4873"/>
+            <w:tcBorders>
+              <w:top w:val="single" w:sz="4" w:space="0" w:color="D7DEE5"/>
+              <w:left w:val="single" w:sz="4" w:space="0" w:color="D7DEE5"/>
+              <w:bottom w:val="single" w:sz="4" w:space="0" w:color="D7DEE5"/>
+              <w:right w:val="single" w:sz="4" w:space="0" w:color="D7DEE5"/>
+            </w:tcBorders>
+          </w:tcPr>
+          <w:p>
+            <w:r/>
+            <w:r>
+              <w:rPr>
+                <w:rFonts w:ascii="BIZ UDPGothic" w:hAnsi="BIZ UDPGothic" w:eastAsia="BIZ UDPGothic"/>
+                <w:b w:val="0"/>
+                <w:i w:val="0"/>
+                <w:sz w:val="19"/>
+              </w:rPr>
+              <w:t>既知の WARN 6/83（計 11 件）以内なら正常。件数が</w:t>
+            </w:r>
+            <w:r>
+              <w:rPr>
+                <w:rFonts w:ascii="BIZ UDPGothic" w:hAnsi="BIZ UDPGothic" w:eastAsia="BIZ UDPGothic"/>
+                <w:b/>
+                <w:i w:val="0"/>
+                <w:sz w:val="19"/>
+              </w:rPr>
+              <w:t>増えた</w:t>
+            </w:r>
+            <w:r>
+              <w:rPr>
+                <w:rFonts w:ascii="BIZ UDPGothic" w:hAnsi="BIZ UDPGothic" w:eastAsia="BIZ UDPGothic"/>
+                <w:b w:val="0"/>
+                <w:i w:val="0"/>
+                <w:sz w:val="19"/>
+              </w:rPr>
+              <w:t>場合のみ変更内容を疑い、</w:t>
+            </w:r>
+            <w:r>
+              <w:rPr>
+                <w:rFonts w:ascii="BIZ UDGothic" w:hAnsi="BIZ UDGothic" w:eastAsia="BIZ UDGothic"/>
+                <w:b w:val="0"/>
+                <w:i w:val="0"/>
+                <w:sz w:val="18"/>
+              </w:rPr>
+              <w:t>pie-chart/README.md</w:t>
+            </w:r>
+            <w:r>
+              <w:rPr>
+                <w:rFonts w:ascii="BIZ UDPGothic" w:hAnsi="BIZ UDPGothic" w:eastAsia="BIZ UDPGothic"/>
+                <w:b w:val="0"/>
+                <w:i w:val="0"/>
+                <w:sz w:val="19"/>
+              </w:rPr>
+              <w:t xml:space="preserve"> の現況節と突き合わせる（6 章）。</w:t>
+            </w:r>
+          </w:p>
+        </w:tc>
+      </w:tr>
+      <w:tr>
+        <w:tc>
+          <w:tcPr>
+            <w:tcW w:type="dxa" w:w="4873"/>
+            <w:shd w:val="clear" w:color="auto" w:fill="F5F8FB"/>
+            <w:tcBorders>
+              <w:top w:val="single" w:sz="4" w:space="0" w:color="D7DEE5"/>
+              <w:left w:val="single" w:sz="4" w:space="0" w:color="D7DEE5"/>
+              <w:bottom w:val="single" w:sz="4" w:space="0" w:color="D7DEE5"/>
+              <w:right w:val="single" w:sz="4" w:space="0" w:color="D7DEE5"/>
+            </w:tcBorders>
+          </w:tcPr>
+          <w:p>
+            <w:r/>
+            <w:r>
+              <w:rPr>
+                <w:rFonts w:ascii="BIZ UDPGothic" w:hAnsi="BIZ UDPGothic" w:eastAsia="BIZ UDPGothic"/>
+                <w:b w:val="0"/>
+                <w:i w:val="0"/>
+                <w:sz w:val="19"/>
+              </w:rPr>
+              <w:t>exe 実行時に SmartScreen で止まる</w:t>
+            </w:r>
+          </w:p>
+        </w:tc>
+        <w:tc>
+          <w:tcPr>
+            <w:tcW w:type="dxa" w:w="4873"/>
+            <w:shd w:val="clear" w:color="auto" w:fill="F5F8FB"/>
+            <w:tcBorders>
+              <w:top w:val="single" w:sz="4" w:space="0" w:color="D7DEE5"/>
+              <w:left w:val="single" w:sz="4" w:space="0" w:color="D7DEE5"/>
+              <w:bottom w:val="single" w:sz="4" w:space="0" w:color="D7DEE5"/>
+              <w:right w:val="single" w:sz="4" w:space="0" w:color="D7DEE5"/>
+            </w:tcBorders>
+          </w:tcPr>
+          <w:p>
+            <w:r/>
+            <w:r>
+              <w:rPr>
+                <w:rFonts w:ascii="BIZ UDPGothic" w:hAnsi="BIZ UDPGothic" w:eastAsia="BIZ UDPGothic"/>
+                <w:b w:val="0"/>
+                <w:i w:val="0"/>
+                <w:sz w:val="19"/>
+              </w:rPr>
+              <w:t xml:space="preserve">同梱 </w:t>
+            </w:r>
+            <w:r>
+              <w:rPr>
+                <w:rFonts w:ascii="BIZ UDGothic" w:hAnsi="BIZ UDGothic" w:eastAsia="BIZ UDGothic"/>
+                <w:b w:val="0"/>
+                <w:i w:val="0"/>
+                <w:sz w:val="18"/>
+              </w:rPr>
+              <w:t>pie-chart-codesign.cer</w:t>
+            </w:r>
+            <w:r>
+              <w:rPr>
+                <w:rFonts w:ascii="BIZ UDPGothic" w:hAnsi="BIZ UDPGothic" w:eastAsia="BIZ UDPGothic"/>
+                <w:b w:val="0"/>
+                <w:i w:val="0"/>
+                <w:sz w:val="19"/>
+              </w:rPr>
+              <w:t xml:space="preserve"> を配布先で信頼登録する（7 章の </w:t>
+            </w:r>
+            <w:r>
+              <w:rPr>
+                <w:rFonts w:ascii="BIZ UDGothic" w:hAnsi="BIZ UDGothic" w:eastAsia="BIZ UDGothic"/>
+                <w:b w:val="0"/>
+                <w:i w:val="0"/>
+                <w:sz w:val="18"/>
+              </w:rPr>
+              <w:t>certutil</w:t>
+            </w:r>
+            <w:r>
+              <w:rPr>
+                <w:rFonts w:ascii="BIZ UDPGothic" w:hAnsi="BIZ UDPGothic" w:eastAsia="BIZ UDPGothic"/>
+                <w:b w:val="0"/>
+                <w:i w:val="0"/>
+                <w:sz w:val="19"/>
+              </w:rPr>
+              <w:t xml:space="preserve"> 2 行）。</w:t>
+            </w:r>
+          </w:p>
+        </w:tc>
+      </w:tr>
+      <w:tr>
+        <w:tc>
+          <w:tcPr>
+            <w:tcW w:type="dxa" w:w="4873"/>
+            <w:tcBorders>
+              <w:top w:val="single" w:sz="4" w:space="0" w:color="D7DEE5"/>
+              <w:left w:val="single" w:sz="4" w:space="0" w:color="D7DEE5"/>
+              <w:bottom w:val="single" w:sz="4" w:space="0" w:color="D7DEE5"/>
+              <w:right w:val="single" w:sz="4" w:space="0" w:color="D7DEE5"/>
+            </w:tcBorders>
+          </w:tcPr>
+          <w:p>
+            <w:r/>
+            <w:r>
+              <w:rPr>
+                <w:rFonts w:ascii="BIZ UDPGothic" w:hAnsi="BIZ UDPGothic" w:eastAsia="BIZ UDPGothic"/>
+                <w:b w:val="0"/>
+                <w:i w:val="0"/>
+                <w:sz w:val="19"/>
+              </w:rPr>
+              <w:t>exe で生成した SVG のファイルサイズが大きい</w:t>
+            </w:r>
+          </w:p>
+        </w:tc>
+        <w:tc>
+          <w:tcPr>
+            <w:tcW w:type="dxa" w:w="4873"/>
+            <w:tcBorders>
+              <w:top w:val="single" w:sz="4" w:space="0" w:color="D7DEE5"/>
+              <w:left w:val="single" w:sz="4" w:space="0" w:color="D7DEE5"/>
+              <w:bottom w:val="single" w:sz="4" w:space="0" w:color="D7DEE5"/>
+              <w:right w:val="single" w:sz="4" w:space="0" w:color="D7DEE5"/>
+            </w:tcBorders>
+          </w:tcPr>
+          <w:p>
+            <w:r/>
+            <w:r>
+              <w:rPr>
+                <w:rFonts w:ascii="BIZ UDGothic" w:hAnsi="BIZ UDGothic" w:eastAsia="BIZ UDGothic"/>
+                <w:b w:val="0"/>
+                <w:i w:val="0"/>
+                <w:sz w:val="18"/>
+              </w:rPr>
+              <w:t>fonts/</w:t>
+            </w:r>
+            <w:r>
+              <w:rPr>
+                <w:rFonts w:ascii="BIZ UDPGothic" w:hAnsi="BIZ UDPGothic" w:eastAsia="BIZ UDPGothic"/>
+                <w:b w:val="0"/>
+                <w:i w:val="0"/>
+                <w:sz w:val="19"/>
+              </w:rPr>
+              <w:t xml:space="preserve"> と </w:t>
+            </w:r>
+            <w:r>
+              <w:rPr>
+                <w:rFonts w:ascii="BIZ UDGothic" w:hAnsi="BIZ UDGothic" w:eastAsia="BIZ UDGothic"/>
+                <w:b w:val="0"/>
+                <w:i w:val="0"/>
+                <w:sz w:val="18"/>
+              </w:rPr>
+              <w:t>node_modules/</w:t>
+            </w:r>
+            <w:r>
+              <w:rPr>
+                <w:rFonts w:ascii="BIZ UDPGothic" w:hAnsi="BIZ UDPGothic" w:eastAsia="BIZ UDPGothic"/>
+                <w:b w:val="0"/>
+                <w:i w:val="0"/>
+                <w:sz w:val="19"/>
+              </w:rPr>
+              <w:t xml:space="preserve"> が exe と同じ場所に無く、フォントのサブセット埋込が効いていない。</w:t>
+            </w:r>
+            <w:r>
+              <w:rPr>
+                <w:rFonts w:ascii="BIZ UDGothic" w:hAnsi="BIZ UDGothic" w:eastAsia="BIZ UDGothic"/>
+                <w:b w:val="0"/>
+                <w:i w:val="0"/>
+                <w:sz w:val="18"/>
+              </w:rPr>
+              <w:t>dist-exe/</w:t>
+            </w:r>
+            <w:r>
+              <w:rPr>
+                <w:rFonts w:ascii="BIZ UDPGothic" w:hAnsi="BIZ UDPGothic" w:eastAsia="BIZ UDPGothic"/>
+                <w:b w:val="0"/>
+                <w:i w:val="0"/>
+                <w:sz w:val="19"/>
+              </w:rPr>
+              <w:t xml:space="preserve"> フォルダごと配布し直す（7 章）。</w:t>
+            </w:r>
+          </w:p>
+        </w:tc>
+      </w:tr>
+      <w:tr>
+        <w:tc>
+          <w:tcPr>
+            <w:tcW w:type="dxa" w:w="4873"/>
+            <w:shd w:val="clear" w:color="auto" w:fill="F5F8FB"/>
+            <w:tcBorders>
+              <w:top w:val="single" w:sz="4" w:space="0" w:color="D7DEE5"/>
+              <w:left w:val="single" w:sz="4" w:space="0" w:color="D7DEE5"/>
+              <w:bottom w:val="single" w:sz="4" w:space="0" w:color="D7DEE5"/>
+              <w:right w:val="single" w:sz="4" w:space="0" w:color="D7DEE5"/>
+            </w:tcBorders>
+          </w:tcPr>
+          <w:p>
+            <w:r/>
+            <w:r>
+              <w:rPr>
+                <w:rFonts w:ascii="BIZ UDPGothic" w:hAnsi="BIZ UDPGothic" w:eastAsia="BIZ UDPGothic"/>
+                <w:b w:val="0"/>
+                <w:i w:val="0"/>
+                <w:sz w:val="19"/>
+              </w:rPr>
+              <w:t>生成した SVG の文字が化ける / 別フォントになる</w:t>
+            </w:r>
+          </w:p>
+        </w:tc>
+        <w:tc>
+          <w:tcPr>
+            <w:tcW w:type="dxa" w:w="4873"/>
+            <w:shd w:val="clear" w:color="auto" w:fill="F5F8FB"/>
+            <w:tcBorders>
+              <w:top w:val="single" w:sz="4" w:space="0" w:color="D7DEE5"/>
+              <w:left w:val="single" w:sz="4" w:space="0" w:color="D7DEE5"/>
+              <w:bottom w:val="single" w:sz="4" w:space="0" w:color="D7DEE5"/>
+              <w:right w:val="single" w:sz="4" w:space="0" w:color="D7DEE5"/>
+            </w:tcBorders>
+          </w:tcPr>
+          <w:p>
+            <w:r/>
+            <w:r>
+              <w:rPr>
+                <w:rFonts w:ascii="BIZ UDPGothic" w:hAnsi="BIZ UDPGothic" w:eastAsia="BIZ UDPGothic"/>
+                <w:b w:val="0"/>
+                <w:i w:val="0"/>
+                <w:sz w:val="19"/>
+              </w:rPr>
+              <w:t>SVG にはフォントが埋め込まれているため通常は起きない。埋込に失敗した環境（上の行と同じ原因）が疑わしい。</w:t>
             </w:r>
           </w:p>
         </w:tc>

--- a/docs/pie-chart/PieChart_利用手引き.docx
+++ b/docs/pie-chart/PieChart_利用手引き.docx
@@ -34,7 +34,410 @@
           <w:color w:val="606874"/>
           <w:sz w:val="22"/>
         </w:rPr>
-        <w:t>円グラフ SVG レンダラ ／ 開発者・オペレータ向け ・ 版 2.0</w:t>
+        <w:t>円グラフ SVG レンダラ ／ 開発者・オペレータ向け ・ 版 2.1</w:t>
+      </w:r>
+    </w:p>
+    <w:p>
+      <w:pPr>
+        <w:spacing w:before="360" w:after="120"/>
+        <w:pBdr>
+          <w:left w:val="single" w:sz="24" w:space="8" w:color="1F5C99"/>
+        </w:pBdr>
+        <w:ind w:left="113"/>
+      </w:pPr>
+      <w:r>
+        <w:rPr>
+          <w:rFonts w:ascii="BIZ UDPGothic" w:hAnsi="BIZ UDPGothic" w:eastAsia="BIZ UDPGothic"/>
+          <w:b/>
+          <w:i w:val="0"/>
+          <w:color w:val="20242C"/>
+          <w:sz w:val="26"/>
+        </w:rPr>
+        <w:t>改訂履歴</w:t>
+      </w:r>
+    </w:p>
+    <w:tbl>
+      <w:tblPr>
+        <w:tblW w:type="auto" w:w="0"/>
+        <w:jc w:val="left"/>
+        <w:tblLook w:firstColumn="1" w:firstRow="1" w:lastColumn="0" w:lastRow="0" w:noHBand="0" w:noVBand="1" w:val="04A0"/>
+      </w:tblPr>
+      <w:tblGrid>
+        <w:gridCol w:w="3249"/>
+        <w:gridCol w:w="3249"/>
+        <w:gridCol w:w="3249"/>
+      </w:tblGrid>
+      <w:tr>
+        <w:tc>
+          <w:tcPr>
+            <w:tcW w:type="dxa" w:w="1134"/>
+            <w:shd w:val="clear" w:color="auto" w:fill="1F5C99"/>
+            <w:tcBorders>
+              <w:top w:val="single" w:sz="4" w:space="0" w:color="D7DEE5"/>
+              <w:left w:val="single" w:sz="4" w:space="0" w:color="D7DEE5"/>
+              <w:bottom w:val="single" w:sz="4" w:space="0" w:color="D7DEE5"/>
+              <w:right w:val="single" w:sz="4" w:space="0" w:color="D7DEE5"/>
+            </w:tcBorders>
+          </w:tcPr>
+          <w:p>
+            <w:r/>
+            <w:r>
+              <w:rPr>
+                <w:rFonts w:ascii="BIZ UDPGothic" w:hAnsi="BIZ UDPGothic" w:eastAsia="BIZ UDPGothic"/>
+                <w:b/>
+                <w:i w:val="0"/>
+                <w:color w:val="FFFFFF"/>
+                <w:sz w:val="19"/>
+              </w:rPr>
+              <w:t>版数</w:t>
+            </w:r>
+          </w:p>
+        </w:tc>
+        <w:tc>
+          <w:tcPr>
+            <w:tcW w:type="dxa" w:w="1814"/>
+            <w:shd w:val="clear" w:color="auto" w:fill="1F5C99"/>
+            <w:tcBorders>
+              <w:top w:val="single" w:sz="4" w:space="0" w:color="D7DEE5"/>
+              <w:left w:val="single" w:sz="4" w:space="0" w:color="D7DEE5"/>
+              <w:bottom w:val="single" w:sz="4" w:space="0" w:color="D7DEE5"/>
+              <w:right w:val="single" w:sz="4" w:space="0" w:color="D7DEE5"/>
+            </w:tcBorders>
+          </w:tcPr>
+          <w:p>
+            <w:r/>
+            <w:r>
+              <w:rPr>
+                <w:rFonts w:ascii="BIZ UDPGothic" w:hAnsi="BIZ UDPGothic" w:eastAsia="BIZ UDPGothic"/>
+                <w:b/>
+                <w:i w:val="0"/>
+                <w:color w:val="FFFFFF"/>
+                <w:sz w:val="19"/>
+              </w:rPr>
+              <w:t>日付</w:t>
+            </w:r>
+          </w:p>
+        </w:tc>
+        <w:tc>
+          <w:tcPr>
+            <w:tcW w:type="dxa" w:w="6463"/>
+            <w:shd w:val="clear" w:color="auto" w:fill="1F5C99"/>
+            <w:tcBorders>
+              <w:top w:val="single" w:sz="4" w:space="0" w:color="D7DEE5"/>
+              <w:left w:val="single" w:sz="4" w:space="0" w:color="D7DEE5"/>
+              <w:bottom w:val="single" w:sz="4" w:space="0" w:color="D7DEE5"/>
+              <w:right w:val="single" w:sz="4" w:space="0" w:color="D7DEE5"/>
+            </w:tcBorders>
+          </w:tcPr>
+          <w:p>
+            <w:r/>
+            <w:r>
+              <w:rPr>
+                <w:rFonts w:ascii="BIZ UDPGothic" w:hAnsi="BIZ UDPGothic" w:eastAsia="BIZ UDPGothic"/>
+                <w:b/>
+                <w:i w:val="0"/>
+                <w:color w:val="FFFFFF"/>
+                <w:sz w:val="19"/>
+              </w:rPr>
+              <w:t>変更内容</w:t>
+            </w:r>
+          </w:p>
+        </w:tc>
+      </w:tr>
+      <w:tr>
+        <w:tc>
+          <w:tcPr>
+            <w:tcW w:type="dxa" w:w="1134"/>
+            <w:tcBorders>
+              <w:top w:val="single" w:sz="4" w:space="0" w:color="D7DEE5"/>
+              <w:left w:val="single" w:sz="4" w:space="0" w:color="D7DEE5"/>
+              <w:bottom w:val="single" w:sz="4" w:space="0" w:color="D7DEE5"/>
+              <w:right w:val="single" w:sz="4" w:space="0" w:color="D7DEE5"/>
+            </w:tcBorders>
+          </w:tcPr>
+          <w:p>
+            <w:r/>
+            <w:r>
+              <w:rPr>
+                <w:rFonts w:ascii="BIZ UDPGothic" w:hAnsi="BIZ UDPGothic" w:eastAsia="BIZ UDPGothic"/>
+                <w:b w:val="0"/>
+                <w:i w:val="0"/>
+                <w:sz w:val="19"/>
+              </w:rPr>
+              <w:t>1.0</w:t>
+            </w:r>
+          </w:p>
+        </w:tc>
+        <w:tc>
+          <w:tcPr>
+            <w:tcW w:type="dxa" w:w="1814"/>
+            <w:tcBorders>
+              <w:top w:val="single" w:sz="4" w:space="0" w:color="D7DEE5"/>
+              <w:left w:val="single" w:sz="4" w:space="0" w:color="D7DEE5"/>
+              <w:bottom w:val="single" w:sz="4" w:space="0" w:color="D7DEE5"/>
+              <w:right w:val="single" w:sz="4" w:space="0" w:color="D7DEE5"/>
+            </w:tcBorders>
+          </w:tcPr>
+          <w:p>
+            <w:r/>
+            <w:r>
+              <w:rPr>
+                <w:rFonts w:ascii="BIZ UDPGothic" w:hAnsi="BIZ UDPGothic" w:eastAsia="BIZ UDPGothic"/>
+                <w:b w:val="0"/>
+                <w:i w:val="0"/>
+                <w:sz w:val="19"/>
+              </w:rPr>
+              <w:t>2026-06-19</w:t>
+            </w:r>
+          </w:p>
+        </w:tc>
+        <w:tc>
+          <w:tcPr>
+            <w:tcW w:type="dxa" w:w="6463"/>
+            <w:tcBorders>
+              <w:top w:val="single" w:sz="4" w:space="0" w:color="D7DEE5"/>
+              <w:left w:val="single" w:sz="4" w:space="0" w:color="D7DEE5"/>
+              <w:bottom w:val="single" w:sz="4" w:space="0" w:color="D7DEE5"/>
+              <w:right w:val="single" w:sz="4" w:space="0" w:color="D7DEE5"/>
+            </w:tcBorders>
+          </w:tcPr>
+          <w:p>
+            <w:r/>
+            <w:r>
+              <w:rPr>
+                <w:rFonts w:ascii="BIZ UDPGothic" w:hAnsi="BIZ UDPGothic" w:eastAsia="BIZ UDPGothic"/>
+                <w:b w:val="0"/>
+                <w:i w:val="0"/>
+                <w:sz w:val="19"/>
+              </w:rPr>
+              <w:t>初版</w:t>
+            </w:r>
+          </w:p>
+        </w:tc>
+      </w:tr>
+      <w:tr>
+        <w:tc>
+          <w:tcPr>
+            <w:tcW w:type="dxa" w:w="1134"/>
+            <w:shd w:val="clear" w:color="auto" w:fill="F5F8FB"/>
+            <w:tcBorders>
+              <w:top w:val="single" w:sz="4" w:space="0" w:color="D7DEE5"/>
+              <w:left w:val="single" w:sz="4" w:space="0" w:color="D7DEE5"/>
+              <w:bottom w:val="single" w:sz="4" w:space="0" w:color="D7DEE5"/>
+              <w:right w:val="single" w:sz="4" w:space="0" w:color="D7DEE5"/>
+            </w:tcBorders>
+          </w:tcPr>
+          <w:p>
+            <w:r/>
+            <w:r>
+              <w:rPr>
+                <w:rFonts w:ascii="BIZ UDPGothic" w:hAnsi="BIZ UDPGothic" w:eastAsia="BIZ UDPGothic"/>
+                <w:b w:val="0"/>
+                <w:i w:val="0"/>
+                <w:sz w:val="19"/>
+              </w:rPr>
+              <w:t>1.1</w:t>
+            </w:r>
+          </w:p>
+        </w:tc>
+        <w:tc>
+          <w:tcPr>
+            <w:tcW w:type="dxa" w:w="1814"/>
+            <w:shd w:val="clear" w:color="auto" w:fill="F5F8FB"/>
+            <w:tcBorders>
+              <w:top w:val="single" w:sz="4" w:space="0" w:color="D7DEE5"/>
+              <w:left w:val="single" w:sz="4" w:space="0" w:color="D7DEE5"/>
+              <w:bottom w:val="single" w:sz="4" w:space="0" w:color="D7DEE5"/>
+              <w:right w:val="single" w:sz="4" w:space="0" w:color="D7DEE5"/>
+            </w:tcBorders>
+          </w:tcPr>
+          <w:p>
+            <w:r/>
+            <w:r>
+              <w:rPr>
+                <w:rFonts w:ascii="BIZ UDPGothic" w:hAnsi="BIZ UDPGothic" w:eastAsia="BIZ UDPGothic"/>
+                <w:b w:val="0"/>
+                <w:i w:val="0"/>
+                <w:sz w:val="19"/>
+              </w:rPr>
+              <w:t>2026-06-22</w:t>
+            </w:r>
+          </w:p>
+        </w:tc>
+        <w:tc>
+          <w:tcPr>
+            <w:tcW w:type="dxa" w:w="6463"/>
+            <w:shd w:val="clear" w:color="auto" w:fill="F5F8FB"/>
+            <w:tcBorders>
+              <w:top w:val="single" w:sz="4" w:space="0" w:color="D7DEE5"/>
+              <w:left w:val="single" w:sz="4" w:space="0" w:color="D7DEE5"/>
+              <w:bottom w:val="single" w:sz="4" w:space="0" w:color="D7DEE5"/>
+              <w:right w:val="single" w:sz="4" w:space="0" w:color="D7DEE5"/>
+            </w:tcBorders>
+          </w:tcPr>
+          <w:p>
+            <w:r/>
+            <w:r>
+              <w:rPr>
+                <w:rFonts w:ascii="BIZ UDPGothic" w:hAnsi="BIZ UDPGothic" w:eastAsia="BIZ UDPGothic"/>
+                <w:b w:val="0"/>
+                <w:i w:val="0"/>
+                <w:sz w:val="19"/>
+              </w:rPr>
+              <w:t>DB(SQL Server) 入力と exe 配布章の追加</w:t>
+            </w:r>
+          </w:p>
+        </w:tc>
+      </w:tr>
+      <w:tr>
+        <w:tc>
+          <w:tcPr>
+            <w:tcW w:type="dxa" w:w="1134"/>
+            <w:tcBorders>
+              <w:top w:val="single" w:sz="4" w:space="0" w:color="D7DEE5"/>
+              <w:left w:val="single" w:sz="4" w:space="0" w:color="D7DEE5"/>
+              <w:bottom w:val="single" w:sz="4" w:space="0" w:color="D7DEE5"/>
+              <w:right w:val="single" w:sz="4" w:space="0" w:color="D7DEE5"/>
+            </w:tcBorders>
+          </w:tcPr>
+          <w:p>
+            <w:r/>
+            <w:r>
+              <w:rPr>
+                <w:rFonts w:ascii="BIZ UDPGothic" w:hAnsi="BIZ UDPGothic" w:eastAsia="BIZ UDPGothic"/>
+                <w:b w:val="0"/>
+                <w:i w:val="0"/>
+                <w:sz w:val="19"/>
+              </w:rPr>
+              <w:t>2.0</w:t>
+            </w:r>
+          </w:p>
+        </w:tc>
+        <w:tc>
+          <w:tcPr>
+            <w:tcW w:type="dxa" w:w="1814"/>
+            <w:tcBorders>
+              <w:top w:val="single" w:sz="4" w:space="0" w:color="D7DEE5"/>
+              <w:left w:val="single" w:sz="4" w:space="0" w:color="D7DEE5"/>
+              <w:bottom w:val="single" w:sz="4" w:space="0" w:color="D7DEE5"/>
+              <w:right w:val="single" w:sz="4" w:space="0" w:color="D7DEE5"/>
+            </w:tcBorders>
+          </w:tcPr>
+          <w:p>
+            <w:r/>
+            <w:r>
+              <w:rPr>
+                <w:rFonts w:ascii="BIZ UDPGothic" w:hAnsi="BIZ UDPGothic" w:eastAsia="BIZ UDPGothic"/>
+                <w:b w:val="0"/>
+                <w:i w:val="0"/>
+                <w:sz w:val="19"/>
+              </w:rPr>
+              <w:t>2026-07-04</w:t>
+            </w:r>
+          </w:p>
+        </w:tc>
+        <w:tc>
+          <w:tcPr>
+            <w:tcW w:type="dxa" w:w="6463"/>
+            <w:tcBorders>
+              <w:top w:val="single" w:sz="4" w:space="0" w:color="D7DEE5"/>
+              <w:left w:val="single" w:sz="4" w:space="0" w:color="D7DEE5"/>
+              <w:bottom w:val="single" w:sz="4" w:space="0" w:color="D7DEE5"/>
+              <w:right w:val="single" w:sz="4" w:space="0" w:color="D7DEE5"/>
+            </w:tcBorders>
+          </w:tcPr>
+          <w:p>
+            <w:r/>
+            <w:r>
+              <w:rPr>
+                <w:rFonts w:ascii="BIZ UDPGothic" w:hAnsi="BIZ UDPGothic" w:eastAsia="BIZ UDPGothic"/>
+                <w:b w:val="0"/>
+                <w:i w:val="0"/>
+                <w:sz w:val="19"/>
+              </w:rPr>
+              <w:t>図版と FAQ の追加</w:t>
+            </w:r>
+          </w:p>
+        </w:tc>
+      </w:tr>
+      <w:tr>
+        <w:tc>
+          <w:tcPr>
+            <w:tcW w:type="dxa" w:w="1134"/>
+            <w:shd w:val="clear" w:color="auto" w:fill="F5F8FB"/>
+            <w:tcBorders>
+              <w:top w:val="single" w:sz="4" w:space="0" w:color="D7DEE5"/>
+              <w:left w:val="single" w:sz="4" w:space="0" w:color="D7DEE5"/>
+              <w:bottom w:val="single" w:sz="4" w:space="0" w:color="D7DEE5"/>
+              <w:right w:val="single" w:sz="4" w:space="0" w:color="D7DEE5"/>
+            </w:tcBorders>
+          </w:tcPr>
+          <w:p>
+            <w:r/>
+            <w:r>
+              <w:rPr>
+                <w:rFonts w:ascii="BIZ UDPGothic" w:hAnsi="BIZ UDPGothic" w:eastAsia="BIZ UDPGothic"/>
+                <w:b w:val="0"/>
+                <w:i w:val="0"/>
+                <w:sz w:val="19"/>
+              </w:rPr>
+              <w:t>2.1</w:t>
+            </w:r>
+          </w:p>
+        </w:tc>
+        <w:tc>
+          <w:tcPr>
+            <w:tcW w:type="dxa" w:w="1814"/>
+            <w:shd w:val="clear" w:color="auto" w:fill="F5F8FB"/>
+            <w:tcBorders>
+              <w:top w:val="single" w:sz="4" w:space="0" w:color="D7DEE5"/>
+              <w:left w:val="single" w:sz="4" w:space="0" w:color="D7DEE5"/>
+              <w:bottom w:val="single" w:sz="4" w:space="0" w:color="D7DEE5"/>
+              <w:right w:val="single" w:sz="4" w:space="0" w:color="D7DEE5"/>
+            </w:tcBorders>
+          </w:tcPr>
+          <w:p>
+            <w:r/>
+            <w:r>
+              <w:rPr>
+                <w:rFonts w:ascii="BIZ UDPGothic" w:hAnsi="BIZ UDPGothic" w:eastAsia="BIZ UDPGothic"/>
+                <w:b w:val="0"/>
+                <w:i w:val="0"/>
+                <w:sz w:val="19"/>
+              </w:rPr>
+              <w:t>2026-07-05</w:t>
+            </w:r>
+          </w:p>
+        </w:tc>
+        <w:tc>
+          <w:tcPr>
+            <w:tcW w:type="dxa" w:w="6463"/>
+            <w:shd w:val="clear" w:color="auto" w:fill="F5F8FB"/>
+            <w:tcBorders>
+              <w:top w:val="single" w:sz="4" w:space="0" w:color="D7DEE5"/>
+              <w:left w:val="single" w:sz="4" w:space="0" w:color="D7DEE5"/>
+              <w:bottom w:val="single" w:sz="4" w:space="0" w:color="D7DEE5"/>
+              <w:right w:val="single" w:sz="4" w:space="0" w:color="D7DEE5"/>
+            </w:tcBorders>
+          </w:tcPr>
+          <w:p>
+            <w:r/>
+            <w:r>
+              <w:rPr>
+                <w:rFonts w:ascii="BIZ UDPGothic" w:hAnsi="BIZ UDPGothic" w:eastAsia="BIZ UDPGothic"/>
+                <w:b w:val="0"/>
+                <w:i w:val="0"/>
+                <w:sz w:val="19"/>
+              </w:rPr>
+              <w:t>表紙・改訂履歴の新設、文体をですます調へ統一</w:t>
+            </w:r>
+          </w:p>
+        </w:tc>
+      </w:tr>
+    </w:tbl>
+    <w:p>
+      <w:r>
+        <w:br w:type="page"/>
       </w:r>
     </w:p>
     <w:p>
@@ -48,7 +451,7 @@
           <w:i w:val="0"/>
           <w:sz w:val="21"/>
         </w:rPr>
-        <w:t>pie-chart は、資産構成などの「名前と数値」の一覧から、ラベルと引出線を自動配置した円グラフの SVG 画像を作るツールである。本書は、CLI（コマンドライン）からの生成・一括処理・Excel 入力・DB(SQL Server) 入力・ビューア確認・exe 配布の手引き。着任直後でも本書だけで作業できるよう、前提から順に説明する。内部構造を知りたいときは別冊「pie-chart 詳細設計書」を参照。</w:t>
+        <w:t>pie-chart は、資産構成などの「名前と数値」の一覧から、ラベルと引出線を自動配置した円グラフの SVG 画像を作るツールです。本書は、CLI（コマンドライン）からの生成・一括処理・Excel 入力・DB(SQL Server) 入力・ビューア確認・exe 配布の手引きです。着任直後でも本書だけで作業できるよう、前提から順に説明します。内部構造を知りたいときは別冊「pie-chart 詳細設計書」をご覧ください。</w:t>
       </w:r>
     </w:p>
     <w:p>
@@ -155,7 +558,7 @@
           <w:i w:val="0"/>
           <w:sz w:val="21"/>
         </w:rPr>
-        <w:t xml:space="preserve"> 1 枚で、ラベルの位置・引出線（ラベルと切片を結ぶ線）・文字の縮め方などはすべて自動で決まる。手作業のレイアウト調整は不要。</w:t>
+        <w:t xml:space="preserve"> 1 枚で、ラベルの位置・引出線（ラベルと切片を結ぶ線）・文字の縮め方などはすべて自動で決まります。手作業のレイアウト調整は不要です。</w:t>
       </w:r>
     </w:p>
     <w:tbl>
@@ -386,7 +789,7 @@
                 <w:color w:val="20242C"/>
                 <w:sz w:val="20"/>
               </w:rPr>
-              <w:t xml:space="preserve"> が生成される（決定的出力）。「昨日と同じ入力なのに絵が変わった」ことは起きない設計で、これが後述の自動検証（6 章）の土台になっている。</w:t>
+              <w:t xml:space="preserve"> が生成されます（決定的出力）。「昨日と同じ入力なのに絵が変わった」ことは起きない設計で、これが後述の自動検証（6 章）の土台になっています。</w:t>
             </w:r>
           </w:p>
         </w:tc>
@@ -421,7 +824,7 @@
           <w:i w:val="0"/>
           <w:sz w:val="21"/>
         </w:rPr>
-        <w:t>作業を始める前に、自分の端末がどれに当たるかを確認する。コマンドの叩き方だけが違い、できることは同じ。</w:t>
+        <w:t>作業を始める前に、自分の端末がどれに当たるかを確認してください。コマンドの書き方だけが違い、できることは同じです。</w:t>
       </w:r>
     </w:p>
     <w:tbl>
@@ -908,7 +1311,7 @@
           <w:i w:val="0"/>
           <w:sz w:val="21"/>
         </w:rPr>
-        <w:t xml:space="preserve"> で書く。開発機の場合は </w:t>
+        <w:t xml:space="preserve"> で書きます。開発機の場合は </w:t>
       </w:r>
       <w:r>
         <w:rPr>
@@ -980,7 +1383,7 @@
           <w:i w:val="0"/>
           <w:sz w:val="21"/>
         </w:rPr>
-        <w:t>）に読み替える。</w:t>
+        <w:t>）に読み替えてください。</w:t>
       </w:r>
     </w:p>
     <w:tbl>
@@ -1049,7 +1452,7 @@
                 <w:color w:val="20242C"/>
                 <w:sz w:val="20"/>
               </w:rPr>
-              <w:t xml:space="preserve"> で確認できる。</w:t>
+              <w:t xml:space="preserve"> で確認できます。</w:t>
             </w:r>
             <w:r>
               <w:rPr>
@@ -1089,7 +1492,7 @@
                 <w:color w:val="20242C"/>
                 <w:sz w:val="20"/>
               </w:rPr>
-              <w:t xml:space="preserve"> なら旧環境の列に従う。</w:t>
+              <w:t xml:space="preserve"> なら旧環境の列に従ってください。</w:t>
             </w:r>
           </w:p>
         </w:tc>
@@ -1127,43 +1530,7 @@
           <w:i w:val="0"/>
           <w:sz w:val="21"/>
         </w:rPr>
-        <w:t xml:space="preserve">実行系は環境で使い分ける（従来の </w:t>
-      </w:r>
-      <w:r>
-        <w:rPr>
-          <w:rFonts w:ascii="BIZ UDGothic" w:hAnsi="BIZ UDGothic" w:eastAsia="BIZ UDGothic"/>
-          <w:b w:val="0"/>
-          <w:i w:val="0"/>
-          <w:sz w:val="20"/>
-        </w:rPr>
-        <w:t>run.bat</w:t>
-      </w:r>
-      <w:r>
-        <w:rPr>
-          <w:rFonts w:ascii="BIZ UDPGothic" w:hAnsi="BIZ UDPGothic" w:eastAsia="BIZ UDPGothic"/>
-          <w:b w:val="0"/>
-          <w:i w:val="0"/>
-          <w:sz w:val="21"/>
-        </w:rPr>
-        <w:t xml:space="preserve"> / </w:t>
-      </w:r>
-      <w:r>
-        <w:rPr>
-          <w:rFonts w:ascii="BIZ UDGothic" w:hAnsi="BIZ UDGothic" w:eastAsia="BIZ UDGothic"/>
-          <w:b w:val="0"/>
-          <w:i w:val="0"/>
-          <w:sz w:val="20"/>
-        </w:rPr>
-        <w:t>run.ps1</w:t>
-      </w:r>
-      <w:r>
-        <w:rPr>
-          <w:rFonts w:ascii="BIZ UDPGothic" w:hAnsi="BIZ UDPGothic" w:eastAsia="BIZ UDPGothic"/>
-          <w:b w:val="0"/>
-          <w:i w:val="0"/>
-          <w:sz w:val="21"/>
-        </w:rPr>
-        <w:t xml:space="preserve"> は Node メジャー版を自動判定していたが、2026-06 にラッパを廃止して手動運用へ移行）。</w:t>
+        <w:t>実行系は環境で使い分けます。Node のメジャー版を自動判定するラッパスクリプトは置かず、次の手動運用とします。</w:t>
       </w:r>
     </w:p>
     <w:p>
@@ -1206,7 +1573,7 @@
           <w:i w:val="0"/>
           <w:sz w:val="21"/>
         </w:rPr>
-        <w:t xml:space="preserve">、各コマンドは </w:t>
+        <w:t xml:space="preserve"> を実行し、各コマンドは </w:t>
       </w:r>
       <w:r>
         <w:rPr>
@@ -1260,7 +1627,7 @@
           <w:i w:val="0"/>
           <w:sz w:val="21"/>
         </w:rPr>
-        <w:t>）。</w:t>
+        <w:t>）を使います。</w:t>
       </w:r>
     </w:p>
     <w:p>
@@ -1321,7 +1688,7 @@
           <w:i w:val="0"/>
           <w:sz w:val="21"/>
         </w:rPr>
-        <w:t xml:space="preserve"> を直接叩く。</w:t>
+        <w:t xml:space="preserve"> を直接使います。</w:t>
       </w:r>
     </w:p>
     <w:p>
@@ -1358,7 +1725,7 @@
           <w:i w:val="0"/>
           <w:sz w:val="21"/>
         </w:rPr>
-        <w:t>セットアップ直後は、上の 3 コマンドを順に実行して動作確認するとよい。</w:t>
+        <w:t>セットアップ直後は、上の 3 コマンドを順に実行して動作確認してください。</w:t>
       </w:r>
       <w:r>
         <w:rPr>
@@ -1394,7 +1761,7 @@
           <w:i w:val="0"/>
           <w:sz w:val="21"/>
         </w:rPr>
-        <w:t xml:space="preserve"> を表示すれば環境は正常。</w:t>
+        <w:t xml:space="preserve"> を表示すれば環境は正常です。</w:t>
       </w:r>
     </w:p>
     <w:tbl>
@@ -1503,7 +1870,7 @@
                 <w:color w:val="20242C"/>
                 <w:sz w:val="20"/>
               </w:rPr>
-              <w:t xml:space="preserve">している（vite@8 / rolldown は Node 20.16 で EBADENGINE になるため）。pnpm はルートの </w:t>
+              <w:t xml:space="preserve">しています（vite@8 / rolldown は Node 20.16 で EBADENGINE になるため）。pnpm はルートの </w:t>
             </w:r>
             <w:r>
               <w:rPr>
@@ -1523,7 +1890,7 @@
                 <w:color w:val="20242C"/>
                 <w:sz w:val="20"/>
               </w:rPr>
-              <w:t xml:space="preserve"> しか見ないので、開発機は最新 vite@8 のまま＝npm 経路だけ vite@6 へ切り替わる。vite/vitest はテスト専用で、</w:t>
+              <w:t xml:space="preserve"> しか見ないので、開発機は最新 vite@8 のまま＝npm 経路だけ vite@6 へ切り替わります。vite/vitest はテスト専用で、</w:t>
             </w:r>
             <w:r>
               <w:rPr>
@@ -1603,7 +1970,7 @@
                 <w:color w:val="20242C"/>
                 <w:sz w:val="20"/>
               </w:rPr>
-              <w:t xml:space="preserve"> は tsx・esbuild 経由のため SVG 出力には影響しない。</w:t>
+              <w:t xml:space="preserve"> は tsx・esbuild 経由のため SVG 出力には影響しません。</w:t>
             </w:r>
           </w:p>
         </w:tc>
@@ -1677,7 +2044,7 @@
           <w:i w:val="0"/>
           <w:sz w:val="21"/>
         </w:rPr>
-        <w:t xml:space="preserve">）で実行する。コマンドは </w:t>
+        <w:t xml:space="preserve">）で実行します。コマンドは </w:t>
       </w:r>
       <w:r>
         <w:rPr>
@@ -1731,7 +2098,7 @@
           <w:i w:val="0"/>
           <w:sz w:val="21"/>
         </w:rPr>
-        <w:t xml:space="preserve"> の 3 種。</w:t>
+        <w:t xml:space="preserve"> の 3 種です。</w:t>
       </w:r>
     </w:p>
     <w:tbl>
@@ -1810,7 +2177,7 @@
                 <w:color w:val="20242C"/>
                 <w:sz w:val="20"/>
               </w:rPr>
-              <w:t xml:space="preserve"> は「これ以降の引数を npm ではなくスクリプト本体へ渡す」という npm の決まり文句。忘れると引数が無視されて戸惑うので注意。</w:t>
+              <w:t xml:space="preserve"> は「これ以降の引数を npm ではなくスクリプト本体へ渡す」という npm の決まり文句です。忘れると引数が無視されて戸惑うのでご注意ください。</w:t>
             </w:r>
           </w:p>
         </w:tc>
@@ -2099,7 +2466,7 @@
           <w:i w:val="0"/>
           <w:sz w:val="21"/>
         </w:rPr>
-        <w:t xml:space="preserve">初めての 1 枚は、同梱サンプルを使う 2 行目の形がいちばん簡単。生成された </w:t>
+        <w:t xml:space="preserve">初めての 1 枚は、同梱サンプルを使う 2 行目の形がいちばん簡単です。生成された </w:t>
       </w:r>
       <w:r>
         <w:rPr>
@@ -2117,7 +2484,7 @@
           <w:i w:val="0"/>
           <w:sz w:val="21"/>
         </w:rPr>
-        <w:t xml:space="preserve"> はブラウザ（Edge 等）へドラッグ&amp;ドロップすれば表示できる。</w:t>
+        <w:t xml:space="preserve"> はブラウザ（Edge 等）へドラッグ&amp;ドロップすれば表示できます。</w:t>
       </w:r>
     </w:p>
     <w:p>
@@ -2161,7 +2528,7 @@
           <w:i w:val="0"/>
           <w:sz w:val="21"/>
         </w:rPr>
-        <w:t xml:space="preserve"> の入力は次のいずれか 1 系統（</w:t>
+        <w:t xml:space="preserve"> の入力は次のいずれか 1 系統です（</w:t>
       </w:r>
       <w:r>
         <w:rPr>
@@ -2381,7 +2748,7 @@
           <w:i w:val="0"/>
           <w:sz w:val="21"/>
         </w:rPr>
-        <w:t xml:space="preserve"> は既定で全サンプル。</w:t>
+        <w:t xml:space="preserve"> は既定で全サンプルを処理します。</w:t>
       </w:r>
       <w:r>
         <w:rPr>
@@ -2399,7 +2766,7 @@
           <w:i w:val="0"/>
           <w:sz w:val="21"/>
         </w:rPr>
-        <w:t xml:space="preserve"> で対象を絞れる。</w:t>
+        <w:t xml:space="preserve"> で対象を絞れます。</w:t>
       </w:r>
       <w:r>
         <w:rPr>
@@ -2435,7 +2802,7 @@
           <w:i w:val="0"/>
           <w:sz w:val="21"/>
         </w:rPr>
-        <w:t xml:space="preserve"> を一括処理する。</w:t>
+        <w:t xml:space="preserve"> を一括処理します。</w:t>
       </w:r>
     </w:p>
     <w:tbl>
@@ -2494,7 +2861,7 @@
                 <w:color w:val="20242C"/>
                 <w:sz w:val="20"/>
               </w:rPr>
-              <w:t xml:space="preserve"> は比率でも実額でもよい（合計が 100 である必要はない）。描画時に合計に対する割合へ換算される。また、スライスの並びは</w:t>
+              <w:t xml:space="preserve"> は比率でも実額でもかまいません（合計が 100 である必要はありません）。描画時に合計に対する割合へ換算されます。また、スライスの並びは</w:t>
             </w:r>
             <w:r>
               <w:rPr>
@@ -2514,7 +2881,7 @@
                 <w:color w:val="20242C"/>
                 <w:sz w:val="20"/>
               </w:rPr>
-              <w:t>られ、「その他」は末尾に回るため、入力の並び順を気にする必要はない。</w:t>
+              <w:t>られ、「その他」は末尾に回るため、入力の並び順を気にする必要はありません。</w:t>
             </w:r>
           </w:p>
         </w:tc>
@@ -2617,7 +2984,7 @@
                 <w:color w:val="20242C"/>
                 <w:sz w:val="20"/>
               </w:rPr>
-              <w:t>（左=name、右=value）。3 列以上 / 1 列はエラー。</w:t>
+              <w:t>（左=name、右=value）です。3 列以上 / 1 列はエラーになります。</w:t>
             </w:r>
           </w:p>
         </w:tc>
@@ -2636,7 +3003,7 @@
           <w:i w:val="0"/>
           <w:sz w:val="21"/>
         </w:rPr>
-        <w:t>ヘッダ行は指定しない</w:t>
+        <w:t>ヘッダ行は指定しません</w:t>
       </w:r>
       <w:r>
         <w:rPr>
@@ -2645,7 +3012,7 @@
           <w:i w:val="0"/>
           <w:sz w:val="21"/>
         </w:rPr>
-        <w:t xml:space="preserve">（データ行のみ渡す）。先頭行が「区分」「比率」のような文字列だと </w:t>
+        <w:t xml:space="preserve">（データ行のみ渡します）。先頭行が「区分」「比率」のような文字列だと </w:t>
       </w:r>
       <w:r>
         <w:rPr>
@@ -2663,7 +3030,7 @@
           <w:i w:val="0"/>
           <w:sz w:val="21"/>
         </w:rPr>
-        <w:t xml:space="preserve"> で落ちる。</w:t>
+        <w:t xml:space="preserve"> で落ちます。</w:t>
       </w:r>
     </w:p>
     <w:p>
@@ -2679,7 +3046,7 @@
           <w:i w:val="0"/>
           <w:sz w:val="21"/>
         </w:rPr>
-        <w:t>空行はスキップ、name 空欄や value の数値変換不可は明示エラー。</w:t>
+        <w:t>空行はスキップされ、name 空欄や value の数値変換不可は明示エラーになります。</w:t>
       </w:r>
     </w:p>
     <w:p>
@@ -2695,7 +3062,7 @@
           <w:i w:val="0"/>
           <w:sz w:val="21"/>
         </w:rPr>
-        <w:t>数式セルは結果値、リッチテキスト / ハイパーリンクも展開して取り込む。</w:t>
+        <w:t>数式セルは結果値で取り込み、リッチテキスト / ハイパーリンクも展開して取り込みます。</w:t>
       </w:r>
     </w:p>
     <w:p>
@@ -2738,7 +3105,7 @@
           <w:i w:val="0"/>
           <w:sz w:val="21"/>
         </w:rPr>
-        <w:t xml:space="preserve"> に隔離（</w:t>
+        <w:t xml:space="preserve"> に隔離しています（</w:t>
       </w:r>
       <w:r>
         <w:rPr>
@@ -2788,7 +3155,7 @@
           <w:i w:val="0"/>
           <w:sz w:val="21"/>
         </w:rPr>
-        <w:t>例: シートの A1 に「区分」、B1 に「比率」の見出しがあり、データが 2〜11 行目にある場合、</w:t>
+        <w:t>例: シートの A1 に「区分」、B1 に「比率」の見出しがあり、データが 2〜11 行目にある場合は、</w:t>
       </w:r>
       <w:r>
         <w:rPr>
@@ -2824,7 +3191,7 @@
           <w:i w:val="0"/>
           <w:sz w:val="21"/>
         </w:rPr>
-        <w:t>を指定する。</w:t>
+        <w:t>を指定します。</w:t>
       </w:r>
     </w:p>
     <w:p>
@@ -2868,7 +3235,7 @@
           <w:i w:val="0"/>
           <w:sz w:val="21"/>
         </w:rPr>
-        <w:t xml:space="preserve"> で SQL Server の結果セットから直接取り込む。接続は </w:t>
+        <w:t xml:space="preserve"> で SQL Server の結果セットから直接取り込みます。接続は </w:t>
       </w:r>
       <w:r>
         <w:rPr>
@@ -2886,7 +3253,7 @@
           <w:i w:val="0"/>
           <w:sz w:val="21"/>
         </w:rPr>
-        <w:t>固定で、資格情報は持たない（＝いま Windows にログインしているユーザーの権限でつながる。パスワードをコマンドに書く必要はない）。</w:t>
+        <w:t>固定で、資格情報は持ちません（＝いま Windows にログインしているユーザーの権限でつながります。パスワードをコマンドに書く必要はありません）。</w:t>
       </w:r>
     </w:p>
     <w:p>
@@ -2911,7 +3278,7 @@
           <w:i w:val="0"/>
           <w:sz w:val="21"/>
         </w:rPr>
-        <w:t xml:space="preserve">。複文（文中 </w:t>
+        <w:t xml:space="preserve">です。複文（文中 </w:t>
       </w:r>
       <w:r>
         <w:rPr>
@@ -2929,7 +3296,7 @@
           <w:i w:val="0"/>
           <w:sz w:val="21"/>
         </w:rPr>
-        <w:t>）・非 SELECT（UPDATE/DELETE 等）は拒否する。</w:t>
+        <w:t>）・非 SELECT（UPDATE/DELETE 等）は拒否されます。</w:t>
       </w:r>
     </w:p>
     <w:p>
@@ -2945,7 +3312,7 @@
           <w:i w:val="0"/>
           <w:sz w:val="21"/>
         </w:rPr>
-        <w:t>列解決は Excel と同思想。</w:t>
+        <w:t>列解決は Excel と同じ考え方です。</w:t>
       </w:r>
       <w:r>
         <w:rPr>
@@ -3017,7 +3384,7 @@
           <w:i w:val="0"/>
           <w:sz w:val="21"/>
         </w:rPr>
-        <w:t>を name/value とする（3 列以上で未指定はあいまいエラー）。</w:t>
+        <w:t>を name/value とします（3 列以上で未指定はあいまいエラー）。</w:t>
       </w:r>
     </w:p>
     <w:p>
@@ -3123,7 +3490,7 @@
           <w:i w:val="0"/>
           <w:sz w:val="21"/>
         </w:rPr>
-        <w:t xml:space="preserve">）。ODBC ドライバは既定 </w:t>
+        <w:t xml:space="preserve">）です。ODBC ドライバは既定 </w:t>
       </w:r>
       <w:r>
         <w:rPr>
@@ -3248,7 +3615,7 @@
                 <w:color w:val="20242C"/>
                 <w:sz w:val="20"/>
               </w:rPr>
-              <w:t>。</w:t>
+              <w:t xml:space="preserve"> です。</w:t>
             </w:r>
             <w:r>
               <w:rPr>
@@ -3288,7 +3655,7 @@
                 <w:color w:val="20242C"/>
                 <w:sz w:val="20"/>
               </w:rPr>
-              <w:t xml:space="preserve"> は動く。DB 入力を使うときだけ導入する。接続・SQL 依存は </w:t>
+              <w:t xml:space="preserve"> は動きます。DB 入力を使うときだけ導入してください。接続・SQL 依存は </w:t>
             </w:r>
             <w:r>
               <w:rPr>
@@ -3308,7 +3675,7 @@
                 <w:color w:val="20242C"/>
                 <w:sz w:val="20"/>
               </w:rPr>
-              <w:t xml:space="preserve"> に隔離（</w:t>
+              <w:t xml:space="preserve"> に隔離しています（</w:t>
             </w:r>
             <w:r>
               <w:rPr>
@@ -3506,7 +3873,7 @@
           <w:i w:val="0"/>
           <w:sz w:val="21"/>
         </w:rPr>
-        <w:t xml:space="preserve">（A4 想定・1 ページ 12 件のページ送り）を更新する。ブラウザで </w:t>
+        <w:t xml:space="preserve">（A4 想定・1 ページ 12 件のページ送り）を更新します。ブラウザで </w:t>
       </w:r>
       <w:r>
         <w:rPr>
@@ -3524,7 +3891,7 @@
           <w:i w:val="0"/>
           <w:sz w:val="21"/>
         </w:rPr>
-        <w:t xml:space="preserve"> を開いて目視確認できる。</w:t>
+        <w:t xml:space="preserve"> を開いて目視確認できます。</w:t>
       </w:r>
     </w:p>
     <w:p>
@@ -3549,7 +3916,7 @@
           <w:i w:val="0"/>
           <w:sz w:val="21"/>
         </w:rPr>
-        <w:t xml:space="preserve"> … 生成済み SVG のラベル数・bbox オーバーラップ・円内侵入・引出線交差・viewBox はみ出し・引出線屈曲数を自動検証する（対象ディレクトリは引数指定可。既定は </w:t>
+        <w:t xml:space="preserve"> … 生成済み SVG のラベル数・bbox オーバーラップ・円内侵入・引出線交差・viewBox はみ出し・引出線屈曲数を自動検証します（対象ディレクトリは引数指定可。既定は </w:t>
       </w:r>
       <w:r>
         <w:rPr>
@@ -3727,7 +4094,7 @@
                 <w:color w:val="20242C"/>
                 <w:sz w:val="20"/>
               </w:rPr>
-              <w:t xml:space="preserve"> を実行しておくこと。出力は決定的なので、同じ入力なら毎回同一の SVG が得られる。</w:t>
+              <w:t xml:space="preserve"> を実行しておいてください。出力は決定的なので、同じ入力なら毎回同一の SVG が得られます。</w:t>
             </w:r>
           </w:p>
         </w:tc>
@@ -3809,7 +4176,7 @@
                 <w:color w:val="20242C"/>
                 <w:sz w:val="20"/>
               </w:rPr>
-              <w:t>を表示するが、これらは既知の WARN（長い名前の viewBox はみ出し等、</w:t>
+              <w:t>を表示しますが、これらは既知の WARN（長い名前の viewBox はみ出し等、</w:t>
             </w:r>
             <w:r>
               <w:rPr>
@@ -3829,7 +4196,7 @@
                 <w:color w:val="20242C"/>
                 <w:sz w:val="20"/>
               </w:rPr>
-              <w:t xml:space="preserve"> に記録済み）で、ERROR 級（引出線の交差・円内貫通）は 0 件。既知の件数から</w:t>
+              <w:t xml:space="preserve"> に記録済み）で、ERROR 級（引出線の交差・円内貫通）は 0 件です。既知の件数から</w:t>
             </w:r>
             <w:r>
               <w:rPr>
@@ -3849,7 +4216,7 @@
                 <w:color w:val="20242C"/>
                 <w:sz w:val="20"/>
               </w:rPr>
-              <w:t>と判断してよい。</w:t>
+              <w:t>と判断してください。</w:t>
             </w:r>
           </w:p>
         </w:tc>
@@ -3887,7 +4254,7 @@
           <w:i w:val="0"/>
           <w:sz w:val="21"/>
         </w:rPr>
-        <w:t>Node も tsx も無い端末へ配るには実行ファイルを生成する。入口は 2 つで、依存の入れ方が異なる。</w:t>
+        <w:t>Node も tsx も無い端末へ配るには実行ファイルを生成します。入口は 2 つで、依存の入れ方が異なります。</w:t>
       </w:r>
       <w:r>
         <w:rPr>
@@ -3905,7 +4272,7 @@
           <w:i w:val="0"/>
           <w:sz w:val="21"/>
         </w:rPr>
-        <w:t>。</w:t>
+        <w:t>です。</w:t>
       </w:r>
     </w:p>
     <w:p>
@@ -3984,7 +4351,7 @@
           <w:i w:val="0"/>
           <w:sz w:val="21"/>
         </w:rPr>
-        <w:t>してから exe を作る。事前の手動 install は不要で「このフォルダだけ」で完結する。</w:t>
+        <w:t>してから exe を作ります。事前の手動 install は不要で、「このフォルダだけ」で完結します。</w:t>
       </w:r>
     </w:p>
     <w:p>
@@ -4027,7 +4394,7 @@
           <w:i w:val="0"/>
           <w:sz w:val="21"/>
         </w:rPr>
-        <w:t xml:space="preserve"> でビルドのみ行う（pnpm ワークスペースの依存解決を保つ）。</w:t>
+        <w:t xml:space="preserve"> でビルドのみ行います（pnpm ワークスペースの依存解決を保つため）。</w:t>
       </w:r>
     </w:p>
     <w:p>
@@ -4068,7 +4435,7 @@
           <w:i w:val="0"/>
           <w:sz w:val="21"/>
         </w:rPr>
-        <w:t xml:space="preserve">使い方は CLI と同じ: </w:t>
+        <w:t xml:space="preserve">使い方は CLI と同じです: </w:t>
       </w:r>
       <w:r>
         <w:rPr>
@@ -4104,7 +4471,7 @@
           <w:i w:val="0"/>
           <w:sz w:val="21"/>
         </w:rPr>
-        <w:t>。</w:t>
+        <w:t xml:space="preserve"> です。</w:t>
       </w:r>
     </w:p>
     <w:p>
@@ -4156,7 +4523,7 @@
           <w:i w:val="0"/>
           <w:sz w:val="21"/>
         </w:rPr>
-        <w:t>する（</w:t>
+        <w:t>します（</w:t>
       </w:r>
       <w:r>
         <w:rPr>
@@ -4210,7 +4577,7 @@
           <w:i w:val="0"/>
           <w:sz w:val="21"/>
         </w:rPr>
-        <w:t>渡すこと。exe 単体をコピーして渡すとフォント埋込が効かなくなる。</w:t>
+        <w:t>渡してください。exe 単体をコピーして渡すとフォント埋込が効かなくなります。</w:t>
       </w:r>
     </w:p>
     <w:p>
@@ -4262,7 +4629,7 @@
           <w:i w:val="0"/>
           <w:sz w:val="21"/>
         </w:rPr>
-        <w:t xml:space="preserve">で SHA256 署名する。SmartScreen を抑止するには配布先で同梱 </w:t>
+        <w:t xml:space="preserve">で SHA256 署名します。SmartScreen を抑止するには配布先で同梱 </w:t>
       </w:r>
       <w:r>
         <w:rPr>
@@ -4280,7 +4647,7 @@
           <w:i w:val="0"/>
           <w:sz w:val="21"/>
         </w:rPr>
-        <w:t xml:space="preserve"> を信頼登録する（管理者権限）:</w:t>
+        <w:t xml:space="preserve"> を信頼登録します（管理者権限）:</w:t>
       </w:r>
     </w:p>
     <w:p>
@@ -4388,7 +4755,7 @@
                 <w:color w:val="20242C"/>
                 <w:sz w:val="20"/>
               </w:rPr>
-              <w:t xml:space="preserve"> を要するため exe には含めない。利用時は </w:t>
+              <w:t xml:space="preserve"> を要するため exe には含めていません。利用時は </w:t>
             </w:r>
             <w:r>
               <w:rPr>
@@ -4428,7 +4795,7 @@
                 <w:color w:val="20242C"/>
                 <w:sz w:val="20"/>
               </w:rPr>
-              <w:t xml:space="preserve"> を追加する（描画・Excel 入力は追加不要で動く）。</w:t>
+              <w:t xml:space="preserve"> を追加してください（描画・Excel 入力は追加不要で動きます）。</w:t>
             </w:r>
           </w:p>
         </w:tc>
@@ -4587,7 +4954,7 @@
                 <w:i w:val="0"/>
                 <w:sz w:val="19"/>
               </w:rPr>
-              <w:t>Node 20.16 等の旧環境で vite@8 系を引いている。</w:t>
+              <w:t>Node 20.16 等の旧環境で vite@8 系を引いています。</w:t>
             </w:r>
             <w:r>
               <w:rPr>
@@ -4623,7 +4990,7 @@
                 <w:i w:val="0"/>
                 <w:sz w:val="19"/>
               </w:rPr>
-              <w:t>（overrides で vite@6 固定）を使っているか確認する。リポジトリ直下で npm を叩いていないか注意（1 章）。</w:t>
+              <w:t>（overrides で vite@6 固定）を使っているか確認してください。リポジトリ直下で npm を実行していないかにも注意が必要です（1 章）。</w:t>
             </w:r>
           </w:p>
         </w:tc>
@@ -4691,7 +5058,7 @@
                 <w:i w:val="0"/>
                 <w:sz w:val="19"/>
               </w:rPr>
-              <w:t xml:space="preserve"> に見出し行が混ざっている。データ行のみの範囲（例: </w:t>
+              <w:t xml:space="preserve"> に見出し行が混ざっています。データ行のみの範囲（例: </w:t>
             </w:r>
             <w:r>
               <w:rPr>
@@ -4709,7 +5076,7 @@
                 <w:i w:val="0"/>
                 <w:sz w:val="19"/>
               </w:rPr>
-              <w:t>）へ直す（4 章）。</w:t>
+              <w:t>）へ直してください（4 章）。</w:t>
             </w:r>
           </w:p>
         </w:tc>
@@ -4766,7 +5133,7 @@
                 <w:i w:val="0"/>
                 <w:sz w:val="19"/>
               </w:rPr>
-              <w:t>範囲が 2 列固定（左=name、右=value）になっているか確認する。3 列以上・1 列はエラー（4 章）。</w:t>
+              <w:t>範囲が 2 列固定（左=name、右=value）になっているか確認してください。3 列以上・1 列はエラーです（4 章）。</w:t>
             </w:r>
           </w:p>
         </w:tc>
@@ -4843,7 +5210,7 @@
                 <w:i w:val="0"/>
                 <w:sz w:val="19"/>
               </w:rPr>
-              <w:t xml:space="preserve"> は任意依存で既定では入らない。DB 入力を使う端末でのみ導入する（5 章・7 章）。</w:t>
+              <w:t xml:space="preserve"> は任意依存で既定では入りません。DB 入力を使う端末でのみ導入してください（5 章・7 章）。</w:t>
             </w:r>
           </w:p>
         </w:tc>
@@ -4891,7 +5258,7 @@
                 <w:i w:val="0"/>
                 <w:sz w:val="19"/>
               </w:rPr>
-              <w:t>Windows 統合認証固定のため、実行ユーザーに対象 DB の参照権限が必要。</w:t>
+              <w:t>Windows 統合認証固定のため、実行ユーザーに対象 DB の参照権限が必要です。</w:t>
             </w:r>
             <w:r>
               <w:rPr>
@@ -4981,7 +5348,7 @@
                 <w:i w:val="0"/>
                 <w:sz w:val="19"/>
               </w:rPr>
-              <w:t>）を確認する。</w:t>
+              <w:t>）を確認してください。</w:t>
             </w:r>
           </w:p>
         </w:tc>
@@ -5058,7 +5425,7 @@
                 <w:i w:val="0"/>
                 <w:sz w:val="19"/>
               </w:rPr>
-              <w:t xml:space="preserve"> で SVG を生成する。</w:t>
+              <w:t xml:space="preserve"> で SVG を生成してください。</w:t>
             </w:r>
             <w:r>
               <w:rPr>
@@ -5094,7 +5461,7 @@
                 <w:i w:val="0"/>
                 <w:sz w:val="19"/>
               </w:rPr>
-              <w:t xml:space="preserve"> を読むだけ（6 章）。</w:t>
+              <w:t xml:space="preserve"> を読むだけです（6 章）。</w:t>
             </w:r>
           </w:p>
         </w:tc>
@@ -5151,7 +5518,7 @@
                 <w:i w:val="0"/>
                 <w:sz w:val="19"/>
               </w:rPr>
-              <w:t>既知の WARN 6/83（計 11 件）以内なら正常。件数が</w:t>
+              <w:t>既知の WARN 6/83（計 11 件）以内なら正常です。件数が</w:t>
             </w:r>
             <w:r>
               <w:rPr>
@@ -5187,7 +5554,7 @@
                 <w:i w:val="0"/>
                 <w:sz w:val="19"/>
               </w:rPr>
-              <w:t xml:space="preserve"> の現況節と突き合わせる（6 章）。</w:t>
+              <w:t xml:space="preserve"> の現況節と突き合わせてください（6 章）。</w:t>
             </w:r>
           </w:p>
         </w:tc>
@@ -5255,7 +5622,7 @@
                 <w:i w:val="0"/>
                 <w:sz w:val="19"/>
               </w:rPr>
-              <w:t xml:space="preserve"> を配布先で信頼登録する（7 章の </w:t>
+              <w:t xml:space="preserve"> を配布先で信頼登録してください（7 章の </w:t>
             </w:r>
             <w:r>
               <w:rPr>
@@ -5348,7 +5715,7 @@
                 <w:i w:val="0"/>
                 <w:sz w:val="19"/>
               </w:rPr>
-              <w:t xml:space="preserve"> が exe と同じ場所に無く、フォントのサブセット埋込が効いていない。</w:t>
+              <w:t xml:space="preserve"> が exe と同じ場所に無く、フォントのサブセット埋込が効いていません。</w:t>
             </w:r>
             <w:r>
               <w:rPr>
@@ -5366,7 +5733,7 @@
                 <w:i w:val="0"/>
                 <w:sz w:val="19"/>
               </w:rPr>
-              <w:t xml:space="preserve"> フォルダごと配布し直す（7 章）。</w:t>
+              <w:t xml:space="preserve"> フォルダごと配布し直してください（7 章）。</w:t>
             </w:r>
           </w:p>
         </w:tc>
@@ -5416,7 +5783,7 @@
                 <w:i w:val="0"/>
                 <w:sz w:val="19"/>
               </w:rPr>
-              <w:t>SVG にはフォントが埋め込まれているため通常は起きない。埋込に失敗した環境（上の行と同じ原因）が疑わしい。</w:t>
+              <w:t>SVG にはフォントが埋め込まれているため通常は起きません。埋込に失敗した環境（上の行と同じ原因）が疑われます。</w:t>
             </w:r>
           </w:p>
         </w:tc>

--- a/docs/pie-chart/PieChart_利用手引き.docx
+++ b/docs/pie-chart/PieChart_利用手引き.docx
@@ -34,7 +34,410 @@
           <w:color w:val="606874"/>
           <w:sz w:val="22"/>
         </w:rPr>
-        <w:t>円グラフ SVG レンダラ ／ 開発者・オペレータ向け ・ 版 1.0</w:t>
+        <w:t>円グラフ SVG レンダラ ／ 開発者・オペレータ向け ・ 版 2.1</w:t>
+      </w:r>
+    </w:p>
+    <w:p>
+      <w:pPr>
+        <w:spacing w:before="360" w:after="120"/>
+        <w:pBdr>
+          <w:left w:val="single" w:sz="24" w:space="8" w:color="1F5C99"/>
+        </w:pBdr>
+        <w:ind w:left="113"/>
+      </w:pPr>
+      <w:r>
+        <w:rPr>
+          <w:rFonts w:ascii="BIZ UDPGothic" w:hAnsi="BIZ UDPGothic" w:eastAsia="BIZ UDPGothic"/>
+          <w:b/>
+          <w:i w:val="0"/>
+          <w:color w:val="20242C"/>
+          <w:sz w:val="26"/>
+        </w:rPr>
+        <w:t>改訂履歴</w:t>
+      </w:r>
+    </w:p>
+    <w:tbl>
+      <w:tblPr>
+        <w:tblW w:type="auto" w:w="0"/>
+        <w:jc w:val="left"/>
+        <w:tblLook w:firstColumn="1" w:firstRow="1" w:lastColumn="0" w:lastRow="0" w:noHBand="0" w:noVBand="1" w:val="04A0"/>
+      </w:tblPr>
+      <w:tblGrid>
+        <w:gridCol w:w="3249"/>
+        <w:gridCol w:w="3249"/>
+        <w:gridCol w:w="3249"/>
+      </w:tblGrid>
+      <w:tr>
+        <w:tc>
+          <w:tcPr>
+            <w:tcW w:type="dxa" w:w="1134"/>
+            <w:shd w:val="clear" w:color="auto" w:fill="1F5C99"/>
+            <w:tcBorders>
+              <w:top w:val="single" w:sz="4" w:space="0" w:color="D7DEE5"/>
+              <w:left w:val="single" w:sz="4" w:space="0" w:color="D7DEE5"/>
+              <w:bottom w:val="single" w:sz="4" w:space="0" w:color="D7DEE5"/>
+              <w:right w:val="single" w:sz="4" w:space="0" w:color="D7DEE5"/>
+            </w:tcBorders>
+          </w:tcPr>
+          <w:p>
+            <w:r/>
+            <w:r>
+              <w:rPr>
+                <w:rFonts w:ascii="BIZ UDPGothic" w:hAnsi="BIZ UDPGothic" w:eastAsia="BIZ UDPGothic"/>
+                <w:b/>
+                <w:i w:val="0"/>
+                <w:color w:val="FFFFFF"/>
+                <w:sz w:val="19"/>
+              </w:rPr>
+              <w:t>版数</w:t>
+            </w:r>
+          </w:p>
+        </w:tc>
+        <w:tc>
+          <w:tcPr>
+            <w:tcW w:type="dxa" w:w="1814"/>
+            <w:shd w:val="clear" w:color="auto" w:fill="1F5C99"/>
+            <w:tcBorders>
+              <w:top w:val="single" w:sz="4" w:space="0" w:color="D7DEE5"/>
+              <w:left w:val="single" w:sz="4" w:space="0" w:color="D7DEE5"/>
+              <w:bottom w:val="single" w:sz="4" w:space="0" w:color="D7DEE5"/>
+              <w:right w:val="single" w:sz="4" w:space="0" w:color="D7DEE5"/>
+            </w:tcBorders>
+          </w:tcPr>
+          <w:p>
+            <w:r/>
+            <w:r>
+              <w:rPr>
+                <w:rFonts w:ascii="BIZ UDPGothic" w:hAnsi="BIZ UDPGothic" w:eastAsia="BIZ UDPGothic"/>
+                <w:b/>
+                <w:i w:val="0"/>
+                <w:color w:val="FFFFFF"/>
+                <w:sz w:val="19"/>
+              </w:rPr>
+              <w:t>日付</w:t>
+            </w:r>
+          </w:p>
+        </w:tc>
+        <w:tc>
+          <w:tcPr>
+            <w:tcW w:type="dxa" w:w="6463"/>
+            <w:shd w:val="clear" w:color="auto" w:fill="1F5C99"/>
+            <w:tcBorders>
+              <w:top w:val="single" w:sz="4" w:space="0" w:color="D7DEE5"/>
+              <w:left w:val="single" w:sz="4" w:space="0" w:color="D7DEE5"/>
+              <w:bottom w:val="single" w:sz="4" w:space="0" w:color="D7DEE5"/>
+              <w:right w:val="single" w:sz="4" w:space="0" w:color="D7DEE5"/>
+            </w:tcBorders>
+          </w:tcPr>
+          <w:p>
+            <w:r/>
+            <w:r>
+              <w:rPr>
+                <w:rFonts w:ascii="BIZ UDPGothic" w:hAnsi="BIZ UDPGothic" w:eastAsia="BIZ UDPGothic"/>
+                <w:b/>
+                <w:i w:val="0"/>
+                <w:color w:val="FFFFFF"/>
+                <w:sz w:val="19"/>
+              </w:rPr>
+              <w:t>変更内容</w:t>
+            </w:r>
+          </w:p>
+        </w:tc>
+      </w:tr>
+      <w:tr>
+        <w:tc>
+          <w:tcPr>
+            <w:tcW w:type="dxa" w:w="1134"/>
+            <w:tcBorders>
+              <w:top w:val="single" w:sz="4" w:space="0" w:color="D7DEE5"/>
+              <w:left w:val="single" w:sz="4" w:space="0" w:color="D7DEE5"/>
+              <w:bottom w:val="single" w:sz="4" w:space="0" w:color="D7DEE5"/>
+              <w:right w:val="single" w:sz="4" w:space="0" w:color="D7DEE5"/>
+            </w:tcBorders>
+          </w:tcPr>
+          <w:p>
+            <w:r/>
+            <w:r>
+              <w:rPr>
+                <w:rFonts w:ascii="BIZ UDPGothic" w:hAnsi="BIZ UDPGothic" w:eastAsia="BIZ UDPGothic"/>
+                <w:b w:val="0"/>
+                <w:i w:val="0"/>
+                <w:sz w:val="19"/>
+              </w:rPr>
+              <w:t>1.0</w:t>
+            </w:r>
+          </w:p>
+        </w:tc>
+        <w:tc>
+          <w:tcPr>
+            <w:tcW w:type="dxa" w:w="1814"/>
+            <w:tcBorders>
+              <w:top w:val="single" w:sz="4" w:space="0" w:color="D7DEE5"/>
+              <w:left w:val="single" w:sz="4" w:space="0" w:color="D7DEE5"/>
+              <w:bottom w:val="single" w:sz="4" w:space="0" w:color="D7DEE5"/>
+              <w:right w:val="single" w:sz="4" w:space="0" w:color="D7DEE5"/>
+            </w:tcBorders>
+          </w:tcPr>
+          <w:p>
+            <w:r/>
+            <w:r>
+              <w:rPr>
+                <w:rFonts w:ascii="BIZ UDPGothic" w:hAnsi="BIZ UDPGothic" w:eastAsia="BIZ UDPGothic"/>
+                <w:b w:val="0"/>
+                <w:i w:val="0"/>
+                <w:sz w:val="19"/>
+              </w:rPr>
+              <w:t>2026-06-19</w:t>
+            </w:r>
+          </w:p>
+        </w:tc>
+        <w:tc>
+          <w:tcPr>
+            <w:tcW w:type="dxa" w:w="6463"/>
+            <w:tcBorders>
+              <w:top w:val="single" w:sz="4" w:space="0" w:color="D7DEE5"/>
+              <w:left w:val="single" w:sz="4" w:space="0" w:color="D7DEE5"/>
+              <w:bottom w:val="single" w:sz="4" w:space="0" w:color="D7DEE5"/>
+              <w:right w:val="single" w:sz="4" w:space="0" w:color="D7DEE5"/>
+            </w:tcBorders>
+          </w:tcPr>
+          <w:p>
+            <w:r/>
+            <w:r>
+              <w:rPr>
+                <w:rFonts w:ascii="BIZ UDPGothic" w:hAnsi="BIZ UDPGothic" w:eastAsia="BIZ UDPGothic"/>
+                <w:b w:val="0"/>
+                <w:i w:val="0"/>
+                <w:sz w:val="19"/>
+              </w:rPr>
+              <w:t>初版</w:t>
+            </w:r>
+          </w:p>
+        </w:tc>
+      </w:tr>
+      <w:tr>
+        <w:tc>
+          <w:tcPr>
+            <w:tcW w:type="dxa" w:w="1134"/>
+            <w:shd w:val="clear" w:color="auto" w:fill="F5F8FB"/>
+            <w:tcBorders>
+              <w:top w:val="single" w:sz="4" w:space="0" w:color="D7DEE5"/>
+              <w:left w:val="single" w:sz="4" w:space="0" w:color="D7DEE5"/>
+              <w:bottom w:val="single" w:sz="4" w:space="0" w:color="D7DEE5"/>
+              <w:right w:val="single" w:sz="4" w:space="0" w:color="D7DEE5"/>
+            </w:tcBorders>
+          </w:tcPr>
+          <w:p>
+            <w:r/>
+            <w:r>
+              <w:rPr>
+                <w:rFonts w:ascii="BIZ UDPGothic" w:hAnsi="BIZ UDPGothic" w:eastAsia="BIZ UDPGothic"/>
+                <w:b w:val="0"/>
+                <w:i w:val="0"/>
+                <w:sz w:val="19"/>
+              </w:rPr>
+              <w:t>1.1</w:t>
+            </w:r>
+          </w:p>
+        </w:tc>
+        <w:tc>
+          <w:tcPr>
+            <w:tcW w:type="dxa" w:w="1814"/>
+            <w:shd w:val="clear" w:color="auto" w:fill="F5F8FB"/>
+            <w:tcBorders>
+              <w:top w:val="single" w:sz="4" w:space="0" w:color="D7DEE5"/>
+              <w:left w:val="single" w:sz="4" w:space="0" w:color="D7DEE5"/>
+              <w:bottom w:val="single" w:sz="4" w:space="0" w:color="D7DEE5"/>
+              <w:right w:val="single" w:sz="4" w:space="0" w:color="D7DEE5"/>
+            </w:tcBorders>
+          </w:tcPr>
+          <w:p>
+            <w:r/>
+            <w:r>
+              <w:rPr>
+                <w:rFonts w:ascii="BIZ UDPGothic" w:hAnsi="BIZ UDPGothic" w:eastAsia="BIZ UDPGothic"/>
+                <w:b w:val="0"/>
+                <w:i w:val="0"/>
+                <w:sz w:val="19"/>
+              </w:rPr>
+              <w:t>2026-06-22</w:t>
+            </w:r>
+          </w:p>
+        </w:tc>
+        <w:tc>
+          <w:tcPr>
+            <w:tcW w:type="dxa" w:w="6463"/>
+            <w:shd w:val="clear" w:color="auto" w:fill="F5F8FB"/>
+            <w:tcBorders>
+              <w:top w:val="single" w:sz="4" w:space="0" w:color="D7DEE5"/>
+              <w:left w:val="single" w:sz="4" w:space="0" w:color="D7DEE5"/>
+              <w:bottom w:val="single" w:sz="4" w:space="0" w:color="D7DEE5"/>
+              <w:right w:val="single" w:sz="4" w:space="0" w:color="D7DEE5"/>
+            </w:tcBorders>
+          </w:tcPr>
+          <w:p>
+            <w:r/>
+            <w:r>
+              <w:rPr>
+                <w:rFonts w:ascii="BIZ UDPGothic" w:hAnsi="BIZ UDPGothic" w:eastAsia="BIZ UDPGothic"/>
+                <w:b w:val="0"/>
+                <w:i w:val="0"/>
+                <w:sz w:val="19"/>
+              </w:rPr>
+              <w:t>DB(SQL Server) 入力と exe 配布章の追加</w:t>
+            </w:r>
+          </w:p>
+        </w:tc>
+      </w:tr>
+      <w:tr>
+        <w:tc>
+          <w:tcPr>
+            <w:tcW w:type="dxa" w:w="1134"/>
+            <w:tcBorders>
+              <w:top w:val="single" w:sz="4" w:space="0" w:color="D7DEE5"/>
+              <w:left w:val="single" w:sz="4" w:space="0" w:color="D7DEE5"/>
+              <w:bottom w:val="single" w:sz="4" w:space="0" w:color="D7DEE5"/>
+              <w:right w:val="single" w:sz="4" w:space="0" w:color="D7DEE5"/>
+            </w:tcBorders>
+          </w:tcPr>
+          <w:p>
+            <w:r/>
+            <w:r>
+              <w:rPr>
+                <w:rFonts w:ascii="BIZ UDPGothic" w:hAnsi="BIZ UDPGothic" w:eastAsia="BIZ UDPGothic"/>
+                <w:b w:val="0"/>
+                <w:i w:val="0"/>
+                <w:sz w:val="19"/>
+              </w:rPr>
+              <w:t>2.0</w:t>
+            </w:r>
+          </w:p>
+        </w:tc>
+        <w:tc>
+          <w:tcPr>
+            <w:tcW w:type="dxa" w:w="1814"/>
+            <w:tcBorders>
+              <w:top w:val="single" w:sz="4" w:space="0" w:color="D7DEE5"/>
+              <w:left w:val="single" w:sz="4" w:space="0" w:color="D7DEE5"/>
+              <w:bottom w:val="single" w:sz="4" w:space="0" w:color="D7DEE5"/>
+              <w:right w:val="single" w:sz="4" w:space="0" w:color="D7DEE5"/>
+            </w:tcBorders>
+          </w:tcPr>
+          <w:p>
+            <w:r/>
+            <w:r>
+              <w:rPr>
+                <w:rFonts w:ascii="BIZ UDPGothic" w:hAnsi="BIZ UDPGothic" w:eastAsia="BIZ UDPGothic"/>
+                <w:b w:val="0"/>
+                <w:i w:val="0"/>
+                <w:sz w:val="19"/>
+              </w:rPr>
+              <w:t>2026-07-04</w:t>
+            </w:r>
+          </w:p>
+        </w:tc>
+        <w:tc>
+          <w:tcPr>
+            <w:tcW w:type="dxa" w:w="6463"/>
+            <w:tcBorders>
+              <w:top w:val="single" w:sz="4" w:space="0" w:color="D7DEE5"/>
+              <w:left w:val="single" w:sz="4" w:space="0" w:color="D7DEE5"/>
+              <w:bottom w:val="single" w:sz="4" w:space="0" w:color="D7DEE5"/>
+              <w:right w:val="single" w:sz="4" w:space="0" w:color="D7DEE5"/>
+            </w:tcBorders>
+          </w:tcPr>
+          <w:p>
+            <w:r/>
+            <w:r>
+              <w:rPr>
+                <w:rFonts w:ascii="BIZ UDPGothic" w:hAnsi="BIZ UDPGothic" w:eastAsia="BIZ UDPGothic"/>
+                <w:b w:val="0"/>
+                <w:i w:val="0"/>
+                <w:sz w:val="19"/>
+              </w:rPr>
+              <w:t>図版と FAQ の追加</w:t>
+            </w:r>
+          </w:p>
+        </w:tc>
+      </w:tr>
+      <w:tr>
+        <w:tc>
+          <w:tcPr>
+            <w:tcW w:type="dxa" w:w="1134"/>
+            <w:shd w:val="clear" w:color="auto" w:fill="F5F8FB"/>
+            <w:tcBorders>
+              <w:top w:val="single" w:sz="4" w:space="0" w:color="D7DEE5"/>
+              <w:left w:val="single" w:sz="4" w:space="0" w:color="D7DEE5"/>
+              <w:bottom w:val="single" w:sz="4" w:space="0" w:color="D7DEE5"/>
+              <w:right w:val="single" w:sz="4" w:space="0" w:color="D7DEE5"/>
+            </w:tcBorders>
+          </w:tcPr>
+          <w:p>
+            <w:r/>
+            <w:r>
+              <w:rPr>
+                <w:rFonts w:ascii="BIZ UDPGothic" w:hAnsi="BIZ UDPGothic" w:eastAsia="BIZ UDPGothic"/>
+                <w:b w:val="0"/>
+                <w:i w:val="0"/>
+                <w:sz w:val="19"/>
+              </w:rPr>
+              <w:t>2.1</w:t>
+            </w:r>
+          </w:p>
+        </w:tc>
+        <w:tc>
+          <w:tcPr>
+            <w:tcW w:type="dxa" w:w="1814"/>
+            <w:shd w:val="clear" w:color="auto" w:fill="F5F8FB"/>
+            <w:tcBorders>
+              <w:top w:val="single" w:sz="4" w:space="0" w:color="D7DEE5"/>
+              <w:left w:val="single" w:sz="4" w:space="0" w:color="D7DEE5"/>
+              <w:bottom w:val="single" w:sz="4" w:space="0" w:color="D7DEE5"/>
+              <w:right w:val="single" w:sz="4" w:space="0" w:color="D7DEE5"/>
+            </w:tcBorders>
+          </w:tcPr>
+          <w:p>
+            <w:r/>
+            <w:r>
+              <w:rPr>
+                <w:rFonts w:ascii="BIZ UDPGothic" w:hAnsi="BIZ UDPGothic" w:eastAsia="BIZ UDPGothic"/>
+                <w:b w:val="0"/>
+                <w:i w:val="0"/>
+                <w:sz w:val="19"/>
+              </w:rPr>
+              <w:t>2026-07-05</w:t>
+            </w:r>
+          </w:p>
+        </w:tc>
+        <w:tc>
+          <w:tcPr>
+            <w:tcW w:type="dxa" w:w="6463"/>
+            <w:shd w:val="clear" w:color="auto" w:fill="F5F8FB"/>
+            <w:tcBorders>
+              <w:top w:val="single" w:sz="4" w:space="0" w:color="D7DEE5"/>
+              <w:left w:val="single" w:sz="4" w:space="0" w:color="D7DEE5"/>
+              <w:bottom w:val="single" w:sz="4" w:space="0" w:color="D7DEE5"/>
+              <w:right w:val="single" w:sz="4" w:space="0" w:color="D7DEE5"/>
+            </w:tcBorders>
+          </w:tcPr>
+          <w:p>
+            <w:r/>
+            <w:r>
+              <w:rPr>
+                <w:rFonts w:ascii="BIZ UDPGothic" w:hAnsi="BIZ UDPGothic" w:eastAsia="BIZ UDPGothic"/>
+                <w:b w:val="0"/>
+                <w:i w:val="0"/>
+                <w:sz w:val="19"/>
+              </w:rPr>
+              <w:t>表紙・改訂履歴の新設、文体をですます調へ統一</w:t>
+            </w:r>
+          </w:p>
+        </w:tc>
+      </w:tr>
+    </w:tbl>
+    <w:p>
+      <w:r>
+        <w:br w:type="page"/>
       </w:r>
     </w:p>
     <w:p>
@@ -48,9 +451,1053 @@
           <w:i w:val="0"/>
           <w:sz w:val="21"/>
         </w:rPr>
-        <w:t>pie-chart は CLI とライブラリで使う円グラフ SVG レンダラである。本書は CLI からの生成・一括処理・Excel 入力・DB(SQL Server)入力・ビューア確認・exe 配布の手引き。内部構造は別冊「pie-chart 詳細設計書」を参照。</w:t>
+        <w:t>pie-chart は、資産構成などの「名前と数値」の一覧から、ラベルと引出線を自動配置した円グラフの SVG 画像を作るツールです。本書は、CLI（コマンドライン）からの生成・一括処理・Excel 入力・DB(SQL Server) 入力・ビューア確認・exe 配布の手引きです。着任直後でも本書だけで作業できるよう、前提から順に説明します。内部構造を知りたいときは別冊「pie-chart 詳細設計書」をご覧ください。</w:t>
       </w:r>
     </w:p>
+    <w:p>
+      <w:pPr>
+        <w:keepNext/>
+        <w:keepLines/>
+        <w:spacing w:before="200" w:after="60"/>
+        <w:pBdr>
+          <w:left w:val="single" w:sz="24" w:space="8" w:color="1F5C99"/>
+        </w:pBdr>
+        <w:ind w:left="113"/>
+      </w:pPr>
+      <w:r>
+        <w:rPr>
+          <w:rFonts w:ascii="BIZ UDPGothic" w:hAnsi="BIZ UDPGothic" w:eastAsia="BIZ UDPGothic"/>
+          <w:b/>
+          <w:i w:val="0"/>
+          <w:color w:val="20242C"/>
+          <w:sz w:val="32"/>
+        </w:rPr>
+        <w:t>0. はじめに — 前提と読み分け</w:t>
+      </w:r>
+    </w:p>
+    <w:p>
+      <w:pPr>
+        <w:keepNext/>
+        <w:keepLines/>
+        <w:spacing w:before="140" w:after="60"/>
+        <w:ind w:left="85"/>
+      </w:pPr>
+      <w:r>
+        <w:rPr>
+          <w:rFonts w:ascii="BIZ UDPGothic" w:hAnsi="BIZ UDPGothic" w:eastAsia="BIZ UDPGothic"/>
+          <w:b/>
+          <w:i w:val="0"/>
+          <w:color w:val="20242C"/>
+          <w:sz w:val="26"/>
+        </w:rPr>
+        <w:t>0.1 pie-chart は何をするツールか</w:t>
+      </w:r>
+    </w:p>
+    <w:p>
+      <w:pPr>
+        <w:spacing w:after="80"/>
+      </w:pPr>
+      <w:r>
+        <w:rPr>
+          <w:rFonts w:ascii="BIZ UDPGothic" w:hAnsi="BIZ UDPGothic" w:eastAsia="BIZ UDPGothic"/>
+          <w:b w:val="0"/>
+          <w:i w:val="0"/>
+          <w:sz w:val="21"/>
+        </w:rPr>
+        <w:t xml:space="preserve">入力は「名前と数値」の組の一覧（例: </w:t>
+      </w:r>
+      <w:r>
+        <w:rPr>
+          <w:rFonts w:ascii="BIZ UDGothic" w:hAnsi="BIZ UDGothic" w:eastAsia="BIZ UDGothic"/>
+          <w:b w:val="0"/>
+          <w:i w:val="0"/>
+          <w:sz w:val="20"/>
+        </w:rPr>
+        <w:t>株式 18</w:t>
+      </w:r>
+      <w:r>
+        <w:rPr>
+          <w:rFonts w:ascii="BIZ UDPGothic" w:hAnsi="BIZ UDPGothic" w:eastAsia="BIZ UDPGothic"/>
+          <w:b w:val="0"/>
+          <w:i w:val="0"/>
+          <w:sz w:val="21"/>
+        </w:rPr>
+        <w:t xml:space="preserve"> / </w:t>
+      </w:r>
+      <w:r>
+        <w:rPr>
+          <w:rFonts w:ascii="BIZ UDGothic" w:hAnsi="BIZ UDGothic" w:eastAsia="BIZ UDGothic"/>
+          <w:b w:val="0"/>
+          <w:i w:val="0"/>
+          <w:sz w:val="20"/>
+        </w:rPr>
+        <w:t>債券 15</w:t>
+      </w:r>
+      <w:r>
+        <w:rPr>
+          <w:rFonts w:ascii="BIZ UDPGothic" w:hAnsi="BIZ UDPGothic" w:eastAsia="BIZ UDPGothic"/>
+          <w:b w:val="0"/>
+          <w:i w:val="0"/>
+          <w:sz w:val="21"/>
+        </w:rPr>
+        <w:t xml:space="preserve"> / …）。出力は円グラフの </w:t>
+      </w:r>
+      <w:r>
+        <w:rPr>
+          <w:rFonts w:ascii="BIZ UDPGothic" w:hAnsi="BIZ UDPGothic" w:eastAsia="BIZ UDPGothic"/>
+          <w:b/>
+          <w:i w:val="0"/>
+          <w:sz w:val="21"/>
+        </w:rPr>
+        <w:t>SVG ファイル</w:t>
+      </w:r>
+      <w:r>
+        <w:rPr>
+          <w:rFonts w:ascii="BIZ UDPGothic" w:hAnsi="BIZ UDPGothic" w:eastAsia="BIZ UDPGothic"/>
+          <w:b w:val="0"/>
+          <w:i w:val="0"/>
+          <w:sz w:val="21"/>
+        </w:rPr>
+        <w:t xml:space="preserve"> 1 枚で、ラベルの位置・引出線（ラベルと切片を結ぶ線）・文字の縮め方などはすべて自動で決まります。手作業のレイアウト調整は不要です。</w:t>
+      </w:r>
+    </w:p>
+    <w:tbl>
+      <w:tblPr>
+        <w:tblW w:type="auto" w:w="0"/>
+        <w:jc w:val="center"/>
+        <w:tblLook w:firstColumn="1" w:firstRow="1" w:lastColumn="0" w:lastRow="0" w:noHBand="0" w:noVBand="1" w:val="04A0"/>
+      </w:tblPr>
+      <w:tblGrid>
+        <w:gridCol w:w="9746"/>
+      </w:tblGrid>
+      <w:tr>
+        <w:trPr>
+          <w:cantSplit/>
+        </w:trPr>
+        <w:tc>
+          <w:tcPr>
+            <w:tcW w:type="dxa" w:w="9746"/>
+            <w:tcBorders>
+              <w:top w:val="single" w:sz="8" w:space="0" w:color="D7DEE5"/>
+              <w:left w:val="single" w:sz="8" w:space="0" w:color="D7DEE5"/>
+              <w:bottom w:val="single" w:sz="8" w:space="0" w:color="D7DEE5"/>
+              <w:right w:val="single" w:sz="8" w:space="0" w:color="D7DEE5"/>
+            </w:tcBorders>
+          </w:tcPr>
+          <w:p>
+            <w:pPr>
+              <w:jc w:val="center"/>
+            </w:pPr>
+            <w:r>
+              <w:drawing>
+                <wp:inline xmlns:a="http://schemas.openxmlformats.org/drawingml/2006/main" xmlns:pic="http://schemas.openxmlformats.org/drawingml/2006/picture">
+                  <wp:extent cx="5760000" cy="4320000"/>
+                  <wp:docPr id="1" name="Picture 1"/>
+                  <wp:cNvGraphicFramePr>
+                    <a:graphicFrameLocks noChangeAspect="1"/>
+                  </wp:cNvGraphicFramePr>
+                  <a:graphic>
+                    <a:graphicData uri="http://schemas.openxmlformats.org/drawingml/2006/picture">
+                      <pic:pic>
+                        <pic:nvPicPr>
+                          <pic:cNvPr id="0" name="sample_simple.png"/>
+                          <pic:cNvPicPr/>
+                        </pic:nvPicPr>
+                        <pic:blipFill>
+                          <a:blip r:embed="rId9"/>
+                          <a:stretch>
+                            <a:fillRect/>
+                          </a:stretch>
+                        </pic:blipFill>
+                        <pic:spPr>
+                          <a:xfrm>
+                            <a:off x="0" y="0"/>
+                            <a:ext cx="5760000" cy="4320000"/>
+                          </a:xfrm>
+                          <a:prstGeom prst="rect"/>
+                        </pic:spPr>
+                      </pic:pic>
+                    </a:graphicData>
+                  </a:graphic>
+                </wp:inline>
+              </w:drawing>
+            </w:r>
+          </w:p>
+        </w:tc>
+      </w:tr>
+    </w:tbl>
+    <w:p>
+      <w:pPr>
+        <w:spacing w:after="160"/>
+        <w:jc w:val="center"/>
+      </w:pPr>
+      <w:r>
+        <w:rPr>
+          <w:rFonts w:ascii="BIZ UDPGothic" w:hAnsi="BIZ UDPGothic" w:eastAsia="BIZ UDPGothic"/>
+          <w:b w:val="0"/>
+          <w:i/>
+          <w:color w:val="606874"/>
+          <w:sz w:val="18"/>
+        </w:rPr>
+        <w:t>生成例（シンプル: 4 スライス）</w:t>
+      </w:r>
+    </w:p>
+    <w:tbl>
+      <w:tblPr>
+        <w:tblW w:type="auto" w:w="0"/>
+        <w:jc w:val="center"/>
+        <w:tblLook w:firstColumn="1" w:firstRow="1" w:lastColumn="0" w:lastRow="0" w:noHBand="0" w:noVBand="1" w:val="04A0"/>
+      </w:tblPr>
+      <w:tblGrid>
+        <w:gridCol w:w="9746"/>
+      </w:tblGrid>
+      <w:tr>
+        <w:trPr>
+          <w:cantSplit/>
+        </w:trPr>
+        <w:tc>
+          <w:tcPr>
+            <w:tcW w:type="dxa" w:w="9746"/>
+            <w:tcBorders>
+              <w:top w:val="single" w:sz="8" w:space="0" w:color="D7DEE5"/>
+              <w:left w:val="single" w:sz="8" w:space="0" w:color="D7DEE5"/>
+              <w:bottom w:val="single" w:sz="8" w:space="0" w:color="D7DEE5"/>
+              <w:right w:val="single" w:sz="8" w:space="0" w:color="D7DEE5"/>
+            </w:tcBorders>
+          </w:tcPr>
+          <w:p>
+            <w:pPr>
+              <w:jc w:val="center"/>
+            </w:pPr>
+            <w:r>
+              <w:drawing>
+                <wp:inline xmlns:a="http://schemas.openxmlformats.org/drawingml/2006/main" xmlns:pic="http://schemas.openxmlformats.org/drawingml/2006/picture">
+                  <wp:extent cx="5760000" cy="4320000"/>
+                  <wp:docPr id="2" name="Picture 2"/>
+                  <wp:cNvGraphicFramePr>
+                    <a:graphicFrameLocks noChangeAspect="1"/>
+                  </wp:cNvGraphicFramePr>
+                  <a:graphic>
+                    <a:graphicData uri="http://schemas.openxmlformats.org/drawingml/2006/picture">
+                      <pic:pic>
+                        <pic:nvPicPr>
+                          <pic:cNvPr id="0" name="sample_dense.png"/>
+                          <pic:cNvPicPr/>
+                        </pic:nvPicPr>
+                        <pic:blipFill>
+                          <a:blip r:embed="rId10"/>
+                          <a:stretch>
+                            <a:fillRect/>
+                          </a:stretch>
+                        </pic:blipFill>
+                        <pic:spPr>
+                          <a:xfrm>
+                            <a:off x="0" y="0"/>
+                            <a:ext cx="5760000" cy="4320000"/>
+                          </a:xfrm>
+                          <a:prstGeom prst="rect"/>
+                        </pic:spPr>
+                      </pic:pic>
+                    </a:graphicData>
+                  </a:graphic>
+                </wp:inline>
+              </w:drawing>
+            </w:r>
+          </w:p>
+        </w:tc>
+      </w:tr>
+    </w:tbl>
+    <w:p>
+      <w:pPr>
+        <w:spacing w:after="160"/>
+        <w:jc w:val="center"/>
+      </w:pPr>
+      <w:r>
+        <w:rPr>
+          <w:rFonts w:ascii="BIZ UDPGothic" w:hAnsi="BIZ UDPGothic" w:eastAsia="BIZ UDPGothic"/>
+          <w:b w:val="0"/>
+          <w:i/>
+          <w:color w:val="606874"/>
+          <w:sz w:val="18"/>
+        </w:rPr>
+        <w:t>生成例（高密度: 12 スライス。引出線・改行・自動調整が効いた状態）</w:t>
+      </w:r>
+    </w:p>
+    <w:tbl>
+      <w:tblPr>
+        <w:tblW w:type="auto" w:w="0"/>
+        <w:tblLook w:firstColumn="1" w:firstRow="1" w:lastColumn="0" w:lastRow="0" w:noHBand="0" w:noVBand="1" w:val="04A0"/>
+      </w:tblPr>
+      <w:tblGrid>
+        <w:gridCol w:w="9746"/>
+      </w:tblGrid>
+      <w:tr>
+        <w:trPr>
+          <w:cantSplit/>
+        </w:trPr>
+        <w:tc>
+          <w:tcPr>
+            <w:tcW w:type="dxa" w:w="9746"/>
+            <w:shd w:val="clear" w:color="auto" w:fill="EAF2FB"/>
+            <w:tcBorders>
+              <w:top w:val="single" w:sz="8" w:space="0" w:color="B9D3EE"/>
+              <w:left w:val="single" w:sz="8" w:space="0" w:color="B9D3EE"/>
+              <w:bottom w:val="single" w:sz="8" w:space="0" w:color="B9D3EE"/>
+              <w:right w:val="single" w:sz="8" w:space="0" w:color="B9D3EE"/>
+            </w:tcBorders>
+          </w:tcPr>
+          <w:p>
+            <w:r>
+              <w:rPr>
+                <w:rFonts w:ascii="BIZ UDPGothic" w:hAnsi="BIZ UDPGothic" w:eastAsia="BIZ UDPGothic"/>
+                <w:b/>
+                <w:i w:val="0"/>
+                <w:color w:val="FFFFFF"/>
+                <w:sz w:val="18"/>
+                <w:shd w:val="clear" w:color="auto" w:fill="1F5C99"/>
+              </w:rPr>
+              <w:t xml:space="preserve"> INFO </w:t>
+            </w:r>
+            <w:r>
+              <w:t xml:space="preserve">  </w:t>
+            </w:r>
+            <w:r>
+              <w:rPr>
+                <w:rFonts w:ascii="BIZ UDPGothic" w:hAnsi="BIZ UDPGothic" w:eastAsia="BIZ UDPGothic"/>
+                <w:b w:val="0"/>
+                <w:i w:val="0"/>
+                <w:color w:val="20242C"/>
+                <w:sz w:val="20"/>
+              </w:rPr>
+              <w:t>同じ入力からは</w:t>
+            </w:r>
+            <w:r>
+              <w:rPr>
+                <w:rFonts w:ascii="BIZ UDPGothic" w:hAnsi="BIZ UDPGothic" w:eastAsia="BIZ UDPGothic"/>
+                <w:b/>
+                <w:i w:val="0"/>
+                <w:color w:val="20242C"/>
+                <w:sz w:val="20"/>
+              </w:rPr>
+              <w:t>毎回まったく同じ SVG</w:t>
+            </w:r>
+            <w:r>
+              <w:rPr>
+                <w:rFonts w:ascii="BIZ UDPGothic" w:hAnsi="BIZ UDPGothic" w:eastAsia="BIZ UDPGothic"/>
+                <w:b w:val="0"/>
+                <w:i w:val="0"/>
+                <w:color w:val="20242C"/>
+                <w:sz w:val="20"/>
+              </w:rPr>
+              <w:t xml:space="preserve"> が生成されます（決定的出力）。「昨日と同じ入力なのに絵が変わった」ことは起きない設計で、これが後述の自動検証（6 章）の土台になっています。</w:t>
+            </w:r>
+          </w:p>
+        </w:tc>
+      </w:tr>
+    </w:tbl>
+    <w:p>
+      <w:pPr>
+        <w:keepNext/>
+        <w:keepLines/>
+        <w:spacing w:before="140" w:after="60"/>
+        <w:ind w:left="85"/>
+      </w:pPr>
+      <w:r>
+        <w:rPr>
+          <w:rFonts w:ascii="BIZ UDPGothic" w:hAnsi="BIZ UDPGothic" w:eastAsia="BIZ UDPGothic"/>
+          <w:b/>
+          <w:i w:val="0"/>
+          <w:color w:val="20242C"/>
+          <w:sz w:val="26"/>
+        </w:rPr>
+        <w:t>0.2 自分の環境はどれか（読み分け表）</w:t>
+      </w:r>
+    </w:p>
+    <w:p>
+      <w:pPr>
+        <w:spacing w:after="80"/>
+      </w:pPr>
+      <w:r>
+        <w:rPr>
+          <w:rFonts w:ascii="BIZ UDPGothic" w:hAnsi="BIZ UDPGothic" w:eastAsia="BIZ UDPGothic"/>
+          <w:b w:val="0"/>
+          <w:i w:val="0"/>
+          <w:sz w:val="21"/>
+        </w:rPr>
+        <w:t>作業を始める前に、自分の端末がどれに当たるかを確認してください。コマンドの書き方だけが違い、できることは同じです。</w:t>
+      </w:r>
+    </w:p>
+    <w:tbl>
+      <w:tblPr>
+        <w:tblW w:type="auto" w:w="0"/>
+        <w:jc w:val="left"/>
+        <w:tblLook w:firstColumn="1" w:firstRow="1" w:lastColumn="0" w:lastRow="0" w:noHBand="0" w:noVBand="1" w:val="04A0"/>
+      </w:tblPr>
+      <w:tblGrid>
+        <w:gridCol w:w="2436"/>
+        <w:gridCol w:w="2436"/>
+        <w:gridCol w:w="2436"/>
+        <w:gridCol w:w="2436"/>
+      </w:tblGrid>
+      <w:tr>
+        <w:tc>
+          <w:tcPr>
+            <w:tcW w:type="dxa" w:w="2436"/>
+            <w:shd w:val="clear" w:color="auto" w:fill="1F5C99"/>
+            <w:tcBorders>
+              <w:top w:val="single" w:sz="4" w:space="0" w:color="D7DEE5"/>
+              <w:left w:val="single" w:sz="4" w:space="0" w:color="D7DEE5"/>
+              <w:bottom w:val="single" w:sz="4" w:space="0" w:color="D7DEE5"/>
+              <w:right w:val="single" w:sz="4" w:space="0" w:color="D7DEE5"/>
+            </w:tcBorders>
+          </w:tcPr>
+          <w:p>
+            <w:r/>
+            <w:r>
+              <w:rPr>
+                <w:rFonts w:ascii="BIZ UDPGothic" w:hAnsi="BIZ UDPGothic" w:eastAsia="BIZ UDPGothic"/>
+                <w:b/>
+                <w:i w:val="0"/>
+                <w:color w:val="FFFFFF"/>
+                <w:sz w:val="19"/>
+              </w:rPr>
+              <w:t>環境</w:t>
+            </w:r>
+          </w:p>
+        </w:tc>
+        <w:tc>
+          <w:tcPr>
+            <w:tcW w:type="dxa" w:w="2436"/>
+            <w:shd w:val="clear" w:color="auto" w:fill="1F5C99"/>
+            <w:tcBorders>
+              <w:top w:val="single" w:sz="4" w:space="0" w:color="D7DEE5"/>
+              <w:left w:val="single" w:sz="4" w:space="0" w:color="D7DEE5"/>
+              <w:bottom w:val="single" w:sz="4" w:space="0" w:color="D7DEE5"/>
+              <w:right w:val="single" w:sz="4" w:space="0" w:color="D7DEE5"/>
+            </w:tcBorders>
+          </w:tcPr>
+          <w:p>
+            <w:r/>
+            <w:r>
+              <w:rPr>
+                <w:rFonts w:ascii="BIZ UDPGothic" w:hAnsi="BIZ UDPGothic" w:eastAsia="BIZ UDPGothic"/>
+                <w:b/>
+                <w:i w:val="0"/>
+                <w:color w:val="FFFFFF"/>
+                <w:sz w:val="19"/>
+              </w:rPr>
+              <w:t>見分け方</w:t>
+            </w:r>
+          </w:p>
+        </w:tc>
+        <w:tc>
+          <w:tcPr>
+            <w:tcW w:type="dxa" w:w="2436"/>
+            <w:shd w:val="clear" w:color="auto" w:fill="1F5C99"/>
+            <w:tcBorders>
+              <w:top w:val="single" w:sz="4" w:space="0" w:color="D7DEE5"/>
+              <w:left w:val="single" w:sz="4" w:space="0" w:color="D7DEE5"/>
+              <w:bottom w:val="single" w:sz="4" w:space="0" w:color="D7DEE5"/>
+              <w:right w:val="single" w:sz="4" w:space="0" w:color="D7DEE5"/>
+            </w:tcBorders>
+          </w:tcPr>
+          <w:p>
+            <w:r/>
+            <w:r>
+              <w:rPr>
+                <w:rFonts w:ascii="BIZ UDPGothic" w:hAnsi="BIZ UDPGothic" w:eastAsia="BIZ UDPGothic"/>
+                <w:b/>
+                <w:i w:val="0"/>
+                <w:color w:val="FFFFFF"/>
+                <w:sz w:val="19"/>
+              </w:rPr>
+              <w:t>使うコマンド</w:t>
+            </w:r>
+          </w:p>
+        </w:tc>
+        <w:tc>
+          <w:tcPr>
+            <w:tcW w:type="dxa" w:w="2436"/>
+            <w:shd w:val="clear" w:color="auto" w:fill="1F5C99"/>
+            <w:tcBorders>
+              <w:top w:val="single" w:sz="4" w:space="0" w:color="D7DEE5"/>
+              <w:left w:val="single" w:sz="4" w:space="0" w:color="D7DEE5"/>
+              <w:bottom w:val="single" w:sz="4" w:space="0" w:color="D7DEE5"/>
+              <w:right w:val="single" w:sz="4" w:space="0" w:color="D7DEE5"/>
+            </w:tcBorders>
+          </w:tcPr>
+          <w:p>
+            <w:r/>
+            <w:r>
+              <w:rPr>
+                <w:rFonts w:ascii="BIZ UDPGothic" w:hAnsi="BIZ UDPGothic" w:eastAsia="BIZ UDPGothic"/>
+                <w:b/>
+                <w:i w:val="0"/>
+                <w:color w:val="FFFFFF"/>
+                <w:sz w:val="19"/>
+              </w:rPr>
+              <w:t>読む章</w:t>
+            </w:r>
+          </w:p>
+        </w:tc>
+      </w:tr>
+      <w:tr>
+        <w:tc>
+          <w:tcPr>
+            <w:tcW w:type="dxa" w:w="2436"/>
+            <w:tcBorders>
+              <w:top w:val="single" w:sz="4" w:space="0" w:color="D7DEE5"/>
+              <w:left w:val="single" w:sz="4" w:space="0" w:color="D7DEE5"/>
+              <w:bottom w:val="single" w:sz="4" w:space="0" w:color="D7DEE5"/>
+              <w:right w:val="single" w:sz="4" w:space="0" w:color="D7DEE5"/>
+            </w:tcBorders>
+          </w:tcPr>
+          <w:p>
+            <w:r/>
+            <w:r>
+              <w:rPr>
+                <w:rFonts w:ascii="BIZ UDPGothic" w:hAnsi="BIZ UDPGothic" w:eastAsia="BIZ UDPGothic"/>
+                <w:b w:val="0"/>
+                <w:i w:val="0"/>
+                <w:sz w:val="19"/>
+              </w:rPr>
+              <w:t>開発機（pnpm + Node 24 系）</w:t>
+            </w:r>
+          </w:p>
+        </w:tc>
+        <w:tc>
+          <w:tcPr>
+            <w:tcW w:type="dxa" w:w="2436"/>
+            <w:tcBorders>
+              <w:top w:val="single" w:sz="4" w:space="0" w:color="D7DEE5"/>
+              <w:left w:val="single" w:sz="4" w:space="0" w:color="D7DEE5"/>
+              <w:bottom w:val="single" w:sz="4" w:space="0" w:color="D7DEE5"/>
+              <w:right w:val="single" w:sz="4" w:space="0" w:color="D7DEE5"/>
+            </w:tcBorders>
+          </w:tcPr>
+          <w:p>
+            <w:r/>
+            <w:r>
+              <w:rPr>
+                <w:rFonts w:ascii="BIZ UDPGothic" w:hAnsi="BIZ UDPGothic" w:eastAsia="BIZ UDPGothic"/>
+                <w:b w:val="0"/>
+                <w:i w:val="0"/>
+                <w:sz w:val="19"/>
+              </w:rPr>
+              <w:t xml:space="preserve">リポジトリ全体を clone しており </w:t>
+            </w:r>
+            <w:r>
+              <w:rPr>
+                <w:rFonts w:ascii="BIZ UDGothic" w:hAnsi="BIZ UDGothic" w:eastAsia="BIZ UDGothic"/>
+                <w:b w:val="0"/>
+                <w:i w:val="0"/>
+                <w:sz w:val="18"/>
+              </w:rPr>
+              <w:t>pnpm -v</w:t>
+            </w:r>
+            <w:r>
+              <w:rPr>
+                <w:rFonts w:ascii="BIZ UDPGothic" w:hAnsi="BIZ UDPGothic" w:eastAsia="BIZ UDPGothic"/>
+                <w:b w:val="0"/>
+                <w:i w:val="0"/>
+                <w:sz w:val="19"/>
+              </w:rPr>
+              <w:t xml:space="preserve"> が通る</w:t>
+            </w:r>
+          </w:p>
+        </w:tc>
+        <w:tc>
+          <w:tcPr>
+            <w:tcW w:type="dxa" w:w="2436"/>
+            <w:tcBorders>
+              <w:top w:val="single" w:sz="4" w:space="0" w:color="D7DEE5"/>
+              <w:left w:val="single" w:sz="4" w:space="0" w:color="D7DEE5"/>
+              <w:bottom w:val="single" w:sz="4" w:space="0" w:color="D7DEE5"/>
+              <w:right w:val="single" w:sz="4" w:space="0" w:color="D7DEE5"/>
+            </w:tcBorders>
+          </w:tcPr>
+          <w:p>
+            <w:r/>
+            <w:r>
+              <w:rPr>
+                <w:rFonts w:ascii="BIZ UDGothic" w:hAnsi="BIZ UDGothic" w:eastAsia="BIZ UDGothic"/>
+                <w:b w:val="0"/>
+                <w:i w:val="0"/>
+                <w:sz w:val="18"/>
+              </w:rPr>
+              <w:t>pnpm --filter pie-chart run &lt;script&gt;</w:t>
+            </w:r>
+          </w:p>
+        </w:tc>
+        <w:tc>
+          <w:tcPr>
+            <w:tcW w:type="dxa" w:w="2436"/>
+            <w:tcBorders>
+              <w:top w:val="single" w:sz="4" w:space="0" w:color="D7DEE5"/>
+              <w:left w:val="single" w:sz="4" w:space="0" w:color="D7DEE5"/>
+              <w:bottom w:val="single" w:sz="4" w:space="0" w:color="D7DEE5"/>
+              <w:right w:val="single" w:sz="4" w:space="0" w:color="D7DEE5"/>
+            </w:tcBorders>
+          </w:tcPr>
+          <w:p>
+            <w:r/>
+            <w:r>
+              <w:rPr>
+                <w:rFonts w:ascii="BIZ UDPGothic" w:hAnsi="BIZ UDPGothic" w:eastAsia="BIZ UDPGothic"/>
+                <w:b w:val="0"/>
+                <w:i w:val="0"/>
+                <w:sz w:val="19"/>
+              </w:rPr>
+              <w:t>1〜6 章</w:t>
+            </w:r>
+          </w:p>
+        </w:tc>
+      </w:tr>
+      <w:tr>
+        <w:tc>
+          <w:tcPr>
+            <w:tcW w:type="dxa" w:w="2436"/>
+            <w:shd w:val="clear" w:color="auto" w:fill="F5F8FB"/>
+            <w:tcBorders>
+              <w:top w:val="single" w:sz="4" w:space="0" w:color="D7DEE5"/>
+              <w:left w:val="single" w:sz="4" w:space="0" w:color="D7DEE5"/>
+              <w:bottom w:val="single" w:sz="4" w:space="0" w:color="D7DEE5"/>
+              <w:right w:val="single" w:sz="4" w:space="0" w:color="D7DEE5"/>
+            </w:tcBorders>
+          </w:tcPr>
+          <w:p>
+            <w:r/>
+            <w:r>
+              <w:rPr>
+                <w:rFonts w:ascii="BIZ UDPGothic" w:hAnsi="BIZ UDPGothic" w:eastAsia="BIZ UDPGothic"/>
+                <w:b w:val="0"/>
+                <w:i w:val="0"/>
+                <w:sz w:val="19"/>
+              </w:rPr>
+              <w:t>旧 Node 20 系の単独環境</w:t>
+            </w:r>
+          </w:p>
+        </w:tc>
+        <w:tc>
+          <w:tcPr>
+            <w:tcW w:type="dxa" w:w="2436"/>
+            <w:shd w:val="clear" w:color="auto" w:fill="F5F8FB"/>
+            <w:tcBorders>
+              <w:top w:val="single" w:sz="4" w:space="0" w:color="D7DEE5"/>
+              <w:left w:val="single" w:sz="4" w:space="0" w:color="D7DEE5"/>
+              <w:bottom w:val="single" w:sz="4" w:space="0" w:color="D7DEE5"/>
+              <w:right w:val="single" w:sz="4" w:space="0" w:color="D7DEE5"/>
+            </w:tcBorders>
+          </w:tcPr>
+          <w:p>
+            <w:r/>
+            <w:r>
+              <w:rPr>
+                <w:rFonts w:ascii="BIZ UDGothic" w:hAnsi="BIZ UDGothic" w:eastAsia="BIZ UDGothic"/>
+                <w:b w:val="0"/>
+                <w:i w:val="0"/>
+                <w:sz w:val="18"/>
+              </w:rPr>
+              <w:t>pie-chart/</w:t>
+            </w:r>
+            <w:r>
+              <w:rPr>
+                <w:rFonts w:ascii="BIZ UDPGothic" w:hAnsi="BIZ UDPGothic" w:eastAsia="BIZ UDPGothic"/>
+                <w:b w:val="0"/>
+                <w:i w:val="0"/>
+                <w:sz w:val="19"/>
+              </w:rPr>
+              <w:t xml:space="preserve"> フォルダ単体で渡されており pnpm が無い</w:t>
+            </w:r>
+          </w:p>
+        </w:tc>
+        <w:tc>
+          <w:tcPr>
+            <w:tcW w:type="dxa" w:w="2436"/>
+            <w:shd w:val="clear" w:color="auto" w:fill="F5F8FB"/>
+            <w:tcBorders>
+              <w:top w:val="single" w:sz="4" w:space="0" w:color="D7DEE5"/>
+              <w:left w:val="single" w:sz="4" w:space="0" w:color="D7DEE5"/>
+              <w:bottom w:val="single" w:sz="4" w:space="0" w:color="D7DEE5"/>
+              <w:right w:val="single" w:sz="4" w:space="0" w:color="D7DEE5"/>
+            </w:tcBorders>
+          </w:tcPr>
+          <w:p>
+            <w:r/>
+            <w:r>
+              <w:rPr>
+                <w:rFonts w:ascii="BIZ UDGothic" w:hAnsi="BIZ UDGothic" w:eastAsia="BIZ UDGothic"/>
+                <w:b w:val="0"/>
+                <w:i w:val="0"/>
+                <w:sz w:val="18"/>
+              </w:rPr>
+              <w:t>pie-chart/</w:t>
+            </w:r>
+            <w:r>
+              <w:rPr>
+                <w:rFonts w:ascii="BIZ UDPGothic" w:hAnsi="BIZ UDPGothic" w:eastAsia="BIZ UDPGothic"/>
+                <w:b w:val="0"/>
+                <w:i w:val="0"/>
+                <w:sz w:val="19"/>
+              </w:rPr>
+              <w:t xml:space="preserve"> 内で </w:t>
+            </w:r>
+            <w:r>
+              <w:rPr>
+                <w:rFonts w:ascii="BIZ UDGothic" w:hAnsi="BIZ UDGothic" w:eastAsia="BIZ UDGothic"/>
+                <w:b w:val="0"/>
+                <w:i w:val="0"/>
+                <w:sz w:val="18"/>
+              </w:rPr>
+              <w:t>npm run &lt;script&gt;</w:t>
+            </w:r>
+          </w:p>
+        </w:tc>
+        <w:tc>
+          <w:tcPr>
+            <w:tcW w:type="dxa" w:w="2436"/>
+            <w:shd w:val="clear" w:color="auto" w:fill="F5F8FB"/>
+            <w:tcBorders>
+              <w:top w:val="single" w:sz="4" w:space="0" w:color="D7DEE5"/>
+              <w:left w:val="single" w:sz="4" w:space="0" w:color="D7DEE5"/>
+              <w:bottom w:val="single" w:sz="4" w:space="0" w:color="D7DEE5"/>
+              <w:right w:val="single" w:sz="4" w:space="0" w:color="D7DEE5"/>
+            </w:tcBorders>
+          </w:tcPr>
+          <w:p>
+            <w:r/>
+            <w:r>
+              <w:rPr>
+                <w:rFonts w:ascii="BIZ UDPGothic" w:hAnsi="BIZ UDPGothic" w:eastAsia="BIZ UDPGothic"/>
+                <w:b w:val="0"/>
+                <w:i w:val="0"/>
+                <w:sz w:val="19"/>
+              </w:rPr>
+              <w:t>1〜6 章</w:t>
+            </w:r>
+          </w:p>
+        </w:tc>
+      </w:tr>
+      <w:tr>
+        <w:tc>
+          <w:tcPr>
+            <w:tcW w:type="dxa" w:w="2436"/>
+            <w:tcBorders>
+              <w:top w:val="single" w:sz="4" w:space="0" w:color="D7DEE5"/>
+              <w:left w:val="single" w:sz="4" w:space="0" w:color="D7DEE5"/>
+              <w:bottom w:val="single" w:sz="4" w:space="0" w:color="D7DEE5"/>
+              <w:right w:val="single" w:sz="4" w:space="0" w:color="D7DEE5"/>
+            </w:tcBorders>
+          </w:tcPr>
+          <w:p>
+            <w:r/>
+            <w:r>
+              <w:rPr>
+                <w:rFonts w:ascii="BIZ UDPGothic" w:hAnsi="BIZ UDPGothic" w:eastAsia="BIZ UDPGothic"/>
+                <w:b w:val="0"/>
+                <w:i w:val="0"/>
+                <w:sz w:val="19"/>
+              </w:rPr>
+              <w:t>非開発者の端末（Node 無し）</w:t>
+            </w:r>
+          </w:p>
+        </w:tc>
+        <w:tc>
+          <w:tcPr>
+            <w:tcW w:type="dxa" w:w="2436"/>
+            <w:tcBorders>
+              <w:top w:val="single" w:sz="4" w:space="0" w:color="D7DEE5"/>
+              <w:left w:val="single" w:sz="4" w:space="0" w:color="D7DEE5"/>
+              <w:bottom w:val="single" w:sz="4" w:space="0" w:color="D7DEE5"/>
+              <w:right w:val="single" w:sz="4" w:space="0" w:color="D7DEE5"/>
+            </w:tcBorders>
+          </w:tcPr>
+          <w:p>
+            <w:r/>
+            <w:r>
+              <w:rPr>
+                <w:rFonts w:ascii="BIZ UDGothic" w:hAnsi="BIZ UDGothic" w:eastAsia="BIZ UDGothic"/>
+                <w:b w:val="0"/>
+                <w:i w:val="0"/>
+                <w:sz w:val="18"/>
+              </w:rPr>
+              <w:t>dist-exe/</w:t>
+            </w:r>
+            <w:r>
+              <w:rPr>
+                <w:rFonts w:ascii="BIZ UDPGothic" w:hAnsi="BIZ UDPGothic" w:eastAsia="BIZ UDPGothic"/>
+                <w:b w:val="0"/>
+                <w:i w:val="0"/>
+                <w:sz w:val="19"/>
+              </w:rPr>
+              <w:t xml:space="preserve"> フォルダを受け取った</w:t>
+            </w:r>
+          </w:p>
+        </w:tc>
+        <w:tc>
+          <w:tcPr>
+            <w:tcW w:type="dxa" w:w="2436"/>
+            <w:tcBorders>
+              <w:top w:val="single" w:sz="4" w:space="0" w:color="D7DEE5"/>
+              <w:left w:val="single" w:sz="4" w:space="0" w:color="D7DEE5"/>
+              <w:bottom w:val="single" w:sz="4" w:space="0" w:color="D7DEE5"/>
+              <w:right w:val="single" w:sz="4" w:space="0" w:color="D7DEE5"/>
+            </w:tcBorders>
+          </w:tcPr>
+          <w:p>
+            <w:r/>
+            <w:r>
+              <w:rPr>
+                <w:rFonts w:ascii="BIZ UDGothic" w:hAnsi="BIZ UDGothic" w:eastAsia="BIZ UDGothic"/>
+                <w:b w:val="0"/>
+                <w:i w:val="0"/>
+                <w:sz w:val="18"/>
+              </w:rPr>
+              <w:t>pie-chart.exe &lt;command&gt;</w:t>
+            </w:r>
+          </w:p>
+        </w:tc>
+        <w:tc>
+          <w:tcPr>
+            <w:tcW w:type="dxa" w:w="2436"/>
+            <w:tcBorders>
+              <w:top w:val="single" w:sz="4" w:space="0" w:color="D7DEE5"/>
+              <w:left w:val="single" w:sz="4" w:space="0" w:color="D7DEE5"/>
+              <w:bottom w:val="single" w:sz="4" w:space="0" w:color="D7DEE5"/>
+              <w:right w:val="single" w:sz="4" w:space="0" w:color="D7DEE5"/>
+            </w:tcBorders>
+          </w:tcPr>
+          <w:p>
+            <w:r/>
+            <w:r>
+              <w:rPr>
+                <w:rFonts w:ascii="BIZ UDPGothic" w:hAnsi="BIZ UDPGothic" w:eastAsia="BIZ UDPGothic"/>
+                <w:b w:val="0"/>
+                <w:i w:val="0"/>
+                <w:sz w:val="19"/>
+              </w:rPr>
+              <w:t>7 章のみ</w:t>
+            </w:r>
+          </w:p>
+        </w:tc>
+      </w:tr>
+    </w:tbl>
+    <w:p>
+      <w:pPr>
+        <w:spacing w:after="80"/>
+      </w:pPr>
+      <w:r>
+        <w:rPr>
+          <w:rFonts w:ascii="BIZ UDPGothic" w:hAnsi="BIZ UDPGothic" w:eastAsia="BIZ UDPGothic"/>
+          <w:b w:val="0"/>
+          <w:i w:val="0"/>
+          <w:sz w:val="21"/>
+        </w:rPr>
+        <w:t xml:space="preserve">本書のコマンド例は </w:t>
+      </w:r>
+      <w:r>
+        <w:rPr>
+          <w:rFonts w:ascii="BIZ UDGothic" w:hAnsi="BIZ UDGothic" w:eastAsia="BIZ UDGothic"/>
+          <w:b w:val="0"/>
+          <w:i w:val="0"/>
+          <w:sz w:val="20"/>
+        </w:rPr>
+        <w:t>npm run ...</w:t>
+      </w:r>
+      <w:r>
+        <w:rPr>
+          <w:rFonts w:ascii="BIZ UDPGothic" w:hAnsi="BIZ UDPGothic" w:eastAsia="BIZ UDPGothic"/>
+          <w:b w:val="0"/>
+          <w:i w:val="0"/>
+          <w:sz w:val="21"/>
+        </w:rPr>
+        <w:t xml:space="preserve"> で書きます。開発機の場合は </w:t>
+      </w:r>
+      <w:r>
+        <w:rPr>
+          <w:rFonts w:ascii="BIZ UDGothic" w:hAnsi="BIZ UDGothic" w:eastAsia="BIZ UDGothic"/>
+          <w:b w:val="0"/>
+          <w:i w:val="0"/>
+          <w:sz w:val="20"/>
+        </w:rPr>
+        <w:t>npm run</w:t>
+      </w:r>
+      <w:r>
+        <w:rPr>
+          <w:rFonts w:ascii="BIZ UDPGothic" w:hAnsi="BIZ UDPGothic" w:eastAsia="BIZ UDPGothic"/>
+          <w:b w:val="0"/>
+          <w:i w:val="0"/>
+          <w:sz w:val="21"/>
+        </w:rPr>
+        <w:t xml:space="preserve"> を </w:t>
+      </w:r>
+      <w:r>
+        <w:rPr>
+          <w:rFonts w:ascii="BIZ UDGothic" w:hAnsi="BIZ UDGothic" w:eastAsia="BIZ UDGothic"/>
+          <w:b w:val="0"/>
+          <w:i w:val="0"/>
+          <w:sz w:val="20"/>
+        </w:rPr>
+        <w:t>pnpm --filter pie-chart run</w:t>
+      </w:r>
+      <w:r>
+        <w:rPr>
+          <w:rFonts w:ascii="BIZ UDPGothic" w:hAnsi="BIZ UDPGothic" w:eastAsia="BIZ UDPGothic"/>
+          <w:b w:val="0"/>
+          <w:i w:val="0"/>
+          <w:sz w:val="21"/>
+        </w:rPr>
+        <w:t xml:space="preserve">（または </w:t>
+      </w:r>
+      <w:r>
+        <w:rPr>
+          <w:rFonts w:ascii="BIZ UDGothic" w:hAnsi="BIZ UDGothic" w:eastAsia="BIZ UDGothic"/>
+          <w:b w:val="0"/>
+          <w:i w:val="0"/>
+          <w:sz w:val="20"/>
+        </w:rPr>
+        <w:t>pie-chart/</w:t>
+      </w:r>
+      <w:r>
+        <w:rPr>
+          <w:rFonts w:ascii="BIZ UDPGothic" w:hAnsi="BIZ UDPGothic" w:eastAsia="BIZ UDPGothic"/>
+          <w:b w:val="0"/>
+          <w:i w:val="0"/>
+          <w:sz w:val="21"/>
+        </w:rPr>
+        <w:t xml:space="preserve"> フォルダ内で </w:t>
+      </w:r>
+      <w:r>
+        <w:rPr>
+          <w:rFonts w:ascii="BIZ UDGothic" w:hAnsi="BIZ UDGothic" w:eastAsia="BIZ UDGothic"/>
+          <w:b w:val="0"/>
+          <w:i w:val="0"/>
+          <w:sz w:val="20"/>
+        </w:rPr>
+        <w:t>pnpm run</w:t>
+      </w:r>
+      <w:r>
+        <w:rPr>
+          <w:rFonts w:ascii="BIZ UDPGothic" w:hAnsi="BIZ UDPGothic" w:eastAsia="BIZ UDPGothic"/>
+          <w:b w:val="0"/>
+          <w:i w:val="0"/>
+          <w:sz w:val="21"/>
+        </w:rPr>
+        <w:t>）に読み替えてください。</w:t>
+      </w:r>
+    </w:p>
+    <w:tbl>
+      <w:tblPr>
+        <w:tblW w:type="auto" w:w="0"/>
+        <w:tblLook w:firstColumn="1" w:firstRow="1" w:lastColumn="0" w:lastRow="0" w:noHBand="0" w:noVBand="1" w:val="04A0"/>
+      </w:tblPr>
+      <w:tblGrid>
+        <w:gridCol w:w="9746"/>
+      </w:tblGrid>
+      <w:tr>
+        <w:trPr>
+          <w:cantSplit/>
+        </w:trPr>
+        <w:tc>
+          <w:tcPr>
+            <w:tcW w:type="dxa" w:w="9746"/>
+            <w:shd w:val="clear" w:color="auto" w:fill="EAF2FB"/>
+            <w:tcBorders>
+              <w:top w:val="single" w:sz="8" w:space="0" w:color="B9D3EE"/>
+              <w:left w:val="single" w:sz="8" w:space="0" w:color="B9D3EE"/>
+              <w:bottom w:val="single" w:sz="8" w:space="0" w:color="B9D3EE"/>
+              <w:right w:val="single" w:sz="8" w:space="0" w:color="B9D3EE"/>
+            </w:tcBorders>
+          </w:tcPr>
+          <w:p>
+            <w:r>
+              <w:rPr>
+                <w:rFonts w:ascii="BIZ UDPGothic" w:hAnsi="BIZ UDPGothic" w:eastAsia="BIZ UDPGothic"/>
+                <w:b/>
+                <w:i w:val="0"/>
+                <w:color w:val="FFFFFF"/>
+                <w:sz w:val="18"/>
+                <w:shd w:val="clear" w:color="auto" w:fill="1F5C99"/>
+              </w:rPr>
+              <w:t xml:space="preserve"> INFO </w:t>
+            </w:r>
+            <w:r>
+              <w:t xml:space="preserve">  </w:t>
+            </w:r>
+            <w:r>
+              <w:rPr>
+                <w:rFonts w:ascii="BIZ UDPGothic" w:hAnsi="BIZ UDPGothic" w:eastAsia="BIZ UDPGothic"/>
+                <w:b w:val="0"/>
+                <w:i w:val="0"/>
+                <w:color w:val="20242C"/>
+                <w:sz w:val="20"/>
+              </w:rPr>
+              <w:t xml:space="preserve">Node のバージョンは </w:t>
+            </w:r>
+            <w:r>
+              <w:rPr>
+                <w:rFonts w:ascii="BIZ UDGothic" w:hAnsi="BIZ UDGothic" w:eastAsia="BIZ UDGothic"/>
+                <w:b w:val="0"/>
+                <w:i w:val="0"/>
+                <w:color w:val="20242C"/>
+                <w:sz w:val="19"/>
+              </w:rPr>
+              <w:t>node -v</w:t>
+            </w:r>
+            <w:r>
+              <w:rPr>
+                <w:rFonts w:ascii="BIZ UDPGothic" w:hAnsi="BIZ UDPGothic" w:eastAsia="BIZ UDPGothic"/>
+                <w:b w:val="0"/>
+                <w:i w:val="0"/>
+                <w:color w:val="20242C"/>
+                <w:sz w:val="20"/>
+              </w:rPr>
+              <w:t xml:space="preserve"> で確認できます。</w:t>
+            </w:r>
+            <w:r>
+              <w:rPr>
+                <w:rFonts w:ascii="BIZ UDGothic" w:hAnsi="BIZ UDGothic" w:eastAsia="BIZ UDGothic"/>
+                <w:b w:val="0"/>
+                <w:i w:val="0"/>
+                <w:color w:val="20242C"/>
+                <w:sz w:val="19"/>
+              </w:rPr>
+              <w:t>v24.x</w:t>
+            </w:r>
+            <w:r>
+              <w:rPr>
+                <w:rFonts w:ascii="BIZ UDPGothic" w:hAnsi="BIZ UDPGothic" w:eastAsia="BIZ UDPGothic"/>
+                <w:b w:val="0"/>
+                <w:i w:val="0"/>
+                <w:color w:val="20242C"/>
+                <w:sz w:val="20"/>
+              </w:rPr>
+              <w:t xml:space="preserve"> なら開発機の列、</w:t>
+            </w:r>
+            <w:r>
+              <w:rPr>
+                <w:rFonts w:ascii="BIZ UDGothic" w:hAnsi="BIZ UDGothic" w:eastAsia="BIZ UDGothic"/>
+                <w:b w:val="0"/>
+                <w:i w:val="0"/>
+                <w:color w:val="20242C"/>
+                <w:sz w:val="19"/>
+              </w:rPr>
+              <w:t>v20.x</w:t>
+            </w:r>
+            <w:r>
+              <w:rPr>
+                <w:rFonts w:ascii="BIZ UDPGothic" w:hAnsi="BIZ UDPGothic" w:eastAsia="BIZ UDPGothic"/>
+                <w:b w:val="0"/>
+                <w:i w:val="0"/>
+                <w:color w:val="20242C"/>
+                <w:sz w:val="20"/>
+              </w:rPr>
+              <w:t xml:space="preserve"> なら旧環境の列に従ってください。</w:t>
+            </w:r>
+          </w:p>
+        </w:tc>
+      </w:tr>
+    </w:tbl>
     <w:p>
       <w:pPr>
         <w:keepNext/>
@@ -83,43 +1530,7 @@
           <w:i w:val="0"/>
           <w:sz w:val="21"/>
         </w:rPr>
-        <w:t xml:space="preserve">実行系は環境で使い分ける（従来の </w:t>
-      </w:r>
-      <w:r>
-        <w:rPr>
-          <w:rFonts w:ascii="BIZ UDGothic" w:hAnsi="BIZ UDGothic" w:eastAsia="BIZ UDGothic"/>
-          <w:b w:val="0"/>
-          <w:i w:val="0"/>
-          <w:sz w:val="20"/>
-        </w:rPr>
-        <w:t>run.bat</w:t>
-      </w:r>
-      <w:r>
-        <w:rPr>
-          <w:rFonts w:ascii="BIZ UDPGothic" w:hAnsi="BIZ UDPGothic" w:eastAsia="BIZ UDPGothic"/>
-          <w:b w:val="0"/>
-          <w:i w:val="0"/>
-          <w:sz w:val="21"/>
-        </w:rPr>
-        <w:t xml:space="preserve"> / </w:t>
-      </w:r>
-      <w:r>
-        <w:rPr>
-          <w:rFonts w:ascii="BIZ UDGothic" w:hAnsi="BIZ UDGothic" w:eastAsia="BIZ UDGothic"/>
-          <w:b w:val="0"/>
-          <w:i w:val="0"/>
-          <w:sz w:val="20"/>
-        </w:rPr>
-        <w:t>run.ps1</w:t>
-      </w:r>
-      <w:r>
-        <w:rPr>
-          <w:rFonts w:ascii="BIZ UDPGothic" w:hAnsi="BIZ UDPGothic" w:eastAsia="BIZ UDPGothic"/>
-          <w:b w:val="0"/>
-          <w:i w:val="0"/>
-          <w:sz w:val="21"/>
-        </w:rPr>
-        <w:t xml:space="preserve"> は Node メジャー版を自動判定していたが、2026-06 にラッパを廃止して手動運用へ移行）。</w:t>
+        <w:t>実行系は環境で使い分けます。Node のメジャー版を自動判定するラッパスクリプトは置かず、次の手動運用とします。</w:t>
       </w:r>
     </w:p>
     <w:p>
@@ -162,7 +1573,7 @@
           <w:i w:val="0"/>
           <w:sz w:val="21"/>
         </w:rPr>
-        <w:t xml:space="preserve">、各コマンドは </w:t>
+        <w:t xml:space="preserve"> を実行し、各コマンドは </w:t>
       </w:r>
       <w:r>
         <w:rPr>
@@ -216,7 +1627,7 @@
           <w:i w:val="0"/>
           <w:sz w:val="21"/>
         </w:rPr>
-        <w:t>）。</w:t>
+        <w:t>）を使います。</w:t>
       </w:r>
     </w:p>
     <w:p>
@@ -277,7 +1688,7 @@
           <w:i w:val="0"/>
           <w:sz w:val="21"/>
         </w:rPr>
-        <w:t xml:space="preserve"> を直接叩く。</w:t>
+        <w:t xml:space="preserve"> を直接使います。</w:t>
       </w:r>
     </w:p>
     <w:p>
@@ -298,9 +1709,59 @@
         <w:br/>
         <w:t>npm run check   # tsc --noEmit で型チェック</w:t>
         <w:br/>
-        <w:t>npm run batch   # 87 サンプル一括生成</w:t>
+        <w:t>npm run batch   # 83 サンプル一括生成</w:t>
         <w:br/>
         <w:t>npm run verify  # 自動検証</w:t>
+      </w:r>
+    </w:p>
+    <w:p>
+      <w:pPr>
+        <w:spacing w:after="80"/>
+      </w:pPr>
+      <w:r>
+        <w:rPr>
+          <w:rFonts w:ascii="BIZ UDPGothic" w:hAnsi="BIZ UDPGothic" w:eastAsia="BIZ UDPGothic"/>
+          <w:b w:val="0"/>
+          <w:i w:val="0"/>
+          <w:sz w:val="21"/>
+        </w:rPr>
+        <w:t>セットアップ直後は、上の 3 コマンドを順に実行して動作確認してください。</w:t>
+      </w:r>
+      <w:r>
+        <w:rPr>
+          <w:rFonts w:ascii="BIZ UDGothic" w:hAnsi="BIZ UDGothic" w:eastAsia="BIZ UDGothic"/>
+          <w:b w:val="0"/>
+          <w:i w:val="0"/>
+          <w:sz w:val="20"/>
+        </w:rPr>
+        <w:t>batch</w:t>
+      </w:r>
+      <w:r>
+        <w:rPr>
+          <w:rFonts w:ascii="BIZ UDPGothic" w:hAnsi="BIZ UDPGothic" w:eastAsia="BIZ UDPGothic"/>
+          <w:b w:val="0"/>
+          <w:i w:val="0"/>
+          <w:sz w:val="21"/>
+        </w:rPr>
+        <w:t xml:space="preserve"> が </w:t>
+      </w:r>
+      <w:r>
+        <w:rPr>
+          <w:rFonts w:ascii="BIZ UDGothic" w:hAnsi="BIZ UDGothic" w:eastAsia="BIZ UDGothic"/>
+          <w:b w:val="0"/>
+          <w:i w:val="0"/>
+          <w:sz w:val="20"/>
+        </w:rPr>
+        <w:t>SVG: 83/83 OK</w:t>
+      </w:r>
+      <w:r>
+        <w:rPr>
+          <w:rFonts w:ascii="BIZ UDPGothic" w:hAnsi="BIZ UDPGothic" w:eastAsia="BIZ UDPGothic"/>
+          <w:b w:val="0"/>
+          <w:i w:val="0"/>
+          <w:sz w:val="21"/>
+        </w:rPr>
+        <w:t xml:space="preserve"> を表示すれば環境は正常です。</w:t>
       </w:r>
     </w:p>
     <w:tbl>
@@ -409,7 +1870,7 @@
                 <w:color w:val="20242C"/>
                 <w:sz w:val="20"/>
               </w:rPr>
-              <w:t xml:space="preserve">している（vite@8 / rolldown は Node 20.16 で EBADENGINE になるため）。pnpm はルートの </w:t>
+              <w:t xml:space="preserve">しています（vite@8 / rolldown は Node 20.16 で EBADENGINE になるため）。pnpm はルートの </w:t>
             </w:r>
             <w:r>
               <w:rPr>
@@ -429,7 +1890,7 @@
                 <w:color w:val="20242C"/>
                 <w:sz w:val="20"/>
               </w:rPr>
-              <w:t xml:space="preserve"> しか見ないので、開発機は最新 vite@8 のまま＝npm 経路だけ vite@6 へ切り替わる。vite/vitest はテスト専用で、</w:t>
+              <w:t xml:space="preserve"> しか見ないので、開発機は最新 vite@8 のまま＝npm 経路だけ vite@6 へ切り替わります。vite/vitest はテスト専用で、</w:t>
             </w:r>
             <w:r>
               <w:rPr>
@@ -509,7 +1970,7 @@
                 <w:color w:val="20242C"/>
                 <w:sz w:val="20"/>
               </w:rPr>
-              <w:t xml:space="preserve"> は tsx・esbuild 経由のため SVG 出力には影響しない。</w:t>
+              <w:t xml:space="preserve"> は tsx・esbuild 経由のため SVG 出力には影響しません。</w:t>
             </w:r>
           </w:p>
         </w:tc>
@@ -583,7 +2044,7 @@
           <w:i w:val="0"/>
           <w:sz w:val="21"/>
         </w:rPr>
-        <w:t xml:space="preserve">）で実行する。コマンドは </w:t>
+        <w:t xml:space="preserve">）で実行します。コマンドは </w:t>
       </w:r>
       <w:r>
         <w:rPr>
@@ -637,9 +2098,91 @@
           <w:i w:val="0"/>
           <w:sz w:val="21"/>
         </w:rPr>
-        <w:t xml:space="preserve"> の 3 種。</w:t>
+        <w:t xml:space="preserve"> の 3 種です。</w:t>
       </w:r>
     </w:p>
+    <w:tbl>
+      <w:tblPr>
+        <w:tblW w:type="auto" w:w="0"/>
+        <w:tblLook w:firstColumn="1" w:firstRow="1" w:lastColumn="0" w:lastRow="0" w:noHBand="0" w:noVBand="1" w:val="04A0"/>
+      </w:tblPr>
+      <w:tblGrid>
+        <w:gridCol w:w="9746"/>
+      </w:tblGrid>
+      <w:tr>
+        <w:trPr>
+          <w:cantSplit/>
+        </w:trPr>
+        <w:tc>
+          <w:tcPr>
+            <w:tcW w:type="dxa" w:w="9746"/>
+            <w:shd w:val="clear" w:color="auto" w:fill="EAF2FB"/>
+            <w:tcBorders>
+              <w:top w:val="single" w:sz="8" w:space="0" w:color="B9D3EE"/>
+              <w:left w:val="single" w:sz="8" w:space="0" w:color="B9D3EE"/>
+              <w:bottom w:val="single" w:sz="8" w:space="0" w:color="B9D3EE"/>
+              <w:right w:val="single" w:sz="8" w:space="0" w:color="B9D3EE"/>
+            </w:tcBorders>
+          </w:tcPr>
+          <w:p>
+            <w:r>
+              <w:rPr>
+                <w:rFonts w:ascii="BIZ UDPGothic" w:hAnsi="BIZ UDPGothic" w:eastAsia="BIZ UDPGothic"/>
+                <w:b/>
+                <w:i w:val="0"/>
+                <w:color w:val="FFFFFF"/>
+                <w:sz w:val="18"/>
+                <w:shd w:val="clear" w:color="auto" w:fill="1F5C99"/>
+              </w:rPr>
+              <w:t xml:space="preserve"> INFO </w:t>
+            </w:r>
+            <w:r>
+              <w:t xml:space="preserve">  </w:t>
+            </w:r>
+            <w:r>
+              <w:rPr>
+                <w:rFonts w:ascii="BIZ UDGothic" w:hAnsi="BIZ UDGothic" w:eastAsia="BIZ UDGothic"/>
+                <w:b w:val="0"/>
+                <w:i w:val="0"/>
+                <w:color w:val="20242C"/>
+                <w:sz w:val="19"/>
+              </w:rPr>
+              <w:t>npm run cli --</w:t>
+            </w:r>
+            <w:r>
+              <w:rPr>
+                <w:rFonts w:ascii="BIZ UDPGothic" w:hAnsi="BIZ UDPGothic" w:eastAsia="BIZ UDPGothic"/>
+                <w:b w:val="0"/>
+                <w:i w:val="0"/>
+                <w:color w:val="20242C"/>
+                <w:sz w:val="20"/>
+              </w:rPr>
+              <w:t xml:space="preserve"> の </w:t>
+            </w:r>
+            <w:r>
+              <w:rPr>
+                <w:rFonts w:ascii="BIZ UDGothic" w:hAnsi="BIZ UDGothic" w:eastAsia="BIZ UDGothic"/>
+                <w:b w:val="0"/>
+                <w:i w:val="0"/>
+                <w:color w:val="20242C"/>
+                <w:sz w:val="19"/>
+              </w:rPr>
+              <w:t>--</w:t>
+            </w:r>
+            <w:r>
+              <w:rPr>
+                <w:rFonts w:ascii="BIZ UDPGothic" w:hAnsi="BIZ UDPGothic" w:eastAsia="BIZ UDPGothic"/>
+                <w:b w:val="0"/>
+                <w:i w:val="0"/>
+                <w:color w:val="20242C"/>
+                <w:sz w:val="20"/>
+              </w:rPr>
+              <w:t xml:space="preserve"> は「これ以降の引数を npm ではなくスクリプト本体へ渡す」という npm の決まり文句です。忘れると引数が無視されて戸惑うのでご注意ください。</w:t>
+            </w:r>
+          </w:p>
+        </w:tc>
+      </w:tr>
+    </w:tbl>
     <w:tbl>
       <w:tblPr>
         <w:tblW w:type="auto" w:w="0"/>
@@ -914,6 +2457,38 @@
     </w:p>
     <w:p>
       <w:pPr>
+        <w:spacing w:after="80"/>
+      </w:pPr>
+      <w:r>
+        <w:rPr>
+          <w:rFonts w:ascii="BIZ UDPGothic" w:hAnsi="BIZ UDPGothic" w:eastAsia="BIZ UDPGothic"/>
+          <w:b w:val="0"/>
+          <w:i w:val="0"/>
+          <w:sz w:val="21"/>
+        </w:rPr>
+        <w:t xml:space="preserve">初めての 1 枚は、同梱サンプルを使う 2 行目の形がいちばん簡単です。生成された </w:t>
+      </w:r>
+      <w:r>
+        <w:rPr>
+          <w:rFonts w:ascii="BIZ UDGothic" w:hAnsi="BIZ UDGothic" w:eastAsia="BIZ UDGothic"/>
+          <w:b w:val="0"/>
+          <w:i w:val="0"/>
+          <w:sz w:val="20"/>
+        </w:rPr>
+        <w:t>out/test.svg</w:t>
+      </w:r>
+      <w:r>
+        <w:rPr>
+          <w:rFonts w:ascii="BIZ UDPGothic" w:hAnsi="BIZ UDPGothic" w:eastAsia="BIZ UDPGothic"/>
+          <w:b w:val="0"/>
+          <w:i w:val="0"/>
+          <w:sz w:val="21"/>
+        </w:rPr>
+        <w:t xml:space="preserve"> はブラウザ（Edge 等）へドラッグ&amp;ドロップすれば表示できます。</w:t>
+      </w:r>
+    </w:p>
+    <w:p>
+      <w:pPr>
         <w:keepNext/>
         <w:keepLines/>
         <w:spacing w:before="200" w:after="60"/>
@@ -953,7 +2528,7 @@
           <w:i w:val="0"/>
           <w:sz w:val="21"/>
         </w:rPr>
-        <w:t xml:space="preserve"> の入力は次のいずれか 1 系統（</w:t>
+        <w:t xml:space="preserve"> の入力は次のいずれか 1 系統です（</w:t>
       </w:r>
       <w:r>
         <w:rPr>
@@ -1173,7 +2748,7 @@
           <w:i w:val="0"/>
           <w:sz w:val="21"/>
         </w:rPr>
-        <w:t xml:space="preserve"> は既定で全サンプル。</w:t>
+        <w:t xml:space="preserve"> は既定で全サンプルを処理します。</w:t>
       </w:r>
       <w:r>
         <w:rPr>
@@ -1191,7 +2766,7 @@
           <w:i w:val="0"/>
           <w:sz w:val="21"/>
         </w:rPr>
-        <w:t xml:space="preserve"> で対象を絞れる。</w:t>
+        <w:t xml:space="preserve"> で対象を絞れます。</w:t>
       </w:r>
       <w:r>
         <w:rPr>
@@ -1227,9 +2802,91 @@
           <w:i w:val="0"/>
           <w:sz w:val="21"/>
         </w:rPr>
-        <w:t xml:space="preserve"> を一括処理する。</w:t>
+        <w:t xml:space="preserve"> を一括処理します。</w:t>
       </w:r>
     </w:p>
+    <w:tbl>
+      <w:tblPr>
+        <w:tblW w:type="auto" w:w="0"/>
+        <w:tblLook w:firstColumn="1" w:firstRow="1" w:lastColumn="0" w:lastRow="0" w:noHBand="0" w:noVBand="1" w:val="04A0"/>
+      </w:tblPr>
+      <w:tblGrid>
+        <w:gridCol w:w="9746"/>
+      </w:tblGrid>
+      <w:tr>
+        <w:trPr>
+          <w:cantSplit/>
+        </w:trPr>
+        <w:tc>
+          <w:tcPr>
+            <w:tcW w:type="dxa" w:w="9746"/>
+            <w:shd w:val="clear" w:color="auto" w:fill="EAF2FB"/>
+            <w:tcBorders>
+              <w:top w:val="single" w:sz="8" w:space="0" w:color="B9D3EE"/>
+              <w:left w:val="single" w:sz="8" w:space="0" w:color="B9D3EE"/>
+              <w:bottom w:val="single" w:sz="8" w:space="0" w:color="B9D3EE"/>
+              <w:right w:val="single" w:sz="8" w:space="0" w:color="B9D3EE"/>
+            </w:tcBorders>
+          </w:tcPr>
+          <w:p>
+            <w:r>
+              <w:rPr>
+                <w:rFonts w:ascii="BIZ UDPGothic" w:hAnsi="BIZ UDPGothic" w:eastAsia="BIZ UDPGothic"/>
+                <w:b/>
+                <w:i w:val="0"/>
+                <w:color w:val="FFFFFF"/>
+                <w:sz w:val="18"/>
+                <w:shd w:val="clear" w:color="auto" w:fill="1F5C99"/>
+              </w:rPr>
+              <w:t xml:space="preserve"> INFO </w:t>
+            </w:r>
+            <w:r>
+              <w:t xml:space="preserve">  </w:t>
+            </w:r>
+            <w:r>
+              <w:rPr>
+                <w:rFonts w:ascii="BIZ UDGothic" w:hAnsi="BIZ UDGothic" w:eastAsia="BIZ UDGothic"/>
+                <w:b w:val="0"/>
+                <w:i w:val="0"/>
+                <w:color w:val="20242C"/>
+                <w:sz w:val="19"/>
+              </w:rPr>
+              <w:t>value</w:t>
+            </w:r>
+            <w:r>
+              <w:rPr>
+                <w:rFonts w:ascii="BIZ UDPGothic" w:hAnsi="BIZ UDPGothic" w:eastAsia="BIZ UDPGothic"/>
+                <w:b w:val="0"/>
+                <w:i w:val="0"/>
+                <w:color w:val="20242C"/>
+                <w:sz w:val="20"/>
+              </w:rPr>
+              <w:t xml:space="preserve"> は比率でも実額でもかまいません（合計が 100 である必要はありません）。描画時に合計に対する割合へ換算されます。また、スライスの並びは</w:t>
+            </w:r>
+            <w:r>
+              <w:rPr>
+                <w:rFonts w:ascii="BIZ UDPGothic" w:hAnsi="BIZ UDPGothic" w:eastAsia="BIZ UDPGothic"/>
+                <w:b/>
+                <w:i w:val="0"/>
+                <w:color w:val="20242C"/>
+                <w:sz w:val="20"/>
+              </w:rPr>
+              <w:t>値の大きい順に自動で並べ替え</w:t>
+            </w:r>
+            <w:r>
+              <w:rPr>
+                <w:rFonts w:ascii="BIZ UDPGothic" w:hAnsi="BIZ UDPGothic" w:eastAsia="BIZ UDPGothic"/>
+                <w:b w:val="0"/>
+                <w:i w:val="0"/>
+                <w:color w:val="20242C"/>
+                <w:sz w:val="20"/>
+              </w:rPr>
+              <w:t>られ、「その他」は末尾に回るため、入力の並び順を気にする必要はありません。</w:t>
+            </w:r>
+          </w:p>
+        </w:tc>
+      </w:tr>
+    </w:tbl>
     <w:p>
       <w:pPr>
         <w:keepNext/>
@@ -1327,7 +2984,7 @@
                 <w:color w:val="20242C"/>
                 <w:sz w:val="20"/>
               </w:rPr>
-              <w:t>（左=name、右=value）。3 列以上 / 1 列はエラー。</w:t>
+              <w:t>（左=name、右=value）です。3 列以上 / 1 列はエラーになります。</w:t>
             </w:r>
           </w:p>
         </w:tc>
@@ -1346,7 +3003,7 @@
           <w:i w:val="0"/>
           <w:sz w:val="21"/>
         </w:rPr>
-        <w:t>ヘッダ行は指定しない</w:t>
+        <w:t>ヘッダ行は指定しません</w:t>
       </w:r>
       <w:r>
         <w:rPr>
@@ -1355,7 +3012,7 @@
           <w:i w:val="0"/>
           <w:sz w:val="21"/>
         </w:rPr>
-        <w:t xml:space="preserve">（データ行のみ渡す）。先頭行が「区分」「比率」のような文字列だと </w:t>
+        <w:t xml:space="preserve">（データ行のみ渡します）。先頭行が「区分」「比率」のような文字列だと </w:t>
       </w:r>
       <w:r>
         <w:rPr>
@@ -1373,7 +3030,7 @@
           <w:i w:val="0"/>
           <w:sz w:val="21"/>
         </w:rPr>
-        <w:t xml:space="preserve"> で落ちる。</w:t>
+        <w:t xml:space="preserve"> で落ちます。</w:t>
       </w:r>
     </w:p>
     <w:p>
@@ -1389,7 +3046,7 @@
           <w:i w:val="0"/>
           <w:sz w:val="21"/>
         </w:rPr>
-        <w:t>空行はスキップ、name 空欄や value の数値変換不可は明示エラー。</w:t>
+        <w:t>空行はスキップされ、name 空欄や value の数値変換不可は明示エラーになります。</w:t>
       </w:r>
     </w:p>
     <w:p>
@@ -1405,7 +3062,7 @@
           <w:i w:val="0"/>
           <w:sz w:val="21"/>
         </w:rPr>
-        <w:t>数式セルは結果値、リッチテキスト / ハイパーリンクも展開して取り込む。</w:t>
+        <w:t>数式セルは結果値で取り込み、リッチテキスト / ハイパーリンクも展開して取り込みます。</w:t>
       </w:r>
     </w:p>
     <w:p>
@@ -1448,7 +3105,7 @@
           <w:i w:val="0"/>
           <w:sz w:val="21"/>
         </w:rPr>
-        <w:t xml:space="preserve"> に隔離（</w:t>
+        <w:t xml:space="preserve"> に隔離しています（</w:t>
       </w:r>
       <w:r>
         <w:rPr>
@@ -1485,6 +3142,56 @@
           <w:sz w:val="21"/>
         </w:rPr>
         <w:t>）。</w:t>
+      </w:r>
+    </w:p>
+    <w:p>
+      <w:pPr>
+        <w:spacing w:after="80"/>
+      </w:pPr>
+      <w:r>
+        <w:rPr>
+          <w:rFonts w:ascii="BIZ UDPGothic" w:hAnsi="BIZ UDPGothic" w:eastAsia="BIZ UDPGothic"/>
+          <w:b w:val="0"/>
+          <w:i w:val="0"/>
+          <w:sz w:val="21"/>
+        </w:rPr>
+        <w:t>例: シートの A1 に「区分」、B1 に「比率」の見出しがあり、データが 2〜11 行目にある場合は、</w:t>
+      </w:r>
+      <w:r>
+        <w:rPr>
+          <w:rFonts w:ascii="BIZ UDGothic" w:hAnsi="BIZ UDGothic" w:eastAsia="BIZ UDGothic"/>
+          <w:b w:val="0"/>
+          <w:i w:val="0"/>
+          <w:sz w:val="20"/>
+        </w:rPr>
+        <w:t>--range A2:B11</w:t>
+      </w:r>
+      <w:r>
+        <w:rPr>
+          <w:rFonts w:ascii="BIZ UDPGothic" w:hAnsi="BIZ UDPGothic" w:eastAsia="BIZ UDPGothic"/>
+          <w:b w:val="0"/>
+          <w:i w:val="0"/>
+          <w:sz w:val="21"/>
+        </w:rPr>
+        <w:t xml:space="preserve"> と</w:t>
+      </w:r>
+      <w:r>
+        <w:rPr>
+          <w:rFonts w:ascii="BIZ UDPGothic" w:hAnsi="BIZ UDPGothic" w:eastAsia="BIZ UDPGothic"/>
+          <w:b/>
+          <w:i w:val="0"/>
+          <w:sz w:val="21"/>
+        </w:rPr>
+        <w:t>見出しを除いた範囲</w:t>
+      </w:r>
+      <w:r>
+        <w:rPr>
+          <w:rFonts w:ascii="BIZ UDPGothic" w:hAnsi="BIZ UDPGothic" w:eastAsia="BIZ UDPGothic"/>
+          <w:b w:val="0"/>
+          <w:i w:val="0"/>
+          <w:sz w:val="21"/>
+        </w:rPr>
+        <w:t>を指定します。</w:t>
       </w:r>
     </w:p>
     <w:p>
@@ -1528,7 +3235,7 @@
           <w:i w:val="0"/>
           <w:sz w:val="21"/>
         </w:rPr>
-        <w:t xml:space="preserve"> で SQL Server の結果セットから直接取り込む。接続は </w:t>
+        <w:t xml:space="preserve"> で SQL Server の結果セットから直接取り込みます。接続は </w:t>
       </w:r>
       <w:r>
         <w:rPr>
@@ -1546,7 +3253,7 @@
           <w:i w:val="0"/>
           <w:sz w:val="21"/>
         </w:rPr>
-        <w:t>固定で、資格情報は持たない。</w:t>
+        <w:t>固定で、資格情報は持ちません（＝いま Windows にログインしているユーザーの権限でつながります。パスワードをコマンドに書く必要はありません）。</w:t>
       </w:r>
     </w:p>
     <w:p>
@@ -1571,7 +3278,7 @@
           <w:i w:val="0"/>
           <w:sz w:val="21"/>
         </w:rPr>
-        <w:t xml:space="preserve">。複文（文中 </w:t>
+        <w:t xml:space="preserve">です。複文（文中 </w:t>
       </w:r>
       <w:r>
         <w:rPr>
@@ -1589,7 +3296,7 @@
           <w:i w:val="0"/>
           <w:sz w:val="21"/>
         </w:rPr>
-        <w:t>）・非 SELECT（UPDATE/DELETE 等）は拒否する。</w:t>
+        <w:t>）・非 SELECT（UPDATE/DELETE 等）は拒否されます。</w:t>
       </w:r>
     </w:p>
     <w:p>
@@ -1605,7 +3312,7 @@
           <w:i w:val="0"/>
           <w:sz w:val="21"/>
         </w:rPr>
-        <w:t>列解決は Excel と同思想。</w:t>
+        <w:t>列解決は Excel と同じ考え方です。</w:t>
       </w:r>
       <w:r>
         <w:rPr>
@@ -1677,7 +3384,7 @@
           <w:i w:val="0"/>
           <w:sz w:val="21"/>
         </w:rPr>
-        <w:t>を name/value とする（3 列以上で未指定はあいまいエラー）。</w:t>
+        <w:t>を name/value とします（3 列以上で未指定はあいまいエラー）。</w:t>
       </w:r>
     </w:p>
     <w:p>
@@ -1783,7 +3490,7 @@
           <w:i w:val="0"/>
           <w:sz w:val="21"/>
         </w:rPr>
-        <w:t xml:space="preserve">）。ODBC ドライバは既定 </w:t>
+        <w:t xml:space="preserve">）です。ODBC ドライバは既定 </w:t>
       </w:r>
       <w:r>
         <w:rPr>
@@ -1908,7 +3615,7 @@
                 <w:color w:val="20242C"/>
                 <w:sz w:val="20"/>
               </w:rPr>
-              <w:t>。</w:t>
+              <w:t xml:space="preserve"> です。</w:t>
             </w:r>
             <w:r>
               <w:rPr>
@@ -1948,7 +3655,7 @@
                 <w:color w:val="20242C"/>
                 <w:sz w:val="20"/>
               </w:rPr>
-              <w:t xml:space="preserve"> は動く。DB 入力を使うときだけ導入する。接続・SQL 依存は </w:t>
+              <w:t xml:space="preserve"> は動きます。DB 入力を使うときだけ導入してください。接続・SQL 依存は </w:t>
             </w:r>
             <w:r>
               <w:rPr>
@@ -1968,7 +3675,7 @@
                 <w:color w:val="20242C"/>
                 <w:sz w:val="20"/>
               </w:rPr>
-              <w:t xml:space="preserve"> に隔離（</w:t>
+              <w:t xml:space="preserve"> に隔離しています（</w:t>
             </w:r>
             <w:r>
               <w:rPr>
@@ -2130,7 +3837,7 @@
           <w:i w:val="0"/>
           <w:sz w:val="21"/>
         </w:rPr>
-        <w:t xml:space="preserve"> … 全 87 サンプルを </w:t>
+        <w:t xml:space="preserve"> … 全 83 サンプルを </w:t>
       </w:r>
       <w:r>
         <w:rPr>
@@ -2166,7 +3873,7 @@
           <w:i w:val="0"/>
           <w:sz w:val="21"/>
         </w:rPr>
-        <w:t xml:space="preserve">（A4 想定・1 ページ 12 件のページ送り）を更新する。ブラウザで </w:t>
+        <w:t xml:space="preserve">（A4 想定・1 ページ 12 件のページ送り）を更新します。ブラウザで </w:t>
       </w:r>
       <w:r>
         <w:rPr>
@@ -2184,7 +3891,7 @@
           <w:i w:val="0"/>
           <w:sz w:val="21"/>
         </w:rPr>
-        <w:t xml:space="preserve"> を開いて目視確認できる。</w:t>
+        <w:t xml:space="preserve"> を開いて目視確認できます。</w:t>
       </w:r>
     </w:p>
     <w:p>
@@ -2209,7 +3916,7 @@
           <w:i w:val="0"/>
           <w:sz w:val="21"/>
         </w:rPr>
-        <w:t xml:space="preserve"> … 生成済み SVG のラベル数・bbox オーバーラップ・円内侵入・引出線交差・viewBox はみ出し・引出線屈曲数を自動検証する（対象ディレクトリは引数指定可。既定は </w:t>
+        <w:t xml:space="preserve"> … 生成済み SVG のラベル数・bbox オーバーラップ・円内侵入・引出線交差・viewBox はみ出し・引出線屈曲数を自動検証します（対象ディレクトリは引数指定可。既定は </w:t>
       </w:r>
       <w:r>
         <w:rPr>
@@ -2228,6 +3935,87 @@
           <w:sz w:val="21"/>
         </w:rPr>
         <w:t>）。</w:t>
+      </w:r>
+    </w:p>
+    <w:tbl>
+      <w:tblPr>
+        <w:tblW w:type="auto" w:w="0"/>
+        <w:jc w:val="center"/>
+        <w:tblLook w:firstColumn="1" w:firstRow="1" w:lastColumn="0" w:lastRow="0" w:noHBand="0" w:noVBand="1" w:val="04A0"/>
+      </w:tblPr>
+      <w:tblGrid>
+        <w:gridCol w:w="9746"/>
+      </w:tblGrid>
+      <w:tr>
+        <w:trPr>
+          <w:cantSplit/>
+        </w:trPr>
+        <w:tc>
+          <w:tcPr>
+            <w:tcW w:type="dxa" w:w="9746"/>
+            <w:tcBorders>
+              <w:top w:val="single" w:sz="8" w:space="0" w:color="D7DEE5"/>
+              <w:left w:val="single" w:sz="8" w:space="0" w:color="D7DEE5"/>
+              <w:bottom w:val="single" w:sz="8" w:space="0" w:color="D7DEE5"/>
+              <w:right w:val="single" w:sz="8" w:space="0" w:color="D7DEE5"/>
+            </w:tcBorders>
+          </w:tcPr>
+          <w:p>
+            <w:pPr>
+              <w:jc w:val="center"/>
+            </w:pPr>
+            <w:r>
+              <w:drawing>
+                <wp:inline xmlns:a="http://schemas.openxmlformats.org/drawingml/2006/main" xmlns:pic="http://schemas.openxmlformats.org/drawingml/2006/picture">
+                  <wp:extent cx="5760000" cy="3960000"/>
+                  <wp:docPr id="3" name="Picture 3"/>
+                  <wp:cNvGraphicFramePr>
+                    <a:graphicFrameLocks noChangeAspect="1"/>
+                  </wp:cNvGraphicFramePr>
+                  <a:graphic>
+                    <a:graphicData uri="http://schemas.openxmlformats.org/drawingml/2006/picture">
+                      <pic:pic>
+                        <pic:nvPicPr>
+                          <pic:cNvPr id="0" name="viewer.png"/>
+                          <pic:cNvPicPr/>
+                        </pic:nvPicPr>
+                        <pic:blipFill>
+                          <a:blip r:embed="rId11"/>
+                          <a:stretch>
+                            <a:fillRect/>
+                          </a:stretch>
+                        </pic:blipFill>
+                        <pic:spPr>
+                          <a:xfrm>
+                            <a:off x="0" y="0"/>
+                            <a:ext cx="5760000" cy="3960000"/>
+                          </a:xfrm>
+                          <a:prstGeom prst="rect"/>
+                        </pic:spPr>
+                      </pic:pic>
+                    </a:graphicData>
+                  </a:graphic>
+                </wp:inline>
+              </w:drawing>
+            </w:r>
+          </w:p>
+        </w:tc>
+      </w:tr>
+    </w:tbl>
+    <w:p>
+      <w:pPr>
+        <w:spacing w:after="160"/>
+        <w:jc w:val="center"/>
+      </w:pPr>
+      <w:r>
+        <w:rPr>
+          <w:rFonts w:ascii="BIZ UDPGothic" w:hAnsi="BIZ UDPGothic" w:eastAsia="BIZ UDPGothic"/>
+          <w:b w:val="0"/>
+          <w:i/>
+          <w:color w:val="606874"/>
+          <w:sz w:val="18"/>
+        </w:rPr>
+        <w:t>compare.html ビューア（A4 プレビュー・1 ページ 12 件）</w:t>
       </w:r>
     </w:p>
     <w:tbl>
@@ -2306,7 +4094,129 @@
                 <w:color w:val="20242C"/>
                 <w:sz w:val="20"/>
               </w:rPr>
-              <w:t xml:space="preserve"> を実行しておくこと。出力は決定的なので、同じ入力なら毎回同一の SVG が得られる。</w:t>
+              <w:t xml:space="preserve"> を実行しておいてください。出力は決定的なので、同じ入力なら毎回同一の SVG が得られます。</w:t>
+            </w:r>
+          </w:p>
+        </w:tc>
+      </w:tr>
+    </w:tbl>
+    <w:tbl>
+      <w:tblPr>
+        <w:tblW w:type="auto" w:w="0"/>
+        <w:tblLook w:firstColumn="1" w:firstRow="1" w:lastColumn="0" w:lastRow="0" w:noHBand="0" w:noVBand="1" w:val="04A0"/>
+      </w:tblPr>
+      <w:tblGrid>
+        <w:gridCol w:w="9746"/>
+      </w:tblGrid>
+      <w:tr>
+        <w:trPr>
+          <w:cantSplit/>
+        </w:trPr>
+        <w:tc>
+          <w:tcPr>
+            <w:tcW w:type="dxa" w:w="9746"/>
+            <w:shd w:val="clear" w:color="auto" w:fill="EAF2FB"/>
+            <w:tcBorders>
+              <w:top w:val="single" w:sz="8" w:space="0" w:color="B9D3EE"/>
+              <w:left w:val="single" w:sz="8" w:space="0" w:color="B9D3EE"/>
+              <w:bottom w:val="single" w:sz="8" w:space="0" w:color="B9D3EE"/>
+              <w:right w:val="single" w:sz="8" w:space="0" w:color="B9D3EE"/>
+            </w:tcBorders>
+          </w:tcPr>
+          <w:p>
+            <w:r>
+              <w:rPr>
+                <w:rFonts w:ascii="BIZ UDPGothic" w:hAnsi="BIZ UDPGothic" w:eastAsia="BIZ UDPGothic"/>
+                <w:b/>
+                <w:i w:val="0"/>
+                <w:color w:val="FFFFFF"/>
+                <w:sz w:val="18"/>
+                <w:shd w:val="clear" w:color="auto" w:fill="1F5C99"/>
+              </w:rPr>
+              <w:t xml:space="preserve"> INFO </w:t>
+            </w:r>
+            <w:r>
+              <w:t xml:space="preserve">  </w:t>
+            </w:r>
+            <w:r>
+              <w:rPr>
+                <w:rFonts w:ascii="BIZ UDGothic" w:hAnsi="BIZ UDGothic" w:eastAsia="BIZ UDGothic"/>
+                <w:b w:val="0"/>
+                <w:i w:val="0"/>
+                <w:color w:val="20242C"/>
+                <w:sz w:val="19"/>
+              </w:rPr>
+              <w:t>verify</w:t>
+            </w:r>
+            <w:r>
+              <w:rPr>
+                <w:rFonts w:ascii="BIZ UDPGothic" w:hAnsi="BIZ UDPGothic" w:eastAsia="BIZ UDPGothic"/>
+                <w:b w:val="0"/>
+                <w:i w:val="0"/>
+                <w:color w:val="20242C"/>
+                <w:sz w:val="20"/>
+              </w:rPr>
+              <w:t xml:space="preserve"> は現況 </w:t>
+            </w:r>
+            <w:r>
+              <w:rPr>
+                <w:rFonts w:ascii="BIZ UDPGothic" w:hAnsi="BIZ UDPGothic" w:eastAsia="BIZ UDPGothic"/>
+                <w:b/>
+                <w:i w:val="0"/>
+                <w:color w:val="20242C"/>
+                <w:sz w:val="20"/>
+              </w:rPr>
+              <w:t>6/83 サンプルで警告（計 11 件）</w:t>
+            </w:r>
+            <w:r>
+              <w:rPr>
+                <w:rFonts w:ascii="BIZ UDPGothic" w:hAnsi="BIZ UDPGothic" w:eastAsia="BIZ UDPGothic"/>
+                <w:b w:val="0"/>
+                <w:i w:val="0"/>
+                <w:color w:val="20242C"/>
+                <w:sz w:val="20"/>
+              </w:rPr>
+              <w:t>を表示しますが、これらは既知の WARN（長い名前の viewBox はみ出し等、</w:t>
+            </w:r>
+            <w:r>
+              <w:rPr>
+                <w:rFonts w:ascii="BIZ UDGothic" w:hAnsi="BIZ UDGothic" w:eastAsia="BIZ UDGothic"/>
+                <w:b w:val="0"/>
+                <w:i w:val="0"/>
+                <w:color w:val="20242C"/>
+                <w:sz w:val="19"/>
+              </w:rPr>
+              <w:t>pie-chart/README.md</w:t>
+            </w:r>
+            <w:r>
+              <w:rPr>
+                <w:rFonts w:ascii="BIZ UDPGothic" w:hAnsi="BIZ UDPGothic" w:eastAsia="BIZ UDPGothic"/>
+                <w:b w:val="0"/>
+                <w:i w:val="0"/>
+                <w:color w:val="20242C"/>
+                <w:sz w:val="20"/>
+              </w:rPr>
+              <w:t xml:space="preserve"> に記録済み）で、ERROR 級（引出線の交差・円内貫通）は 0 件です。既知の件数から</w:t>
+            </w:r>
+            <w:r>
+              <w:rPr>
+                <w:rFonts w:ascii="BIZ UDPGothic" w:hAnsi="BIZ UDPGothic" w:eastAsia="BIZ UDPGothic"/>
+                <w:b/>
+                <w:i w:val="0"/>
+                <w:color w:val="20242C"/>
+                <w:sz w:val="20"/>
+              </w:rPr>
+              <w:t>増えていなければ正常</w:t>
+            </w:r>
+            <w:r>
+              <w:rPr>
+                <w:rFonts w:ascii="BIZ UDPGothic" w:hAnsi="BIZ UDPGothic" w:eastAsia="BIZ UDPGothic"/>
+                <w:b w:val="0"/>
+                <w:i w:val="0"/>
+                <w:color w:val="20242C"/>
+                <w:sz w:val="20"/>
+              </w:rPr>
+              <w:t>と判断してください。</w:t>
             </w:r>
           </w:p>
         </w:tc>
@@ -2344,7 +4254,7 @@
           <w:i w:val="0"/>
           <w:sz w:val="21"/>
         </w:rPr>
-        <w:t>Node も tsx も無い端末へ配るには実行ファイルを生成する。入口は 2 つで、依存の入れ方が異なる。</w:t>
+        <w:t>Node も tsx も無い端末へ配るには実行ファイルを生成します。入口は 2 つで、依存の入れ方が異なります。</w:t>
       </w:r>
       <w:r>
         <w:rPr>
@@ -2362,7 +4272,7 @@
           <w:i w:val="0"/>
           <w:sz w:val="21"/>
         </w:rPr>
-        <w:t>。</w:t>
+        <w:t>です。</w:t>
       </w:r>
     </w:p>
     <w:p>
@@ -2441,7 +4351,7 @@
           <w:i w:val="0"/>
           <w:sz w:val="21"/>
         </w:rPr>
-        <w:t>してから exe を作る。事前の手動 install は不要で「このフォルダだけ」で完結する。</w:t>
+        <w:t>してから exe を作ります。事前の手動 install は不要で、「このフォルダだけ」で完結します。</w:t>
       </w:r>
     </w:p>
     <w:p>
@@ -2484,7 +4394,7 @@
           <w:i w:val="0"/>
           <w:sz w:val="21"/>
         </w:rPr>
-        <w:t xml:space="preserve"> でビルドのみ行う（pnpm ワークスペースの依存解決を保つ）。</w:t>
+        <w:t xml:space="preserve"> でビルドのみ行います（pnpm ワークスペースの依存解決を保つため）。</w:t>
       </w:r>
     </w:p>
     <w:p>
@@ -2525,7 +4435,7 @@
           <w:i w:val="0"/>
           <w:sz w:val="21"/>
         </w:rPr>
-        <w:t xml:space="preserve">使い方は CLI と同じ: </w:t>
+        <w:t xml:space="preserve">使い方は CLI と同じです: </w:t>
       </w:r>
       <w:r>
         <w:rPr>
@@ -2561,7 +4471,7 @@
           <w:i w:val="0"/>
           <w:sz w:val="21"/>
         </w:rPr>
-        <w:t>。</w:t>
+        <w:t xml:space="preserve"> です。</w:t>
       </w:r>
     </w:p>
     <w:p>
@@ -2613,7 +4523,7 @@
           <w:i w:val="0"/>
           <w:sz w:val="21"/>
         </w:rPr>
-        <w:t>する（</w:t>
+        <w:t>します（</w:t>
       </w:r>
       <w:r>
         <w:rPr>
@@ -2649,7 +4559,25 @@
           <w:i w:val="0"/>
           <w:sz w:val="21"/>
         </w:rPr>
-        <w:t xml:space="preserve"> を exe と同じ場所に置く）。これによりサブセット埋込が効き出力 SVG が軽い。</w:t>
+        <w:t xml:space="preserve"> を exe と同じ場所に置く）。</w:t>
+      </w:r>
+      <w:r>
+        <w:rPr>
+          <w:rFonts w:ascii="BIZ UDPGothic" w:hAnsi="BIZ UDPGothic" w:eastAsia="BIZ UDPGothic"/>
+          <w:b/>
+          <w:i w:val="0"/>
+          <w:sz w:val="21"/>
+        </w:rPr>
+        <w:t>フォルダごと</w:t>
+      </w:r>
+      <w:r>
+        <w:rPr>
+          <w:rFonts w:ascii="BIZ UDPGothic" w:hAnsi="BIZ UDPGothic" w:eastAsia="BIZ UDPGothic"/>
+          <w:b w:val="0"/>
+          <w:i w:val="0"/>
+          <w:sz w:val="21"/>
+        </w:rPr>
+        <w:t>渡してください。exe 単体をコピーして渡すとフォント埋込が効かなくなります。</w:t>
       </w:r>
     </w:p>
     <w:p>
@@ -2701,7 +4629,7 @@
           <w:i w:val="0"/>
           <w:sz w:val="21"/>
         </w:rPr>
-        <w:t xml:space="preserve">で SHA256 署名する。SmartScreen を抑止するには配布先で同梱 </w:t>
+        <w:t xml:space="preserve">で SHA256 署名します。SmartScreen を抑止するには配布先で同梱 </w:t>
       </w:r>
       <w:r>
         <w:rPr>
@@ -2719,7 +4647,7 @@
           <w:i w:val="0"/>
           <w:sz w:val="21"/>
         </w:rPr>
-        <w:t xml:space="preserve"> を信頼登録する（管理者権限）:</w:t>
+        <w:t xml:space="preserve"> を信頼登録します（管理者権限）:</w:t>
       </w:r>
     </w:p>
     <w:p>
@@ -2827,7 +4755,7 @@
                 <w:color w:val="20242C"/>
                 <w:sz w:val="20"/>
               </w:rPr>
-              <w:t xml:space="preserve"> を要するため exe には含めない。利用時は </w:t>
+              <w:t xml:space="preserve"> を要するため exe には含めていません。利用時は </w:t>
             </w:r>
             <w:r>
               <w:rPr>
@@ -2867,7 +4795,995 @@
                 <w:color w:val="20242C"/>
                 <w:sz w:val="20"/>
               </w:rPr>
-              <w:t xml:space="preserve"> を追加する（描画・Excel 入力は追加不要で動く）。</w:t>
+              <w:t xml:space="preserve"> を追加してください（描画・Excel 入力は追加不要で動きます）。</w:t>
+            </w:r>
+          </w:p>
+        </w:tc>
+      </w:tr>
+    </w:tbl>
+    <w:p>
+      <w:pPr>
+        <w:keepNext/>
+        <w:keepLines/>
+        <w:spacing w:before="200" w:after="60"/>
+        <w:pBdr>
+          <w:left w:val="single" w:sz="24" w:space="8" w:color="1F5C99"/>
+        </w:pBdr>
+        <w:ind w:left="113"/>
+      </w:pPr>
+      <w:r>
+        <w:rPr>
+          <w:rFonts w:ascii="BIZ UDPGothic" w:hAnsi="BIZ UDPGothic" w:eastAsia="BIZ UDPGothic"/>
+          <w:b/>
+          <w:i w:val="0"/>
+          <w:color w:val="20242C"/>
+          <w:sz w:val="32"/>
+        </w:rPr>
+        <w:t>8. 困ったとき（FAQ）</w:t>
+      </w:r>
+    </w:p>
+    <w:tbl>
+      <w:tblPr>
+        <w:tblW w:type="auto" w:w="0"/>
+        <w:jc w:val="left"/>
+        <w:tblLook w:firstColumn="1" w:firstRow="1" w:lastColumn="0" w:lastRow="0" w:noHBand="0" w:noVBand="1" w:val="04A0"/>
+      </w:tblPr>
+      <w:tblGrid>
+        <w:gridCol w:w="4873"/>
+        <w:gridCol w:w="4873"/>
+      </w:tblGrid>
+      <w:tr>
+        <w:tc>
+          <w:tcPr>
+            <w:tcW w:type="dxa" w:w="4873"/>
+            <w:shd w:val="clear" w:color="auto" w:fill="1F5C99"/>
+            <w:tcBorders>
+              <w:top w:val="single" w:sz="4" w:space="0" w:color="D7DEE5"/>
+              <w:left w:val="single" w:sz="4" w:space="0" w:color="D7DEE5"/>
+              <w:bottom w:val="single" w:sz="4" w:space="0" w:color="D7DEE5"/>
+              <w:right w:val="single" w:sz="4" w:space="0" w:color="D7DEE5"/>
+            </w:tcBorders>
+          </w:tcPr>
+          <w:p>
+            <w:r/>
+            <w:r>
+              <w:rPr>
+                <w:rFonts w:ascii="BIZ UDPGothic" w:hAnsi="BIZ UDPGothic" w:eastAsia="BIZ UDPGothic"/>
+                <w:b/>
+                <w:i w:val="0"/>
+                <w:color w:val="FFFFFF"/>
+                <w:sz w:val="19"/>
+              </w:rPr>
+              <w:t>症状</w:t>
+            </w:r>
+          </w:p>
+        </w:tc>
+        <w:tc>
+          <w:tcPr>
+            <w:tcW w:type="dxa" w:w="4873"/>
+            <w:shd w:val="clear" w:color="auto" w:fill="1F5C99"/>
+            <w:tcBorders>
+              <w:top w:val="single" w:sz="4" w:space="0" w:color="D7DEE5"/>
+              <w:left w:val="single" w:sz="4" w:space="0" w:color="D7DEE5"/>
+              <w:bottom w:val="single" w:sz="4" w:space="0" w:color="D7DEE5"/>
+              <w:right w:val="single" w:sz="4" w:space="0" w:color="D7DEE5"/>
+            </w:tcBorders>
+          </w:tcPr>
+          <w:p>
+            <w:r/>
+            <w:r>
+              <w:rPr>
+                <w:rFonts w:ascii="BIZ UDPGothic" w:hAnsi="BIZ UDPGothic" w:eastAsia="BIZ UDPGothic"/>
+                <w:b/>
+                <w:i w:val="0"/>
+                <w:color w:val="FFFFFF"/>
+                <w:sz w:val="19"/>
+              </w:rPr>
+              <w:t>原因と対処</w:t>
+            </w:r>
+          </w:p>
+        </w:tc>
+      </w:tr>
+      <w:tr>
+        <w:tc>
+          <w:tcPr>
+            <w:tcW w:type="dxa" w:w="4873"/>
+            <w:tcBorders>
+              <w:top w:val="single" w:sz="4" w:space="0" w:color="D7DEE5"/>
+              <w:left w:val="single" w:sz="4" w:space="0" w:color="D7DEE5"/>
+              <w:bottom w:val="single" w:sz="4" w:space="0" w:color="D7DEE5"/>
+              <w:right w:val="single" w:sz="4" w:space="0" w:color="D7DEE5"/>
+            </w:tcBorders>
+          </w:tcPr>
+          <w:p>
+            <w:r/>
+            <w:r>
+              <w:rPr>
+                <w:rFonts w:ascii="BIZ UDGothic" w:hAnsi="BIZ UDGothic" w:eastAsia="BIZ UDGothic"/>
+                <w:b w:val="0"/>
+                <w:i w:val="0"/>
+                <w:sz w:val="18"/>
+              </w:rPr>
+              <w:t>npm install</w:t>
+            </w:r>
+            <w:r>
+              <w:rPr>
+                <w:rFonts w:ascii="BIZ UDPGothic" w:hAnsi="BIZ UDPGothic" w:eastAsia="BIZ UDPGothic"/>
+                <w:b w:val="0"/>
+                <w:i w:val="0"/>
+                <w:sz w:val="19"/>
+              </w:rPr>
+              <w:t xml:space="preserve"> で </w:t>
+            </w:r>
+            <w:r>
+              <w:rPr>
+                <w:rFonts w:ascii="BIZ UDGothic" w:hAnsi="BIZ UDGothic" w:eastAsia="BIZ UDGothic"/>
+                <w:b w:val="0"/>
+                <w:i w:val="0"/>
+                <w:sz w:val="18"/>
+              </w:rPr>
+              <w:t>EBADENGINE</w:t>
+            </w:r>
+            <w:r>
+              <w:rPr>
+                <w:rFonts w:ascii="BIZ UDPGothic" w:hAnsi="BIZ UDPGothic" w:eastAsia="BIZ UDPGothic"/>
+                <w:b w:val="0"/>
+                <w:i w:val="0"/>
+                <w:sz w:val="19"/>
+              </w:rPr>
+              <w:t xml:space="preserve"> の警告/エラーが出る</w:t>
+            </w:r>
+          </w:p>
+        </w:tc>
+        <w:tc>
+          <w:tcPr>
+            <w:tcW w:type="dxa" w:w="4873"/>
+            <w:tcBorders>
+              <w:top w:val="single" w:sz="4" w:space="0" w:color="D7DEE5"/>
+              <w:left w:val="single" w:sz="4" w:space="0" w:color="D7DEE5"/>
+              <w:bottom w:val="single" w:sz="4" w:space="0" w:color="D7DEE5"/>
+              <w:right w:val="single" w:sz="4" w:space="0" w:color="D7DEE5"/>
+            </w:tcBorders>
+          </w:tcPr>
+          <w:p>
+            <w:r/>
+            <w:r>
+              <w:rPr>
+                <w:rFonts w:ascii="BIZ UDPGothic" w:hAnsi="BIZ UDPGothic" w:eastAsia="BIZ UDPGothic"/>
+                <w:b w:val="0"/>
+                <w:i w:val="0"/>
+                <w:sz w:val="19"/>
+              </w:rPr>
+              <w:t>Node 20.16 等の旧環境で vite@8 系を引いています。</w:t>
+            </w:r>
+            <w:r>
+              <w:rPr>
+                <w:rFonts w:ascii="BIZ UDGothic" w:hAnsi="BIZ UDGothic" w:eastAsia="BIZ UDGothic"/>
+                <w:b w:val="0"/>
+                <w:i w:val="0"/>
+                <w:sz w:val="18"/>
+              </w:rPr>
+              <w:t>pie-chart/</w:t>
+            </w:r>
+            <w:r>
+              <w:rPr>
+                <w:rFonts w:ascii="BIZ UDPGothic" w:hAnsi="BIZ UDPGothic" w:eastAsia="BIZ UDPGothic"/>
+                <w:b w:val="0"/>
+                <w:i w:val="0"/>
+                <w:sz w:val="19"/>
+              </w:rPr>
+              <w:t xml:space="preserve"> 内の </w:t>
+            </w:r>
+            <w:r>
+              <w:rPr>
+                <w:rFonts w:ascii="BIZ UDGothic" w:hAnsi="BIZ UDGothic" w:eastAsia="BIZ UDGothic"/>
+                <w:b w:val="0"/>
+                <w:i w:val="0"/>
+                <w:sz w:val="18"/>
+              </w:rPr>
+              <w:t>npm install</w:t>
+            </w:r>
+            <w:r>
+              <w:rPr>
+                <w:rFonts w:ascii="BIZ UDPGothic" w:hAnsi="BIZ UDPGothic" w:eastAsia="BIZ UDPGothic"/>
+                <w:b w:val="0"/>
+                <w:i w:val="0"/>
+                <w:sz w:val="19"/>
+              </w:rPr>
+              <w:t>（overrides で vite@6 固定）を使っているか確認してください。リポジトリ直下で npm を実行していないかにも注意が必要です（1 章）。</w:t>
+            </w:r>
+          </w:p>
+        </w:tc>
+      </w:tr>
+      <w:tr>
+        <w:tc>
+          <w:tcPr>
+            <w:tcW w:type="dxa" w:w="4873"/>
+            <w:shd w:val="clear" w:color="auto" w:fill="F5F8FB"/>
+            <w:tcBorders>
+              <w:top w:val="single" w:sz="4" w:space="0" w:color="D7DEE5"/>
+              <w:left w:val="single" w:sz="4" w:space="0" w:color="D7DEE5"/>
+              <w:bottom w:val="single" w:sz="4" w:space="0" w:color="D7DEE5"/>
+              <w:right w:val="single" w:sz="4" w:space="0" w:color="D7DEE5"/>
+            </w:tcBorders>
+          </w:tcPr>
+          <w:p>
+            <w:r/>
+            <w:r>
+              <w:rPr>
+                <w:rFonts w:ascii="BIZ UDGothic" w:hAnsi="BIZ UDGothic" w:eastAsia="BIZ UDGothic"/>
+                <w:b w:val="0"/>
+                <w:i w:val="0"/>
+                <w:sz w:val="18"/>
+              </w:rPr>
+              <w:t>Non-numeric value at row N</w:t>
+            </w:r>
+            <w:r>
+              <w:rPr>
+                <w:rFonts w:ascii="BIZ UDPGothic" w:hAnsi="BIZ UDPGothic" w:eastAsia="BIZ UDPGothic"/>
+                <w:b w:val="0"/>
+                <w:i w:val="0"/>
+                <w:sz w:val="19"/>
+              </w:rPr>
+              <w:t xml:space="preserve"> で落ちる（Excel 入力）</w:t>
+            </w:r>
+          </w:p>
+        </w:tc>
+        <w:tc>
+          <w:tcPr>
+            <w:tcW w:type="dxa" w:w="4873"/>
+            <w:shd w:val="clear" w:color="auto" w:fill="F5F8FB"/>
+            <w:tcBorders>
+              <w:top w:val="single" w:sz="4" w:space="0" w:color="D7DEE5"/>
+              <w:left w:val="single" w:sz="4" w:space="0" w:color="D7DEE5"/>
+              <w:bottom w:val="single" w:sz="4" w:space="0" w:color="D7DEE5"/>
+              <w:right w:val="single" w:sz="4" w:space="0" w:color="D7DEE5"/>
+            </w:tcBorders>
+          </w:tcPr>
+          <w:p>
+            <w:r/>
+            <w:r>
+              <w:rPr>
+                <w:rFonts w:ascii="BIZ UDGothic" w:hAnsi="BIZ UDGothic" w:eastAsia="BIZ UDGothic"/>
+                <w:b w:val="0"/>
+                <w:i w:val="0"/>
+                <w:sz w:val="18"/>
+              </w:rPr>
+              <w:t>--range</w:t>
+            </w:r>
+            <w:r>
+              <w:rPr>
+                <w:rFonts w:ascii="BIZ UDPGothic" w:hAnsi="BIZ UDPGothic" w:eastAsia="BIZ UDPGothic"/>
+                <w:b w:val="0"/>
+                <w:i w:val="0"/>
+                <w:sz w:val="19"/>
+              </w:rPr>
+              <w:t xml:space="preserve"> に見出し行が混ざっています。データ行のみの範囲（例: </w:t>
+            </w:r>
+            <w:r>
+              <w:rPr>
+                <w:rFonts w:ascii="BIZ UDGothic" w:hAnsi="BIZ UDGothic" w:eastAsia="BIZ UDGothic"/>
+                <w:b w:val="0"/>
+                <w:i w:val="0"/>
+                <w:sz w:val="18"/>
+              </w:rPr>
+              <w:t>A2:B11</w:t>
+            </w:r>
+            <w:r>
+              <w:rPr>
+                <w:rFonts w:ascii="BIZ UDPGothic" w:hAnsi="BIZ UDPGothic" w:eastAsia="BIZ UDPGothic"/>
+                <w:b w:val="0"/>
+                <w:i w:val="0"/>
+                <w:sz w:val="19"/>
+              </w:rPr>
+              <w:t>）へ直してください（4 章）。</w:t>
+            </w:r>
+          </w:p>
+        </w:tc>
+      </w:tr>
+      <w:tr>
+        <w:tc>
+          <w:tcPr>
+            <w:tcW w:type="dxa" w:w="4873"/>
+            <w:tcBorders>
+              <w:top w:val="single" w:sz="4" w:space="0" w:color="D7DEE5"/>
+              <w:left w:val="single" w:sz="4" w:space="0" w:color="D7DEE5"/>
+              <w:bottom w:val="single" w:sz="4" w:space="0" w:color="D7DEE5"/>
+              <w:right w:val="single" w:sz="4" w:space="0" w:color="D7DEE5"/>
+            </w:tcBorders>
+          </w:tcPr>
+          <w:p>
+            <w:r/>
+            <w:r>
+              <w:rPr>
+                <w:rFonts w:ascii="BIZ UDGothic" w:hAnsi="BIZ UDGothic" w:eastAsia="BIZ UDGothic"/>
+                <w:b w:val="0"/>
+                <w:i w:val="0"/>
+                <w:sz w:val="18"/>
+              </w:rPr>
+              <w:t>--range</w:t>
+            </w:r>
+            <w:r>
+              <w:rPr>
+                <w:rFonts w:ascii="BIZ UDPGothic" w:hAnsi="BIZ UDPGothic" w:eastAsia="BIZ UDPGothic"/>
+                <w:b w:val="0"/>
+                <w:i w:val="0"/>
+                <w:sz w:val="19"/>
+              </w:rPr>
+              <w:t xml:space="preserve"> 指定でエラーになる</w:t>
+            </w:r>
+          </w:p>
+        </w:tc>
+        <w:tc>
+          <w:tcPr>
+            <w:tcW w:type="dxa" w:w="4873"/>
+            <w:tcBorders>
+              <w:top w:val="single" w:sz="4" w:space="0" w:color="D7DEE5"/>
+              <w:left w:val="single" w:sz="4" w:space="0" w:color="D7DEE5"/>
+              <w:bottom w:val="single" w:sz="4" w:space="0" w:color="D7DEE5"/>
+              <w:right w:val="single" w:sz="4" w:space="0" w:color="D7DEE5"/>
+            </w:tcBorders>
+          </w:tcPr>
+          <w:p>
+            <w:r/>
+            <w:r>
+              <w:rPr>
+                <w:rFonts w:ascii="BIZ UDPGothic" w:hAnsi="BIZ UDPGothic" w:eastAsia="BIZ UDPGothic"/>
+                <w:b w:val="0"/>
+                <w:i w:val="0"/>
+                <w:sz w:val="19"/>
+              </w:rPr>
+              <w:t>範囲が 2 列固定（左=name、右=value）になっているか確認してください。3 列以上・1 列はエラーです（4 章）。</w:t>
+            </w:r>
+          </w:p>
+        </w:tc>
+      </w:tr>
+      <w:tr>
+        <w:tc>
+          <w:tcPr>
+            <w:tcW w:type="dxa" w:w="4873"/>
+            <w:shd w:val="clear" w:color="auto" w:fill="F5F8FB"/>
+            <w:tcBorders>
+              <w:top w:val="single" w:sz="4" w:space="0" w:color="D7DEE5"/>
+              <w:left w:val="single" w:sz="4" w:space="0" w:color="D7DEE5"/>
+              <w:bottom w:val="single" w:sz="4" w:space="0" w:color="D7DEE5"/>
+              <w:right w:val="single" w:sz="4" w:space="0" w:color="D7DEE5"/>
+            </w:tcBorders>
+          </w:tcPr>
+          <w:p>
+            <w:r/>
+            <w:r>
+              <w:rPr>
+                <w:rFonts w:ascii="BIZ UDPGothic" w:hAnsi="BIZ UDPGothic" w:eastAsia="BIZ UDPGothic"/>
+                <w:b w:val="0"/>
+                <w:i w:val="0"/>
+                <w:sz w:val="19"/>
+              </w:rPr>
+              <w:t xml:space="preserve">DB 入力で </w:t>
+            </w:r>
+            <w:r>
+              <w:rPr>
+                <w:rFonts w:ascii="BIZ UDGothic" w:hAnsi="BIZ UDGothic" w:eastAsia="BIZ UDGothic"/>
+                <w:b w:val="0"/>
+                <w:i w:val="0"/>
+                <w:sz w:val="18"/>
+              </w:rPr>
+              <w:t>msnodesqlv8</w:t>
+            </w:r>
+            <w:r>
+              <w:rPr>
+                <w:rFonts w:ascii="BIZ UDPGothic" w:hAnsi="BIZ UDPGothic" w:eastAsia="BIZ UDPGothic"/>
+                <w:b w:val="0"/>
+                <w:i w:val="0"/>
+                <w:sz w:val="19"/>
+              </w:rPr>
+              <w:t xml:space="preserve"> が見つからないと言われる</w:t>
+            </w:r>
+          </w:p>
+        </w:tc>
+        <w:tc>
+          <w:tcPr>
+            <w:tcW w:type="dxa" w:w="4873"/>
+            <w:shd w:val="clear" w:color="auto" w:fill="F5F8FB"/>
+            <w:tcBorders>
+              <w:top w:val="single" w:sz="4" w:space="0" w:color="D7DEE5"/>
+              <w:left w:val="single" w:sz="4" w:space="0" w:color="D7DEE5"/>
+              <w:bottom w:val="single" w:sz="4" w:space="0" w:color="D7DEE5"/>
+              <w:right w:val="single" w:sz="4" w:space="0" w:color="D7DEE5"/>
+            </w:tcBorders>
+          </w:tcPr>
+          <w:p>
+            <w:r/>
+            <w:r>
+              <w:rPr>
+                <w:rFonts w:ascii="BIZ UDGothic" w:hAnsi="BIZ UDGothic" w:eastAsia="BIZ UDGothic"/>
+                <w:b w:val="0"/>
+                <w:i w:val="0"/>
+                <w:sz w:val="18"/>
+              </w:rPr>
+              <w:t>msnodesqlv8</w:t>
+            </w:r>
+            <w:r>
+              <w:rPr>
+                <w:rFonts w:ascii="BIZ UDPGothic" w:hAnsi="BIZ UDPGothic" w:eastAsia="BIZ UDPGothic"/>
+                <w:b w:val="0"/>
+                <w:i w:val="0"/>
+                <w:sz w:val="19"/>
+              </w:rPr>
+              <w:t xml:space="preserve"> は任意依存で既定では入りません。DB 入力を使う端末でのみ導入してください（5 章・7 章）。</w:t>
+            </w:r>
+          </w:p>
+        </w:tc>
+      </w:tr>
+      <w:tr>
+        <w:tc>
+          <w:tcPr>
+            <w:tcW w:type="dxa" w:w="4873"/>
+            <w:tcBorders>
+              <w:top w:val="single" w:sz="4" w:space="0" w:color="D7DEE5"/>
+              <w:left w:val="single" w:sz="4" w:space="0" w:color="D7DEE5"/>
+              <w:bottom w:val="single" w:sz="4" w:space="0" w:color="D7DEE5"/>
+              <w:right w:val="single" w:sz="4" w:space="0" w:color="D7DEE5"/>
+            </w:tcBorders>
+          </w:tcPr>
+          <w:p>
+            <w:r/>
+            <w:r>
+              <w:rPr>
+                <w:rFonts w:ascii="BIZ UDPGothic" w:hAnsi="BIZ UDPGothic" w:eastAsia="BIZ UDPGothic"/>
+                <w:b w:val="0"/>
+                <w:i w:val="0"/>
+                <w:sz w:val="19"/>
+              </w:rPr>
+              <w:t>DB 接続に失敗する</w:t>
+            </w:r>
+          </w:p>
+        </w:tc>
+        <w:tc>
+          <w:tcPr>
+            <w:tcW w:type="dxa" w:w="4873"/>
+            <w:tcBorders>
+              <w:top w:val="single" w:sz="4" w:space="0" w:color="D7DEE5"/>
+              <w:left w:val="single" w:sz="4" w:space="0" w:color="D7DEE5"/>
+              <w:bottom w:val="single" w:sz="4" w:space="0" w:color="D7DEE5"/>
+              <w:right w:val="single" w:sz="4" w:space="0" w:color="D7DEE5"/>
+            </w:tcBorders>
+          </w:tcPr>
+          <w:p>
+            <w:r/>
+            <w:r>
+              <w:rPr>
+                <w:rFonts w:ascii="BIZ UDPGothic" w:hAnsi="BIZ UDPGothic" w:eastAsia="BIZ UDPGothic"/>
+                <w:b w:val="0"/>
+                <w:i w:val="0"/>
+                <w:sz w:val="19"/>
+              </w:rPr>
+              <w:t>Windows 統合認証固定のため、実行ユーザーに対象 DB の参照権限が必要です。</w:t>
+            </w:r>
+            <w:r>
+              <w:rPr>
+                <w:rFonts w:ascii="BIZ UDGothic" w:hAnsi="BIZ UDGothic" w:eastAsia="BIZ UDGothic"/>
+                <w:b w:val="0"/>
+                <w:i w:val="0"/>
+                <w:sz w:val="18"/>
+              </w:rPr>
+              <w:t>--db-server</w:t>
+            </w:r>
+            <w:r>
+              <w:rPr>
+                <w:rFonts w:ascii="BIZ UDPGothic" w:hAnsi="BIZ UDPGothic" w:eastAsia="BIZ UDPGothic"/>
+                <w:b w:val="0"/>
+                <w:i w:val="0"/>
+                <w:sz w:val="19"/>
+              </w:rPr>
+              <w:t xml:space="preserve"> / </w:t>
+            </w:r>
+            <w:r>
+              <w:rPr>
+                <w:rFonts w:ascii="BIZ UDGothic" w:hAnsi="BIZ UDGothic" w:eastAsia="BIZ UDGothic"/>
+                <w:b w:val="0"/>
+                <w:i w:val="0"/>
+                <w:sz w:val="18"/>
+              </w:rPr>
+              <w:t>--db-name</w:t>
+            </w:r>
+            <w:r>
+              <w:rPr>
+                <w:rFonts w:ascii="BIZ UDPGothic" w:hAnsi="BIZ UDPGothic" w:eastAsia="BIZ UDPGothic"/>
+                <w:b w:val="0"/>
+                <w:i w:val="0"/>
+                <w:sz w:val="19"/>
+              </w:rPr>
+              <w:t xml:space="preserve">（または env </w:t>
+            </w:r>
+            <w:r>
+              <w:rPr>
+                <w:rFonts w:ascii="BIZ UDGothic" w:hAnsi="BIZ UDGothic" w:eastAsia="BIZ UDGothic"/>
+                <w:b w:val="0"/>
+                <w:i w:val="0"/>
+                <w:sz w:val="18"/>
+              </w:rPr>
+              <w:t>DB_SERVER</w:t>
+            </w:r>
+            <w:r>
+              <w:rPr>
+                <w:rFonts w:ascii="BIZ UDPGothic" w:hAnsi="BIZ UDPGothic" w:eastAsia="BIZ UDPGothic"/>
+                <w:b w:val="0"/>
+                <w:i w:val="0"/>
+                <w:sz w:val="19"/>
+              </w:rPr>
+              <w:t xml:space="preserve"> / </w:t>
+            </w:r>
+            <w:r>
+              <w:rPr>
+                <w:rFonts w:ascii="BIZ UDGothic" w:hAnsi="BIZ UDGothic" w:eastAsia="BIZ UDGothic"/>
+                <w:b w:val="0"/>
+                <w:i w:val="0"/>
+                <w:sz w:val="18"/>
+              </w:rPr>
+              <w:t>DB_NAME</w:t>
+            </w:r>
+            <w:r>
+              <w:rPr>
+                <w:rFonts w:ascii="BIZ UDPGothic" w:hAnsi="BIZ UDPGothic" w:eastAsia="BIZ UDPGothic"/>
+                <w:b w:val="0"/>
+                <w:i w:val="0"/>
+                <w:sz w:val="19"/>
+              </w:rPr>
+              <w:t xml:space="preserve">）と ODBC ドライバ名（既定 </w:t>
+            </w:r>
+            <w:r>
+              <w:rPr>
+                <w:rFonts w:ascii="BIZ UDGothic" w:hAnsi="BIZ UDGothic" w:eastAsia="BIZ UDGothic"/>
+                <w:b w:val="0"/>
+                <w:i w:val="0"/>
+                <w:sz w:val="18"/>
+              </w:rPr>
+              <w:t>ODBC Driver 17 for SQL Server</w:t>
+            </w:r>
+            <w:r>
+              <w:rPr>
+                <w:rFonts w:ascii="BIZ UDPGothic" w:hAnsi="BIZ UDPGothic" w:eastAsia="BIZ UDPGothic"/>
+                <w:b w:val="0"/>
+                <w:i w:val="0"/>
+                <w:sz w:val="19"/>
+              </w:rPr>
+              <w:t>）を確認してください。</w:t>
+            </w:r>
+          </w:p>
+        </w:tc>
+      </w:tr>
+      <w:tr>
+        <w:tc>
+          <w:tcPr>
+            <w:tcW w:type="dxa" w:w="4873"/>
+            <w:shd w:val="clear" w:color="auto" w:fill="F5F8FB"/>
+            <w:tcBorders>
+              <w:top w:val="single" w:sz="4" w:space="0" w:color="D7DEE5"/>
+              <w:left w:val="single" w:sz="4" w:space="0" w:color="D7DEE5"/>
+              <w:bottom w:val="single" w:sz="4" w:space="0" w:color="D7DEE5"/>
+              <w:right w:val="single" w:sz="4" w:space="0" w:color="D7DEE5"/>
+            </w:tcBorders>
+          </w:tcPr>
+          <w:p>
+            <w:r/>
+            <w:r>
+              <w:rPr>
+                <w:rFonts w:ascii="BIZ UDGothic" w:hAnsi="BIZ UDGothic" w:eastAsia="BIZ UDGothic"/>
+                <w:b w:val="0"/>
+                <w:i w:val="0"/>
+                <w:sz w:val="18"/>
+              </w:rPr>
+              <w:t>verify</w:t>
+            </w:r>
+            <w:r>
+              <w:rPr>
+                <w:rFonts w:ascii="BIZ UDPGothic" w:hAnsi="BIZ UDPGothic" w:eastAsia="BIZ UDPGothic"/>
+                <w:b w:val="0"/>
+                <w:i w:val="0"/>
+                <w:sz w:val="19"/>
+              </w:rPr>
+              <w:t xml:space="preserve"> が「ファイルが無い」旨のエラーになる</w:t>
+            </w:r>
+          </w:p>
+        </w:tc>
+        <w:tc>
+          <w:tcPr>
+            <w:tcW w:type="dxa" w:w="4873"/>
+            <w:shd w:val="clear" w:color="auto" w:fill="F5F8FB"/>
+            <w:tcBorders>
+              <w:top w:val="single" w:sz="4" w:space="0" w:color="D7DEE5"/>
+              <w:left w:val="single" w:sz="4" w:space="0" w:color="D7DEE5"/>
+              <w:bottom w:val="single" w:sz="4" w:space="0" w:color="D7DEE5"/>
+              <w:right w:val="single" w:sz="4" w:space="0" w:color="D7DEE5"/>
+            </w:tcBorders>
+          </w:tcPr>
+          <w:p>
+            <w:r/>
+            <w:r>
+              <w:rPr>
+                <w:rFonts w:ascii="BIZ UDPGothic" w:hAnsi="BIZ UDPGothic" w:eastAsia="BIZ UDPGothic"/>
+                <w:b w:val="0"/>
+                <w:i w:val="0"/>
+                <w:sz w:val="19"/>
+              </w:rPr>
+              <w:t xml:space="preserve">先に </w:t>
+            </w:r>
+            <w:r>
+              <w:rPr>
+                <w:rFonts w:ascii="BIZ UDGothic" w:hAnsi="BIZ UDGothic" w:eastAsia="BIZ UDGothic"/>
+                <w:b w:val="0"/>
+                <w:i w:val="0"/>
+                <w:sz w:val="18"/>
+              </w:rPr>
+              <w:t>npm run batch</w:t>
+            </w:r>
+            <w:r>
+              <w:rPr>
+                <w:rFonts w:ascii="BIZ UDPGothic" w:hAnsi="BIZ UDPGothic" w:eastAsia="BIZ UDPGothic"/>
+                <w:b w:val="0"/>
+                <w:i w:val="0"/>
+                <w:sz w:val="19"/>
+              </w:rPr>
+              <w:t xml:space="preserve"> で SVG を生成してください。</w:t>
+            </w:r>
+            <w:r>
+              <w:rPr>
+                <w:rFonts w:ascii="BIZ UDGothic" w:hAnsi="BIZ UDGothic" w:eastAsia="BIZ UDGothic"/>
+                <w:b w:val="0"/>
+                <w:i w:val="0"/>
+                <w:sz w:val="18"/>
+              </w:rPr>
+              <w:t>verify</w:t>
+            </w:r>
+            <w:r>
+              <w:rPr>
+                <w:rFonts w:ascii="BIZ UDPGothic" w:hAnsi="BIZ UDPGothic" w:eastAsia="BIZ UDPGothic"/>
+                <w:b w:val="0"/>
+                <w:i w:val="0"/>
+                <w:sz w:val="19"/>
+              </w:rPr>
+              <w:t xml:space="preserve"> は生成済み </w:t>
+            </w:r>
+            <w:r>
+              <w:rPr>
+                <w:rFonts w:ascii="BIZ UDGothic" w:hAnsi="BIZ UDGothic" w:eastAsia="BIZ UDGothic"/>
+                <w:b w:val="0"/>
+                <w:i w:val="0"/>
+                <w:sz w:val="18"/>
+              </w:rPr>
+              <w:t>out/svg_js</w:t>
+            </w:r>
+            <w:r>
+              <w:rPr>
+                <w:rFonts w:ascii="BIZ UDPGothic" w:hAnsi="BIZ UDPGothic" w:eastAsia="BIZ UDPGothic"/>
+                <w:b w:val="0"/>
+                <w:i w:val="0"/>
+                <w:sz w:val="19"/>
+              </w:rPr>
+              <w:t xml:space="preserve"> を読むだけです（6 章）。</w:t>
+            </w:r>
+          </w:p>
+        </w:tc>
+      </w:tr>
+      <w:tr>
+        <w:tc>
+          <w:tcPr>
+            <w:tcW w:type="dxa" w:w="4873"/>
+            <w:tcBorders>
+              <w:top w:val="single" w:sz="4" w:space="0" w:color="D7DEE5"/>
+              <w:left w:val="single" w:sz="4" w:space="0" w:color="D7DEE5"/>
+              <w:bottom w:val="single" w:sz="4" w:space="0" w:color="D7DEE5"/>
+              <w:right w:val="single" w:sz="4" w:space="0" w:color="D7DEE5"/>
+            </w:tcBorders>
+          </w:tcPr>
+          <w:p>
+            <w:r/>
+            <w:r>
+              <w:rPr>
+                <w:rFonts w:ascii="BIZ UDGothic" w:hAnsi="BIZ UDGothic" w:eastAsia="BIZ UDGothic"/>
+                <w:b w:val="0"/>
+                <w:i w:val="0"/>
+                <w:sz w:val="18"/>
+              </w:rPr>
+              <w:t>verify</w:t>
+            </w:r>
+            <w:r>
+              <w:rPr>
+                <w:rFonts w:ascii="BIZ UDPGothic" w:hAnsi="BIZ UDPGothic" w:eastAsia="BIZ UDPGothic"/>
+                <w:b w:val="0"/>
+                <w:i w:val="0"/>
+                <w:sz w:val="19"/>
+              </w:rPr>
+              <w:t xml:space="preserve"> で警告が出た</w:t>
+            </w:r>
+          </w:p>
+        </w:tc>
+        <w:tc>
+          <w:tcPr>
+            <w:tcW w:type="dxa" w:w="4873"/>
+            <w:tcBorders>
+              <w:top w:val="single" w:sz="4" w:space="0" w:color="D7DEE5"/>
+              <w:left w:val="single" w:sz="4" w:space="0" w:color="D7DEE5"/>
+              <w:bottom w:val="single" w:sz="4" w:space="0" w:color="D7DEE5"/>
+              <w:right w:val="single" w:sz="4" w:space="0" w:color="D7DEE5"/>
+            </w:tcBorders>
+          </w:tcPr>
+          <w:p>
+            <w:r/>
+            <w:r>
+              <w:rPr>
+                <w:rFonts w:ascii="BIZ UDPGothic" w:hAnsi="BIZ UDPGothic" w:eastAsia="BIZ UDPGothic"/>
+                <w:b w:val="0"/>
+                <w:i w:val="0"/>
+                <w:sz w:val="19"/>
+              </w:rPr>
+              <w:t>既知の WARN 6/83（計 11 件）以内なら正常です。件数が</w:t>
+            </w:r>
+            <w:r>
+              <w:rPr>
+                <w:rFonts w:ascii="BIZ UDPGothic" w:hAnsi="BIZ UDPGothic" w:eastAsia="BIZ UDPGothic"/>
+                <w:b/>
+                <w:i w:val="0"/>
+                <w:sz w:val="19"/>
+              </w:rPr>
+              <w:t>増えた</w:t>
+            </w:r>
+            <w:r>
+              <w:rPr>
+                <w:rFonts w:ascii="BIZ UDPGothic" w:hAnsi="BIZ UDPGothic" w:eastAsia="BIZ UDPGothic"/>
+                <w:b w:val="0"/>
+                <w:i w:val="0"/>
+                <w:sz w:val="19"/>
+              </w:rPr>
+              <w:t>場合のみ変更内容を疑い、</w:t>
+            </w:r>
+            <w:r>
+              <w:rPr>
+                <w:rFonts w:ascii="BIZ UDGothic" w:hAnsi="BIZ UDGothic" w:eastAsia="BIZ UDGothic"/>
+                <w:b w:val="0"/>
+                <w:i w:val="0"/>
+                <w:sz w:val="18"/>
+              </w:rPr>
+              <w:t>pie-chart/README.md</w:t>
+            </w:r>
+            <w:r>
+              <w:rPr>
+                <w:rFonts w:ascii="BIZ UDPGothic" w:hAnsi="BIZ UDPGothic" w:eastAsia="BIZ UDPGothic"/>
+                <w:b w:val="0"/>
+                <w:i w:val="0"/>
+                <w:sz w:val="19"/>
+              </w:rPr>
+              <w:t xml:space="preserve"> の現況節と突き合わせてください（6 章）。</w:t>
+            </w:r>
+          </w:p>
+        </w:tc>
+      </w:tr>
+      <w:tr>
+        <w:tc>
+          <w:tcPr>
+            <w:tcW w:type="dxa" w:w="4873"/>
+            <w:shd w:val="clear" w:color="auto" w:fill="F5F8FB"/>
+            <w:tcBorders>
+              <w:top w:val="single" w:sz="4" w:space="0" w:color="D7DEE5"/>
+              <w:left w:val="single" w:sz="4" w:space="0" w:color="D7DEE5"/>
+              <w:bottom w:val="single" w:sz="4" w:space="0" w:color="D7DEE5"/>
+              <w:right w:val="single" w:sz="4" w:space="0" w:color="D7DEE5"/>
+            </w:tcBorders>
+          </w:tcPr>
+          <w:p>
+            <w:r/>
+            <w:r>
+              <w:rPr>
+                <w:rFonts w:ascii="BIZ UDPGothic" w:hAnsi="BIZ UDPGothic" w:eastAsia="BIZ UDPGothic"/>
+                <w:b w:val="0"/>
+                <w:i w:val="0"/>
+                <w:sz w:val="19"/>
+              </w:rPr>
+              <w:t>exe 実行時に SmartScreen で止まる</w:t>
+            </w:r>
+          </w:p>
+        </w:tc>
+        <w:tc>
+          <w:tcPr>
+            <w:tcW w:type="dxa" w:w="4873"/>
+            <w:shd w:val="clear" w:color="auto" w:fill="F5F8FB"/>
+            <w:tcBorders>
+              <w:top w:val="single" w:sz="4" w:space="0" w:color="D7DEE5"/>
+              <w:left w:val="single" w:sz="4" w:space="0" w:color="D7DEE5"/>
+              <w:bottom w:val="single" w:sz="4" w:space="0" w:color="D7DEE5"/>
+              <w:right w:val="single" w:sz="4" w:space="0" w:color="D7DEE5"/>
+            </w:tcBorders>
+          </w:tcPr>
+          <w:p>
+            <w:r/>
+            <w:r>
+              <w:rPr>
+                <w:rFonts w:ascii="BIZ UDPGothic" w:hAnsi="BIZ UDPGothic" w:eastAsia="BIZ UDPGothic"/>
+                <w:b w:val="0"/>
+                <w:i w:val="0"/>
+                <w:sz w:val="19"/>
+              </w:rPr>
+              <w:t xml:space="preserve">同梱 </w:t>
+            </w:r>
+            <w:r>
+              <w:rPr>
+                <w:rFonts w:ascii="BIZ UDGothic" w:hAnsi="BIZ UDGothic" w:eastAsia="BIZ UDGothic"/>
+                <w:b w:val="0"/>
+                <w:i w:val="0"/>
+                <w:sz w:val="18"/>
+              </w:rPr>
+              <w:t>pie-chart-codesign.cer</w:t>
+            </w:r>
+            <w:r>
+              <w:rPr>
+                <w:rFonts w:ascii="BIZ UDPGothic" w:hAnsi="BIZ UDPGothic" w:eastAsia="BIZ UDPGothic"/>
+                <w:b w:val="0"/>
+                <w:i w:val="0"/>
+                <w:sz w:val="19"/>
+              </w:rPr>
+              <w:t xml:space="preserve"> を配布先で信頼登録してください（7 章の </w:t>
+            </w:r>
+            <w:r>
+              <w:rPr>
+                <w:rFonts w:ascii="BIZ UDGothic" w:hAnsi="BIZ UDGothic" w:eastAsia="BIZ UDGothic"/>
+                <w:b w:val="0"/>
+                <w:i w:val="0"/>
+                <w:sz w:val="18"/>
+              </w:rPr>
+              <w:t>certutil</w:t>
+            </w:r>
+            <w:r>
+              <w:rPr>
+                <w:rFonts w:ascii="BIZ UDPGothic" w:hAnsi="BIZ UDPGothic" w:eastAsia="BIZ UDPGothic"/>
+                <w:b w:val="0"/>
+                <w:i w:val="0"/>
+                <w:sz w:val="19"/>
+              </w:rPr>
+              <w:t xml:space="preserve"> 2 行）。</w:t>
+            </w:r>
+          </w:p>
+        </w:tc>
+      </w:tr>
+      <w:tr>
+        <w:tc>
+          <w:tcPr>
+            <w:tcW w:type="dxa" w:w="4873"/>
+            <w:tcBorders>
+              <w:top w:val="single" w:sz="4" w:space="0" w:color="D7DEE5"/>
+              <w:left w:val="single" w:sz="4" w:space="0" w:color="D7DEE5"/>
+              <w:bottom w:val="single" w:sz="4" w:space="0" w:color="D7DEE5"/>
+              <w:right w:val="single" w:sz="4" w:space="0" w:color="D7DEE5"/>
+            </w:tcBorders>
+          </w:tcPr>
+          <w:p>
+            <w:r/>
+            <w:r>
+              <w:rPr>
+                <w:rFonts w:ascii="BIZ UDPGothic" w:hAnsi="BIZ UDPGothic" w:eastAsia="BIZ UDPGothic"/>
+                <w:b w:val="0"/>
+                <w:i w:val="0"/>
+                <w:sz w:val="19"/>
+              </w:rPr>
+              <w:t>exe で生成した SVG のファイルサイズが大きい</w:t>
+            </w:r>
+          </w:p>
+        </w:tc>
+        <w:tc>
+          <w:tcPr>
+            <w:tcW w:type="dxa" w:w="4873"/>
+            <w:tcBorders>
+              <w:top w:val="single" w:sz="4" w:space="0" w:color="D7DEE5"/>
+              <w:left w:val="single" w:sz="4" w:space="0" w:color="D7DEE5"/>
+              <w:bottom w:val="single" w:sz="4" w:space="0" w:color="D7DEE5"/>
+              <w:right w:val="single" w:sz="4" w:space="0" w:color="D7DEE5"/>
+            </w:tcBorders>
+          </w:tcPr>
+          <w:p>
+            <w:r/>
+            <w:r>
+              <w:rPr>
+                <w:rFonts w:ascii="BIZ UDGothic" w:hAnsi="BIZ UDGothic" w:eastAsia="BIZ UDGothic"/>
+                <w:b w:val="0"/>
+                <w:i w:val="0"/>
+                <w:sz w:val="18"/>
+              </w:rPr>
+              <w:t>fonts/</w:t>
+            </w:r>
+            <w:r>
+              <w:rPr>
+                <w:rFonts w:ascii="BIZ UDPGothic" w:hAnsi="BIZ UDPGothic" w:eastAsia="BIZ UDPGothic"/>
+                <w:b w:val="0"/>
+                <w:i w:val="0"/>
+                <w:sz w:val="19"/>
+              </w:rPr>
+              <w:t xml:space="preserve"> と </w:t>
+            </w:r>
+            <w:r>
+              <w:rPr>
+                <w:rFonts w:ascii="BIZ UDGothic" w:hAnsi="BIZ UDGothic" w:eastAsia="BIZ UDGothic"/>
+                <w:b w:val="0"/>
+                <w:i w:val="0"/>
+                <w:sz w:val="18"/>
+              </w:rPr>
+              <w:t>node_modules/</w:t>
+            </w:r>
+            <w:r>
+              <w:rPr>
+                <w:rFonts w:ascii="BIZ UDPGothic" w:hAnsi="BIZ UDPGothic" w:eastAsia="BIZ UDPGothic"/>
+                <w:b w:val="0"/>
+                <w:i w:val="0"/>
+                <w:sz w:val="19"/>
+              </w:rPr>
+              <w:t xml:space="preserve"> が exe と同じ場所に無く、フォントのサブセット埋込が効いていません。</w:t>
+            </w:r>
+            <w:r>
+              <w:rPr>
+                <w:rFonts w:ascii="BIZ UDGothic" w:hAnsi="BIZ UDGothic" w:eastAsia="BIZ UDGothic"/>
+                <w:b w:val="0"/>
+                <w:i w:val="0"/>
+                <w:sz w:val="18"/>
+              </w:rPr>
+              <w:t>dist-exe/</w:t>
+            </w:r>
+            <w:r>
+              <w:rPr>
+                <w:rFonts w:ascii="BIZ UDPGothic" w:hAnsi="BIZ UDPGothic" w:eastAsia="BIZ UDPGothic"/>
+                <w:b w:val="0"/>
+                <w:i w:val="0"/>
+                <w:sz w:val="19"/>
+              </w:rPr>
+              <w:t xml:space="preserve"> フォルダごと配布し直してください（7 章）。</w:t>
+            </w:r>
+          </w:p>
+        </w:tc>
+      </w:tr>
+      <w:tr>
+        <w:tc>
+          <w:tcPr>
+            <w:tcW w:type="dxa" w:w="4873"/>
+            <w:shd w:val="clear" w:color="auto" w:fill="F5F8FB"/>
+            <w:tcBorders>
+              <w:top w:val="single" w:sz="4" w:space="0" w:color="D7DEE5"/>
+              <w:left w:val="single" w:sz="4" w:space="0" w:color="D7DEE5"/>
+              <w:bottom w:val="single" w:sz="4" w:space="0" w:color="D7DEE5"/>
+              <w:right w:val="single" w:sz="4" w:space="0" w:color="D7DEE5"/>
+            </w:tcBorders>
+          </w:tcPr>
+          <w:p>
+            <w:r/>
+            <w:r>
+              <w:rPr>
+                <w:rFonts w:ascii="BIZ UDPGothic" w:hAnsi="BIZ UDPGothic" w:eastAsia="BIZ UDPGothic"/>
+                <w:b w:val="0"/>
+                <w:i w:val="0"/>
+                <w:sz w:val="19"/>
+              </w:rPr>
+              <w:t>生成した SVG の文字が化ける / 別フォントになる</w:t>
+            </w:r>
+          </w:p>
+        </w:tc>
+        <w:tc>
+          <w:tcPr>
+            <w:tcW w:type="dxa" w:w="4873"/>
+            <w:shd w:val="clear" w:color="auto" w:fill="F5F8FB"/>
+            <w:tcBorders>
+              <w:top w:val="single" w:sz="4" w:space="0" w:color="D7DEE5"/>
+              <w:left w:val="single" w:sz="4" w:space="0" w:color="D7DEE5"/>
+              <w:bottom w:val="single" w:sz="4" w:space="0" w:color="D7DEE5"/>
+              <w:right w:val="single" w:sz="4" w:space="0" w:color="D7DEE5"/>
+            </w:tcBorders>
+          </w:tcPr>
+          <w:p>
+            <w:r/>
+            <w:r>
+              <w:rPr>
+                <w:rFonts w:ascii="BIZ UDPGothic" w:hAnsi="BIZ UDPGothic" w:eastAsia="BIZ UDPGothic"/>
+                <w:b w:val="0"/>
+                <w:i w:val="0"/>
+                <w:sz w:val="19"/>
+              </w:rPr>
+              <w:t>SVG にはフォントが埋め込まれているため通常は起きません。埋込に失敗した環境（上の行と同じ原因）が疑われます。</w:t>
             </w:r>
           </w:p>
         </w:tc>
